--- a/worksheets/PR_L05_ConditionControlledLoops_Worksheet.docx
+++ b/worksheets/PR_L05_ConditionControlledLoops_Worksheet.docx
@@ -59,7 +59,7 @@
                 <w:sz w:val="38"/>
                 <w:szCs w:val="38"/>
               </w:rPr>
-              <w:t xml:space="preserve">Condition-controlled iteration: the while loop</w:t>
+              <w:t xml:space="preserve">Condition-controlled loops</w:t>
             </w:r>
           </w:p>
           <w:p>
@@ -340,7 +340,7 @@
                 <w:sz w:val="21"/>
                 <w:szCs w:val="21"/>
               </w:rPr>
-              <w:t xml:space="preserve"> you tap the badge.</w:t>
+              <w:t xml:space="preserve"> you start the programs.</w:t>
             </w:r>
           </w:p>
           <w:p>
@@ -363,7 +363,7 @@
                 <w:sz w:val="21"/>
                 <w:szCs w:val="21"/>
               </w:rPr>
-              <w:t xml:space="preserve">Tap the badge and answer the questions on screen. Your first answer is the one that counts.</w:t>
+              <w:t xml:space="preserve">Plan the task on this sheet, then write the program in the editor and press Run to try it.</w:t>
             </w:r>
           </w:p>
           <w:p>
@@ -386,77 +386,30 @@
                 <w:sz w:val="21"/>
                 <w:szCs w:val="21"/>
               </w:rPr>
-              <w:t xml:space="preserve">When the score screen appears, copy your score into the yellow box straight away.</w:t>
+              <w:t xml:space="preserve">Press Check to mark it. You can change your program and check again as often as you like - your best mark is the one that is kept.</w:t>
             </w:r>
           </w:p>
           <w:p>
             <w:pPr>
-              <w:spacing w:after="60" w:before="160"/>
+              <w:spacing w:after="60" w:before="60"/>
             </w:pPr>
             <w:r>
               <w:rPr>
                 <w:rFonts w:ascii="Arial" w:cs="Arial" w:eastAsia="Arial" w:hAnsi="Arial"/>
                 <w:b/>
                 <w:bCs/>
-                <w:color w:val="1C2C4A"/>
                 <w:sz w:val="21"/>
                 <w:szCs w:val="21"/>
               </w:rPr>
-              <w:t xml:space="preserve">By the end of the lesson I will:</w:t>
-            </w:r>
-          </w:p>
-          <w:p>
-            <w:pPr>
-              <w:pStyle w:val="ListParagraph"/>
-              <w:numPr>
-                <w:ilvl w:val="0"/>
-                <w:numId w:val="2"/>
-              </w:numPr>
-              <w:spacing w:after="20" w:before="20"/>
-            </w:pPr>
+              <w:t xml:space="preserve">5.  </w:t>
+            </w:r>
             <w:r>
               <w:rPr>
                 <w:rFonts w:ascii="Arial" w:cs="Arial" w:eastAsia="Arial" w:hAnsi="Arial"/>
                 <w:sz w:val="21"/>
                 <w:szCs w:val="21"/>
               </w:rPr>
-              <w:t xml:space="preserve">know how to write a while loop and what makes it stop repeating</w:t>
-            </w:r>
-          </w:p>
-          <w:p>
-            <w:pPr>
-              <w:pStyle w:val="ListParagraph"/>
-              <w:numPr>
-                <w:ilvl w:val="0"/>
-                <w:numId w:val="2"/>
-              </w:numPr>
-              <w:spacing w:after="20" w:before="20"/>
-            </w:pPr>
-            <w:r>
-              <w:rPr>
-                <w:rFonts w:ascii="Arial" w:cs="Arial" w:eastAsia="Arial" w:hAnsi="Arial"/>
-                <w:sz w:val="21"/>
-                <w:szCs w:val="21"/>
-              </w:rPr>
-              <w:t xml:space="preserve">understand how a validation loop keeps asking until the value typed in is acceptable</w:t>
-            </w:r>
-          </w:p>
-          <w:p>
-            <w:pPr>
-              <w:pStyle w:val="ListParagraph"/>
-              <w:numPr>
-                <w:ilvl w:val="0"/>
-                <w:numId w:val="2"/>
-              </w:numPr>
-              <w:spacing w:after="20" w:before="20"/>
-            </w:pPr>
-            <w:r>
-              <w:rPr>
-                <w:rFonts w:ascii="Arial" w:cs="Arial" w:eastAsia="Arial" w:hAnsi="Arial"/>
-                <w:sz w:val="21"/>
-                <w:szCs w:val="21"/>
-              </w:rPr>
-              <w:t xml:space="preserve">know how a sentinel value ends a loop when the amount of data is not known in advance</w:t>
+              <w:t xml:space="preserve">Read the tests that failed: each one says what was expected and what your program printed.</w:t>
             </w:r>
           </w:p>
         </w:tc>
@@ -1364,7 +1317,7 @@
                 <w:sz w:val="21"/>
                 <w:szCs w:val="21"/>
               </w:rPr>
-              <w:t xml:space="preserve">A loop whose condition never becomes False is an infinite loop, and it will freeze the program.</w:t>
+              <w:t xml:space="preserve">A loop whose condition never becomes False will freeze the program, and is called an...</w:t>
             </w:r>
           </w:p>
           <w:tbl>
@@ -2250,7 +2203,7 @@
                 <w:sz w:val="21"/>
                 <w:szCs w:val="21"/>
               </w:rPr>
-              <w:t xml:space="preserve">This shape has a name of its own: input validation, which is the heart of topic 2.3.</w:t>
+              <w:t xml:space="preserve">A loop that keeps asking until the value is acceptable has a name of its own, and it is the heart of topic 2.3:...</w:t>
             </w:r>
           </w:p>
           <w:tbl>
@@ -3136,7 +3089,7 @@
                 <w:sz w:val="21"/>
                 <w:szCs w:val="21"/>
               </w:rPr>
-              <w:t xml:space="preserve">Sentinel means guard: the value stands at the end of the data keeping watch.</w:t>
+              <w:t xml:space="preserve">Sentinel means guard, because the value stands at the end of the data...</w:t>
             </w:r>
           </w:p>
           <w:tbl>
@@ -4022,7 +3975,7 @@
                 <w:sz w:val="21"/>
                 <w:szCs w:val="21"/>
               </w:rPr>
-              <w:t xml:space="preserve">A while loop with a counter can do anything a for loop can, but a for loop says it more clearly.</w:t>
+              <w:t xml:space="preserve">A while loop with a counter can do anything a for loop can, but a for loop says it more...</w:t>
             </w:r>
           </w:p>
           <w:tbl>
@@ -4102,7 +4055,7 @@
                 <w:sz w:val="21"/>
                 <w:szCs w:val="21"/>
               </w:rPr>
-              <w:t xml:space="preserve">How would you count how many of the scores read reached 40?</w:t>
+              <w:t xml:space="preserve">How would you count how many of the numbers read reached 40?</w:t>
             </w:r>
           </w:p>
           <w:tbl>
@@ -4908,7 +4861,7 @@
                 <w:sz w:val="21"/>
                 <w:szCs w:val="21"/>
               </w:rPr>
-              <w:t xml:space="preserve">Both kinds are called iteration, and the exam expects you to name which one you have used.</w:t>
+              <w:t xml:space="preserve">Both for and while are kinds of iteration, so in the exam you must name the kind you have...</w:t>
             </w:r>
           </w:p>
           <w:tbl>
@@ -4988,7 +4941,7 @@
                 <w:sz w:val="21"/>
                 <w:szCs w:val="21"/>
               </w:rPr>
-              <w:t xml:space="preserve">Which loop would you use to read a known number of parcel weights?</w:t>
+              <w:t xml:space="preserve">Which kind of loop does a program need when it cannot know how many repeats there will be?</w:t>
             </w:r>
           </w:p>
           <w:tbl>
@@ -5794,7 +5747,7 @@
                 <w:sz w:val="21"/>
                 <w:szCs w:val="21"/>
               </w:rPr>
-              <w:t xml:space="preserve">A loop that reads until a sentinel copes with no data at all, as long as the totals start at zero.</w:t>
+              <w:t xml:space="preserve">A loop that reads until a sentinel copes with no data at all, as long as the totals start at...</w:t>
             </w:r>
           </w:p>
           <w:tbl>
@@ -5874,7 +5827,7 @@
                 <w:sz w:val="21"/>
                 <w:szCs w:val="21"/>
               </w:rPr>
-              <w:t xml:space="preserve">Plan the variables a swimming session report needs before its loop starts.</w:t>
+              <w:t xml:space="preserve">What should a program print when the sentinel is the very first thing typed?</w:t>
             </w:r>
           </w:p>
           <w:tbl>
@@ -7745,7 +7698,7 @@
                 <w:sz w:val="21"/>
                 <w:szCs w:val="21"/>
               </w:rPr>
-              <w:t xml:space="preserve">a)  A validation loop reads a number, then repeats for as long as it is outside 1 to 50. When 99 is typed the program reports the same wrong number over and over. State what has been left out of the loop, and where in the loop it belongs.  </w:t>
+              <w:t xml:space="preserve">a)  A validation loop reads a whole number, then repeats for as long as it is outside 1 to 20. When 99 is typed the program prints out of range over and over. State what has been left out of the loop, and where in the loop it belongs.  </w:t>
             </w:r>
             <w:r>
               <w:rPr>
@@ -7934,7 +7887,7 @@
                 <w:sz w:val="21"/>
                 <w:szCs w:val="21"/>
               </w:rPr>
-              <w:t xml:space="preserve">b)  Write a program that reads lengths of rope in centimetres until 0 is typed, then prints how many lengths were read and their total length.  </w:t>
+              <w:t xml:space="preserve">b)  Write a program that reads whole numbers until -1 is typed, then prints how many numbers were read and their total.  </w:t>
             </w:r>
             <w:r>
               <w:rPr>
@@ -8382,7 +8335,7 @@
                 <w:sz w:val="21"/>
                 <w:szCs w:val="21"/>
               </w:rPr>
-              <w:t xml:space="preserve">c)  Write a program that keeps asking for a password until one of at least 8 characters is typed, and then prints Accepted.  </w:t>
+              <w:t xml:space="preserve">c)  Write a program that keeps asking for a word until yes or no is typed, printing please answer yes or no for every other word, and then prints the word that was accepted.  </w:t>
             </w:r>
             <w:r>
               <w:rPr>
@@ -9499,7 +9452,7 @@
         <w:sz w:val="16"/>
         <w:szCs w:val="16"/>
       </w:rPr>
-      <w:t xml:space="preserve">PY Lesson 5: Condition-controlled iteration: the while loop  |  Page </w:t>
+      <w:t xml:space="preserve">PY Lesson 5: Condition-controlled loops  |  Page </w:t>
     </w:r>
     <w:r>
       <w:rPr>
@@ -9654,12 +9607,6 @@
   </w:abstractNum>
   <w:num w:numId="1">
     <w:abstractNumId w:val="1"/>
-    <w:lvlOverride w:ilvl="0">
-      <w:startOverride w:val="1"/>
-    </w:lvlOverride>
-  </w:num>
-  <w:num w:numId="2">
-    <w:abstractNumId w:val="2"/>
     <w:lvlOverride w:ilvl="0">
       <w:startOverride w:val="1"/>
     </w:lvlOverride>

--- a/worksheets/PR_L05_ConditionControlledLoops_Worksheet.docx
+++ b/worksheets/PR_L05_ConditionControlledLoops_Worksheet.docx
@@ -363,7 +363,7 @@
                 <w:sz w:val="21"/>
                 <w:szCs w:val="21"/>
               </w:rPr>
-              <w:t xml:space="preserve">Plan the task on this sheet, then write the program in the editor and press Run to try it.</w:t>
+              <w:t xml:space="preserve">The What to do column says what each activity asks of you: run a program, say what it will display, change one thing, fill in a gap, fix a mistake, or write it yourself.</w:t>
             </w:r>
           </w:p>
           <w:p>
@@ -386,7 +386,7 @@
                 <w:sz w:val="21"/>
                 <w:szCs w:val="21"/>
               </w:rPr>
-              <w:t xml:space="preserve">Press Check to mark it. You can change your program and check again as often as you like - your best mark is the one that is kept.</w:t>
+              <w:t xml:space="preserve">Plan the ones you write on this sheet, then type the program in the editor and press Run to try it. Run never marks anything, so try things out freely.</w:t>
             </w:r>
           </w:p>
           <w:p>
@@ -409,7 +409,53 @@
                 <w:sz w:val="21"/>
                 <w:szCs w:val="21"/>
               </w:rPr>
-              <w:t xml:space="preserve">Read the tests that failed: each one says what was expected and what your program printed.</w:t>
+              <w:t xml:space="preserve">Press Check to mark it. You can change your program and check again as often as you like - your best mark is the one that is kept.</w:t>
+            </w:r>
+          </w:p>
+          <w:p>
+            <w:pPr>
+              <w:spacing w:after="60" w:before="60"/>
+            </w:pPr>
+            <w:r>
+              <w:rPr>
+                <w:rFonts w:ascii="Arial" w:cs="Arial" w:eastAsia="Arial" w:hAnsi="Arial"/>
+                <w:b/>
+                <w:bCs/>
+                <w:sz w:val="21"/>
+                <w:szCs w:val="21"/>
+              </w:rPr>
+              <w:t xml:space="preserve">6.  </w:t>
+            </w:r>
+            <w:r>
+              <w:rPr>
+                <w:rFonts w:ascii="Arial" w:cs="Arial" w:eastAsia="Arial" w:hAnsi="Arial"/>
+                <w:sz w:val="21"/>
+                <w:szCs w:val="21"/>
+              </w:rPr>
+              <w:t xml:space="preserve">Read the tests that failed: each one says what was expected and what your program displayed. If you are stuck, the Hint button gives you one step at a time.</w:t>
+            </w:r>
+          </w:p>
+          <w:p>
+            <w:pPr>
+              <w:spacing w:after="60" w:before="60"/>
+            </w:pPr>
+            <w:r>
+              <w:rPr>
+                <w:rFonts w:ascii="Arial" w:cs="Arial" w:eastAsia="Arial" w:hAnsi="Arial"/>
+                <w:b/>
+                <w:bCs/>
+                <w:sz w:val="21"/>
+                <w:szCs w:val="21"/>
+              </w:rPr>
+              <w:t xml:space="preserve">7.  </w:t>
+            </w:r>
+            <w:r>
+              <w:rPr>
+                <w:rFonts w:ascii="Arial" w:cs="Arial" w:eastAsia="Arial" w:hAnsi="Arial"/>
+                <w:sz w:val="21"/>
+                <w:szCs w:val="21"/>
+              </w:rPr>
+              <w:t xml:space="preserve">The activities marked Challenge are optional. Finish the rest of a station first, and come back to them if you have time.</w:t>
             </w:r>
           </w:p>
         </w:tc>
@@ -1503,12 +1549,12 @@
                 <w:sz w:val="21"/>
                 <w:szCs w:val="21"/>
               </w:rPr>
-              <w:t xml:space="preserve">Tick each one off as its tests pass in the editor</w:t>
+              <w:t xml:space="preserve">Tick each one off as you finish it in the editor</w:t>
             </w:r>
           </w:p>
           <w:tbl>
             <w:tblPr>
-              <w:tblW w:type="dxa" w:w="10026"/>
+              <w:tblW w:type="dxa" w:w="10024"/>
               <w:tblBorders>
                 <w:top w:val="single" w:color="auto" w:sz="4"/>
                 <w:left w:val="single" w:color="auto" w:sz="4"/>
@@ -1519,9 +1565,10 @@
               </w:tblBorders>
             </w:tblPr>
             <w:tblGrid>
-              <w:gridCol w:w="3342"/>
-              <w:gridCol w:w="3342"/>
-              <w:gridCol w:w="3342"/>
+              <w:gridCol w:w="2506"/>
+              <w:gridCol w:w="2506"/>
+              <w:gridCol w:w="2506"/>
+              <w:gridCol w:w="2506"/>
             </w:tblGrid>
             <w:tr>
               <w:trPr>
@@ -1530,7 +1577,7 @@
               </w:trPr>
               <w:tc>
                 <w:tcPr>
-                  <w:tcW w:type="dxa" w:w="3342"/>
+                  <w:tcW w:type="dxa" w:w="2506"/>
                   <w:tcBorders>
                     <w:top w:val="single" w:color="B7C2D1" w:sz="4"/>
                     <w:left w:val="single" w:color="B7C2D1" w:sz="4"/>
@@ -1558,13 +1605,13 @@
                       <w:sz w:val="20"/>
                       <w:szCs w:val="20"/>
                     </w:rPr>
-                    <w:t xml:space="preserve">Program</w:t>
-                  </w:r>
-                </w:p>
-              </w:tc>
-              <w:tc>
-                <w:tcPr>
-                  <w:tcW w:type="dxa" w:w="3342"/>
+                    <w:t xml:space="preserve">Activity</w:t>
+                  </w:r>
+                </w:p>
+              </w:tc>
+              <w:tc>
+                <w:tcPr>
+                  <w:tcW w:type="dxa" w:w="2506"/>
                   <w:tcBorders>
                     <w:top w:val="single" w:color="B7C2D1" w:sz="4"/>
                     <w:left w:val="single" w:color="B7C2D1" w:sz="4"/>
@@ -1592,13 +1639,47 @@
                       <w:sz w:val="20"/>
                       <w:szCs w:val="20"/>
                     </w:rPr>
+                    <w:t xml:space="preserve">What to do</w:t>
+                  </w:r>
+                </w:p>
+              </w:tc>
+              <w:tc>
+                <w:tcPr>
+                  <w:tcW w:type="dxa" w:w="2506"/>
+                  <w:tcBorders>
+                    <w:top w:val="single" w:color="B7C2D1" w:sz="4"/>
+                    <w:left w:val="single" w:color="B7C2D1" w:sz="4"/>
+                    <w:bottom w:val="single" w:color="B7C2D1" w:sz="4"/>
+                    <w:right w:val="single" w:color="B7C2D1" w:sz="4"/>
+                  </w:tcBorders>
+                  <w:shd w:fill="E6ECF5" w:color="auto" w:val="clear"/>
+                  <w:tcMar>
+                    <w:top w:type="dxa" w:w="80"/>
+                    <w:left w:type="dxa" w:w="120"/>
+                    <w:bottom w:type="dxa" w:w="80"/>
+                    <w:right w:type="dxa" w:w="120"/>
+                  </w:tcMar>
+                  <w:vAlign w:val="center"/>
+                </w:tcPr>
+                <w:p>
+                  <w:pPr>
+                    <w:spacing w:after="0" w:before="0"/>
+                  </w:pPr>
+                  <w:r>
+                    <w:rPr>
+                      <w:rFonts w:ascii="Arial" w:cs="Arial" w:eastAsia="Arial" w:hAnsi="Arial"/>
+                      <w:b/>
+                      <w:bCs/>
+                      <w:sz w:val="20"/>
+                      <w:szCs w:val="20"/>
+                    </w:rPr>
                     <w:t xml:space="preserve">Marks</w:t>
                   </w:r>
                 </w:p>
               </w:tc>
               <w:tc>
                 <w:tcPr>
-                  <w:tcW w:type="dxa" w:w="3342"/>
+                  <w:tcW w:type="dxa" w:w="2506"/>
                   <w:tcBorders>
                     <w:top w:val="single" w:color="B7C2D1" w:sz="4"/>
                     <w:left w:val="single" w:color="B7C2D1" w:sz="4"/>
@@ -1638,73 +1719,107 @@
               </w:trPr>
               <w:tc>
                 <w:tcPr>
-                  <w:tcW w:type="dxa" w:w="3342"/>
-                  <w:tcBorders>
-                    <w:top w:val="single" w:color="B7C2D1" w:sz="4"/>
-                    <w:left w:val="single" w:color="B7C2D1" w:sz="4"/>
-                    <w:bottom w:val="single" w:color="B7C2D1" w:sz="4"/>
-                    <w:right w:val="single" w:color="B7C2D1" w:sz="4"/>
-                  </w:tcBorders>
-                  <w:shd w:fill="FFFFFF" w:color="auto" w:val="clear"/>
-                  <w:tcMar>
-                    <w:top w:type="dxa" w:w="80"/>
-                    <w:left w:type="dxa" w:w="120"/>
-                    <w:bottom w:type="dxa" w:w="80"/>
-                    <w:right w:type="dxa" w:w="120"/>
-                  </w:tcMar>
-                  <w:vAlign w:val="center"/>
-                </w:tcPr>
-                <w:p>
-                  <w:pPr>
-                    <w:spacing w:after="0" w:before="0"/>
-                  </w:pPr>
-                  <w:r>
-                    <w:rPr>
-                      <w:rFonts w:ascii="Arial" w:cs="Arial" w:eastAsia="Arial" w:hAnsi="Arial"/>
-                      <w:sz w:val="21"/>
-                      <w:szCs w:val="21"/>
-                    </w:rPr>
-                    <w:t xml:space="preserve">Ask the user for a whole number. Using a while loop, display every number from it down to 1, one on each line.</w:t>
-                  </w:r>
-                </w:p>
-              </w:tc>
-              <w:tc>
-                <w:tcPr>
-                  <w:tcW w:type="dxa" w:w="3342"/>
-                  <w:tcBorders>
-                    <w:top w:val="single" w:color="B7C2D1" w:sz="4"/>
-                    <w:left w:val="single" w:color="B7C2D1" w:sz="4"/>
-                    <w:bottom w:val="single" w:color="B7C2D1" w:sz="4"/>
-                    <w:right w:val="single" w:color="B7C2D1" w:sz="4"/>
-                  </w:tcBorders>
-                  <w:shd w:fill="FFFFFF" w:color="auto" w:val="clear"/>
-                  <w:tcMar>
-                    <w:top w:type="dxa" w:w="80"/>
-                    <w:left w:type="dxa" w:w="120"/>
-                    <w:bottom w:type="dxa" w:w="80"/>
-                    <w:right w:type="dxa" w:w="120"/>
-                  </w:tcMar>
-                  <w:vAlign w:val="center"/>
-                </w:tcPr>
-                <w:p>
-                  <w:pPr>
-                    <w:spacing w:after="0" w:before="0"/>
-                  </w:pPr>
-                  <w:r>
-                    <w:rPr>
-                      <w:rFonts w:ascii="Arial" w:cs="Arial" w:eastAsia="Arial" w:hAnsi="Arial"/>
-                      <w:b w:val="false"/>
-                      <w:bCs w:val="false"/>
-                      <w:sz w:val="21"/>
-                      <w:szCs w:val="21"/>
-                    </w:rPr>
-                    <w:t xml:space="preserve">2</w:t>
-                  </w:r>
-                </w:p>
-              </w:tc>
-              <w:tc>
-                <w:tcPr>
-                  <w:tcW w:type="dxa" w:w="3342"/>
+                  <w:tcW w:type="dxa" w:w="2506"/>
+                  <w:tcBorders>
+                    <w:top w:val="single" w:color="B7C2D1" w:sz="4"/>
+                    <w:left w:val="single" w:color="B7C2D1" w:sz="4"/>
+                    <w:bottom w:val="single" w:color="B7C2D1" w:sz="4"/>
+                    <w:right w:val="single" w:color="B7C2D1" w:sz="4"/>
+                  </w:tcBorders>
+                  <w:shd w:fill="FFFFFF" w:color="auto" w:val="clear"/>
+                  <w:tcMar>
+                    <w:top w:type="dxa" w:w="80"/>
+                    <w:left w:type="dxa" w:w="120"/>
+                    <w:bottom w:type="dxa" w:w="80"/>
+                    <w:right w:type="dxa" w:w="120"/>
+                  </w:tcMar>
+                  <w:vAlign w:val="center"/>
+                </w:tcPr>
+                <w:p>
+                  <w:pPr>
+                    <w:spacing w:after="0" w:before="0"/>
+                  </w:pPr>
+                  <w:r>
+                    <w:rPr>
+                      <w:rFonts w:ascii="Arial" w:cs="Arial" w:eastAsia="Arial" w:hAnsi="Arial"/>
+                      <w:sz w:val="21"/>
+                      <w:szCs w:val="21"/>
+                    </w:rPr>
+                    <w:t xml:space="preserve">Press Run and watch the numbers come down.</w:t>
+                  </w:r>
+                </w:p>
+              </w:tc>
+              <w:tc>
+                <w:tcPr>
+                  <w:tcW w:type="dxa" w:w="2506"/>
+                  <w:tcBorders>
+                    <w:top w:val="single" w:color="B7C2D1" w:sz="4"/>
+                    <w:left w:val="single" w:color="B7C2D1" w:sz="4"/>
+                    <w:bottom w:val="single" w:color="B7C2D1" w:sz="4"/>
+                    <w:right w:val="single" w:color="B7C2D1" w:sz="4"/>
+                  </w:tcBorders>
+                  <w:shd w:fill="FFFFFF" w:color="auto" w:val="clear"/>
+                  <w:tcMar>
+                    <w:top w:type="dxa" w:w="80"/>
+                    <w:left w:type="dxa" w:w="120"/>
+                    <w:bottom w:type="dxa" w:w="80"/>
+                    <w:right w:type="dxa" w:w="120"/>
+                  </w:tcMar>
+                  <w:vAlign w:val="center"/>
+                </w:tcPr>
+                <w:p>
+                  <w:pPr>
+                    <w:spacing w:after="0" w:before="0"/>
+                  </w:pPr>
+                  <w:r>
+                    <w:rPr>
+                      <w:rFonts w:ascii="Arial" w:cs="Arial" w:eastAsia="Arial" w:hAnsi="Arial"/>
+                      <w:b w:val="false"/>
+                      <w:bCs w:val="false"/>
+                      <w:sz w:val="21"/>
+                      <w:szCs w:val="21"/>
+                    </w:rPr>
+                    <w:t xml:space="preserve">Run it</w:t>
+                  </w:r>
+                </w:p>
+              </w:tc>
+              <w:tc>
+                <w:tcPr>
+                  <w:tcW w:type="dxa" w:w="2506"/>
+                  <w:tcBorders>
+                    <w:top w:val="single" w:color="B7C2D1" w:sz="4"/>
+                    <w:left w:val="single" w:color="B7C2D1" w:sz="4"/>
+                    <w:bottom w:val="single" w:color="B7C2D1" w:sz="4"/>
+                    <w:right w:val="single" w:color="B7C2D1" w:sz="4"/>
+                  </w:tcBorders>
+                  <w:shd w:fill="FFFFFF" w:color="auto" w:val="clear"/>
+                  <w:tcMar>
+                    <w:top w:type="dxa" w:w="80"/>
+                    <w:left w:type="dxa" w:w="120"/>
+                    <w:bottom w:type="dxa" w:w="80"/>
+                    <w:right w:type="dxa" w:w="120"/>
+                  </w:tcMar>
+                  <w:vAlign w:val="center"/>
+                </w:tcPr>
+                <w:p>
+                  <w:pPr>
+                    <w:spacing w:after="0" w:before="0"/>
+                  </w:pPr>
+                  <w:r>
+                    <w:rPr>
+                      <w:rFonts w:ascii="Arial" w:cs="Arial" w:eastAsia="Arial" w:hAnsi="Arial"/>
+                      <w:b w:val="false"/>
+                      <w:bCs w:val="false"/>
+                      <w:sz w:val="21"/>
+                      <w:szCs w:val="21"/>
+                    </w:rPr>
+                    <w:t xml:space="preserve">1</w:t>
+                  </w:r>
+                </w:p>
+              </w:tc>
+              <w:tc>
+                <w:tcPr>
+                  <w:tcW w:type="dxa" w:w="2506"/>
                   <w:tcBorders>
                     <w:top w:val="single" w:color="B7C2D1" w:sz="4"/>
                     <w:left w:val="single" w:color="B7C2D1" w:sz="4"/>
@@ -1744,73 +1859,107 @@
               </w:trPr>
               <w:tc>
                 <w:tcPr>
-                  <w:tcW w:type="dxa" w:w="3342"/>
-                  <w:tcBorders>
-                    <w:top w:val="single" w:color="B7C2D1" w:sz="4"/>
-                    <w:left w:val="single" w:color="B7C2D1" w:sz="4"/>
-                    <w:bottom w:val="single" w:color="B7C2D1" w:sz="4"/>
-                    <w:right w:val="single" w:color="B7C2D1" w:sz="4"/>
-                  </w:tcBorders>
-                  <w:shd w:fill="FFFFFF" w:color="auto" w:val="clear"/>
-                  <w:tcMar>
-                    <w:top w:type="dxa" w:w="80"/>
-                    <w:left w:type="dxa" w:w="120"/>
-                    <w:bottom w:type="dxa" w:w="80"/>
-                    <w:right w:type="dxa" w:w="120"/>
-                  </w:tcMar>
-                  <w:vAlign w:val="center"/>
-                </w:tcPr>
-                <w:p>
-                  <w:pPr>
-                    <w:spacing w:after="0" w:before="0"/>
-                  </w:pPr>
-                  <w:r>
-                    <w:rPr>
-                      <w:rFonts w:ascii="Arial" w:cs="Arial" w:eastAsia="Arial" w:hAnsi="Arial"/>
-                      <w:sz w:val="21"/>
-                      <w:szCs w:val="21"/>
-                    </w:rPr>
-                    <w:t xml:space="preserve">Ask the user for a whole number. Using a while loop, display every number from it down to 1, one on each line. Then display go on the last line.</w:t>
-                  </w:r>
-                </w:p>
-              </w:tc>
-              <w:tc>
-                <w:tcPr>
-                  <w:tcW w:type="dxa" w:w="3342"/>
-                  <w:tcBorders>
-                    <w:top w:val="single" w:color="B7C2D1" w:sz="4"/>
-                    <w:left w:val="single" w:color="B7C2D1" w:sz="4"/>
-                    <w:bottom w:val="single" w:color="B7C2D1" w:sz="4"/>
-                    <w:right w:val="single" w:color="B7C2D1" w:sz="4"/>
-                  </w:tcBorders>
-                  <w:shd w:fill="FFFFFF" w:color="auto" w:val="clear"/>
-                  <w:tcMar>
-                    <w:top w:type="dxa" w:w="80"/>
-                    <w:left w:type="dxa" w:w="120"/>
-                    <w:bottom w:type="dxa" w:w="80"/>
-                    <w:right w:type="dxa" w:w="120"/>
-                  </w:tcMar>
-                  <w:vAlign w:val="center"/>
-                </w:tcPr>
-                <w:p>
-                  <w:pPr>
-                    <w:spacing w:after="0" w:before="0"/>
-                  </w:pPr>
-                  <w:r>
-                    <w:rPr>
-                      <w:rFonts w:ascii="Arial" w:cs="Arial" w:eastAsia="Arial" w:hAnsi="Arial"/>
-                      <w:b w:val="false"/>
-                      <w:bCs w:val="false"/>
-                      <w:sz w:val="21"/>
-                      <w:szCs w:val="21"/>
-                    </w:rPr>
-                    <w:t xml:space="preserve">2</w:t>
-                  </w:r>
-                </w:p>
-              </w:tc>
-              <w:tc>
-                <w:tcPr>
-                  <w:tcW w:type="dxa" w:w="3342"/>
+                  <w:tcW w:type="dxa" w:w="2506"/>
+                  <w:tcBorders>
+                    <w:top w:val="single" w:color="B7C2D1" w:sz="4"/>
+                    <w:left w:val="single" w:color="B7C2D1" w:sz="4"/>
+                    <w:bottom w:val="single" w:color="B7C2D1" w:sz="4"/>
+                    <w:right w:val="single" w:color="B7C2D1" w:sz="4"/>
+                  </w:tcBorders>
+                  <w:shd w:fill="FFFFFF" w:color="auto" w:val="clear"/>
+                  <w:tcMar>
+                    <w:top w:type="dxa" w:w="80"/>
+                    <w:left w:type="dxa" w:w="120"/>
+                    <w:bottom w:type="dxa" w:w="80"/>
+                    <w:right w:type="dxa" w:w="120"/>
+                  </w:tcMar>
+                  <w:vAlign w:val="center"/>
+                </w:tcPr>
+                <w:p>
+                  <w:pPr>
+                    <w:spacing w:after="0" w:before="0"/>
+                  </w:pPr>
+                  <w:r>
+                    <w:rPr>
+                      <w:rFonts w:ascii="Arial" w:cs="Arial" w:eastAsia="Arial" w:hAnsi="Arial"/>
+                      <w:sz w:val="21"/>
+                      <w:szCs w:val="21"/>
+                    </w:rPr>
+                    <w:t xml:space="preserve">What will this program display?</w:t>
+                  </w:r>
+                </w:p>
+              </w:tc>
+              <w:tc>
+                <w:tcPr>
+                  <w:tcW w:type="dxa" w:w="2506"/>
+                  <w:tcBorders>
+                    <w:top w:val="single" w:color="B7C2D1" w:sz="4"/>
+                    <w:left w:val="single" w:color="B7C2D1" w:sz="4"/>
+                    <w:bottom w:val="single" w:color="B7C2D1" w:sz="4"/>
+                    <w:right w:val="single" w:color="B7C2D1" w:sz="4"/>
+                  </w:tcBorders>
+                  <w:shd w:fill="FFFFFF" w:color="auto" w:val="clear"/>
+                  <w:tcMar>
+                    <w:top w:type="dxa" w:w="80"/>
+                    <w:left w:type="dxa" w:w="120"/>
+                    <w:bottom w:type="dxa" w:w="80"/>
+                    <w:right w:type="dxa" w:w="120"/>
+                  </w:tcMar>
+                  <w:vAlign w:val="center"/>
+                </w:tcPr>
+                <w:p>
+                  <w:pPr>
+                    <w:spacing w:after="0" w:before="0"/>
+                  </w:pPr>
+                  <w:r>
+                    <w:rPr>
+                      <w:rFonts w:ascii="Arial" w:cs="Arial" w:eastAsia="Arial" w:hAnsi="Arial"/>
+                      <w:b w:val="false"/>
+                      <w:bCs w:val="false"/>
+                      <w:sz w:val="21"/>
+                      <w:szCs w:val="21"/>
+                    </w:rPr>
+                    <w:t xml:space="preserve">Predict</w:t>
+                  </w:r>
+                </w:p>
+              </w:tc>
+              <w:tc>
+                <w:tcPr>
+                  <w:tcW w:type="dxa" w:w="2506"/>
+                  <w:tcBorders>
+                    <w:top w:val="single" w:color="B7C2D1" w:sz="4"/>
+                    <w:left w:val="single" w:color="B7C2D1" w:sz="4"/>
+                    <w:bottom w:val="single" w:color="B7C2D1" w:sz="4"/>
+                    <w:right w:val="single" w:color="B7C2D1" w:sz="4"/>
+                  </w:tcBorders>
+                  <w:shd w:fill="FFFFFF" w:color="auto" w:val="clear"/>
+                  <w:tcMar>
+                    <w:top w:type="dxa" w:w="80"/>
+                    <w:left w:type="dxa" w:w="120"/>
+                    <w:bottom w:type="dxa" w:w="80"/>
+                    <w:right w:type="dxa" w:w="120"/>
+                  </w:tcMar>
+                  <w:vAlign w:val="center"/>
+                </w:tcPr>
+                <w:p>
+                  <w:pPr>
+                    <w:spacing w:after="0" w:before="0"/>
+                  </w:pPr>
+                  <w:r>
+                    <w:rPr>
+                      <w:rFonts w:ascii="Arial" w:cs="Arial" w:eastAsia="Arial" w:hAnsi="Arial"/>
+                      <w:b w:val="false"/>
+                      <w:bCs w:val="false"/>
+                      <w:sz w:val="21"/>
+                      <w:szCs w:val="21"/>
+                    </w:rPr>
+                    <w:t xml:space="preserve">1</w:t>
+                  </w:r>
+                </w:p>
+              </w:tc>
+              <w:tc>
+                <w:tcPr>
+                  <w:tcW w:type="dxa" w:w="2506"/>
                   <w:tcBorders>
                     <w:top w:val="single" w:color="B7C2D1" w:sz="4"/>
                     <w:left w:val="single" w:color="B7C2D1" w:sz="4"/>
@@ -1850,39 +1999,493 @@
               </w:trPr>
               <w:tc>
                 <w:tcPr>
-                  <w:tcW w:type="dxa" w:w="3342"/>
-                  <w:tcBorders>
-                    <w:top w:val="single" w:color="B7C2D1" w:sz="4"/>
-                    <w:left w:val="single" w:color="B7C2D1" w:sz="4"/>
-                    <w:bottom w:val="single" w:color="B7C2D1" w:sz="4"/>
-                    <w:right w:val="single" w:color="B7C2D1" w:sz="4"/>
-                  </w:tcBorders>
-                  <w:shd w:fill="FFFFFF" w:color="auto" w:val="clear"/>
-                  <w:tcMar>
-                    <w:top w:type="dxa" w:w="80"/>
-                    <w:left w:type="dxa" w:w="120"/>
-                    <w:bottom w:type="dxa" w:w="80"/>
-                    <w:right w:type="dxa" w:w="120"/>
-                  </w:tcMar>
-                  <w:vAlign w:val="center"/>
-                </w:tcPr>
-                <w:p>
-                  <w:pPr>
-                    <w:spacing w:after="0" w:before="0"/>
-                  </w:pPr>
-                  <w:r>
-                    <w:rPr>
-                      <w:rFonts w:ascii="Arial" w:cs="Arial" w:eastAsia="Arial" w:hAnsi="Arial"/>
-                      <w:sz w:val="21"/>
-                      <w:szCs w:val="21"/>
-                    </w:rPr>
-                    <w:t xml:space="preserve">Ask the user for a whole number. Then ask for a second whole number, which is never smaller than the first. Using a while loop, display every number from the first to the second, both included, one on each line.</w:t>
-                  </w:r>
-                </w:p>
-              </w:tc>
-              <w:tc>
-                <w:tcPr>
-                  <w:tcW w:type="dxa" w:w="3342"/>
+                  <w:tcW w:type="dxa" w:w="2506"/>
+                  <w:tcBorders>
+                    <w:top w:val="single" w:color="B7C2D1" w:sz="4"/>
+                    <w:left w:val="single" w:color="B7C2D1" w:sz="4"/>
+                    <w:bottom w:val="single" w:color="B7C2D1" w:sz="4"/>
+                    <w:right w:val="single" w:color="B7C2D1" w:sz="4"/>
+                  </w:tcBorders>
+                  <w:shd w:fill="FFFFFF" w:color="auto" w:val="clear"/>
+                  <w:tcMar>
+                    <w:top w:type="dxa" w:w="80"/>
+                    <w:left w:type="dxa" w:w="120"/>
+                    <w:bottom w:type="dxa" w:w="80"/>
+                    <w:right w:type="dxa" w:w="120"/>
+                  </w:tcMar>
+                  <w:vAlign w:val="center"/>
+                </w:tcPr>
+                <w:p>
+                  <w:pPr>
+                    <w:spacing w:after="0" w:before="0"/>
+                  </w:pPr>
+                  <w:r>
+                    <w:rPr>
+                      <w:rFonts w:ascii="Arial" w:cs="Arial" w:eastAsia="Arial" w:hAnsi="Arial"/>
+                      <w:sz w:val="21"/>
+                      <w:szCs w:val="21"/>
+                    </w:rPr>
+                    <w:t xml:space="preserve">Change the program so it displays the numbers 1 to 6, one on each line.</w:t>
+                  </w:r>
+                </w:p>
+              </w:tc>
+              <w:tc>
+                <w:tcPr>
+                  <w:tcW w:type="dxa" w:w="2506"/>
+                  <w:tcBorders>
+                    <w:top w:val="single" w:color="B7C2D1" w:sz="4"/>
+                    <w:left w:val="single" w:color="B7C2D1" w:sz="4"/>
+                    <w:bottom w:val="single" w:color="B7C2D1" w:sz="4"/>
+                    <w:right w:val="single" w:color="B7C2D1" w:sz="4"/>
+                  </w:tcBorders>
+                  <w:shd w:fill="FFFFFF" w:color="auto" w:val="clear"/>
+                  <w:tcMar>
+                    <w:top w:type="dxa" w:w="80"/>
+                    <w:left w:type="dxa" w:w="120"/>
+                    <w:bottom w:type="dxa" w:w="80"/>
+                    <w:right w:type="dxa" w:w="120"/>
+                  </w:tcMar>
+                  <w:vAlign w:val="center"/>
+                </w:tcPr>
+                <w:p>
+                  <w:pPr>
+                    <w:spacing w:after="0" w:before="0"/>
+                  </w:pPr>
+                  <w:r>
+                    <w:rPr>
+                      <w:rFonts w:ascii="Arial" w:cs="Arial" w:eastAsia="Arial" w:hAnsi="Arial"/>
+                      <w:b w:val="false"/>
+                      <w:bCs w:val="false"/>
+                      <w:sz w:val="21"/>
+                      <w:szCs w:val="21"/>
+                    </w:rPr>
+                    <w:t xml:space="preserve">Change it</w:t>
+                  </w:r>
+                </w:p>
+              </w:tc>
+              <w:tc>
+                <w:tcPr>
+                  <w:tcW w:type="dxa" w:w="2506"/>
+                  <w:tcBorders>
+                    <w:top w:val="single" w:color="B7C2D1" w:sz="4"/>
+                    <w:left w:val="single" w:color="B7C2D1" w:sz="4"/>
+                    <w:bottom w:val="single" w:color="B7C2D1" w:sz="4"/>
+                    <w:right w:val="single" w:color="B7C2D1" w:sz="4"/>
+                  </w:tcBorders>
+                  <w:shd w:fill="FFFFFF" w:color="auto" w:val="clear"/>
+                  <w:tcMar>
+                    <w:top w:type="dxa" w:w="80"/>
+                    <w:left w:type="dxa" w:w="120"/>
+                    <w:bottom w:type="dxa" w:w="80"/>
+                    <w:right w:type="dxa" w:w="120"/>
+                  </w:tcMar>
+                  <w:vAlign w:val="center"/>
+                </w:tcPr>
+                <w:p>
+                  <w:pPr>
+                    <w:spacing w:after="0" w:before="0"/>
+                  </w:pPr>
+                  <w:r>
+                    <w:rPr>
+                      <w:rFonts w:ascii="Arial" w:cs="Arial" w:eastAsia="Arial" w:hAnsi="Arial"/>
+                      <w:b w:val="false"/>
+                      <w:bCs w:val="false"/>
+                      <w:sz w:val="21"/>
+                      <w:szCs w:val="21"/>
+                    </w:rPr>
+                    <w:t xml:space="preserve">1</w:t>
+                  </w:r>
+                </w:p>
+              </w:tc>
+              <w:tc>
+                <w:tcPr>
+                  <w:tcW w:type="dxa" w:w="2506"/>
+                  <w:tcBorders>
+                    <w:top w:val="single" w:color="B7C2D1" w:sz="4"/>
+                    <w:left w:val="single" w:color="B7C2D1" w:sz="4"/>
+                    <w:bottom w:val="single" w:color="B7C2D1" w:sz="4"/>
+                    <w:right w:val="single" w:color="B7C2D1" w:sz="4"/>
+                  </w:tcBorders>
+                  <w:shd w:fill="FFFFFF" w:color="auto" w:val="clear"/>
+                  <w:tcMar>
+                    <w:top w:type="dxa" w:w="80"/>
+                    <w:left w:type="dxa" w:w="120"/>
+                    <w:bottom w:type="dxa" w:w="80"/>
+                    <w:right w:type="dxa" w:w="120"/>
+                  </w:tcMar>
+                  <w:vAlign w:val="center"/>
+                </w:tcPr>
+                <w:p>
+                  <w:pPr>
+                    <w:spacing w:after="0" w:before="0"/>
+                  </w:pPr>
+                  <w:r>
+                    <w:rPr>
+                      <w:rFonts w:ascii="Arial" w:cs="Arial" w:eastAsia="Arial" w:hAnsi="Arial"/>
+                      <w:b w:val="false"/>
+                      <w:bCs w:val="false"/>
+                      <w:sz w:val="21"/>
+                      <w:szCs w:val="21"/>
+                    </w:rPr>
+                    <w:t xml:space="preserve"/>
+                  </w:r>
+                </w:p>
+              </w:tc>
+            </w:tr>
+            <w:tr>
+              <w:trPr>
+                <w:cantSplit/>
+                <w:trHeight w:val="360" w:hRule="atLeast"/>
+              </w:trPr>
+              <w:tc>
+                <w:tcPr>
+                  <w:tcW w:type="dxa" w:w="2506"/>
+                  <w:tcBorders>
+                    <w:top w:val="single" w:color="B7C2D1" w:sz="4"/>
+                    <w:left w:val="single" w:color="B7C2D1" w:sz="4"/>
+                    <w:bottom w:val="single" w:color="B7C2D1" w:sz="4"/>
+                    <w:right w:val="single" w:color="B7C2D1" w:sz="4"/>
+                  </w:tcBorders>
+                  <w:shd w:fill="FFFFFF" w:color="auto" w:val="clear"/>
+                  <w:tcMar>
+                    <w:top w:type="dxa" w:w="80"/>
+                    <w:left w:type="dxa" w:w="120"/>
+                    <w:bottom w:type="dxa" w:w="80"/>
+                    <w:right w:type="dxa" w:w="120"/>
+                  </w:tcMar>
+                  <w:vAlign w:val="center"/>
+                </w:tcPr>
+                <w:p>
+                  <w:pPr>
+                    <w:spacing w:after="0" w:before="0"/>
+                  </w:pPr>
+                  <w:r>
+                    <w:rPr>
+                      <w:rFonts w:ascii="Arial" w:cs="Arial" w:eastAsia="Arial" w:hAnsi="Arial"/>
+                      <w:sz w:val="21"/>
+                      <w:szCs w:val="21"/>
+                    </w:rPr>
+                    <w:t xml:space="preserve">Finish the program so it counts down from the number typed in to 1, one number on each line.</w:t>
+                  </w:r>
+                </w:p>
+              </w:tc>
+              <w:tc>
+                <w:tcPr>
+                  <w:tcW w:type="dxa" w:w="2506"/>
+                  <w:tcBorders>
+                    <w:top w:val="single" w:color="B7C2D1" w:sz="4"/>
+                    <w:left w:val="single" w:color="B7C2D1" w:sz="4"/>
+                    <w:bottom w:val="single" w:color="B7C2D1" w:sz="4"/>
+                    <w:right w:val="single" w:color="B7C2D1" w:sz="4"/>
+                  </w:tcBorders>
+                  <w:shd w:fill="FFFFFF" w:color="auto" w:val="clear"/>
+                  <w:tcMar>
+                    <w:top w:type="dxa" w:w="80"/>
+                    <w:left w:type="dxa" w:w="120"/>
+                    <w:bottom w:type="dxa" w:w="80"/>
+                    <w:right w:type="dxa" w:w="120"/>
+                  </w:tcMar>
+                  <w:vAlign w:val="center"/>
+                </w:tcPr>
+                <w:p>
+                  <w:pPr>
+                    <w:spacing w:after="0" w:before="0"/>
+                  </w:pPr>
+                  <w:r>
+                    <w:rPr>
+                      <w:rFonts w:ascii="Arial" w:cs="Arial" w:eastAsia="Arial" w:hAnsi="Arial"/>
+                      <w:b w:val="false"/>
+                      <w:bCs w:val="false"/>
+                      <w:sz w:val="21"/>
+                      <w:szCs w:val="21"/>
+                    </w:rPr>
+                    <w:t xml:space="preserve">Complete it</w:t>
+                  </w:r>
+                </w:p>
+              </w:tc>
+              <w:tc>
+                <w:tcPr>
+                  <w:tcW w:type="dxa" w:w="2506"/>
+                  <w:tcBorders>
+                    <w:top w:val="single" w:color="B7C2D1" w:sz="4"/>
+                    <w:left w:val="single" w:color="B7C2D1" w:sz="4"/>
+                    <w:bottom w:val="single" w:color="B7C2D1" w:sz="4"/>
+                    <w:right w:val="single" w:color="B7C2D1" w:sz="4"/>
+                  </w:tcBorders>
+                  <w:shd w:fill="FFFFFF" w:color="auto" w:val="clear"/>
+                  <w:tcMar>
+                    <w:top w:type="dxa" w:w="80"/>
+                    <w:left w:type="dxa" w:w="120"/>
+                    <w:bottom w:type="dxa" w:w="80"/>
+                    <w:right w:type="dxa" w:w="120"/>
+                  </w:tcMar>
+                  <w:vAlign w:val="center"/>
+                </w:tcPr>
+                <w:p>
+                  <w:pPr>
+                    <w:spacing w:after="0" w:before="0"/>
+                  </w:pPr>
+                  <w:r>
+                    <w:rPr>
+                      <w:rFonts w:ascii="Arial" w:cs="Arial" w:eastAsia="Arial" w:hAnsi="Arial"/>
+                      <w:b w:val="false"/>
+                      <w:bCs w:val="false"/>
+                      <w:sz w:val="21"/>
+                      <w:szCs w:val="21"/>
+                    </w:rPr>
+                    <w:t xml:space="preserve">2</w:t>
+                  </w:r>
+                </w:p>
+              </w:tc>
+              <w:tc>
+                <w:tcPr>
+                  <w:tcW w:type="dxa" w:w="2506"/>
+                  <w:tcBorders>
+                    <w:top w:val="single" w:color="B7C2D1" w:sz="4"/>
+                    <w:left w:val="single" w:color="B7C2D1" w:sz="4"/>
+                    <w:bottom w:val="single" w:color="B7C2D1" w:sz="4"/>
+                    <w:right w:val="single" w:color="B7C2D1" w:sz="4"/>
+                  </w:tcBorders>
+                  <w:shd w:fill="FFFFFF" w:color="auto" w:val="clear"/>
+                  <w:tcMar>
+                    <w:top w:type="dxa" w:w="80"/>
+                    <w:left w:type="dxa" w:w="120"/>
+                    <w:bottom w:type="dxa" w:w="80"/>
+                    <w:right w:type="dxa" w:w="120"/>
+                  </w:tcMar>
+                  <w:vAlign w:val="center"/>
+                </w:tcPr>
+                <w:p>
+                  <w:pPr>
+                    <w:spacing w:after="0" w:before="0"/>
+                  </w:pPr>
+                  <w:r>
+                    <w:rPr>
+                      <w:rFonts w:ascii="Arial" w:cs="Arial" w:eastAsia="Arial" w:hAnsi="Arial"/>
+                      <w:b w:val="false"/>
+                      <w:bCs w:val="false"/>
+                      <w:sz w:val="21"/>
+                      <w:szCs w:val="21"/>
+                    </w:rPr>
+                    <w:t xml:space="preserve"/>
+                  </w:r>
+                </w:p>
+              </w:tc>
+            </w:tr>
+            <w:tr>
+              <w:trPr>
+                <w:cantSplit/>
+                <w:trHeight w:val="360" w:hRule="atLeast"/>
+              </w:trPr>
+              <w:tc>
+                <w:tcPr>
+                  <w:tcW w:type="dxa" w:w="2506"/>
+                  <w:tcBorders>
+                    <w:top w:val="single" w:color="B7C2D1" w:sz="4"/>
+                    <w:left w:val="single" w:color="B7C2D1" w:sz="4"/>
+                    <w:bottom w:val="single" w:color="B7C2D1" w:sz="4"/>
+                    <w:right w:val="single" w:color="B7C2D1" w:sz="4"/>
+                  </w:tcBorders>
+                  <w:shd w:fill="FFFFFF" w:color="auto" w:val="clear"/>
+                  <w:tcMar>
+                    <w:top w:type="dxa" w:w="80"/>
+                    <w:left w:type="dxa" w:w="120"/>
+                    <w:bottom w:type="dxa" w:w="80"/>
+                    <w:right w:type="dxa" w:w="120"/>
+                  </w:tcMar>
+                  <w:vAlign w:val="center"/>
+                </w:tcPr>
+                <w:p>
+                  <w:pPr>
+                    <w:spacing w:after="0" w:before="0"/>
+                  </w:pPr>
+                  <w:r>
+                    <w:rPr>
+                      <w:rFonts w:ascii="Arial" w:cs="Arial" w:eastAsia="Arial" w:hAnsi="Arial"/>
+                      <w:sz w:val="21"/>
+                      <w:szCs w:val="21"/>
+                    </w:rPr>
+                    <w:t xml:space="preserve">Ask the user for a whole number. Using a while loop, display every number from 1 up to that number, one on each line.</w:t>
+                  </w:r>
+                </w:p>
+              </w:tc>
+              <w:tc>
+                <w:tcPr>
+                  <w:tcW w:type="dxa" w:w="2506"/>
+                  <w:tcBorders>
+                    <w:top w:val="single" w:color="B7C2D1" w:sz="4"/>
+                    <w:left w:val="single" w:color="B7C2D1" w:sz="4"/>
+                    <w:bottom w:val="single" w:color="B7C2D1" w:sz="4"/>
+                    <w:right w:val="single" w:color="B7C2D1" w:sz="4"/>
+                  </w:tcBorders>
+                  <w:shd w:fill="FFFFFF" w:color="auto" w:val="clear"/>
+                  <w:tcMar>
+                    <w:top w:type="dxa" w:w="80"/>
+                    <w:left w:type="dxa" w:w="120"/>
+                    <w:bottom w:type="dxa" w:w="80"/>
+                    <w:right w:type="dxa" w:w="120"/>
+                  </w:tcMar>
+                  <w:vAlign w:val="center"/>
+                </w:tcPr>
+                <w:p>
+                  <w:pPr>
+                    <w:spacing w:after="0" w:before="0"/>
+                  </w:pPr>
+                  <w:r>
+                    <w:rPr>
+                      <w:rFonts w:ascii="Arial" w:cs="Arial" w:eastAsia="Arial" w:hAnsi="Arial"/>
+                      <w:b w:val="false"/>
+                      <w:bCs w:val="false"/>
+                      <w:sz w:val="21"/>
+                      <w:szCs w:val="21"/>
+                    </w:rPr>
+                    <w:t xml:space="preserve">Write it</w:t>
+                  </w:r>
+                </w:p>
+              </w:tc>
+              <w:tc>
+                <w:tcPr>
+                  <w:tcW w:type="dxa" w:w="2506"/>
+                  <w:tcBorders>
+                    <w:top w:val="single" w:color="B7C2D1" w:sz="4"/>
+                    <w:left w:val="single" w:color="B7C2D1" w:sz="4"/>
+                    <w:bottom w:val="single" w:color="B7C2D1" w:sz="4"/>
+                    <w:right w:val="single" w:color="B7C2D1" w:sz="4"/>
+                  </w:tcBorders>
+                  <w:shd w:fill="FFFFFF" w:color="auto" w:val="clear"/>
+                  <w:tcMar>
+                    <w:top w:type="dxa" w:w="80"/>
+                    <w:left w:type="dxa" w:w="120"/>
+                    <w:bottom w:type="dxa" w:w="80"/>
+                    <w:right w:type="dxa" w:w="120"/>
+                  </w:tcMar>
+                  <w:vAlign w:val="center"/>
+                </w:tcPr>
+                <w:p>
+                  <w:pPr>
+                    <w:spacing w:after="0" w:before="0"/>
+                  </w:pPr>
+                  <w:r>
+                    <w:rPr>
+                      <w:rFonts w:ascii="Arial" w:cs="Arial" w:eastAsia="Arial" w:hAnsi="Arial"/>
+                      <w:b w:val="false"/>
+                      <w:bCs w:val="false"/>
+                      <w:sz w:val="21"/>
+                      <w:szCs w:val="21"/>
+                    </w:rPr>
+                    <w:t xml:space="preserve">2</w:t>
+                  </w:r>
+                </w:p>
+              </w:tc>
+              <w:tc>
+                <w:tcPr>
+                  <w:tcW w:type="dxa" w:w="2506"/>
+                  <w:tcBorders>
+                    <w:top w:val="single" w:color="B7C2D1" w:sz="4"/>
+                    <w:left w:val="single" w:color="B7C2D1" w:sz="4"/>
+                    <w:bottom w:val="single" w:color="B7C2D1" w:sz="4"/>
+                    <w:right w:val="single" w:color="B7C2D1" w:sz="4"/>
+                  </w:tcBorders>
+                  <w:shd w:fill="FFFFFF" w:color="auto" w:val="clear"/>
+                  <w:tcMar>
+                    <w:top w:type="dxa" w:w="80"/>
+                    <w:left w:type="dxa" w:w="120"/>
+                    <w:bottom w:type="dxa" w:w="80"/>
+                    <w:right w:type="dxa" w:w="120"/>
+                  </w:tcMar>
+                  <w:vAlign w:val="center"/>
+                </w:tcPr>
+                <w:p>
+                  <w:pPr>
+                    <w:spacing w:after="0" w:before="0"/>
+                  </w:pPr>
+                  <w:r>
+                    <w:rPr>
+                      <w:rFonts w:ascii="Arial" w:cs="Arial" w:eastAsia="Arial" w:hAnsi="Arial"/>
+                      <w:b w:val="false"/>
+                      <w:bCs w:val="false"/>
+                      <w:sz w:val="21"/>
+                      <w:szCs w:val="21"/>
+                    </w:rPr>
+                    <w:t xml:space="preserve"/>
+                  </w:r>
+                </w:p>
+              </w:tc>
+            </w:tr>
+            <w:tr>
+              <w:trPr>
+                <w:cantSplit/>
+                <w:trHeight w:val="360" w:hRule="atLeast"/>
+              </w:trPr>
+              <w:tc>
+                <w:tcPr>
+                  <w:tcW w:type="dxa" w:w="2506"/>
+                  <w:tcBorders>
+                    <w:top w:val="single" w:color="B7C2D1" w:sz="4"/>
+                    <w:left w:val="single" w:color="B7C2D1" w:sz="4"/>
+                    <w:bottom w:val="single" w:color="B7C2D1" w:sz="4"/>
+                    <w:right w:val="single" w:color="B7C2D1" w:sz="4"/>
+                  </w:tcBorders>
+                  <w:shd w:fill="FFFFFF" w:color="auto" w:val="clear"/>
+                  <w:tcMar>
+                    <w:top w:type="dxa" w:w="80"/>
+                    <w:left w:type="dxa" w:w="120"/>
+                    <w:bottom w:type="dxa" w:w="80"/>
+                    <w:right w:type="dxa" w:w="120"/>
+                  </w:tcMar>
+                  <w:vAlign w:val="center"/>
+                </w:tcPr>
+                <w:p>
+                  <w:pPr>
+                    <w:spacing w:after="0" w:before="0"/>
+                  </w:pPr>
+                  <w:r>
+                    <w:rPr>
+                      <w:rFonts w:ascii="Arial" w:cs="Arial" w:eastAsia="Arial" w:hAnsi="Arial"/>
+                      <w:sz w:val="21"/>
+                      <w:szCs w:val="21"/>
+                    </w:rPr>
+                    <w:t xml:space="preserve">Ask the user for a whole number. Using a while loop, display every even number from 2 up to that number, one on each line.</w:t>
+                  </w:r>
+                </w:p>
+              </w:tc>
+              <w:tc>
+                <w:tcPr>
+                  <w:tcW w:type="dxa" w:w="2506"/>
+                  <w:tcBorders>
+                    <w:top w:val="single" w:color="B7C2D1" w:sz="4"/>
+                    <w:left w:val="single" w:color="B7C2D1" w:sz="4"/>
+                    <w:bottom w:val="single" w:color="B7C2D1" w:sz="4"/>
+                    <w:right w:val="single" w:color="B7C2D1" w:sz="4"/>
+                  </w:tcBorders>
+                  <w:shd w:fill="FFFFFF" w:color="auto" w:val="clear"/>
+                  <w:tcMar>
+                    <w:top w:type="dxa" w:w="80"/>
+                    <w:left w:type="dxa" w:w="120"/>
+                    <w:bottom w:type="dxa" w:w="80"/>
+                    <w:right w:type="dxa" w:w="120"/>
+                  </w:tcMar>
+                  <w:vAlign w:val="center"/>
+                </w:tcPr>
+                <w:p>
+                  <w:pPr>
+                    <w:spacing w:after="0" w:before="0"/>
+                  </w:pPr>
+                  <w:r>
+                    <w:rPr>
+                      <w:rFonts w:ascii="Arial" w:cs="Arial" w:eastAsia="Arial" w:hAnsi="Arial"/>
+                      <w:b w:val="false"/>
+                      <w:bCs w:val="false"/>
+                      <w:sz w:val="21"/>
+                      <w:szCs w:val="21"/>
+                    </w:rPr>
+                    <w:t xml:space="preserve">Write it</w:t>
+                  </w:r>
+                </w:p>
+              </w:tc>
+              <w:tc>
+                <w:tcPr>
+                  <w:tcW w:type="dxa" w:w="2506"/>
                   <w:tcBorders>
                     <w:top w:val="single" w:color="B7C2D1" w:sz="4"/>
                     <w:left w:val="single" w:color="B7C2D1" w:sz="4"/>
@@ -1916,7 +2519,427 @@
               </w:tc>
               <w:tc>
                 <w:tcPr>
-                  <w:tcW w:type="dxa" w:w="3342"/>
+                  <w:tcW w:type="dxa" w:w="2506"/>
+                  <w:tcBorders>
+                    <w:top w:val="single" w:color="B7C2D1" w:sz="4"/>
+                    <w:left w:val="single" w:color="B7C2D1" w:sz="4"/>
+                    <w:bottom w:val="single" w:color="B7C2D1" w:sz="4"/>
+                    <w:right w:val="single" w:color="B7C2D1" w:sz="4"/>
+                  </w:tcBorders>
+                  <w:shd w:fill="FFFFFF" w:color="auto" w:val="clear"/>
+                  <w:tcMar>
+                    <w:top w:type="dxa" w:w="80"/>
+                    <w:left w:type="dxa" w:w="120"/>
+                    <w:bottom w:type="dxa" w:w="80"/>
+                    <w:right w:type="dxa" w:w="120"/>
+                  </w:tcMar>
+                  <w:vAlign w:val="center"/>
+                </w:tcPr>
+                <w:p>
+                  <w:pPr>
+                    <w:spacing w:after="0" w:before="0"/>
+                  </w:pPr>
+                  <w:r>
+                    <w:rPr>
+                      <w:rFonts w:ascii="Arial" w:cs="Arial" w:eastAsia="Arial" w:hAnsi="Arial"/>
+                      <w:b w:val="false"/>
+                      <w:bCs w:val="false"/>
+                      <w:sz w:val="21"/>
+                      <w:szCs w:val="21"/>
+                    </w:rPr>
+                    <w:t xml:space="preserve"/>
+                  </w:r>
+                </w:p>
+              </w:tc>
+            </w:tr>
+            <w:tr>
+              <w:trPr>
+                <w:cantSplit/>
+                <w:trHeight w:val="360" w:hRule="atLeast"/>
+              </w:trPr>
+              <w:tc>
+                <w:tcPr>
+                  <w:tcW w:type="dxa" w:w="2506"/>
+                  <w:tcBorders>
+                    <w:top w:val="single" w:color="B7C2D1" w:sz="4"/>
+                    <w:left w:val="single" w:color="B7C2D1" w:sz="4"/>
+                    <w:bottom w:val="single" w:color="B7C2D1" w:sz="4"/>
+                    <w:right w:val="single" w:color="B7C2D1" w:sz="4"/>
+                  </w:tcBorders>
+                  <w:shd w:fill="FFFFFF" w:color="auto" w:val="clear"/>
+                  <w:tcMar>
+                    <w:top w:type="dxa" w:w="80"/>
+                    <w:left w:type="dxa" w:w="120"/>
+                    <w:bottom w:type="dxa" w:w="80"/>
+                    <w:right w:type="dxa" w:w="120"/>
+                  </w:tcMar>
+                  <w:vAlign w:val="center"/>
+                </w:tcPr>
+                <w:p>
+                  <w:pPr>
+                    <w:spacing w:after="0" w:before="0"/>
+                  </w:pPr>
+                  <w:r>
+                    <w:rPr>
+                      <w:rFonts w:ascii="Arial" w:cs="Arial" w:eastAsia="Arial" w:hAnsi="Arial"/>
+                      <w:sz w:val="21"/>
+                      <w:szCs w:val="21"/>
+                    </w:rPr>
+                    <w:t xml:space="preserve">This program should display 5, 4, 3, 2, 1, one on each line. It never stops. Find the mistake and put it right.</w:t>
+                  </w:r>
+                </w:p>
+              </w:tc>
+              <w:tc>
+                <w:tcPr>
+                  <w:tcW w:type="dxa" w:w="2506"/>
+                  <w:tcBorders>
+                    <w:top w:val="single" w:color="B7C2D1" w:sz="4"/>
+                    <w:left w:val="single" w:color="B7C2D1" w:sz="4"/>
+                    <w:bottom w:val="single" w:color="B7C2D1" w:sz="4"/>
+                    <w:right w:val="single" w:color="B7C2D1" w:sz="4"/>
+                  </w:tcBorders>
+                  <w:shd w:fill="FFFFFF" w:color="auto" w:val="clear"/>
+                  <w:tcMar>
+                    <w:top w:type="dxa" w:w="80"/>
+                    <w:left w:type="dxa" w:w="120"/>
+                    <w:bottom w:type="dxa" w:w="80"/>
+                    <w:right w:type="dxa" w:w="120"/>
+                  </w:tcMar>
+                  <w:vAlign w:val="center"/>
+                </w:tcPr>
+                <w:p>
+                  <w:pPr>
+                    <w:spacing w:after="0" w:before="0"/>
+                  </w:pPr>
+                  <w:r>
+                    <w:rPr>
+                      <w:rFonts w:ascii="Arial" w:cs="Arial" w:eastAsia="Arial" w:hAnsi="Arial"/>
+                      <w:b w:val="false"/>
+                      <w:bCs w:val="false"/>
+                      <w:sz w:val="21"/>
+                      <w:szCs w:val="21"/>
+                    </w:rPr>
+                    <w:t xml:space="preserve">Fix it</w:t>
+                  </w:r>
+                </w:p>
+              </w:tc>
+              <w:tc>
+                <w:tcPr>
+                  <w:tcW w:type="dxa" w:w="2506"/>
+                  <w:tcBorders>
+                    <w:top w:val="single" w:color="B7C2D1" w:sz="4"/>
+                    <w:left w:val="single" w:color="B7C2D1" w:sz="4"/>
+                    <w:bottom w:val="single" w:color="B7C2D1" w:sz="4"/>
+                    <w:right w:val="single" w:color="B7C2D1" w:sz="4"/>
+                  </w:tcBorders>
+                  <w:shd w:fill="FFFFFF" w:color="auto" w:val="clear"/>
+                  <w:tcMar>
+                    <w:top w:type="dxa" w:w="80"/>
+                    <w:left w:type="dxa" w:w="120"/>
+                    <w:bottom w:type="dxa" w:w="80"/>
+                    <w:right w:type="dxa" w:w="120"/>
+                  </w:tcMar>
+                  <w:vAlign w:val="center"/>
+                </w:tcPr>
+                <w:p>
+                  <w:pPr>
+                    <w:spacing w:after="0" w:before="0"/>
+                  </w:pPr>
+                  <w:r>
+                    <w:rPr>
+                      <w:rFonts w:ascii="Arial" w:cs="Arial" w:eastAsia="Arial" w:hAnsi="Arial"/>
+                      <w:b w:val="false"/>
+                      <w:bCs w:val="false"/>
+                      <w:sz w:val="21"/>
+                      <w:szCs w:val="21"/>
+                    </w:rPr>
+                    <w:t xml:space="preserve">2</w:t>
+                  </w:r>
+                </w:p>
+              </w:tc>
+              <w:tc>
+                <w:tcPr>
+                  <w:tcW w:type="dxa" w:w="2506"/>
+                  <w:tcBorders>
+                    <w:top w:val="single" w:color="B7C2D1" w:sz="4"/>
+                    <w:left w:val="single" w:color="B7C2D1" w:sz="4"/>
+                    <w:bottom w:val="single" w:color="B7C2D1" w:sz="4"/>
+                    <w:right w:val="single" w:color="B7C2D1" w:sz="4"/>
+                  </w:tcBorders>
+                  <w:shd w:fill="FFFFFF" w:color="auto" w:val="clear"/>
+                  <w:tcMar>
+                    <w:top w:type="dxa" w:w="80"/>
+                    <w:left w:type="dxa" w:w="120"/>
+                    <w:bottom w:type="dxa" w:w="80"/>
+                    <w:right w:type="dxa" w:w="120"/>
+                  </w:tcMar>
+                  <w:vAlign w:val="center"/>
+                </w:tcPr>
+                <w:p>
+                  <w:pPr>
+                    <w:spacing w:after="0" w:before="0"/>
+                  </w:pPr>
+                  <w:r>
+                    <w:rPr>
+                      <w:rFonts w:ascii="Arial" w:cs="Arial" w:eastAsia="Arial" w:hAnsi="Arial"/>
+                      <w:b w:val="false"/>
+                      <w:bCs w:val="false"/>
+                      <w:sz w:val="21"/>
+                      <w:szCs w:val="21"/>
+                    </w:rPr>
+                    <w:t xml:space="preserve"/>
+                  </w:r>
+                </w:p>
+              </w:tc>
+            </w:tr>
+            <w:tr>
+              <w:trPr>
+                <w:cantSplit/>
+                <w:trHeight w:val="360" w:hRule="atLeast"/>
+              </w:trPr>
+              <w:tc>
+                <w:tcPr>
+                  <w:tcW w:type="dxa" w:w="2506"/>
+                  <w:tcBorders>
+                    <w:top w:val="single" w:color="B7C2D1" w:sz="4"/>
+                    <w:left w:val="single" w:color="B7C2D1" w:sz="4"/>
+                    <w:bottom w:val="single" w:color="B7C2D1" w:sz="4"/>
+                    <w:right w:val="single" w:color="B7C2D1" w:sz="4"/>
+                  </w:tcBorders>
+                  <w:shd w:fill="FFFFFF" w:color="auto" w:val="clear"/>
+                  <w:tcMar>
+                    <w:top w:type="dxa" w:w="80"/>
+                    <w:left w:type="dxa" w:w="120"/>
+                    <w:bottom w:type="dxa" w:w="80"/>
+                    <w:right w:type="dxa" w:w="120"/>
+                  </w:tcMar>
+                  <w:vAlign w:val="center"/>
+                </w:tcPr>
+                <w:p>
+                  <w:pPr>
+                    <w:spacing w:after="0" w:before="0"/>
+                  </w:pPr>
+                  <w:r>
+                    <w:rPr>
+                      <w:rFonts w:ascii="Arial" w:cs="Arial" w:eastAsia="Arial" w:hAnsi="Arial"/>
+                      <w:sz w:val="21"/>
+                      <w:szCs w:val="21"/>
+                    </w:rPr>
+                    <w:t xml:space="preserve">Ask the user for a whole number. Using a while loop, display the line Step [number] for every number from 1 up to that number.</w:t>
+                  </w:r>
+                </w:p>
+              </w:tc>
+              <w:tc>
+                <w:tcPr>
+                  <w:tcW w:type="dxa" w:w="2506"/>
+                  <w:tcBorders>
+                    <w:top w:val="single" w:color="B7C2D1" w:sz="4"/>
+                    <w:left w:val="single" w:color="B7C2D1" w:sz="4"/>
+                    <w:bottom w:val="single" w:color="B7C2D1" w:sz="4"/>
+                    <w:right w:val="single" w:color="B7C2D1" w:sz="4"/>
+                  </w:tcBorders>
+                  <w:shd w:fill="FFFFFF" w:color="auto" w:val="clear"/>
+                  <w:tcMar>
+                    <w:top w:type="dxa" w:w="80"/>
+                    <w:left w:type="dxa" w:w="120"/>
+                    <w:bottom w:type="dxa" w:w="80"/>
+                    <w:right w:type="dxa" w:w="120"/>
+                  </w:tcMar>
+                  <w:vAlign w:val="center"/>
+                </w:tcPr>
+                <w:p>
+                  <w:pPr>
+                    <w:spacing w:after="0" w:before="0"/>
+                  </w:pPr>
+                  <w:r>
+                    <w:rPr>
+                      <w:rFonts w:ascii="Arial" w:cs="Arial" w:eastAsia="Arial" w:hAnsi="Arial"/>
+                      <w:b w:val="false"/>
+                      <w:bCs w:val="false"/>
+                      <w:sz w:val="21"/>
+                      <w:szCs w:val="21"/>
+                    </w:rPr>
+                    <w:t xml:space="preserve">Write it</w:t>
+                  </w:r>
+                </w:p>
+              </w:tc>
+              <w:tc>
+                <w:tcPr>
+                  <w:tcW w:type="dxa" w:w="2506"/>
+                  <w:tcBorders>
+                    <w:top w:val="single" w:color="B7C2D1" w:sz="4"/>
+                    <w:left w:val="single" w:color="B7C2D1" w:sz="4"/>
+                    <w:bottom w:val="single" w:color="B7C2D1" w:sz="4"/>
+                    <w:right w:val="single" w:color="B7C2D1" w:sz="4"/>
+                  </w:tcBorders>
+                  <w:shd w:fill="FFFFFF" w:color="auto" w:val="clear"/>
+                  <w:tcMar>
+                    <w:top w:type="dxa" w:w="80"/>
+                    <w:left w:type="dxa" w:w="120"/>
+                    <w:bottom w:type="dxa" w:w="80"/>
+                    <w:right w:type="dxa" w:w="120"/>
+                  </w:tcMar>
+                  <w:vAlign w:val="center"/>
+                </w:tcPr>
+                <w:p>
+                  <w:pPr>
+                    <w:spacing w:after="0" w:before="0"/>
+                  </w:pPr>
+                  <w:r>
+                    <w:rPr>
+                      <w:rFonts w:ascii="Arial" w:cs="Arial" w:eastAsia="Arial" w:hAnsi="Arial"/>
+                      <w:b w:val="false"/>
+                      <w:bCs w:val="false"/>
+                      <w:sz w:val="21"/>
+                      <w:szCs w:val="21"/>
+                    </w:rPr>
+                    <w:t xml:space="preserve">2</w:t>
+                  </w:r>
+                </w:p>
+              </w:tc>
+              <w:tc>
+                <w:tcPr>
+                  <w:tcW w:type="dxa" w:w="2506"/>
+                  <w:tcBorders>
+                    <w:top w:val="single" w:color="B7C2D1" w:sz="4"/>
+                    <w:left w:val="single" w:color="B7C2D1" w:sz="4"/>
+                    <w:bottom w:val="single" w:color="B7C2D1" w:sz="4"/>
+                    <w:right w:val="single" w:color="B7C2D1" w:sz="4"/>
+                  </w:tcBorders>
+                  <w:shd w:fill="FFFFFF" w:color="auto" w:val="clear"/>
+                  <w:tcMar>
+                    <w:top w:type="dxa" w:w="80"/>
+                    <w:left w:type="dxa" w:w="120"/>
+                    <w:bottom w:type="dxa" w:w="80"/>
+                    <w:right w:type="dxa" w:w="120"/>
+                  </w:tcMar>
+                  <w:vAlign w:val="center"/>
+                </w:tcPr>
+                <w:p>
+                  <w:pPr>
+                    <w:spacing w:after="0" w:before="0"/>
+                  </w:pPr>
+                  <w:r>
+                    <w:rPr>
+                      <w:rFonts w:ascii="Arial" w:cs="Arial" w:eastAsia="Arial" w:hAnsi="Arial"/>
+                      <w:b w:val="false"/>
+                      <w:bCs w:val="false"/>
+                      <w:sz w:val="21"/>
+                      <w:szCs w:val="21"/>
+                    </w:rPr>
+                    <w:t xml:space="preserve"/>
+                  </w:r>
+                </w:p>
+              </w:tc>
+            </w:tr>
+            <w:tr>
+              <w:trPr>
+                <w:cantSplit/>
+                <w:trHeight w:val="360" w:hRule="atLeast"/>
+              </w:trPr>
+              <w:tc>
+                <w:tcPr>
+                  <w:tcW w:type="dxa" w:w="2506"/>
+                  <w:tcBorders>
+                    <w:top w:val="single" w:color="B7C2D1" w:sz="4"/>
+                    <w:left w:val="single" w:color="B7C2D1" w:sz="4"/>
+                    <w:bottom w:val="single" w:color="B7C2D1" w:sz="4"/>
+                    <w:right w:val="single" w:color="B7C2D1" w:sz="4"/>
+                  </w:tcBorders>
+                  <w:shd w:fill="FFFFFF" w:color="auto" w:val="clear"/>
+                  <w:tcMar>
+                    <w:top w:type="dxa" w:w="80"/>
+                    <w:left w:type="dxa" w:w="120"/>
+                    <w:bottom w:type="dxa" w:w="80"/>
+                    <w:right w:type="dxa" w:w="120"/>
+                  </w:tcMar>
+                  <w:vAlign w:val="center"/>
+                </w:tcPr>
+                <w:p>
+                  <w:pPr>
+                    <w:spacing w:after="0" w:before="0"/>
+                  </w:pPr>
+                  <w:r>
+                    <w:rPr>
+                      <w:rFonts w:ascii="Arial" w:cs="Arial" w:eastAsia="Arial" w:hAnsi="Arial"/>
+                      <w:sz w:val="21"/>
+                      <w:szCs w:val="21"/>
+                    </w:rPr>
+                    <w:t xml:space="preserve">Ask the user for a whole number. Using a while loop, display every number from it down to 1, one on each line. Then, using a second while loop, display every number from 1 back up to it, one on each line.</w:t>
+                  </w:r>
+                </w:p>
+              </w:tc>
+              <w:tc>
+                <w:tcPr>
+                  <w:tcW w:type="dxa" w:w="2506"/>
+                  <w:tcBorders>
+                    <w:top w:val="single" w:color="B7C2D1" w:sz="4"/>
+                    <w:left w:val="single" w:color="B7C2D1" w:sz="4"/>
+                    <w:bottom w:val="single" w:color="B7C2D1" w:sz="4"/>
+                    <w:right w:val="single" w:color="B7C2D1" w:sz="4"/>
+                  </w:tcBorders>
+                  <w:shd w:fill="FFFFFF" w:color="auto" w:val="clear"/>
+                  <w:tcMar>
+                    <w:top w:type="dxa" w:w="80"/>
+                    <w:left w:type="dxa" w:w="120"/>
+                    <w:bottom w:type="dxa" w:w="80"/>
+                    <w:right w:type="dxa" w:w="120"/>
+                  </w:tcMar>
+                  <w:vAlign w:val="center"/>
+                </w:tcPr>
+                <w:p>
+                  <w:pPr>
+                    <w:spacing w:after="0" w:before="0"/>
+                  </w:pPr>
+                  <w:r>
+                    <w:rPr>
+                      <w:rFonts w:ascii="Arial" w:cs="Arial" w:eastAsia="Arial" w:hAnsi="Arial"/>
+                      <w:b w:val="false"/>
+                      <w:bCs w:val="false"/>
+                      <w:sz w:val="21"/>
+                      <w:szCs w:val="21"/>
+                    </w:rPr>
+                    <w:t xml:space="preserve">Challenge (optional)</w:t>
+                  </w:r>
+                </w:p>
+              </w:tc>
+              <w:tc>
+                <w:tcPr>
+                  <w:tcW w:type="dxa" w:w="2506"/>
+                  <w:tcBorders>
+                    <w:top w:val="single" w:color="B7C2D1" w:sz="4"/>
+                    <w:left w:val="single" w:color="B7C2D1" w:sz="4"/>
+                    <w:bottom w:val="single" w:color="B7C2D1" w:sz="4"/>
+                    <w:right w:val="single" w:color="B7C2D1" w:sz="4"/>
+                  </w:tcBorders>
+                  <w:shd w:fill="FFFFFF" w:color="auto" w:val="clear"/>
+                  <w:tcMar>
+                    <w:top w:type="dxa" w:w="80"/>
+                    <w:left w:type="dxa" w:w="120"/>
+                    <w:bottom w:type="dxa" w:w="80"/>
+                    <w:right w:type="dxa" w:w="120"/>
+                  </w:tcMar>
+                  <w:vAlign w:val="center"/>
+                </w:tcPr>
+                <w:p>
+                  <w:pPr>
+                    <w:spacing w:after="0" w:before="0"/>
+                  </w:pPr>
+                  <w:r>
+                    <w:rPr>
+                      <w:rFonts w:ascii="Arial" w:cs="Arial" w:eastAsia="Arial" w:hAnsi="Arial"/>
+                      <w:b w:val="false"/>
+                      <w:bCs w:val="false"/>
+                      <w:sz w:val="21"/>
+                      <w:szCs w:val="21"/>
+                    </w:rPr>
+                    <w:t xml:space="preserve">3</w:t>
+                  </w:r>
+                </w:p>
+              </w:tc>
+              <w:tc>
+                <w:tcPr>
+                  <w:tcW w:type="dxa" w:w="2506"/>
                   <w:tcBorders>
                     <w:top w:val="single" w:color="B7C2D1" w:sz="4"/>
                     <w:left w:val="single" w:color="B7C2D1" w:sz="4"/>
@@ -1963,7 +2986,7 @@
                 <w:sz w:val="21"/>
                 <w:szCs w:val="21"/>
               </w:rPr>
-              <w:t xml:space="preserve">Plan the one you found hardest: inputs, what happens to them, what is printed.</w:t>
+              <w:t xml:space="preserve">Plan the one you found hardest: what is typed in, what happens to it, what is displayed.</w:t>
             </w:r>
           </w:p>
           <w:tbl>
@@ -2389,12 +3412,12 @@
                 <w:sz w:val="21"/>
                 <w:szCs w:val="21"/>
               </w:rPr>
-              <w:t xml:space="preserve">Tick each one off as its tests pass in the editor</w:t>
+              <w:t xml:space="preserve">Tick each one off as you finish it in the editor</w:t>
             </w:r>
           </w:p>
           <w:tbl>
             <w:tblPr>
-              <w:tblW w:type="dxa" w:w="10026"/>
+              <w:tblW w:type="dxa" w:w="10024"/>
               <w:tblBorders>
                 <w:top w:val="single" w:color="auto" w:sz="4"/>
                 <w:left w:val="single" w:color="auto" w:sz="4"/>
@@ -2405,9 +3428,10 @@
               </w:tblBorders>
             </w:tblPr>
             <w:tblGrid>
-              <w:gridCol w:w="3342"/>
-              <w:gridCol w:w="3342"/>
-              <w:gridCol w:w="3342"/>
+              <w:gridCol w:w="2506"/>
+              <w:gridCol w:w="2506"/>
+              <w:gridCol w:w="2506"/>
+              <w:gridCol w:w="2506"/>
             </w:tblGrid>
             <w:tr>
               <w:trPr>
@@ -2416,7 +3440,7 @@
               </w:trPr>
               <w:tc>
                 <w:tcPr>
-                  <w:tcW w:type="dxa" w:w="3342"/>
+                  <w:tcW w:type="dxa" w:w="2506"/>
                   <w:tcBorders>
                     <w:top w:val="single" w:color="B7C2D1" w:sz="4"/>
                     <w:left w:val="single" w:color="B7C2D1" w:sz="4"/>
@@ -2444,13 +3468,13 @@
                       <w:sz w:val="20"/>
                       <w:szCs w:val="20"/>
                     </w:rPr>
-                    <w:t xml:space="preserve">Program</w:t>
-                  </w:r>
-                </w:p>
-              </w:tc>
-              <w:tc>
-                <w:tcPr>
-                  <w:tcW w:type="dxa" w:w="3342"/>
+                    <w:t xml:space="preserve">Activity</w:t>
+                  </w:r>
+                </w:p>
+              </w:tc>
+              <w:tc>
+                <w:tcPr>
+                  <w:tcW w:type="dxa" w:w="2506"/>
                   <w:tcBorders>
                     <w:top w:val="single" w:color="B7C2D1" w:sz="4"/>
                     <w:left w:val="single" w:color="B7C2D1" w:sz="4"/>
@@ -2478,13 +3502,47 @@
                       <w:sz w:val="20"/>
                       <w:szCs w:val="20"/>
                     </w:rPr>
+                    <w:t xml:space="preserve">What to do</w:t>
+                  </w:r>
+                </w:p>
+              </w:tc>
+              <w:tc>
+                <w:tcPr>
+                  <w:tcW w:type="dxa" w:w="2506"/>
+                  <w:tcBorders>
+                    <w:top w:val="single" w:color="B7C2D1" w:sz="4"/>
+                    <w:left w:val="single" w:color="B7C2D1" w:sz="4"/>
+                    <w:bottom w:val="single" w:color="B7C2D1" w:sz="4"/>
+                    <w:right w:val="single" w:color="B7C2D1" w:sz="4"/>
+                  </w:tcBorders>
+                  <w:shd w:fill="E6ECF5" w:color="auto" w:val="clear"/>
+                  <w:tcMar>
+                    <w:top w:type="dxa" w:w="80"/>
+                    <w:left w:type="dxa" w:w="120"/>
+                    <w:bottom w:type="dxa" w:w="80"/>
+                    <w:right w:type="dxa" w:w="120"/>
+                  </w:tcMar>
+                  <w:vAlign w:val="center"/>
+                </w:tcPr>
+                <w:p>
+                  <w:pPr>
+                    <w:spacing w:after="0" w:before="0"/>
+                  </w:pPr>
+                  <w:r>
+                    <w:rPr>
+                      <w:rFonts w:ascii="Arial" w:cs="Arial" w:eastAsia="Arial" w:hAnsi="Arial"/>
+                      <w:b/>
+                      <w:bCs/>
+                      <w:sz w:val="20"/>
+                      <w:szCs w:val="20"/>
+                    </w:rPr>
                     <w:t xml:space="preserve">Marks</w:t>
                   </w:r>
                 </w:p>
               </w:tc>
               <w:tc>
                 <w:tcPr>
-                  <w:tcW w:type="dxa" w:w="3342"/>
+                  <w:tcW w:type="dxa" w:w="2506"/>
                   <w:tcBorders>
                     <w:top w:val="single" w:color="B7C2D1" w:sz="4"/>
                     <w:left w:val="single" w:color="B7C2D1" w:sz="4"/>
@@ -2524,73 +3582,107 @@
               </w:trPr>
               <w:tc>
                 <w:tcPr>
-                  <w:tcW w:type="dxa" w:w="3342"/>
-                  <w:tcBorders>
-                    <w:top w:val="single" w:color="B7C2D1" w:sz="4"/>
-                    <w:left w:val="single" w:color="B7C2D1" w:sz="4"/>
-                    <w:bottom w:val="single" w:color="B7C2D1" w:sz="4"/>
-                    <w:right w:val="single" w:color="B7C2D1" w:sz="4"/>
-                  </w:tcBorders>
-                  <w:shd w:fill="FFFFFF" w:color="auto" w:val="clear"/>
-                  <w:tcMar>
-                    <w:top w:type="dxa" w:w="80"/>
-                    <w:left w:type="dxa" w:w="120"/>
-                    <w:bottom w:type="dxa" w:w="80"/>
-                    <w:right w:type="dxa" w:w="120"/>
-                  </w:tcMar>
-                  <w:vAlign w:val="center"/>
-                </w:tcPr>
-                <w:p>
-                  <w:pPr>
-                    <w:spacing w:after="0" w:before="0"/>
-                  </w:pPr>
-                  <w:r>
-                    <w:rPr>
-                      <w:rFonts w:ascii="Arial" w:cs="Arial" w:eastAsia="Arial" w:hAnsi="Arial"/>
-                      <w:sz w:val="21"/>
-                      <w:szCs w:val="21"/>
-                    </w:rPr>
-                    <w:t xml:space="preserve">Keep asking the user for a whole number until one of them is 10 or more. Display too small for each number refused. Then display [the accepted number] on a line of its own.</w:t>
-                  </w:r>
-                </w:p>
-              </w:tc>
-              <w:tc>
-                <w:tcPr>
-                  <w:tcW w:type="dxa" w:w="3342"/>
-                  <w:tcBorders>
-                    <w:top w:val="single" w:color="B7C2D1" w:sz="4"/>
-                    <w:left w:val="single" w:color="B7C2D1" w:sz="4"/>
-                    <w:bottom w:val="single" w:color="B7C2D1" w:sz="4"/>
-                    <w:right w:val="single" w:color="B7C2D1" w:sz="4"/>
-                  </w:tcBorders>
-                  <w:shd w:fill="FFFFFF" w:color="auto" w:val="clear"/>
-                  <w:tcMar>
-                    <w:top w:type="dxa" w:w="80"/>
-                    <w:left w:type="dxa" w:w="120"/>
-                    <w:bottom w:type="dxa" w:w="80"/>
-                    <w:right w:type="dxa" w:w="120"/>
-                  </w:tcMar>
-                  <w:vAlign w:val="center"/>
-                </w:tcPr>
-                <w:p>
-                  <w:pPr>
-                    <w:spacing w:after="0" w:before="0"/>
-                  </w:pPr>
-                  <w:r>
-                    <w:rPr>
-                      <w:rFonts w:ascii="Arial" w:cs="Arial" w:eastAsia="Arial" w:hAnsi="Arial"/>
-                      <w:b w:val="false"/>
-                      <w:bCs w:val="false"/>
-                      <w:sz w:val="21"/>
-                      <w:szCs w:val="21"/>
-                    </w:rPr>
-                    <w:t xml:space="preserve">2</w:t>
-                  </w:r>
-                </w:p>
-              </w:tc>
-              <w:tc>
-                <w:tcPr>
-                  <w:tcW w:type="dxa" w:w="3342"/>
+                  <w:tcW w:type="dxa" w:w="2506"/>
+                  <w:tcBorders>
+                    <w:top w:val="single" w:color="B7C2D1" w:sz="4"/>
+                    <w:left w:val="single" w:color="B7C2D1" w:sz="4"/>
+                    <w:bottom w:val="single" w:color="B7C2D1" w:sz="4"/>
+                    <w:right w:val="single" w:color="B7C2D1" w:sz="4"/>
+                  </w:tcBorders>
+                  <w:shd w:fill="FFFFFF" w:color="auto" w:val="clear"/>
+                  <w:tcMar>
+                    <w:top w:type="dxa" w:w="80"/>
+                    <w:left w:type="dxa" w:w="120"/>
+                    <w:bottom w:type="dxa" w:w="80"/>
+                    <w:right w:type="dxa" w:w="120"/>
+                  </w:tcMar>
+                  <w:vAlign w:val="center"/>
+                </w:tcPr>
+                <w:p>
+                  <w:pPr>
+                    <w:spacing w:after="0" w:before="0"/>
+                  </w:pPr>
+                  <w:r>
+                    <w:rPr>
+                      <w:rFonts w:ascii="Arial" w:cs="Arial" w:eastAsia="Arial" w:hAnsi="Arial"/>
+                      <w:sz w:val="21"/>
+                      <w:szCs w:val="21"/>
+                    </w:rPr>
+                    <w:t xml:space="preserve">Press Run. Type 0 and press Enter, then type 12 and press Enter.</w:t>
+                  </w:r>
+                </w:p>
+              </w:tc>
+              <w:tc>
+                <w:tcPr>
+                  <w:tcW w:type="dxa" w:w="2506"/>
+                  <w:tcBorders>
+                    <w:top w:val="single" w:color="B7C2D1" w:sz="4"/>
+                    <w:left w:val="single" w:color="B7C2D1" w:sz="4"/>
+                    <w:bottom w:val="single" w:color="B7C2D1" w:sz="4"/>
+                    <w:right w:val="single" w:color="B7C2D1" w:sz="4"/>
+                  </w:tcBorders>
+                  <w:shd w:fill="FFFFFF" w:color="auto" w:val="clear"/>
+                  <w:tcMar>
+                    <w:top w:type="dxa" w:w="80"/>
+                    <w:left w:type="dxa" w:w="120"/>
+                    <w:bottom w:type="dxa" w:w="80"/>
+                    <w:right w:type="dxa" w:w="120"/>
+                  </w:tcMar>
+                  <w:vAlign w:val="center"/>
+                </w:tcPr>
+                <w:p>
+                  <w:pPr>
+                    <w:spacing w:after="0" w:before="0"/>
+                  </w:pPr>
+                  <w:r>
+                    <w:rPr>
+                      <w:rFonts w:ascii="Arial" w:cs="Arial" w:eastAsia="Arial" w:hAnsi="Arial"/>
+                      <w:b w:val="false"/>
+                      <w:bCs w:val="false"/>
+                      <w:sz w:val="21"/>
+                      <w:szCs w:val="21"/>
+                    </w:rPr>
+                    <w:t xml:space="preserve">Run it</w:t>
+                  </w:r>
+                </w:p>
+              </w:tc>
+              <w:tc>
+                <w:tcPr>
+                  <w:tcW w:type="dxa" w:w="2506"/>
+                  <w:tcBorders>
+                    <w:top w:val="single" w:color="B7C2D1" w:sz="4"/>
+                    <w:left w:val="single" w:color="B7C2D1" w:sz="4"/>
+                    <w:bottom w:val="single" w:color="B7C2D1" w:sz="4"/>
+                    <w:right w:val="single" w:color="B7C2D1" w:sz="4"/>
+                  </w:tcBorders>
+                  <w:shd w:fill="FFFFFF" w:color="auto" w:val="clear"/>
+                  <w:tcMar>
+                    <w:top w:type="dxa" w:w="80"/>
+                    <w:left w:type="dxa" w:w="120"/>
+                    <w:bottom w:type="dxa" w:w="80"/>
+                    <w:right w:type="dxa" w:w="120"/>
+                  </w:tcMar>
+                  <w:vAlign w:val="center"/>
+                </w:tcPr>
+                <w:p>
+                  <w:pPr>
+                    <w:spacing w:after="0" w:before="0"/>
+                  </w:pPr>
+                  <w:r>
+                    <w:rPr>
+                      <w:rFonts w:ascii="Arial" w:cs="Arial" w:eastAsia="Arial" w:hAnsi="Arial"/>
+                      <w:b w:val="false"/>
+                      <w:bCs w:val="false"/>
+                      <w:sz w:val="21"/>
+                      <w:szCs w:val="21"/>
+                    </w:rPr>
+                    <w:t xml:space="preserve">1</w:t>
+                  </w:r>
+                </w:p>
+              </w:tc>
+              <w:tc>
+                <w:tcPr>
+                  <w:tcW w:type="dxa" w:w="2506"/>
                   <w:tcBorders>
                     <w:top w:val="single" w:color="B7C2D1" w:sz="4"/>
                     <w:left w:val="single" w:color="B7C2D1" w:sz="4"/>
@@ -2630,73 +3722,107 @@
               </w:trPr>
               <w:tc>
                 <w:tcPr>
-                  <w:tcW w:type="dxa" w:w="3342"/>
-                  <w:tcBorders>
-                    <w:top w:val="single" w:color="B7C2D1" w:sz="4"/>
-                    <w:left w:val="single" w:color="B7C2D1" w:sz="4"/>
-                    <w:bottom w:val="single" w:color="B7C2D1" w:sz="4"/>
-                    <w:right w:val="single" w:color="B7C2D1" w:sz="4"/>
-                  </w:tcBorders>
-                  <w:shd w:fill="FFFFFF" w:color="auto" w:val="clear"/>
-                  <w:tcMar>
-                    <w:top w:type="dxa" w:w="80"/>
-                    <w:left w:type="dxa" w:w="120"/>
-                    <w:bottom w:type="dxa" w:w="80"/>
-                    <w:right w:type="dxa" w:w="120"/>
-                  </w:tcMar>
-                  <w:vAlign w:val="center"/>
-                </w:tcPr>
-                <w:p>
-                  <w:pPr>
-                    <w:spacing w:after="0" w:before="0"/>
-                  </w:pPr>
-                  <w:r>
-                    <w:rPr>
-                      <w:rFonts w:ascii="Arial" w:cs="Arial" w:eastAsia="Arial" w:hAnsi="Arial"/>
-                      <w:sz w:val="21"/>
-                      <w:szCs w:val="21"/>
-                    </w:rPr>
-                    <w:t xml:space="preserve">Keep asking the user for a whole number until one of them is from 1 to 20. Display out of range for each number refused. Then display [the accepted number] on a line of its own.</w:t>
-                  </w:r>
-                </w:p>
-              </w:tc>
-              <w:tc>
-                <w:tcPr>
-                  <w:tcW w:type="dxa" w:w="3342"/>
-                  <w:tcBorders>
-                    <w:top w:val="single" w:color="B7C2D1" w:sz="4"/>
-                    <w:left w:val="single" w:color="B7C2D1" w:sz="4"/>
-                    <w:bottom w:val="single" w:color="B7C2D1" w:sz="4"/>
-                    <w:right w:val="single" w:color="B7C2D1" w:sz="4"/>
-                  </w:tcBorders>
-                  <w:shd w:fill="FFFFFF" w:color="auto" w:val="clear"/>
-                  <w:tcMar>
-                    <w:top w:type="dxa" w:w="80"/>
-                    <w:left w:type="dxa" w:w="120"/>
-                    <w:bottom w:type="dxa" w:w="80"/>
-                    <w:right w:type="dxa" w:w="120"/>
-                  </w:tcMar>
-                  <w:vAlign w:val="center"/>
-                </w:tcPr>
-                <w:p>
-                  <w:pPr>
-                    <w:spacing w:after="0" w:before="0"/>
-                  </w:pPr>
-                  <w:r>
-                    <w:rPr>
-                      <w:rFonts w:ascii="Arial" w:cs="Arial" w:eastAsia="Arial" w:hAnsi="Arial"/>
-                      <w:b w:val="false"/>
-                      <w:bCs w:val="false"/>
-                      <w:sz w:val="21"/>
-                      <w:szCs w:val="21"/>
-                    </w:rPr>
-                    <w:t xml:space="preserve">3</w:t>
-                  </w:r>
-                </w:p>
-              </w:tc>
-              <w:tc>
-                <w:tcPr>
-                  <w:tcW w:type="dxa" w:w="3342"/>
+                  <w:tcW w:type="dxa" w:w="2506"/>
+                  <w:tcBorders>
+                    <w:top w:val="single" w:color="B7C2D1" w:sz="4"/>
+                    <w:left w:val="single" w:color="B7C2D1" w:sz="4"/>
+                    <w:bottom w:val="single" w:color="B7C2D1" w:sz="4"/>
+                    <w:right w:val="single" w:color="B7C2D1" w:sz="4"/>
+                  </w:tcBorders>
+                  <w:shd w:fill="FFFFFF" w:color="auto" w:val="clear"/>
+                  <w:tcMar>
+                    <w:top w:type="dxa" w:w="80"/>
+                    <w:left w:type="dxa" w:w="120"/>
+                    <w:bottom w:type="dxa" w:w="80"/>
+                    <w:right w:type="dxa" w:w="120"/>
+                  </w:tcMar>
+                  <w:vAlign w:val="center"/>
+                </w:tcPr>
+                <w:p>
+                  <w:pPr>
+                    <w:spacing w:after="0" w:before="0"/>
+                  </w:pPr>
+                  <w:r>
+                    <w:rPr>
+                      <w:rFonts w:ascii="Arial" w:cs="Arial" w:eastAsia="Arial" w:hAnsi="Arial"/>
+                      <w:sz w:val="21"/>
+                      <w:szCs w:val="21"/>
+                    </w:rPr>
+                    <w:t xml:space="preserve">The user types 3, then 7, then 15. What will this program display?</w:t>
+                  </w:r>
+                </w:p>
+              </w:tc>
+              <w:tc>
+                <w:tcPr>
+                  <w:tcW w:type="dxa" w:w="2506"/>
+                  <w:tcBorders>
+                    <w:top w:val="single" w:color="B7C2D1" w:sz="4"/>
+                    <w:left w:val="single" w:color="B7C2D1" w:sz="4"/>
+                    <w:bottom w:val="single" w:color="B7C2D1" w:sz="4"/>
+                    <w:right w:val="single" w:color="B7C2D1" w:sz="4"/>
+                  </w:tcBorders>
+                  <w:shd w:fill="FFFFFF" w:color="auto" w:val="clear"/>
+                  <w:tcMar>
+                    <w:top w:type="dxa" w:w="80"/>
+                    <w:left w:type="dxa" w:w="120"/>
+                    <w:bottom w:type="dxa" w:w="80"/>
+                    <w:right w:type="dxa" w:w="120"/>
+                  </w:tcMar>
+                  <w:vAlign w:val="center"/>
+                </w:tcPr>
+                <w:p>
+                  <w:pPr>
+                    <w:spacing w:after="0" w:before="0"/>
+                  </w:pPr>
+                  <w:r>
+                    <w:rPr>
+                      <w:rFonts w:ascii="Arial" w:cs="Arial" w:eastAsia="Arial" w:hAnsi="Arial"/>
+                      <w:b w:val="false"/>
+                      <w:bCs w:val="false"/>
+                      <w:sz w:val="21"/>
+                      <w:szCs w:val="21"/>
+                    </w:rPr>
+                    <w:t xml:space="preserve">Predict</w:t>
+                  </w:r>
+                </w:p>
+              </w:tc>
+              <w:tc>
+                <w:tcPr>
+                  <w:tcW w:type="dxa" w:w="2506"/>
+                  <w:tcBorders>
+                    <w:top w:val="single" w:color="B7C2D1" w:sz="4"/>
+                    <w:left w:val="single" w:color="B7C2D1" w:sz="4"/>
+                    <w:bottom w:val="single" w:color="B7C2D1" w:sz="4"/>
+                    <w:right w:val="single" w:color="B7C2D1" w:sz="4"/>
+                  </w:tcBorders>
+                  <w:shd w:fill="FFFFFF" w:color="auto" w:val="clear"/>
+                  <w:tcMar>
+                    <w:top w:type="dxa" w:w="80"/>
+                    <w:left w:type="dxa" w:w="120"/>
+                    <w:bottom w:type="dxa" w:w="80"/>
+                    <w:right w:type="dxa" w:w="120"/>
+                  </w:tcMar>
+                  <w:vAlign w:val="center"/>
+                </w:tcPr>
+                <w:p>
+                  <w:pPr>
+                    <w:spacing w:after="0" w:before="0"/>
+                  </w:pPr>
+                  <w:r>
+                    <w:rPr>
+                      <w:rFonts w:ascii="Arial" w:cs="Arial" w:eastAsia="Arial" w:hAnsi="Arial"/>
+                      <w:b w:val="false"/>
+                      <w:bCs w:val="false"/>
+                      <w:sz w:val="21"/>
+                      <w:szCs w:val="21"/>
+                    </w:rPr>
+                    <w:t xml:space="preserve">1</w:t>
+                  </w:r>
+                </w:p>
+              </w:tc>
+              <w:tc>
+                <w:tcPr>
+                  <w:tcW w:type="dxa" w:w="2506"/>
                   <w:tcBorders>
                     <w:top w:val="single" w:color="B7C2D1" w:sz="4"/>
                     <w:left w:val="single" w:color="B7C2D1" w:sz="4"/>
@@ -2736,39 +3862,493 @@
               </w:trPr>
               <w:tc>
                 <w:tcPr>
-                  <w:tcW w:type="dxa" w:w="3342"/>
-                  <w:tcBorders>
-                    <w:top w:val="single" w:color="B7C2D1" w:sz="4"/>
-                    <w:left w:val="single" w:color="B7C2D1" w:sz="4"/>
-                    <w:bottom w:val="single" w:color="B7C2D1" w:sz="4"/>
-                    <w:right w:val="single" w:color="B7C2D1" w:sz="4"/>
-                  </w:tcBorders>
-                  <w:shd w:fill="FFFFFF" w:color="auto" w:val="clear"/>
-                  <w:tcMar>
-                    <w:top w:type="dxa" w:w="80"/>
-                    <w:left w:type="dxa" w:w="120"/>
-                    <w:bottom w:type="dxa" w:w="80"/>
-                    <w:right w:type="dxa" w:w="120"/>
-                  </w:tcMar>
-                  <w:vAlign w:val="center"/>
-                </w:tcPr>
-                <w:p>
-                  <w:pPr>
-                    <w:spacing w:after="0" w:before="0"/>
-                  </w:pPr>
-                  <w:r>
-                    <w:rPr>
-                      <w:rFonts w:ascii="Arial" w:cs="Arial" w:eastAsia="Arial" w:hAnsi="Arial"/>
-                      <w:sz w:val="21"/>
-                      <w:szCs w:val="21"/>
-                    </w:rPr>
-                    <w:t xml:space="preserve">Keep asking the user for a word until it is yes or no. Display please answer yes or no for each other word. Then display [the accepted word] on a line of its own.</w:t>
-                  </w:r>
-                </w:p>
-              </w:tc>
-              <w:tc>
-                <w:tcPr>
-                  <w:tcW w:type="dxa" w:w="3342"/>
+                  <w:tcW w:type="dxa" w:w="2506"/>
+                  <w:tcBorders>
+                    <w:top w:val="single" w:color="B7C2D1" w:sz="4"/>
+                    <w:left w:val="single" w:color="B7C2D1" w:sz="4"/>
+                    <w:bottom w:val="single" w:color="B7C2D1" w:sz="4"/>
+                    <w:right w:val="single" w:color="B7C2D1" w:sz="4"/>
+                  </w:tcBorders>
+                  <w:shd w:fill="FFFFFF" w:color="auto" w:val="clear"/>
+                  <w:tcMar>
+                    <w:top w:type="dxa" w:w="80"/>
+                    <w:left w:type="dxa" w:w="120"/>
+                    <w:bottom w:type="dxa" w:w="80"/>
+                    <w:right w:type="dxa" w:w="120"/>
+                  </w:tcMar>
+                  <w:vAlign w:val="center"/>
+                </w:tcPr>
+                <w:p>
+                  <w:pPr>
+                    <w:spacing w:after="0" w:before="0"/>
+                  </w:pPr>
+                  <w:r>
+                    <w:rPr>
+                      <w:rFonts w:ascii="Arial" w:cs="Arial" w:eastAsia="Arial" w:hAnsi="Arial"/>
+                      <w:sz w:val="21"/>
+                      <w:szCs w:val="21"/>
+                    </w:rPr>
+                    <w:t xml:space="preserve">Change the program so it keeps asking until the number is 10 or more.</w:t>
+                  </w:r>
+                </w:p>
+              </w:tc>
+              <w:tc>
+                <w:tcPr>
+                  <w:tcW w:type="dxa" w:w="2506"/>
+                  <w:tcBorders>
+                    <w:top w:val="single" w:color="B7C2D1" w:sz="4"/>
+                    <w:left w:val="single" w:color="B7C2D1" w:sz="4"/>
+                    <w:bottom w:val="single" w:color="B7C2D1" w:sz="4"/>
+                    <w:right w:val="single" w:color="B7C2D1" w:sz="4"/>
+                  </w:tcBorders>
+                  <w:shd w:fill="FFFFFF" w:color="auto" w:val="clear"/>
+                  <w:tcMar>
+                    <w:top w:type="dxa" w:w="80"/>
+                    <w:left w:type="dxa" w:w="120"/>
+                    <w:bottom w:type="dxa" w:w="80"/>
+                    <w:right w:type="dxa" w:w="120"/>
+                  </w:tcMar>
+                  <w:vAlign w:val="center"/>
+                </w:tcPr>
+                <w:p>
+                  <w:pPr>
+                    <w:spacing w:after="0" w:before="0"/>
+                  </w:pPr>
+                  <w:r>
+                    <w:rPr>
+                      <w:rFonts w:ascii="Arial" w:cs="Arial" w:eastAsia="Arial" w:hAnsi="Arial"/>
+                      <w:b w:val="false"/>
+                      <w:bCs w:val="false"/>
+                      <w:sz w:val="21"/>
+                      <w:szCs w:val="21"/>
+                    </w:rPr>
+                    <w:t xml:space="preserve">Change it</w:t>
+                  </w:r>
+                </w:p>
+              </w:tc>
+              <w:tc>
+                <w:tcPr>
+                  <w:tcW w:type="dxa" w:w="2506"/>
+                  <w:tcBorders>
+                    <w:top w:val="single" w:color="B7C2D1" w:sz="4"/>
+                    <w:left w:val="single" w:color="B7C2D1" w:sz="4"/>
+                    <w:bottom w:val="single" w:color="B7C2D1" w:sz="4"/>
+                    <w:right w:val="single" w:color="B7C2D1" w:sz="4"/>
+                  </w:tcBorders>
+                  <w:shd w:fill="FFFFFF" w:color="auto" w:val="clear"/>
+                  <w:tcMar>
+                    <w:top w:type="dxa" w:w="80"/>
+                    <w:left w:type="dxa" w:w="120"/>
+                    <w:bottom w:type="dxa" w:w="80"/>
+                    <w:right w:type="dxa" w:w="120"/>
+                  </w:tcMar>
+                  <w:vAlign w:val="center"/>
+                </w:tcPr>
+                <w:p>
+                  <w:pPr>
+                    <w:spacing w:after="0" w:before="0"/>
+                  </w:pPr>
+                  <w:r>
+                    <w:rPr>
+                      <w:rFonts w:ascii="Arial" w:cs="Arial" w:eastAsia="Arial" w:hAnsi="Arial"/>
+                      <w:b w:val="false"/>
+                      <w:bCs w:val="false"/>
+                      <w:sz w:val="21"/>
+                      <w:szCs w:val="21"/>
+                    </w:rPr>
+                    <w:t xml:space="preserve">1</w:t>
+                  </w:r>
+                </w:p>
+              </w:tc>
+              <w:tc>
+                <w:tcPr>
+                  <w:tcW w:type="dxa" w:w="2506"/>
+                  <w:tcBorders>
+                    <w:top w:val="single" w:color="B7C2D1" w:sz="4"/>
+                    <w:left w:val="single" w:color="B7C2D1" w:sz="4"/>
+                    <w:bottom w:val="single" w:color="B7C2D1" w:sz="4"/>
+                    <w:right w:val="single" w:color="B7C2D1" w:sz="4"/>
+                  </w:tcBorders>
+                  <w:shd w:fill="FFFFFF" w:color="auto" w:val="clear"/>
+                  <w:tcMar>
+                    <w:top w:type="dxa" w:w="80"/>
+                    <w:left w:type="dxa" w:w="120"/>
+                    <w:bottom w:type="dxa" w:w="80"/>
+                    <w:right w:type="dxa" w:w="120"/>
+                  </w:tcMar>
+                  <w:vAlign w:val="center"/>
+                </w:tcPr>
+                <w:p>
+                  <w:pPr>
+                    <w:spacing w:after="0" w:before="0"/>
+                  </w:pPr>
+                  <w:r>
+                    <w:rPr>
+                      <w:rFonts w:ascii="Arial" w:cs="Arial" w:eastAsia="Arial" w:hAnsi="Arial"/>
+                      <w:b w:val="false"/>
+                      <w:bCs w:val="false"/>
+                      <w:sz w:val="21"/>
+                      <w:szCs w:val="21"/>
+                    </w:rPr>
+                    <w:t xml:space="preserve"/>
+                  </w:r>
+                </w:p>
+              </w:tc>
+            </w:tr>
+            <w:tr>
+              <w:trPr>
+                <w:cantSplit/>
+                <w:trHeight w:val="360" w:hRule="atLeast"/>
+              </w:trPr>
+              <w:tc>
+                <w:tcPr>
+                  <w:tcW w:type="dxa" w:w="2506"/>
+                  <w:tcBorders>
+                    <w:top w:val="single" w:color="B7C2D1" w:sz="4"/>
+                    <w:left w:val="single" w:color="B7C2D1" w:sz="4"/>
+                    <w:bottom w:val="single" w:color="B7C2D1" w:sz="4"/>
+                    <w:right w:val="single" w:color="B7C2D1" w:sz="4"/>
+                  </w:tcBorders>
+                  <w:shd w:fill="FFFFFF" w:color="auto" w:val="clear"/>
+                  <w:tcMar>
+                    <w:top w:type="dxa" w:w="80"/>
+                    <w:left w:type="dxa" w:w="120"/>
+                    <w:bottom w:type="dxa" w:w="80"/>
+                    <w:right w:type="dxa" w:w="120"/>
+                  </w:tcMar>
+                  <w:vAlign w:val="center"/>
+                </w:tcPr>
+                <w:p>
+                  <w:pPr>
+                    <w:spacing w:after="0" w:before="0"/>
+                  </w:pPr>
+                  <w:r>
+                    <w:rPr>
+                      <w:rFonts w:ascii="Arial" w:cs="Arial" w:eastAsia="Arial" w:hAnsi="Arial"/>
+                      <w:sz w:val="21"/>
+                      <w:szCs w:val="21"/>
+                    </w:rPr>
+                    <w:t xml:space="preserve">Finish the program so it keeps asking until the mark typed in is 100 or less.</w:t>
+                  </w:r>
+                </w:p>
+              </w:tc>
+              <w:tc>
+                <w:tcPr>
+                  <w:tcW w:type="dxa" w:w="2506"/>
+                  <w:tcBorders>
+                    <w:top w:val="single" w:color="B7C2D1" w:sz="4"/>
+                    <w:left w:val="single" w:color="B7C2D1" w:sz="4"/>
+                    <w:bottom w:val="single" w:color="B7C2D1" w:sz="4"/>
+                    <w:right w:val="single" w:color="B7C2D1" w:sz="4"/>
+                  </w:tcBorders>
+                  <w:shd w:fill="FFFFFF" w:color="auto" w:val="clear"/>
+                  <w:tcMar>
+                    <w:top w:type="dxa" w:w="80"/>
+                    <w:left w:type="dxa" w:w="120"/>
+                    <w:bottom w:type="dxa" w:w="80"/>
+                    <w:right w:type="dxa" w:w="120"/>
+                  </w:tcMar>
+                  <w:vAlign w:val="center"/>
+                </w:tcPr>
+                <w:p>
+                  <w:pPr>
+                    <w:spacing w:after="0" w:before="0"/>
+                  </w:pPr>
+                  <w:r>
+                    <w:rPr>
+                      <w:rFonts w:ascii="Arial" w:cs="Arial" w:eastAsia="Arial" w:hAnsi="Arial"/>
+                      <w:b w:val="false"/>
+                      <w:bCs w:val="false"/>
+                      <w:sz w:val="21"/>
+                      <w:szCs w:val="21"/>
+                    </w:rPr>
+                    <w:t xml:space="preserve">Complete it</w:t>
+                  </w:r>
+                </w:p>
+              </w:tc>
+              <w:tc>
+                <w:tcPr>
+                  <w:tcW w:type="dxa" w:w="2506"/>
+                  <w:tcBorders>
+                    <w:top w:val="single" w:color="B7C2D1" w:sz="4"/>
+                    <w:left w:val="single" w:color="B7C2D1" w:sz="4"/>
+                    <w:bottom w:val="single" w:color="B7C2D1" w:sz="4"/>
+                    <w:right w:val="single" w:color="B7C2D1" w:sz="4"/>
+                  </w:tcBorders>
+                  <w:shd w:fill="FFFFFF" w:color="auto" w:val="clear"/>
+                  <w:tcMar>
+                    <w:top w:type="dxa" w:w="80"/>
+                    <w:left w:type="dxa" w:w="120"/>
+                    <w:bottom w:type="dxa" w:w="80"/>
+                    <w:right w:type="dxa" w:w="120"/>
+                  </w:tcMar>
+                  <w:vAlign w:val="center"/>
+                </w:tcPr>
+                <w:p>
+                  <w:pPr>
+                    <w:spacing w:after="0" w:before="0"/>
+                  </w:pPr>
+                  <w:r>
+                    <w:rPr>
+                      <w:rFonts w:ascii="Arial" w:cs="Arial" w:eastAsia="Arial" w:hAnsi="Arial"/>
+                      <w:b w:val="false"/>
+                      <w:bCs w:val="false"/>
+                      <w:sz w:val="21"/>
+                      <w:szCs w:val="21"/>
+                    </w:rPr>
+                    <w:t xml:space="preserve">2</w:t>
+                  </w:r>
+                </w:p>
+              </w:tc>
+              <w:tc>
+                <w:tcPr>
+                  <w:tcW w:type="dxa" w:w="2506"/>
+                  <w:tcBorders>
+                    <w:top w:val="single" w:color="B7C2D1" w:sz="4"/>
+                    <w:left w:val="single" w:color="B7C2D1" w:sz="4"/>
+                    <w:bottom w:val="single" w:color="B7C2D1" w:sz="4"/>
+                    <w:right w:val="single" w:color="B7C2D1" w:sz="4"/>
+                  </w:tcBorders>
+                  <w:shd w:fill="FFFFFF" w:color="auto" w:val="clear"/>
+                  <w:tcMar>
+                    <w:top w:type="dxa" w:w="80"/>
+                    <w:left w:type="dxa" w:w="120"/>
+                    <w:bottom w:type="dxa" w:w="80"/>
+                    <w:right w:type="dxa" w:w="120"/>
+                  </w:tcMar>
+                  <w:vAlign w:val="center"/>
+                </w:tcPr>
+                <w:p>
+                  <w:pPr>
+                    <w:spacing w:after="0" w:before="0"/>
+                  </w:pPr>
+                  <w:r>
+                    <w:rPr>
+                      <w:rFonts w:ascii="Arial" w:cs="Arial" w:eastAsia="Arial" w:hAnsi="Arial"/>
+                      <w:b w:val="false"/>
+                      <w:bCs w:val="false"/>
+                      <w:sz w:val="21"/>
+                      <w:szCs w:val="21"/>
+                    </w:rPr>
+                    <w:t xml:space="preserve"/>
+                  </w:r>
+                </w:p>
+              </w:tc>
+            </w:tr>
+            <w:tr>
+              <w:trPr>
+                <w:cantSplit/>
+                <w:trHeight w:val="360" w:hRule="atLeast"/>
+              </w:trPr>
+              <w:tc>
+                <w:tcPr>
+                  <w:tcW w:type="dxa" w:w="2506"/>
+                  <w:tcBorders>
+                    <w:top w:val="single" w:color="B7C2D1" w:sz="4"/>
+                    <w:left w:val="single" w:color="B7C2D1" w:sz="4"/>
+                    <w:bottom w:val="single" w:color="B7C2D1" w:sz="4"/>
+                    <w:right w:val="single" w:color="B7C2D1" w:sz="4"/>
+                  </w:tcBorders>
+                  <w:shd w:fill="FFFFFF" w:color="auto" w:val="clear"/>
+                  <w:tcMar>
+                    <w:top w:type="dxa" w:w="80"/>
+                    <w:left w:type="dxa" w:w="120"/>
+                    <w:bottom w:type="dxa" w:w="80"/>
+                    <w:right w:type="dxa" w:w="120"/>
+                  </w:tcMar>
+                  <w:vAlign w:val="center"/>
+                </w:tcPr>
+                <w:p>
+                  <w:pPr>
+                    <w:spacing w:after="0" w:before="0"/>
+                  </w:pPr>
+                  <w:r>
+                    <w:rPr>
+                      <w:rFonts w:ascii="Arial" w:cs="Arial" w:eastAsia="Arial" w:hAnsi="Arial"/>
+                      <w:sz w:val="21"/>
+                      <w:szCs w:val="21"/>
+                    </w:rPr>
+                    <w:t xml:space="preserve">Keep asking the user for a whole number until one of them is 1 or more. Display Too small for every number refused. Then display the accepted number on a line of its own.</w:t>
+                  </w:r>
+                </w:p>
+              </w:tc>
+              <w:tc>
+                <w:tcPr>
+                  <w:tcW w:type="dxa" w:w="2506"/>
+                  <w:tcBorders>
+                    <w:top w:val="single" w:color="B7C2D1" w:sz="4"/>
+                    <w:left w:val="single" w:color="B7C2D1" w:sz="4"/>
+                    <w:bottom w:val="single" w:color="B7C2D1" w:sz="4"/>
+                    <w:right w:val="single" w:color="B7C2D1" w:sz="4"/>
+                  </w:tcBorders>
+                  <w:shd w:fill="FFFFFF" w:color="auto" w:val="clear"/>
+                  <w:tcMar>
+                    <w:top w:type="dxa" w:w="80"/>
+                    <w:left w:type="dxa" w:w="120"/>
+                    <w:bottom w:type="dxa" w:w="80"/>
+                    <w:right w:type="dxa" w:w="120"/>
+                  </w:tcMar>
+                  <w:vAlign w:val="center"/>
+                </w:tcPr>
+                <w:p>
+                  <w:pPr>
+                    <w:spacing w:after="0" w:before="0"/>
+                  </w:pPr>
+                  <w:r>
+                    <w:rPr>
+                      <w:rFonts w:ascii="Arial" w:cs="Arial" w:eastAsia="Arial" w:hAnsi="Arial"/>
+                      <w:b w:val="false"/>
+                      <w:bCs w:val="false"/>
+                      <w:sz w:val="21"/>
+                      <w:szCs w:val="21"/>
+                    </w:rPr>
+                    <w:t xml:space="preserve">Write it</w:t>
+                  </w:r>
+                </w:p>
+              </w:tc>
+              <w:tc>
+                <w:tcPr>
+                  <w:tcW w:type="dxa" w:w="2506"/>
+                  <w:tcBorders>
+                    <w:top w:val="single" w:color="B7C2D1" w:sz="4"/>
+                    <w:left w:val="single" w:color="B7C2D1" w:sz="4"/>
+                    <w:bottom w:val="single" w:color="B7C2D1" w:sz="4"/>
+                    <w:right w:val="single" w:color="B7C2D1" w:sz="4"/>
+                  </w:tcBorders>
+                  <w:shd w:fill="FFFFFF" w:color="auto" w:val="clear"/>
+                  <w:tcMar>
+                    <w:top w:type="dxa" w:w="80"/>
+                    <w:left w:type="dxa" w:w="120"/>
+                    <w:bottom w:type="dxa" w:w="80"/>
+                    <w:right w:type="dxa" w:w="120"/>
+                  </w:tcMar>
+                  <w:vAlign w:val="center"/>
+                </w:tcPr>
+                <w:p>
+                  <w:pPr>
+                    <w:spacing w:after="0" w:before="0"/>
+                  </w:pPr>
+                  <w:r>
+                    <w:rPr>
+                      <w:rFonts w:ascii="Arial" w:cs="Arial" w:eastAsia="Arial" w:hAnsi="Arial"/>
+                      <w:b w:val="false"/>
+                      <w:bCs w:val="false"/>
+                      <w:sz w:val="21"/>
+                      <w:szCs w:val="21"/>
+                    </w:rPr>
+                    <w:t xml:space="preserve">2</w:t>
+                  </w:r>
+                </w:p>
+              </w:tc>
+              <w:tc>
+                <w:tcPr>
+                  <w:tcW w:type="dxa" w:w="2506"/>
+                  <w:tcBorders>
+                    <w:top w:val="single" w:color="B7C2D1" w:sz="4"/>
+                    <w:left w:val="single" w:color="B7C2D1" w:sz="4"/>
+                    <w:bottom w:val="single" w:color="B7C2D1" w:sz="4"/>
+                    <w:right w:val="single" w:color="B7C2D1" w:sz="4"/>
+                  </w:tcBorders>
+                  <w:shd w:fill="FFFFFF" w:color="auto" w:val="clear"/>
+                  <w:tcMar>
+                    <w:top w:type="dxa" w:w="80"/>
+                    <w:left w:type="dxa" w:w="120"/>
+                    <w:bottom w:type="dxa" w:w="80"/>
+                    <w:right w:type="dxa" w:w="120"/>
+                  </w:tcMar>
+                  <w:vAlign w:val="center"/>
+                </w:tcPr>
+                <w:p>
+                  <w:pPr>
+                    <w:spacing w:after="0" w:before="0"/>
+                  </w:pPr>
+                  <w:r>
+                    <w:rPr>
+                      <w:rFonts w:ascii="Arial" w:cs="Arial" w:eastAsia="Arial" w:hAnsi="Arial"/>
+                      <w:b w:val="false"/>
+                      <w:bCs w:val="false"/>
+                      <w:sz w:val="21"/>
+                      <w:szCs w:val="21"/>
+                    </w:rPr>
+                    <w:t xml:space="preserve"/>
+                  </w:r>
+                </w:p>
+              </w:tc>
+            </w:tr>
+            <w:tr>
+              <w:trPr>
+                <w:cantSplit/>
+                <w:trHeight w:val="360" w:hRule="atLeast"/>
+              </w:trPr>
+              <w:tc>
+                <w:tcPr>
+                  <w:tcW w:type="dxa" w:w="2506"/>
+                  <w:tcBorders>
+                    <w:top w:val="single" w:color="B7C2D1" w:sz="4"/>
+                    <w:left w:val="single" w:color="B7C2D1" w:sz="4"/>
+                    <w:bottom w:val="single" w:color="B7C2D1" w:sz="4"/>
+                    <w:right w:val="single" w:color="B7C2D1" w:sz="4"/>
+                  </w:tcBorders>
+                  <w:shd w:fill="FFFFFF" w:color="auto" w:val="clear"/>
+                  <w:tcMar>
+                    <w:top w:type="dxa" w:w="80"/>
+                    <w:left w:type="dxa" w:w="120"/>
+                    <w:bottom w:type="dxa" w:w="80"/>
+                    <w:right w:type="dxa" w:w="120"/>
+                  </w:tcMar>
+                  <w:vAlign w:val="center"/>
+                </w:tcPr>
+                <w:p>
+                  <w:pPr>
+                    <w:spacing w:after="0" w:before="0"/>
+                  </w:pPr>
+                  <w:r>
+                    <w:rPr>
+                      <w:rFonts w:ascii="Arial" w:cs="Arial" w:eastAsia="Arial" w:hAnsi="Arial"/>
+                      <w:sz w:val="21"/>
+                      <w:szCs w:val="21"/>
+                    </w:rPr>
+                    <w:t xml:space="preserve">Keep asking the user for a whole number until one of them is from 1 to 5. Display Out of range for every number refused. Then display the accepted number on a line of its own.</w:t>
+                  </w:r>
+                </w:p>
+              </w:tc>
+              <w:tc>
+                <w:tcPr>
+                  <w:tcW w:type="dxa" w:w="2506"/>
+                  <w:tcBorders>
+                    <w:top w:val="single" w:color="B7C2D1" w:sz="4"/>
+                    <w:left w:val="single" w:color="B7C2D1" w:sz="4"/>
+                    <w:bottom w:val="single" w:color="B7C2D1" w:sz="4"/>
+                    <w:right w:val="single" w:color="B7C2D1" w:sz="4"/>
+                  </w:tcBorders>
+                  <w:shd w:fill="FFFFFF" w:color="auto" w:val="clear"/>
+                  <w:tcMar>
+                    <w:top w:type="dxa" w:w="80"/>
+                    <w:left w:type="dxa" w:w="120"/>
+                    <w:bottom w:type="dxa" w:w="80"/>
+                    <w:right w:type="dxa" w:w="120"/>
+                  </w:tcMar>
+                  <w:vAlign w:val="center"/>
+                </w:tcPr>
+                <w:p>
+                  <w:pPr>
+                    <w:spacing w:after="0" w:before="0"/>
+                  </w:pPr>
+                  <w:r>
+                    <w:rPr>
+                      <w:rFonts w:ascii="Arial" w:cs="Arial" w:eastAsia="Arial" w:hAnsi="Arial"/>
+                      <w:b w:val="false"/>
+                      <w:bCs w:val="false"/>
+                      <w:sz w:val="21"/>
+                      <w:szCs w:val="21"/>
+                    </w:rPr>
+                    <w:t xml:space="preserve">Write it</w:t>
+                  </w:r>
+                </w:p>
+              </w:tc>
+              <w:tc>
+                <w:tcPr>
+                  <w:tcW w:type="dxa" w:w="2506"/>
                   <w:tcBorders>
                     <w:top w:val="single" w:color="B7C2D1" w:sz="4"/>
                     <w:left w:val="single" w:color="B7C2D1" w:sz="4"/>
@@ -2802,7 +4382,427 @@
               </w:tc>
               <w:tc>
                 <w:tcPr>
-                  <w:tcW w:type="dxa" w:w="3342"/>
+                  <w:tcW w:type="dxa" w:w="2506"/>
+                  <w:tcBorders>
+                    <w:top w:val="single" w:color="B7C2D1" w:sz="4"/>
+                    <w:left w:val="single" w:color="B7C2D1" w:sz="4"/>
+                    <w:bottom w:val="single" w:color="B7C2D1" w:sz="4"/>
+                    <w:right w:val="single" w:color="B7C2D1" w:sz="4"/>
+                  </w:tcBorders>
+                  <w:shd w:fill="FFFFFF" w:color="auto" w:val="clear"/>
+                  <w:tcMar>
+                    <w:top w:type="dxa" w:w="80"/>
+                    <w:left w:type="dxa" w:w="120"/>
+                    <w:bottom w:type="dxa" w:w="80"/>
+                    <w:right w:type="dxa" w:w="120"/>
+                  </w:tcMar>
+                  <w:vAlign w:val="center"/>
+                </w:tcPr>
+                <w:p>
+                  <w:pPr>
+                    <w:spacing w:after="0" w:before="0"/>
+                  </w:pPr>
+                  <w:r>
+                    <w:rPr>
+                      <w:rFonts w:ascii="Arial" w:cs="Arial" w:eastAsia="Arial" w:hAnsi="Arial"/>
+                      <w:b w:val="false"/>
+                      <w:bCs w:val="false"/>
+                      <w:sz w:val="21"/>
+                      <w:szCs w:val="21"/>
+                    </w:rPr>
+                    <w:t xml:space="preserve"/>
+                  </w:r>
+                </w:p>
+              </w:tc>
+            </w:tr>
+            <w:tr>
+              <w:trPr>
+                <w:cantSplit/>
+                <w:trHeight w:val="360" w:hRule="atLeast"/>
+              </w:trPr>
+              <w:tc>
+                <w:tcPr>
+                  <w:tcW w:type="dxa" w:w="2506"/>
+                  <w:tcBorders>
+                    <w:top w:val="single" w:color="B7C2D1" w:sz="4"/>
+                    <w:left w:val="single" w:color="B7C2D1" w:sz="4"/>
+                    <w:bottom w:val="single" w:color="B7C2D1" w:sz="4"/>
+                    <w:right w:val="single" w:color="B7C2D1" w:sz="4"/>
+                  </w:tcBorders>
+                  <w:shd w:fill="FFFFFF" w:color="auto" w:val="clear"/>
+                  <w:tcMar>
+                    <w:top w:type="dxa" w:w="80"/>
+                    <w:left w:type="dxa" w:w="120"/>
+                    <w:bottom w:type="dxa" w:w="80"/>
+                    <w:right w:type="dxa" w:w="120"/>
+                  </w:tcMar>
+                  <w:vAlign w:val="center"/>
+                </w:tcPr>
+                <w:p>
+                  <w:pPr>
+                    <w:spacing w:after="0" w:before="0"/>
+                  </w:pPr>
+                  <w:r>
+                    <w:rPr>
+                      <w:rFonts w:ascii="Arial" w:cs="Arial" w:eastAsia="Arial" w:hAnsi="Arial"/>
+                      <w:sz w:val="21"/>
+                      <w:szCs w:val="21"/>
+                    </w:rPr>
+                    <w:t xml:space="preserve">This program should keep asking until the number is 10 or more. It gives up after one go. Find the mistake and put it right.</w:t>
+                  </w:r>
+                </w:p>
+              </w:tc>
+              <w:tc>
+                <w:tcPr>
+                  <w:tcW w:type="dxa" w:w="2506"/>
+                  <w:tcBorders>
+                    <w:top w:val="single" w:color="B7C2D1" w:sz="4"/>
+                    <w:left w:val="single" w:color="B7C2D1" w:sz="4"/>
+                    <w:bottom w:val="single" w:color="B7C2D1" w:sz="4"/>
+                    <w:right w:val="single" w:color="B7C2D1" w:sz="4"/>
+                  </w:tcBorders>
+                  <w:shd w:fill="FFFFFF" w:color="auto" w:val="clear"/>
+                  <w:tcMar>
+                    <w:top w:type="dxa" w:w="80"/>
+                    <w:left w:type="dxa" w:w="120"/>
+                    <w:bottom w:type="dxa" w:w="80"/>
+                    <w:right w:type="dxa" w:w="120"/>
+                  </w:tcMar>
+                  <w:vAlign w:val="center"/>
+                </w:tcPr>
+                <w:p>
+                  <w:pPr>
+                    <w:spacing w:after="0" w:before="0"/>
+                  </w:pPr>
+                  <w:r>
+                    <w:rPr>
+                      <w:rFonts w:ascii="Arial" w:cs="Arial" w:eastAsia="Arial" w:hAnsi="Arial"/>
+                      <w:b w:val="false"/>
+                      <w:bCs w:val="false"/>
+                      <w:sz w:val="21"/>
+                      <w:szCs w:val="21"/>
+                    </w:rPr>
+                    <w:t xml:space="preserve">Fix it</w:t>
+                  </w:r>
+                </w:p>
+              </w:tc>
+              <w:tc>
+                <w:tcPr>
+                  <w:tcW w:type="dxa" w:w="2506"/>
+                  <w:tcBorders>
+                    <w:top w:val="single" w:color="B7C2D1" w:sz="4"/>
+                    <w:left w:val="single" w:color="B7C2D1" w:sz="4"/>
+                    <w:bottom w:val="single" w:color="B7C2D1" w:sz="4"/>
+                    <w:right w:val="single" w:color="B7C2D1" w:sz="4"/>
+                  </w:tcBorders>
+                  <w:shd w:fill="FFFFFF" w:color="auto" w:val="clear"/>
+                  <w:tcMar>
+                    <w:top w:type="dxa" w:w="80"/>
+                    <w:left w:type="dxa" w:w="120"/>
+                    <w:bottom w:type="dxa" w:w="80"/>
+                    <w:right w:type="dxa" w:w="120"/>
+                  </w:tcMar>
+                  <w:vAlign w:val="center"/>
+                </w:tcPr>
+                <w:p>
+                  <w:pPr>
+                    <w:spacing w:after="0" w:before="0"/>
+                  </w:pPr>
+                  <w:r>
+                    <w:rPr>
+                      <w:rFonts w:ascii="Arial" w:cs="Arial" w:eastAsia="Arial" w:hAnsi="Arial"/>
+                      <w:b w:val="false"/>
+                      <w:bCs w:val="false"/>
+                      <w:sz w:val="21"/>
+                      <w:szCs w:val="21"/>
+                    </w:rPr>
+                    <w:t xml:space="preserve">2</w:t>
+                  </w:r>
+                </w:p>
+              </w:tc>
+              <w:tc>
+                <w:tcPr>
+                  <w:tcW w:type="dxa" w:w="2506"/>
+                  <w:tcBorders>
+                    <w:top w:val="single" w:color="B7C2D1" w:sz="4"/>
+                    <w:left w:val="single" w:color="B7C2D1" w:sz="4"/>
+                    <w:bottom w:val="single" w:color="B7C2D1" w:sz="4"/>
+                    <w:right w:val="single" w:color="B7C2D1" w:sz="4"/>
+                  </w:tcBorders>
+                  <w:shd w:fill="FFFFFF" w:color="auto" w:val="clear"/>
+                  <w:tcMar>
+                    <w:top w:type="dxa" w:w="80"/>
+                    <w:left w:type="dxa" w:w="120"/>
+                    <w:bottom w:type="dxa" w:w="80"/>
+                    <w:right w:type="dxa" w:w="120"/>
+                  </w:tcMar>
+                  <w:vAlign w:val="center"/>
+                </w:tcPr>
+                <w:p>
+                  <w:pPr>
+                    <w:spacing w:after="0" w:before="0"/>
+                  </w:pPr>
+                  <w:r>
+                    <w:rPr>
+                      <w:rFonts w:ascii="Arial" w:cs="Arial" w:eastAsia="Arial" w:hAnsi="Arial"/>
+                      <w:b w:val="false"/>
+                      <w:bCs w:val="false"/>
+                      <w:sz w:val="21"/>
+                      <w:szCs w:val="21"/>
+                    </w:rPr>
+                    <w:t xml:space="preserve"/>
+                  </w:r>
+                </w:p>
+              </w:tc>
+            </w:tr>
+            <w:tr>
+              <w:trPr>
+                <w:cantSplit/>
+                <w:trHeight w:val="360" w:hRule="atLeast"/>
+              </w:trPr>
+              <w:tc>
+                <w:tcPr>
+                  <w:tcW w:type="dxa" w:w="2506"/>
+                  <w:tcBorders>
+                    <w:top w:val="single" w:color="B7C2D1" w:sz="4"/>
+                    <w:left w:val="single" w:color="B7C2D1" w:sz="4"/>
+                    <w:bottom w:val="single" w:color="B7C2D1" w:sz="4"/>
+                    <w:right w:val="single" w:color="B7C2D1" w:sz="4"/>
+                  </w:tcBorders>
+                  <w:shd w:fill="FFFFFF" w:color="auto" w:val="clear"/>
+                  <w:tcMar>
+                    <w:top w:type="dxa" w:w="80"/>
+                    <w:left w:type="dxa" w:w="120"/>
+                    <w:bottom w:type="dxa" w:w="80"/>
+                    <w:right w:type="dxa" w:w="120"/>
+                  </w:tcMar>
+                  <w:vAlign w:val="center"/>
+                </w:tcPr>
+                <w:p>
+                  <w:pPr>
+                    <w:spacing w:after="0" w:before="0"/>
+                  </w:pPr>
+                  <w:r>
+                    <w:rPr>
+                      <w:rFonts w:ascii="Arial" w:cs="Arial" w:eastAsia="Arial" w:hAnsi="Arial"/>
+                      <w:sz w:val="21"/>
+                      <w:szCs w:val="21"/>
+                    </w:rPr>
+                    <w:t xml:space="preserve">Keep asking the user for a word until it is yes or no. Display Please type yes or no for every other word. Then display the accepted word on a line of its own.</w:t>
+                  </w:r>
+                </w:p>
+              </w:tc>
+              <w:tc>
+                <w:tcPr>
+                  <w:tcW w:type="dxa" w:w="2506"/>
+                  <w:tcBorders>
+                    <w:top w:val="single" w:color="B7C2D1" w:sz="4"/>
+                    <w:left w:val="single" w:color="B7C2D1" w:sz="4"/>
+                    <w:bottom w:val="single" w:color="B7C2D1" w:sz="4"/>
+                    <w:right w:val="single" w:color="B7C2D1" w:sz="4"/>
+                  </w:tcBorders>
+                  <w:shd w:fill="FFFFFF" w:color="auto" w:val="clear"/>
+                  <w:tcMar>
+                    <w:top w:type="dxa" w:w="80"/>
+                    <w:left w:type="dxa" w:w="120"/>
+                    <w:bottom w:type="dxa" w:w="80"/>
+                    <w:right w:type="dxa" w:w="120"/>
+                  </w:tcMar>
+                  <w:vAlign w:val="center"/>
+                </w:tcPr>
+                <w:p>
+                  <w:pPr>
+                    <w:spacing w:after="0" w:before="0"/>
+                  </w:pPr>
+                  <w:r>
+                    <w:rPr>
+                      <w:rFonts w:ascii="Arial" w:cs="Arial" w:eastAsia="Arial" w:hAnsi="Arial"/>
+                      <w:b w:val="false"/>
+                      <w:bCs w:val="false"/>
+                      <w:sz w:val="21"/>
+                      <w:szCs w:val="21"/>
+                    </w:rPr>
+                    <w:t xml:space="preserve">Write it</w:t>
+                  </w:r>
+                </w:p>
+              </w:tc>
+              <w:tc>
+                <w:tcPr>
+                  <w:tcW w:type="dxa" w:w="2506"/>
+                  <w:tcBorders>
+                    <w:top w:val="single" w:color="B7C2D1" w:sz="4"/>
+                    <w:left w:val="single" w:color="B7C2D1" w:sz="4"/>
+                    <w:bottom w:val="single" w:color="B7C2D1" w:sz="4"/>
+                    <w:right w:val="single" w:color="B7C2D1" w:sz="4"/>
+                  </w:tcBorders>
+                  <w:shd w:fill="FFFFFF" w:color="auto" w:val="clear"/>
+                  <w:tcMar>
+                    <w:top w:type="dxa" w:w="80"/>
+                    <w:left w:type="dxa" w:w="120"/>
+                    <w:bottom w:type="dxa" w:w="80"/>
+                    <w:right w:type="dxa" w:w="120"/>
+                  </w:tcMar>
+                  <w:vAlign w:val="center"/>
+                </w:tcPr>
+                <w:p>
+                  <w:pPr>
+                    <w:spacing w:after="0" w:before="0"/>
+                  </w:pPr>
+                  <w:r>
+                    <w:rPr>
+                      <w:rFonts w:ascii="Arial" w:cs="Arial" w:eastAsia="Arial" w:hAnsi="Arial"/>
+                      <w:b w:val="false"/>
+                      <w:bCs w:val="false"/>
+                      <w:sz w:val="21"/>
+                      <w:szCs w:val="21"/>
+                    </w:rPr>
+                    <w:t xml:space="preserve">3</w:t>
+                  </w:r>
+                </w:p>
+              </w:tc>
+              <w:tc>
+                <w:tcPr>
+                  <w:tcW w:type="dxa" w:w="2506"/>
+                  <w:tcBorders>
+                    <w:top w:val="single" w:color="B7C2D1" w:sz="4"/>
+                    <w:left w:val="single" w:color="B7C2D1" w:sz="4"/>
+                    <w:bottom w:val="single" w:color="B7C2D1" w:sz="4"/>
+                    <w:right w:val="single" w:color="B7C2D1" w:sz="4"/>
+                  </w:tcBorders>
+                  <w:shd w:fill="FFFFFF" w:color="auto" w:val="clear"/>
+                  <w:tcMar>
+                    <w:top w:type="dxa" w:w="80"/>
+                    <w:left w:type="dxa" w:w="120"/>
+                    <w:bottom w:type="dxa" w:w="80"/>
+                    <w:right w:type="dxa" w:w="120"/>
+                  </w:tcMar>
+                  <w:vAlign w:val="center"/>
+                </w:tcPr>
+                <w:p>
+                  <w:pPr>
+                    <w:spacing w:after="0" w:before="0"/>
+                  </w:pPr>
+                  <w:r>
+                    <w:rPr>
+                      <w:rFonts w:ascii="Arial" w:cs="Arial" w:eastAsia="Arial" w:hAnsi="Arial"/>
+                      <w:b w:val="false"/>
+                      <w:bCs w:val="false"/>
+                      <w:sz w:val="21"/>
+                      <w:szCs w:val="21"/>
+                    </w:rPr>
+                    <w:t xml:space="preserve"/>
+                  </w:r>
+                </w:p>
+              </w:tc>
+            </w:tr>
+            <w:tr>
+              <w:trPr>
+                <w:cantSplit/>
+                <w:trHeight w:val="360" w:hRule="atLeast"/>
+              </w:trPr>
+              <w:tc>
+                <w:tcPr>
+                  <w:tcW w:type="dxa" w:w="2506"/>
+                  <w:tcBorders>
+                    <w:top w:val="single" w:color="B7C2D1" w:sz="4"/>
+                    <w:left w:val="single" w:color="B7C2D1" w:sz="4"/>
+                    <w:bottom w:val="single" w:color="B7C2D1" w:sz="4"/>
+                    <w:right w:val="single" w:color="B7C2D1" w:sz="4"/>
+                  </w:tcBorders>
+                  <w:shd w:fill="FFFFFF" w:color="auto" w:val="clear"/>
+                  <w:tcMar>
+                    <w:top w:type="dxa" w:w="80"/>
+                    <w:left w:type="dxa" w:w="120"/>
+                    <w:bottom w:type="dxa" w:w="80"/>
+                    <w:right w:type="dxa" w:w="120"/>
+                  </w:tcMar>
+                  <w:vAlign w:val="center"/>
+                </w:tcPr>
+                <w:p>
+                  <w:pPr>
+                    <w:spacing w:after="0" w:before="0"/>
+                  </w:pPr>
+                  <w:r>
+                    <w:rPr>
+                      <w:rFonts w:ascii="Arial" w:cs="Arial" w:eastAsia="Arial" w:hAnsi="Arial"/>
+                      <w:sz w:val="21"/>
+                      <w:szCs w:val="21"/>
+                    </w:rPr>
+                    <w:t xml:space="preserve">Keep asking the user for a whole number until one of them is 10 or more. Display Too small for every number refused. Then keep asking for a word until it is yes or no. Display Please type yes or no for every word refused. Then display the accepted number. Then display the accepted word on the next line.</w:t>
+                  </w:r>
+                </w:p>
+              </w:tc>
+              <w:tc>
+                <w:tcPr>
+                  <w:tcW w:type="dxa" w:w="2506"/>
+                  <w:tcBorders>
+                    <w:top w:val="single" w:color="B7C2D1" w:sz="4"/>
+                    <w:left w:val="single" w:color="B7C2D1" w:sz="4"/>
+                    <w:bottom w:val="single" w:color="B7C2D1" w:sz="4"/>
+                    <w:right w:val="single" w:color="B7C2D1" w:sz="4"/>
+                  </w:tcBorders>
+                  <w:shd w:fill="FFFFFF" w:color="auto" w:val="clear"/>
+                  <w:tcMar>
+                    <w:top w:type="dxa" w:w="80"/>
+                    <w:left w:type="dxa" w:w="120"/>
+                    <w:bottom w:type="dxa" w:w="80"/>
+                    <w:right w:type="dxa" w:w="120"/>
+                  </w:tcMar>
+                  <w:vAlign w:val="center"/>
+                </w:tcPr>
+                <w:p>
+                  <w:pPr>
+                    <w:spacing w:after="0" w:before="0"/>
+                  </w:pPr>
+                  <w:r>
+                    <w:rPr>
+                      <w:rFonts w:ascii="Arial" w:cs="Arial" w:eastAsia="Arial" w:hAnsi="Arial"/>
+                      <w:b w:val="false"/>
+                      <w:bCs w:val="false"/>
+                      <w:sz w:val="21"/>
+                      <w:szCs w:val="21"/>
+                    </w:rPr>
+                    <w:t xml:space="preserve">Challenge (optional)</w:t>
+                  </w:r>
+                </w:p>
+              </w:tc>
+              <w:tc>
+                <w:tcPr>
+                  <w:tcW w:type="dxa" w:w="2506"/>
+                  <w:tcBorders>
+                    <w:top w:val="single" w:color="B7C2D1" w:sz="4"/>
+                    <w:left w:val="single" w:color="B7C2D1" w:sz="4"/>
+                    <w:bottom w:val="single" w:color="B7C2D1" w:sz="4"/>
+                    <w:right w:val="single" w:color="B7C2D1" w:sz="4"/>
+                  </w:tcBorders>
+                  <w:shd w:fill="FFFFFF" w:color="auto" w:val="clear"/>
+                  <w:tcMar>
+                    <w:top w:type="dxa" w:w="80"/>
+                    <w:left w:type="dxa" w:w="120"/>
+                    <w:bottom w:type="dxa" w:w="80"/>
+                    <w:right w:type="dxa" w:w="120"/>
+                  </w:tcMar>
+                  <w:vAlign w:val="center"/>
+                </w:tcPr>
+                <w:p>
+                  <w:pPr>
+                    <w:spacing w:after="0" w:before="0"/>
+                  </w:pPr>
+                  <w:r>
+                    <w:rPr>
+                      <w:rFonts w:ascii="Arial" w:cs="Arial" w:eastAsia="Arial" w:hAnsi="Arial"/>
+                      <w:b w:val="false"/>
+                      <w:bCs w:val="false"/>
+                      <w:sz w:val="21"/>
+                      <w:szCs w:val="21"/>
+                    </w:rPr>
+                    <w:t xml:space="preserve">3</w:t>
+                  </w:r>
+                </w:p>
+              </w:tc>
+              <w:tc>
+                <w:tcPr>
+                  <w:tcW w:type="dxa" w:w="2506"/>
                   <w:tcBorders>
                     <w:top w:val="single" w:color="B7C2D1" w:sz="4"/>
                     <w:left w:val="single" w:color="B7C2D1" w:sz="4"/>
@@ -2849,7 +4849,7 @@
                 <w:sz w:val="21"/>
                 <w:szCs w:val="21"/>
               </w:rPr>
-              <w:t xml:space="preserve">Plan the one you found hardest: inputs, what happens to them, what is printed.</w:t>
+              <w:t xml:space="preserve">Plan the one you found hardest: what is typed in, what happens to it, what is displayed.</w:t>
             </w:r>
           </w:p>
           <w:tbl>
@@ -3275,12 +5275,12 @@
                 <w:sz w:val="21"/>
                 <w:szCs w:val="21"/>
               </w:rPr>
-              <w:t xml:space="preserve">Tick each one off as its tests pass in the editor</w:t>
+              <w:t xml:space="preserve">Tick each one off as you finish it in the editor</w:t>
             </w:r>
           </w:p>
           <w:tbl>
             <w:tblPr>
-              <w:tblW w:type="dxa" w:w="10026"/>
+              <w:tblW w:type="dxa" w:w="10024"/>
               <w:tblBorders>
                 <w:top w:val="single" w:color="auto" w:sz="4"/>
                 <w:left w:val="single" w:color="auto" w:sz="4"/>
@@ -3291,9 +5291,10 @@
               </w:tblBorders>
             </w:tblPr>
             <w:tblGrid>
-              <w:gridCol w:w="3342"/>
-              <w:gridCol w:w="3342"/>
-              <w:gridCol w:w="3342"/>
+              <w:gridCol w:w="2506"/>
+              <w:gridCol w:w="2506"/>
+              <w:gridCol w:w="2506"/>
+              <w:gridCol w:w="2506"/>
             </w:tblGrid>
             <w:tr>
               <w:trPr>
@@ -3302,7 +5303,7 @@
               </w:trPr>
               <w:tc>
                 <w:tcPr>
-                  <w:tcW w:type="dxa" w:w="3342"/>
+                  <w:tcW w:type="dxa" w:w="2506"/>
                   <w:tcBorders>
                     <w:top w:val="single" w:color="B7C2D1" w:sz="4"/>
                     <w:left w:val="single" w:color="B7C2D1" w:sz="4"/>
@@ -3330,13 +5331,13 @@
                       <w:sz w:val="20"/>
                       <w:szCs w:val="20"/>
                     </w:rPr>
-                    <w:t xml:space="preserve">Program</w:t>
-                  </w:r>
-                </w:p>
-              </w:tc>
-              <w:tc>
-                <w:tcPr>
-                  <w:tcW w:type="dxa" w:w="3342"/>
+                    <w:t xml:space="preserve">Activity</w:t>
+                  </w:r>
+                </w:p>
+              </w:tc>
+              <w:tc>
+                <w:tcPr>
+                  <w:tcW w:type="dxa" w:w="2506"/>
                   <w:tcBorders>
                     <w:top w:val="single" w:color="B7C2D1" w:sz="4"/>
                     <w:left w:val="single" w:color="B7C2D1" w:sz="4"/>
@@ -3364,13 +5365,47 @@
                       <w:sz w:val="20"/>
                       <w:szCs w:val="20"/>
                     </w:rPr>
+                    <w:t xml:space="preserve">What to do</w:t>
+                  </w:r>
+                </w:p>
+              </w:tc>
+              <w:tc>
+                <w:tcPr>
+                  <w:tcW w:type="dxa" w:w="2506"/>
+                  <w:tcBorders>
+                    <w:top w:val="single" w:color="B7C2D1" w:sz="4"/>
+                    <w:left w:val="single" w:color="B7C2D1" w:sz="4"/>
+                    <w:bottom w:val="single" w:color="B7C2D1" w:sz="4"/>
+                    <w:right w:val="single" w:color="B7C2D1" w:sz="4"/>
+                  </w:tcBorders>
+                  <w:shd w:fill="E6ECF5" w:color="auto" w:val="clear"/>
+                  <w:tcMar>
+                    <w:top w:type="dxa" w:w="80"/>
+                    <w:left w:type="dxa" w:w="120"/>
+                    <w:bottom w:type="dxa" w:w="80"/>
+                    <w:right w:type="dxa" w:w="120"/>
+                  </w:tcMar>
+                  <w:vAlign w:val="center"/>
+                </w:tcPr>
+                <w:p>
+                  <w:pPr>
+                    <w:spacing w:after="0" w:before="0"/>
+                  </w:pPr>
+                  <w:r>
+                    <w:rPr>
+                      <w:rFonts w:ascii="Arial" w:cs="Arial" w:eastAsia="Arial" w:hAnsi="Arial"/>
+                      <w:b/>
+                      <w:bCs/>
+                      <w:sz w:val="20"/>
+                      <w:szCs w:val="20"/>
+                    </w:rPr>
                     <w:t xml:space="preserve">Marks</w:t>
                   </w:r>
                 </w:p>
               </w:tc>
               <w:tc>
                 <w:tcPr>
-                  <w:tcW w:type="dxa" w:w="3342"/>
+                  <w:tcW w:type="dxa" w:w="2506"/>
                   <w:tcBorders>
                     <w:top w:val="single" w:color="B7C2D1" w:sz="4"/>
                     <w:left w:val="single" w:color="B7C2D1" w:sz="4"/>
@@ -3410,73 +5445,107 @@
               </w:trPr>
               <w:tc>
                 <w:tcPr>
-                  <w:tcW w:type="dxa" w:w="3342"/>
-                  <w:tcBorders>
-                    <w:top w:val="single" w:color="B7C2D1" w:sz="4"/>
-                    <w:left w:val="single" w:color="B7C2D1" w:sz="4"/>
-                    <w:bottom w:val="single" w:color="B7C2D1" w:sz="4"/>
-                    <w:right w:val="single" w:color="B7C2D1" w:sz="4"/>
-                  </w:tcBorders>
-                  <w:shd w:fill="FFFFFF" w:color="auto" w:val="clear"/>
-                  <w:tcMar>
-                    <w:top w:type="dxa" w:w="80"/>
-                    <w:left w:type="dxa" w:w="120"/>
-                    <w:bottom w:type="dxa" w:w="80"/>
-                    <w:right w:type="dxa" w:w="120"/>
-                  </w:tcMar>
-                  <w:vAlign w:val="center"/>
-                </w:tcPr>
-                <w:p>
-                  <w:pPr>
-                    <w:spacing w:after="0" w:before="0"/>
-                  </w:pPr>
-                  <w:r>
-                    <w:rPr>
-                      <w:rFonts w:ascii="Arial" w:cs="Arial" w:eastAsia="Arial" w:hAnsi="Arial"/>
-                      <w:sz w:val="21"/>
-                      <w:szCs w:val="21"/>
-                    </w:rPr>
-                    <w:t xml:space="preserve">Ask the user for whole numbers until they type -1, which is the signal to stop. Display each number as it is typed, one on each line. Do not display the -1.</w:t>
-                  </w:r>
-                </w:p>
-              </w:tc>
-              <w:tc>
-                <w:tcPr>
-                  <w:tcW w:type="dxa" w:w="3342"/>
-                  <w:tcBorders>
-                    <w:top w:val="single" w:color="B7C2D1" w:sz="4"/>
-                    <w:left w:val="single" w:color="B7C2D1" w:sz="4"/>
-                    <w:bottom w:val="single" w:color="B7C2D1" w:sz="4"/>
-                    <w:right w:val="single" w:color="B7C2D1" w:sz="4"/>
-                  </w:tcBorders>
-                  <w:shd w:fill="FFFFFF" w:color="auto" w:val="clear"/>
-                  <w:tcMar>
-                    <w:top w:type="dxa" w:w="80"/>
-                    <w:left w:type="dxa" w:w="120"/>
-                    <w:bottom w:type="dxa" w:w="80"/>
-                    <w:right w:type="dxa" w:w="120"/>
-                  </w:tcMar>
-                  <w:vAlign w:val="center"/>
-                </w:tcPr>
-                <w:p>
-                  <w:pPr>
-                    <w:spacing w:after="0" w:before="0"/>
-                  </w:pPr>
-                  <w:r>
-                    <w:rPr>
-                      <w:rFonts w:ascii="Arial" w:cs="Arial" w:eastAsia="Arial" w:hAnsi="Arial"/>
-                      <w:b w:val="false"/>
-                      <w:bCs w:val="false"/>
-                      <w:sz w:val="21"/>
-                      <w:szCs w:val="21"/>
-                    </w:rPr>
-                    <w:t xml:space="preserve">2</w:t>
-                  </w:r>
-                </w:p>
-              </w:tc>
-              <w:tc>
-                <w:tcPr>
-                  <w:tcW w:type="dxa" w:w="3342"/>
+                  <w:tcW w:type="dxa" w:w="2506"/>
+                  <w:tcBorders>
+                    <w:top w:val="single" w:color="B7C2D1" w:sz="4"/>
+                    <w:left w:val="single" w:color="B7C2D1" w:sz="4"/>
+                    <w:bottom w:val="single" w:color="B7C2D1" w:sz="4"/>
+                    <w:right w:val="single" w:color="B7C2D1" w:sz="4"/>
+                  </w:tcBorders>
+                  <w:shd w:fill="FFFFFF" w:color="auto" w:val="clear"/>
+                  <w:tcMar>
+                    <w:top w:type="dxa" w:w="80"/>
+                    <w:left w:type="dxa" w:w="120"/>
+                    <w:bottom w:type="dxa" w:w="80"/>
+                    <w:right w:type="dxa" w:w="120"/>
+                  </w:tcMar>
+                  <w:vAlign w:val="center"/>
+                </w:tcPr>
+                <w:p>
+                  <w:pPr>
+                    <w:spacing w:after="0" w:before="0"/>
+                  </w:pPr>
+                  <w:r>
+                    <w:rPr>
+                      <w:rFonts w:ascii="Arial" w:cs="Arial" w:eastAsia="Arial" w:hAnsi="Arial"/>
+                      <w:sz w:val="21"/>
+                      <w:szCs w:val="21"/>
+                    </w:rPr>
+                    <w:t xml:space="preserve">Press Run. Type red, then blue, then stop.</w:t>
+                  </w:r>
+                </w:p>
+              </w:tc>
+              <w:tc>
+                <w:tcPr>
+                  <w:tcW w:type="dxa" w:w="2506"/>
+                  <w:tcBorders>
+                    <w:top w:val="single" w:color="B7C2D1" w:sz="4"/>
+                    <w:left w:val="single" w:color="B7C2D1" w:sz="4"/>
+                    <w:bottom w:val="single" w:color="B7C2D1" w:sz="4"/>
+                    <w:right w:val="single" w:color="B7C2D1" w:sz="4"/>
+                  </w:tcBorders>
+                  <w:shd w:fill="FFFFFF" w:color="auto" w:val="clear"/>
+                  <w:tcMar>
+                    <w:top w:type="dxa" w:w="80"/>
+                    <w:left w:type="dxa" w:w="120"/>
+                    <w:bottom w:type="dxa" w:w="80"/>
+                    <w:right w:type="dxa" w:w="120"/>
+                  </w:tcMar>
+                  <w:vAlign w:val="center"/>
+                </w:tcPr>
+                <w:p>
+                  <w:pPr>
+                    <w:spacing w:after="0" w:before="0"/>
+                  </w:pPr>
+                  <w:r>
+                    <w:rPr>
+                      <w:rFonts w:ascii="Arial" w:cs="Arial" w:eastAsia="Arial" w:hAnsi="Arial"/>
+                      <w:b w:val="false"/>
+                      <w:bCs w:val="false"/>
+                      <w:sz w:val="21"/>
+                      <w:szCs w:val="21"/>
+                    </w:rPr>
+                    <w:t xml:space="preserve">Run it</w:t>
+                  </w:r>
+                </w:p>
+              </w:tc>
+              <w:tc>
+                <w:tcPr>
+                  <w:tcW w:type="dxa" w:w="2506"/>
+                  <w:tcBorders>
+                    <w:top w:val="single" w:color="B7C2D1" w:sz="4"/>
+                    <w:left w:val="single" w:color="B7C2D1" w:sz="4"/>
+                    <w:bottom w:val="single" w:color="B7C2D1" w:sz="4"/>
+                    <w:right w:val="single" w:color="B7C2D1" w:sz="4"/>
+                  </w:tcBorders>
+                  <w:shd w:fill="FFFFFF" w:color="auto" w:val="clear"/>
+                  <w:tcMar>
+                    <w:top w:type="dxa" w:w="80"/>
+                    <w:left w:type="dxa" w:w="120"/>
+                    <w:bottom w:type="dxa" w:w="80"/>
+                    <w:right w:type="dxa" w:w="120"/>
+                  </w:tcMar>
+                  <w:vAlign w:val="center"/>
+                </w:tcPr>
+                <w:p>
+                  <w:pPr>
+                    <w:spacing w:after="0" w:before="0"/>
+                  </w:pPr>
+                  <w:r>
+                    <w:rPr>
+                      <w:rFonts w:ascii="Arial" w:cs="Arial" w:eastAsia="Arial" w:hAnsi="Arial"/>
+                      <w:b w:val="false"/>
+                      <w:bCs w:val="false"/>
+                      <w:sz w:val="21"/>
+                      <w:szCs w:val="21"/>
+                    </w:rPr>
+                    <w:t xml:space="preserve">1</w:t>
+                  </w:r>
+                </w:p>
+              </w:tc>
+              <w:tc>
+                <w:tcPr>
+                  <w:tcW w:type="dxa" w:w="2506"/>
                   <w:tcBorders>
                     <w:top w:val="single" w:color="B7C2D1" w:sz="4"/>
                     <w:left w:val="single" w:color="B7C2D1" w:sz="4"/>
@@ -3516,73 +5585,107 @@
               </w:trPr>
               <w:tc>
                 <w:tcPr>
-                  <w:tcW w:type="dxa" w:w="3342"/>
-                  <w:tcBorders>
-                    <w:top w:val="single" w:color="B7C2D1" w:sz="4"/>
-                    <w:left w:val="single" w:color="B7C2D1" w:sz="4"/>
-                    <w:bottom w:val="single" w:color="B7C2D1" w:sz="4"/>
-                    <w:right w:val="single" w:color="B7C2D1" w:sz="4"/>
-                  </w:tcBorders>
-                  <w:shd w:fill="FFFFFF" w:color="auto" w:val="clear"/>
-                  <w:tcMar>
-                    <w:top w:type="dxa" w:w="80"/>
-                    <w:left w:type="dxa" w:w="120"/>
-                    <w:bottom w:type="dxa" w:w="80"/>
-                    <w:right w:type="dxa" w:w="120"/>
-                  </w:tcMar>
-                  <w:vAlign w:val="center"/>
-                </w:tcPr>
-                <w:p>
-                  <w:pPr>
-                    <w:spacing w:after="0" w:before="0"/>
-                  </w:pPr>
-                  <w:r>
-                    <w:rPr>
-                      <w:rFonts w:ascii="Arial" w:cs="Arial" w:eastAsia="Arial" w:hAnsi="Arial"/>
-                      <w:sz w:val="21"/>
-                      <w:szCs w:val="21"/>
-                    </w:rPr>
-                    <w:t xml:space="preserve">Ask the user for whole numbers until they type -1, which is the signal to stop and is not added. Add the numbers up. Display [the total] and nothing else.</w:t>
-                  </w:r>
-                </w:p>
-              </w:tc>
-              <w:tc>
-                <w:tcPr>
-                  <w:tcW w:type="dxa" w:w="3342"/>
-                  <w:tcBorders>
-                    <w:top w:val="single" w:color="B7C2D1" w:sz="4"/>
-                    <w:left w:val="single" w:color="B7C2D1" w:sz="4"/>
-                    <w:bottom w:val="single" w:color="B7C2D1" w:sz="4"/>
-                    <w:right w:val="single" w:color="B7C2D1" w:sz="4"/>
-                  </w:tcBorders>
-                  <w:shd w:fill="FFFFFF" w:color="auto" w:val="clear"/>
-                  <w:tcMar>
-                    <w:top w:type="dxa" w:w="80"/>
-                    <w:left w:type="dxa" w:w="120"/>
-                    <w:bottom w:type="dxa" w:w="80"/>
-                    <w:right w:type="dxa" w:w="120"/>
-                  </w:tcMar>
-                  <w:vAlign w:val="center"/>
-                </w:tcPr>
-                <w:p>
-                  <w:pPr>
-                    <w:spacing w:after="0" w:before="0"/>
-                  </w:pPr>
-                  <w:r>
-                    <w:rPr>
-                      <w:rFonts w:ascii="Arial" w:cs="Arial" w:eastAsia="Arial" w:hAnsi="Arial"/>
-                      <w:b w:val="false"/>
-                      <w:bCs w:val="false"/>
-                      <w:sz w:val="21"/>
-                      <w:szCs w:val="21"/>
-                    </w:rPr>
-                    <w:t xml:space="preserve">3</w:t>
-                  </w:r>
-                </w:p>
-              </w:tc>
-              <w:tc>
-                <w:tcPr>
-                  <w:tcW w:type="dxa" w:w="3342"/>
+                  <w:tcW w:type="dxa" w:w="2506"/>
+                  <w:tcBorders>
+                    <w:top w:val="single" w:color="B7C2D1" w:sz="4"/>
+                    <w:left w:val="single" w:color="B7C2D1" w:sz="4"/>
+                    <w:bottom w:val="single" w:color="B7C2D1" w:sz="4"/>
+                    <w:right w:val="single" w:color="B7C2D1" w:sz="4"/>
+                  </w:tcBorders>
+                  <w:shd w:fill="FFFFFF" w:color="auto" w:val="clear"/>
+                  <w:tcMar>
+                    <w:top w:type="dxa" w:w="80"/>
+                    <w:left w:type="dxa" w:w="120"/>
+                    <w:bottom w:type="dxa" w:w="80"/>
+                    <w:right w:type="dxa" w:w="120"/>
+                  </w:tcMar>
+                  <w:vAlign w:val="center"/>
+                </w:tcPr>
+                <w:p>
+                  <w:pPr>
+                    <w:spacing w:after="0" w:before="0"/>
+                  </w:pPr>
+                  <w:r>
+                    <w:rPr>
+                      <w:rFonts w:ascii="Arial" w:cs="Arial" w:eastAsia="Arial" w:hAnsi="Arial"/>
+                      <w:sz w:val="21"/>
+                      <w:szCs w:val="21"/>
+                    </w:rPr>
+                    <w:t xml:space="preserve">The user types 5, then 8, then 0. What will this program display?</w:t>
+                  </w:r>
+                </w:p>
+              </w:tc>
+              <w:tc>
+                <w:tcPr>
+                  <w:tcW w:type="dxa" w:w="2506"/>
+                  <w:tcBorders>
+                    <w:top w:val="single" w:color="B7C2D1" w:sz="4"/>
+                    <w:left w:val="single" w:color="B7C2D1" w:sz="4"/>
+                    <w:bottom w:val="single" w:color="B7C2D1" w:sz="4"/>
+                    <w:right w:val="single" w:color="B7C2D1" w:sz="4"/>
+                  </w:tcBorders>
+                  <w:shd w:fill="FFFFFF" w:color="auto" w:val="clear"/>
+                  <w:tcMar>
+                    <w:top w:type="dxa" w:w="80"/>
+                    <w:left w:type="dxa" w:w="120"/>
+                    <w:bottom w:type="dxa" w:w="80"/>
+                    <w:right w:type="dxa" w:w="120"/>
+                  </w:tcMar>
+                  <w:vAlign w:val="center"/>
+                </w:tcPr>
+                <w:p>
+                  <w:pPr>
+                    <w:spacing w:after="0" w:before="0"/>
+                  </w:pPr>
+                  <w:r>
+                    <w:rPr>
+                      <w:rFonts w:ascii="Arial" w:cs="Arial" w:eastAsia="Arial" w:hAnsi="Arial"/>
+                      <w:b w:val="false"/>
+                      <w:bCs w:val="false"/>
+                      <w:sz w:val="21"/>
+                      <w:szCs w:val="21"/>
+                    </w:rPr>
+                    <w:t xml:space="preserve">Predict</w:t>
+                  </w:r>
+                </w:p>
+              </w:tc>
+              <w:tc>
+                <w:tcPr>
+                  <w:tcW w:type="dxa" w:w="2506"/>
+                  <w:tcBorders>
+                    <w:top w:val="single" w:color="B7C2D1" w:sz="4"/>
+                    <w:left w:val="single" w:color="B7C2D1" w:sz="4"/>
+                    <w:bottom w:val="single" w:color="B7C2D1" w:sz="4"/>
+                    <w:right w:val="single" w:color="B7C2D1" w:sz="4"/>
+                  </w:tcBorders>
+                  <w:shd w:fill="FFFFFF" w:color="auto" w:val="clear"/>
+                  <w:tcMar>
+                    <w:top w:type="dxa" w:w="80"/>
+                    <w:left w:type="dxa" w:w="120"/>
+                    <w:bottom w:type="dxa" w:w="80"/>
+                    <w:right w:type="dxa" w:w="120"/>
+                  </w:tcMar>
+                  <w:vAlign w:val="center"/>
+                </w:tcPr>
+                <w:p>
+                  <w:pPr>
+                    <w:spacing w:after="0" w:before="0"/>
+                  </w:pPr>
+                  <w:r>
+                    <w:rPr>
+                      <w:rFonts w:ascii="Arial" w:cs="Arial" w:eastAsia="Arial" w:hAnsi="Arial"/>
+                      <w:b w:val="false"/>
+                      <w:bCs w:val="false"/>
+                      <w:sz w:val="21"/>
+                      <w:szCs w:val="21"/>
+                    </w:rPr>
+                    <w:t xml:space="preserve">1</w:t>
+                  </w:r>
+                </w:p>
+              </w:tc>
+              <w:tc>
+                <w:tcPr>
+                  <w:tcW w:type="dxa" w:w="2506"/>
                   <w:tcBorders>
                     <w:top w:val="single" w:color="B7C2D1" w:sz="4"/>
                     <w:left w:val="single" w:color="B7C2D1" w:sz="4"/>
@@ -3622,39 +5725,493 @@
               </w:trPr>
               <w:tc>
                 <w:tcPr>
-                  <w:tcW w:type="dxa" w:w="3342"/>
-                  <w:tcBorders>
-                    <w:top w:val="single" w:color="B7C2D1" w:sz="4"/>
-                    <w:left w:val="single" w:color="B7C2D1" w:sz="4"/>
-                    <w:bottom w:val="single" w:color="B7C2D1" w:sz="4"/>
-                    <w:right w:val="single" w:color="B7C2D1" w:sz="4"/>
-                  </w:tcBorders>
-                  <w:shd w:fill="FFFFFF" w:color="auto" w:val="clear"/>
-                  <w:tcMar>
-                    <w:top w:type="dxa" w:w="80"/>
-                    <w:left w:type="dxa" w:w="120"/>
-                    <w:bottom w:type="dxa" w:w="80"/>
-                    <w:right w:type="dxa" w:w="120"/>
-                  </w:tcMar>
-                  <w:vAlign w:val="center"/>
-                </w:tcPr>
-                <w:p>
-                  <w:pPr>
-                    <w:spacing w:after="0" w:before="0"/>
-                  </w:pPr>
-                  <w:r>
-                    <w:rPr>
-                      <w:rFonts w:ascii="Arial" w:cs="Arial" w:eastAsia="Arial" w:hAnsi="Arial"/>
-                      <w:sz w:val="21"/>
-                      <w:szCs w:val="21"/>
-                    </w:rPr>
-                    <w:t xml:space="preserve">Ask the user for whole numbers until they type the word end, which is the signal to stop. Add the numbers up. Display [the total] and nothing else.</w:t>
-                  </w:r>
-                </w:p>
-              </w:tc>
-              <w:tc>
-                <w:tcPr>
-                  <w:tcW w:type="dxa" w:w="3342"/>
+                  <w:tcW w:type="dxa" w:w="2506"/>
+                  <w:tcBorders>
+                    <w:top w:val="single" w:color="B7C2D1" w:sz="4"/>
+                    <w:left w:val="single" w:color="B7C2D1" w:sz="4"/>
+                    <w:bottom w:val="single" w:color="B7C2D1" w:sz="4"/>
+                    <w:right w:val="single" w:color="B7C2D1" w:sz="4"/>
+                  </w:tcBorders>
+                  <w:shd w:fill="FFFFFF" w:color="auto" w:val="clear"/>
+                  <w:tcMar>
+                    <w:top w:type="dxa" w:w="80"/>
+                    <w:left w:type="dxa" w:w="120"/>
+                    <w:bottom w:type="dxa" w:w="80"/>
+                    <w:right w:type="dxa" w:w="120"/>
+                  </w:tcMar>
+                  <w:vAlign w:val="center"/>
+                </w:tcPr>
+                <w:p>
+                  <w:pPr>
+                    <w:spacing w:after="0" w:before="0"/>
+                  </w:pPr>
+                  <w:r>
+                    <w:rPr>
+                      <w:rFonts w:ascii="Arial" w:cs="Arial" w:eastAsia="Arial" w:hAnsi="Arial"/>
+                      <w:sz w:val="21"/>
+                      <w:szCs w:val="21"/>
+                    </w:rPr>
+                    <w:t xml:space="preserve">Change the program so the word end stops the loop instead of the word stop.</w:t>
+                  </w:r>
+                </w:p>
+              </w:tc>
+              <w:tc>
+                <w:tcPr>
+                  <w:tcW w:type="dxa" w:w="2506"/>
+                  <w:tcBorders>
+                    <w:top w:val="single" w:color="B7C2D1" w:sz="4"/>
+                    <w:left w:val="single" w:color="B7C2D1" w:sz="4"/>
+                    <w:bottom w:val="single" w:color="B7C2D1" w:sz="4"/>
+                    <w:right w:val="single" w:color="B7C2D1" w:sz="4"/>
+                  </w:tcBorders>
+                  <w:shd w:fill="FFFFFF" w:color="auto" w:val="clear"/>
+                  <w:tcMar>
+                    <w:top w:type="dxa" w:w="80"/>
+                    <w:left w:type="dxa" w:w="120"/>
+                    <w:bottom w:type="dxa" w:w="80"/>
+                    <w:right w:type="dxa" w:w="120"/>
+                  </w:tcMar>
+                  <w:vAlign w:val="center"/>
+                </w:tcPr>
+                <w:p>
+                  <w:pPr>
+                    <w:spacing w:after="0" w:before="0"/>
+                  </w:pPr>
+                  <w:r>
+                    <w:rPr>
+                      <w:rFonts w:ascii="Arial" w:cs="Arial" w:eastAsia="Arial" w:hAnsi="Arial"/>
+                      <w:b w:val="false"/>
+                      <w:bCs w:val="false"/>
+                      <w:sz w:val="21"/>
+                      <w:szCs w:val="21"/>
+                    </w:rPr>
+                    <w:t xml:space="preserve">Change it</w:t>
+                  </w:r>
+                </w:p>
+              </w:tc>
+              <w:tc>
+                <w:tcPr>
+                  <w:tcW w:type="dxa" w:w="2506"/>
+                  <w:tcBorders>
+                    <w:top w:val="single" w:color="B7C2D1" w:sz="4"/>
+                    <w:left w:val="single" w:color="B7C2D1" w:sz="4"/>
+                    <w:bottom w:val="single" w:color="B7C2D1" w:sz="4"/>
+                    <w:right w:val="single" w:color="B7C2D1" w:sz="4"/>
+                  </w:tcBorders>
+                  <w:shd w:fill="FFFFFF" w:color="auto" w:val="clear"/>
+                  <w:tcMar>
+                    <w:top w:type="dxa" w:w="80"/>
+                    <w:left w:type="dxa" w:w="120"/>
+                    <w:bottom w:type="dxa" w:w="80"/>
+                    <w:right w:type="dxa" w:w="120"/>
+                  </w:tcMar>
+                  <w:vAlign w:val="center"/>
+                </w:tcPr>
+                <w:p>
+                  <w:pPr>
+                    <w:spacing w:after="0" w:before="0"/>
+                  </w:pPr>
+                  <w:r>
+                    <w:rPr>
+                      <w:rFonts w:ascii="Arial" w:cs="Arial" w:eastAsia="Arial" w:hAnsi="Arial"/>
+                      <w:b w:val="false"/>
+                      <w:bCs w:val="false"/>
+                      <w:sz w:val="21"/>
+                      <w:szCs w:val="21"/>
+                    </w:rPr>
+                    <w:t xml:space="preserve">1</w:t>
+                  </w:r>
+                </w:p>
+              </w:tc>
+              <w:tc>
+                <w:tcPr>
+                  <w:tcW w:type="dxa" w:w="2506"/>
+                  <w:tcBorders>
+                    <w:top w:val="single" w:color="B7C2D1" w:sz="4"/>
+                    <w:left w:val="single" w:color="B7C2D1" w:sz="4"/>
+                    <w:bottom w:val="single" w:color="B7C2D1" w:sz="4"/>
+                    <w:right w:val="single" w:color="B7C2D1" w:sz="4"/>
+                  </w:tcBorders>
+                  <w:shd w:fill="FFFFFF" w:color="auto" w:val="clear"/>
+                  <w:tcMar>
+                    <w:top w:type="dxa" w:w="80"/>
+                    <w:left w:type="dxa" w:w="120"/>
+                    <w:bottom w:type="dxa" w:w="80"/>
+                    <w:right w:type="dxa" w:w="120"/>
+                  </w:tcMar>
+                  <w:vAlign w:val="center"/>
+                </w:tcPr>
+                <w:p>
+                  <w:pPr>
+                    <w:spacing w:after="0" w:before="0"/>
+                  </w:pPr>
+                  <w:r>
+                    <w:rPr>
+                      <w:rFonts w:ascii="Arial" w:cs="Arial" w:eastAsia="Arial" w:hAnsi="Arial"/>
+                      <w:b w:val="false"/>
+                      <w:bCs w:val="false"/>
+                      <w:sz w:val="21"/>
+                      <w:szCs w:val="21"/>
+                    </w:rPr>
+                    <w:t xml:space="preserve"/>
+                  </w:r>
+                </w:p>
+              </w:tc>
+            </w:tr>
+            <w:tr>
+              <w:trPr>
+                <w:cantSplit/>
+                <w:trHeight w:val="360" w:hRule="atLeast"/>
+              </w:trPr>
+              <w:tc>
+                <w:tcPr>
+                  <w:tcW w:type="dxa" w:w="2506"/>
+                  <w:tcBorders>
+                    <w:top w:val="single" w:color="B7C2D1" w:sz="4"/>
+                    <w:left w:val="single" w:color="B7C2D1" w:sz="4"/>
+                    <w:bottom w:val="single" w:color="B7C2D1" w:sz="4"/>
+                    <w:right w:val="single" w:color="B7C2D1" w:sz="4"/>
+                  </w:tcBorders>
+                  <w:shd w:fill="FFFFFF" w:color="auto" w:val="clear"/>
+                  <w:tcMar>
+                    <w:top w:type="dxa" w:w="80"/>
+                    <w:left w:type="dxa" w:w="120"/>
+                    <w:bottom w:type="dxa" w:w="80"/>
+                    <w:right w:type="dxa" w:w="120"/>
+                  </w:tcMar>
+                  <w:vAlign w:val="center"/>
+                </w:tcPr>
+                <w:p>
+                  <w:pPr>
+                    <w:spacing w:after="0" w:before="0"/>
+                  </w:pPr>
+                  <w:r>
+                    <w:rPr>
+                      <w:rFonts w:ascii="Arial" w:cs="Arial" w:eastAsia="Arial" w:hAnsi="Arial"/>
+                      <w:sz w:val="21"/>
+                      <w:szCs w:val="21"/>
+                    </w:rPr>
+                    <w:t xml:space="preserve">Finish the program so it displays each number until -1 is typed.</w:t>
+                  </w:r>
+                </w:p>
+              </w:tc>
+              <w:tc>
+                <w:tcPr>
+                  <w:tcW w:type="dxa" w:w="2506"/>
+                  <w:tcBorders>
+                    <w:top w:val="single" w:color="B7C2D1" w:sz="4"/>
+                    <w:left w:val="single" w:color="B7C2D1" w:sz="4"/>
+                    <w:bottom w:val="single" w:color="B7C2D1" w:sz="4"/>
+                    <w:right w:val="single" w:color="B7C2D1" w:sz="4"/>
+                  </w:tcBorders>
+                  <w:shd w:fill="FFFFFF" w:color="auto" w:val="clear"/>
+                  <w:tcMar>
+                    <w:top w:type="dxa" w:w="80"/>
+                    <w:left w:type="dxa" w:w="120"/>
+                    <w:bottom w:type="dxa" w:w="80"/>
+                    <w:right w:type="dxa" w:w="120"/>
+                  </w:tcMar>
+                  <w:vAlign w:val="center"/>
+                </w:tcPr>
+                <w:p>
+                  <w:pPr>
+                    <w:spacing w:after="0" w:before="0"/>
+                  </w:pPr>
+                  <w:r>
+                    <w:rPr>
+                      <w:rFonts w:ascii="Arial" w:cs="Arial" w:eastAsia="Arial" w:hAnsi="Arial"/>
+                      <w:b w:val="false"/>
+                      <w:bCs w:val="false"/>
+                      <w:sz w:val="21"/>
+                      <w:szCs w:val="21"/>
+                    </w:rPr>
+                    <w:t xml:space="preserve">Complete it</w:t>
+                  </w:r>
+                </w:p>
+              </w:tc>
+              <w:tc>
+                <w:tcPr>
+                  <w:tcW w:type="dxa" w:w="2506"/>
+                  <w:tcBorders>
+                    <w:top w:val="single" w:color="B7C2D1" w:sz="4"/>
+                    <w:left w:val="single" w:color="B7C2D1" w:sz="4"/>
+                    <w:bottom w:val="single" w:color="B7C2D1" w:sz="4"/>
+                    <w:right w:val="single" w:color="B7C2D1" w:sz="4"/>
+                  </w:tcBorders>
+                  <w:shd w:fill="FFFFFF" w:color="auto" w:val="clear"/>
+                  <w:tcMar>
+                    <w:top w:type="dxa" w:w="80"/>
+                    <w:left w:type="dxa" w:w="120"/>
+                    <w:bottom w:type="dxa" w:w="80"/>
+                    <w:right w:type="dxa" w:w="120"/>
+                  </w:tcMar>
+                  <w:vAlign w:val="center"/>
+                </w:tcPr>
+                <w:p>
+                  <w:pPr>
+                    <w:spacing w:after="0" w:before="0"/>
+                  </w:pPr>
+                  <w:r>
+                    <w:rPr>
+                      <w:rFonts w:ascii="Arial" w:cs="Arial" w:eastAsia="Arial" w:hAnsi="Arial"/>
+                      <w:b w:val="false"/>
+                      <w:bCs w:val="false"/>
+                      <w:sz w:val="21"/>
+                      <w:szCs w:val="21"/>
+                    </w:rPr>
+                    <w:t xml:space="preserve">2</w:t>
+                  </w:r>
+                </w:p>
+              </w:tc>
+              <w:tc>
+                <w:tcPr>
+                  <w:tcW w:type="dxa" w:w="2506"/>
+                  <w:tcBorders>
+                    <w:top w:val="single" w:color="B7C2D1" w:sz="4"/>
+                    <w:left w:val="single" w:color="B7C2D1" w:sz="4"/>
+                    <w:bottom w:val="single" w:color="B7C2D1" w:sz="4"/>
+                    <w:right w:val="single" w:color="B7C2D1" w:sz="4"/>
+                  </w:tcBorders>
+                  <w:shd w:fill="FFFFFF" w:color="auto" w:val="clear"/>
+                  <w:tcMar>
+                    <w:top w:type="dxa" w:w="80"/>
+                    <w:left w:type="dxa" w:w="120"/>
+                    <w:bottom w:type="dxa" w:w="80"/>
+                    <w:right w:type="dxa" w:w="120"/>
+                  </w:tcMar>
+                  <w:vAlign w:val="center"/>
+                </w:tcPr>
+                <w:p>
+                  <w:pPr>
+                    <w:spacing w:after="0" w:before="0"/>
+                  </w:pPr>
+                  <w:r>
+                    <w:rPr>
+                      <w:rFonts w:ascii="Arial" w:cs="Arial" w:eastAsia="Arial" w:hAnsi="Arial"/>
+                      <w:b w:val="false"/>
+                      <w:bCs w:val="false"/>
+                      <w:sz w:val="21"/>
+                      <w:szCs w:val="21"/>
+                    </w:rPr>
+                    <w:t xml:space="preserve"/>
+                  </w:r>
+                </w:p>
+              </w:tc>
+            </w:tr>
+            <w:tr>
+              <w:trPr>
+                <w:cantSplit/>
+                <w:trHeight w:val="360" w:hRule="atLeast"/>
+              </w:trPr>
+              <w:tc>
+                <w:tcPr>
+                  <w:tcW w:type="dxa" w:w="2506"/>
+                  <w:tcBorders>
+                    <w:top w:val="single" w:color="B7C2D1" w:sz="4"/>
+                    <w:left w:val="single" w:color="B7C2D1" w:sz="4"/>
+                    <w:bottom w:val="single" w:color="B7C2D1" w:sz="4"/>
+                    <w:right w:val="single" w:color="B7C2D1" w:sz="4"/>
+                  </w:tcBorders>
+                  <w:shd w:fill="FFFFFF" w:color="auto" w:val="clear"/>
+                  <w:tcMar>
+                    <w:top w:type="dxa" w:w="80"/>
+                    <w:left w:type="dxa" w:w="120"/>
+                    <w:bottom w:type="dxa" w:w="80"/>
+                    <w:right w:type="dxa" w:w="120"/>
+                  </w:tcMar>
+                  <w:vAlign w:val="center"/>
+                </w:tcPr>
+                <w:p>
+                  <w:pPr>
+                    <w:spacing w:after="0" w:before="0"/>
+                  </w:pPr>
+                  <w:r>
+                    <w:rPr>
+                      <w:rFonts w:ascii="Arial" w:cs="Arial" w:eastAsia="Arial" w:hAnsi="Arial"/>
+                      <w:sz w:val="21"/>
+                      <w:szCs w:val="21"/>
+                    </w:rPr>
+                    <w:t xml:space="preserve">Ask the user for whole numbers until they type 0, which means stop. Display each number doubled, one on each line. Do not display anything for the 0.</w:t>
+                  </w:r>
+                </w:p>
+              </w:tc>
+              <w:tc>
+                <w:tcPr>
+                  <w:tcW w:type="dxa" w:w="2506"/>
+                  <w:tcBorders>
+                    <w:top w:val="single" w:color="B7C2D1" w:sz="4"/>
+                    <w:left w:val="single" w:color="B7C2D1" w:sz="4"/>
+                    <w:bottom w:val="single" w:color="B7C2D1" w:sz="4"/>
+                    <w:right w:val="single" w:color="B7C2D1" w:sz="4"/>
+                  </w:tcBorders>
+                  <w:shd w:fill="FFFFFF" w:color="auto" w:val="clear"/>
+                  <w:tcMar>
+                    <w:top w:type="dxa" w:w="80"/>
+                    <w:left w:type="dxa" w:w="120"/>
+                    <w:bottom w:type="dxa" w:w="80"/>
+                    <w:right w:type="dxa" w:w="120"/>
+                  </w:tcMar>
+                  <w:vAlign w:val="center"/>
+                </w:tcPr>
+                <w:p>
+                  <w:pPr>
+                    <w:spacing w:after="0" w:before="0"/>
+                  </w:pPr>
+                  <w:r>
+                    <w:rPr>
+                      <w:rFonts w:ascii="Arial" w:cs="Arial" w:eastAsia="Arial" w:hAnsi="Arial"/>
+                      <w:b w:val="false"/>
+                      <w:bCs w:val="false"/>
+                      <w:sz w:val="21"/>
+                      <w:szCs w:val="21"/>
+                    </w:rPr>
+                    <w:t xml:space="preserve">Write it</w:t>
+                  </w:r>
+                </w:p>
+              </w:tc>
+              <w:tc>
+                <w:tcPr>
+                  <w:tcW w:type="dxa" w:w="2506"/>
+                  <w:tcBorders>
+                    <w:top w:val="single" w:color="B7C2D1" w:sz="4"/>
+                    <w:left w:val="single" w:color="B7C2D1" w:sz="4"/>
+                    <w:bottom w:val="single" w:color="B7C2D1" w:sz="4"/>
+                    <w:right w:val="single" w:color="B7C2D1" w:sz="4"/>
+                  </w:tcBorders>
+                  <w:shd w:fill="FFFFFF" w:color="auto" w:val="clear"/>
+                  <w:tcMar>
+                    <w:top w:type="dxa" w:w="80"/>
+                    <w:left w:type="dxa" w:w="120"/>
+                    <w:bottom w:type="dxa" w:w="80"/>
+                    <w:right w:type="dxa" w:w="120"/>
+                  </w:tcMar>
+                  <w:vAlign w:val="center"/>
+                </w:tcPr>
+                <w:p>
+                  <w:pPr>
+                    <w:spacing w:after="0" w:before="0"/>
+                  </w:pPr>
+                  <w:r>
+                    <w:rPr>
+                      <w:rFonts w:ascii="Arial" w:cs="Arial" w:eastAsia="Arial" w:hAnsi="Arial"/>
+                      <w:b w:val="false"/>
+                      <w:bCs w:val="false"/>
+                      <w:sz w:val="21"/>
+                      <w:szCs w:val="21"/>
+                    </w:rPr>
+                    <w:t xml:space="preserve">2</w:t>
+                  </w:r>
+                </w:p>
+              </w:tc>
+              <w:tc>
+                <w:tcPr>
+                  <w:tcW w:type="dxa" w:w="2506"/>
+                  <w:tcBorders>
+                    <w:top w:val="single" w:color="B7C2D1" w:sz="4"/>
+                    <w:left w:val="single" w:color="B7C2D1" w:sz="4"/>
+                    <w:bottom w:val="single" w:color="B7C2D1" w:sz="4"/>
+                    <w:right w:val="single" w:color="B7C2D1" w:sz="4"/>
+                  </w:tcBorders>
+                  <w:shd w:fill="FFFFFF" w:color="auto" w:val="clear"/>
+                  <w:tcMar>
+                    <w:top w:type="dxa" w:w="80"/>
+                    <w:left w:type="dxa" w:w="120"/>
+                    <w:bottom w:type="dxa" w:w="80"/>
+                    <w:right w:type="dxa" w:w="120"/>
+                  </w:tcMar>
+                  <w:vAlign w:val="center"/>
+                </w:tcPr>
+                <w:p>
+                  <w:pPr>
+                    <w:spacing w:after="0" w:before="0"/>
+                  </w:pPr>
+                  <w:r>
+                    <w:rPr>
+                      <w:rFonts w:ascii="Arial" w:cs="Arial" w:eastAsia="Arial" w:hAnsi="Arial"/>
+                      <w:b w:val="false"/>
+                      <w:bCs w:val="false"/>
+                      <w:sz w:val="21"/>
+                      <w:szCs w:val="21"/>
+                    </w:rPr>
+                    <w:t xml:space="preserve"/>
+                  </w:r>
+                </w:p>
+              </w:tc>
+            </w:tr>
+            <w:tr>
+              <w:trPr>
+                <w:cantSplit/>
+                <w:trHeight w:val="360" w:hRule="atLeast"/>
+              </w:trPr>
+              <w:tc>
+                <w:tcPr>
+                  <w:tcW w:type="dxa" w:w="2506"/>
+                  <w:tcBorders>
+                    <w:top w:val="single" w:color="B7C2D1" w:sz="4"/>
+                    <w:left w:val="single" w:color="B7C2D1" w:sz="4"/>
+                    <w:bottom w:val="single" w:color="B7C2D1" w:sz="4"/>
+                    <w:right w:val="single" w:color="B7C2D1" w:sz="4"/>
+                  </w:tcBorders>
+                  <w:shd w:fill="FFFFFF" w:color="auto" w:val="clear"/>
+                  <w:tcMar>
+                    <w:top w:type="dxa" w:w="80"/>
+                    <w:left w:type="dxa" w:w="120"/>
+                    <w:bottom w:type="dxa" w:w="80"/>
+                    <w:right w:type="dxa" w:w="120"/>
+                  </w:tcMar>
+                  <w:vAlign w:val="center"/>
+                </w:tcPr>
+                <w:p>
+                  <w:pPr>
+                    <w:spacing w:after="0" w:before="0"/>
+                  </w:pPr>
+                  <w:r>
+                    <w:rPr>
+                      <w:rFonts w:ascii="Arial" w:cs="Arial" w:eastAsia="Arial" w:hAnsi="Arial"/>
+                      <w:sz w:val="21"/>
+                      <w:szCs w:val="21"/>
+                    </w:rPr>
+                    <w:t xml:space="preserve">Ask the user for whole numbers until they type -1, which means stop. Add the numbers up. Display the total and nothing else.</w:t>
+                  </w:r>
+                </w:p>
+              </w:tc>
+              <w:tc>
+                <w:tcPr>
+                  <w:tcW w:type="dxa" w:w="2506"/>
+                  <w:tcBorders>
+                    <w:top w:val="single" w:color="B7C2D1" w:sz="4"/>
+                    <w:left w:val="single" w:color="B7C2D1" w:sz="4"/>
+                    <w:bottom w:val="single" w:color="B7C2D1" w:sz="4"/>
+                    <w:right w:val="single" w:color="B7C2D1" w:sz="4"/>
+                  </w:tcBorders>
+                  <w:shd w:fill="FFFFFF" w:color="auto" w:val="clear"/>
+                  <w:tcMar>
+                    <w:top w:type="dxa" w:w="80"/>
+                    <w:left w:type="dxa" w:w="120"/>
+                    <w:bottom w:type="dxa" w:w="80"/>
+                    <w:right w:type="dxa" w:w="120"/>
+                  </w:tcMar>
+                  <w:vAlign w:val="center"/>
+                </w:tcPr>
+                <w:p>
+                  <w:pPr>
+                    <w:spacing w:after="0" w:before="0"/>
+                  </w:pPr>
+                  <w:r>
+                    <w:rPr>
+                      <w:rFonts w:ascii="Arial" w:cs="Arial" w:eastAsia="Arial" w:hAnsi="Arial"/>
+                      <w:b w:val="false"/>
+                      <w:bCs w:val="false"/>
+                      <w:sz w:val="21"/>
+                      <w:szCs w:val="21"/>
+                    </w:rPr>
+                    <w:t xml:space="preserve">Write it</w:t>
+                  </w:r>
+                </w:p>
+              </w:tc>
+              <w:tc>
+                <w:tcPr>
+                  <w:tcW w:type="dxa" w:w="2506"/>
                   <w:tcBorders>
                     <w:top w:val="single" w:color="B7C2D1" w:sz="4"/>
                     <w:left w:val="single" w:color="B7C2D1" w:sz="4"/>
@@ -3688,7 +6245,427 @@
               </w:tc>
               <w:tc>
                 <w:tcPr>
-                  <w:tcW w:type="dxa" w:w="3342"/>
+                  <w:tcW w:type="dxa" w:w="2506"/>
+                  <w:tcBorders>
+                    <w:top w:val="single" w:color="B7C2D1" w:sz="4"/>
+                    <w:left w:val="single" w:color="B7C2D1" w:sz="4"/>
+                    <w:bottom w:val="single" w:color="B7C2D1" w:sz="4"/>
+                    <w:right w:val="single" w:color="B7C2D1" w:sz="4"/>
+                  </w:tcBorders>
+                  <w:shd w:fill="FFFFFF" w:color="auto" w:val="clear"/>
+                  <w:tcMar>
+                    <w:top w:type="dxa" w:w="80"/>
+                    <w:left w:type="dxa" w:w="120"/>
+                    <w:bottom w:type="dxa" w:w="80"/>
+                    <w:right w:type="dxa" w:w="120"/>
+                  </w:tcMar>
+                  <w:vAlign w:val="center"/>
+                </w:tcPr>
+                <w:p>
+                  <w:pPr>
+                    <w:spacing w:after="0" w:before="0"/>
+                  </w:pPr>
+                  <w:r>
+                    <w:rPr>
+                      <w:rFonts w:ascii="Arial" w:cs="Arial" w:eastAsia="Arial" w:hAnsi="Arial"/>
+                      <w:b w:val="false"/>
+                      <w:bCs w:val="false"/>
+                      <w:sz w:val="21"/>
+                      <w:szCs w:val="21"/>
+                    </w:rPr>
+                    <w:t xml:space="preserve"/>
+                  </w:r>
+                </w:p>
+              </w:tc>
+            </w:tr>
+            <w:tr>
+              <w:trPr>
+                <w:cantSplit/>
+                <w:trHeight w:val="360" w:hRule="atLeast"/>
+              </w:trPr>
+              <w:tc>
+                <w:tcPr>
+                  <w:tcW w:type="dxa" w:w="2506"/>
+                  <w:tcBorders>
+                    <w:top w:val="single" w:color="B7C2D1" w:sz="4"/>
+                    <w:left w:val="single" w:color="B7C2D1" w:sz="4"/>
+                    <w:bottom w:val="single" w:color="B7C2D1" w:sz="4"/>
+                    <w:right w:val="single" w:color="B7C2D1" w:sz="4"/>
+                  </w:tcBorders>
+                  <w:shd w:fill="FFFFFF" w:color="auto" w:val="clear"/>
+                  <w:tcMar>
+                    <w:top w:type="dxa" w:w="80"/>
+                    <w:left w:type="dxa" w:w="120"/>
+                    <w:bottom w:type="dxa" w:w="80"/>
+                    <w:right w:type="dxa" w:w="120"/>
+                  </w:tcMar>
+                  <w:vAlign w:val="center"/>
+                </w:tcPr>
+                <w:p>
+                  <w:pPr>
+                    <w:spacing w:after="0" w:before="0"/>
+                  </w:pPr>
+                  <w:r>
+                    <w:rPr>
+                      <w:rFonts w:ascii="Arial" w:cs="Arial" w:eastAsia="Arial" w:hAnsi="Arial"/>
+                      <w:sz w:val="21"/>
+                      <w:szCs w:val="21"/>
+                    </w:rPr>
+                    <w:t xml:space="preserve">This program should add up the numbers typed before the -1. It adds the -1 as well. Find the mistake and put it right.</w:t>
+                  </w:r>
+                </w:p>
+              </w:tc>
+              <w:tc>
+                <w:tcPr>
+                  <w:tcW w:type="dxa" w:w="2506"/>
+                  <w:tcBorders>
+                    <w:top w:val="single" w:color="B7C2D1" w:sz="4"/>
+                    <w:left w:val="single" w:color="B7C2D1" w:sz="4"/>
+                    <w:bottom w:val="single" w:color="B7C2D1" w:sz="4"/>
+                    <w:right w:val="single" w:color="B7C2D1" w:sz="4"/>
+                  </w:tcBorders>
+                  <w:shd w:fill="FFFFFF" w:color="auto" w:val="clear"/>
+                  <w:tcMar>
+                    <w:top w:type="dxa" w:w="80"/>
+                    <w:left w:type="dxa" w:w="120"/>
+                    <w:bottom w:type="dxa" w:w="80"/>
+                    <w:right w:type="dxa" w:w="120"/>
+                  </w:tcMar>
+                  <w:vAlign w:val="center"/>
+                </w:tcPr>
+                <w:p>
+                  <w:pPr>
+                    <w:spacing w:after="0" w:before="0"/>
+                  </w:pPr>
+                  <w:r>
+                    <w:rPr>
+                      <w:rFonts w:ascii="Arial" w:cs="Arial" w:eastAsia="Arial" w:hAnsi="Arial"/>
+                      <w:b w:val="false"/>
+                      <w:bCs w:val="false"/>
+                      <w:sz w:val="21"/>
+                      <w:szCs w:val="21"/>
+                    </w:rPr>
+                    <w:t xml:space="preserve">Fix it</w:t>
+                  </w:r>
+                </w:p>
+              </w:tc>
+              <w:tc>
+                <w:tcPr>
+                  <w:tcW w:type="dxa" w:w="2506"/>
+                  <w:tcBorders>
+                    <w:top w:val="single" w:color="B7C2D1" w:sz="4"/>
+                    <w:left w:val="single" w:color="B7C2D1" w:sz="4"/>
+                    <w:bottom w:val="single" w:color="B7C2D1" w:sz="4"/>
+                    <w:right w:val="single" w:color="B7C2D1" w:sz="4"/>
+                  </w:tcBorders>
+                  <w:shd w:fill="FFFFFF" w:color="auto" w:val="clear"/>
+                  <w:tcMar>
+                    <w:top w:type="dxa" w:w="80"/>
+                    <w:left w:type="dxa" w:w="120"/>
+                    <w:bottom w:type="dxa" w:w="80"/>
+                    <w:right w:type="dxa" w:w="120"/>
+                  </w:tcMar>
+                  <w:vAlign w:val="center"/>
+                </w:tcPr>
+                <w:p>
+                  <w:pPr>
+                    <w:spacing w:after="0" w:before="0"/>
+                  </w:pPr>
+                  <w:r>
+                    <w:rPr>
+                      <w:rFonts w:ascii="Arial" w:cs="Arial" w:eastAsia="Arial" w:hAnsi="Arial"/>
+                      <w:b w:val="false"/>
+                      <w:bCs w:val="false"/>
+                      <w:sz w:val="21"/>
+                      <w:szCs w:val="21"/>
+                    </w:rPr>
+                    <w:t xml:space="preserve">2</w:t>
+                  </w:r>
+                </w:p>
+              </w:tc>
+              <w:tc>
+                <w:tcPr>
+                  <w:tcW w:type="dxa" w:w="2506"/>
+                  <w:tcBorders>
+                    <w:top w:val="single" w:color="B7C2D1" w:sz="4"/>
+                    <w:left w:val="single" w:color="B7C2D1" w:sz="4"/>
+                    <w:bottom w:val="single" w:color="B7C2D1" w:sz="4"/>
+                    <w:right w:val="single" w:color="B7C2D1" w:sz="4"/>
+                  </w:tcBorders>
+                  <w:shd w:fill="FFFFFF" w:color="auto" w:val="clear"/>
+                  <w:tcMar>
+                    <w:top w:type="dxa" w:w="80"/>
+                    <w:left w:type="dxa" w:w="120"/>
+                    <w:bottom w:type="dxa" w:w="80"/>
+                    <w:right w:type="dxa" w:w="120"/>
+                  </w:tcMar>
+                  <w:vAlign w:val="center"/>
+                </w:tcPr>
+                <w:p>
+                  <w:pPr>
+                    <w:spacing w:after="0" w:before="0"/>
+                  </w:pPr>
+                  <w:r>
+                    <w:rPr>
+                      <w:rFonts w:ascii="Arial" w:cs="Arial" w:eastAsia="Arial" w:hAnsi="Arial"/>
+                      <w:b w:val="false"/>
+                      <w:bCs w:val="false"/>
+                      <w:sz w:val="21"/>
+                      <w:szCs w:val="21"/>
+                    </w:rPr>
+                    <w:t xml:space="preserve"/>
+                  </w:r>
+                </w:p>
+              </w:tc>
+            </w:tr>
+            <w:tr>
+              <w:trPr>
+                <w:cantSplit/>
+                <w:trHeight w:val="360" w:hRule="atLeast"/>
+              </w:trPr>
+              <w:tc>
+                <w:tcPr>
+                  <w:tcW w:type="dxa" w:w="2506"/>
+                  <w:tcBorders>
+                    <w:top w:val="single" w:color="B7C2D1" w:sz="4"/>
+                    <w:left w:val="single" w:color="B7C2D1" w:sz="4"/>
+                    <w:bottom w:val="single" w:color="B7C2D1" w:sz="4"/>
+                    <w:right w:val="single" w:color="B7C2D1" w:sz="4"/>
+                  </w:tcBorders>
+                  <w:shd w:fill="FFFFFF" w:color="auto" w:val="clear"/>
+                  <w:tcMar>
+                    <w:top w:type="dxa" w:w="80"/>
+                    <w:left w:type="dxa" w:w="120"/>
+                    <w:bottom w:type="dxa" w:w="80"/>
+                    <w:right w:type="dxa" w:w="120"/>
+                  </w:tcMar>
+                  <w:vAlign w:val="center"/>
+                </w:tcPr>
+                <w:p>
+                  <w:pPr>
+                    <w:spacing w:after="0" w:before="0"/>
+                  </w:pPr>
+                  <w:r>
+                    <w:rPr>
+                      <w:rFonts w:ascii="Arial" w:cs="Arial" w:eastAsia="Arial" w:hAnsi="Arial"/>
+                      <w:sz w:val="21"/>
+                      <w:szCs w:val="21"/>
+                    </w:rPr>
+                    <w:t xml:space="preserve">Ask the user for whole numbers until they type the word end, which means stop. Add the numbers up. Display the line Total is [total].</w:t>
+                  </w:r>
+                </w:p>
+              </w:tc>
+              <w:tc>
+                <w:tcPr>
+                  <w:tcW w:type="dxa" w:w="2506"/>
+                  <w:tcBorders>
+                    <w:top w:val="single" w:color="B7C2D1" w:sz="4"/>
+                    <w:left w:val="single" w:color="B7C2D1" w:sz="4"/>
+                    <w:bottom w:val="single" w:color="B7C2D1" w:sz="4"/>
+                    <w:right w:val="single" w:color="B7C2D1" w:sz="4"/>
+                  </w:tcBorders>
+                  <w:shd w:fill="FFFFFF" w:color="auto" w:val="clear"/>
+                  <w:tcMar>
+                    <w:top w:type="dxa" w:w="80"/>
+                    <w:left w:type="dxa" w:w="120"/>
+                    <w:bottom w:type="dxa" w:w="80"/>
+                    <w:right w:type="dxa" w:w="120"/>
+                  </w:tcMar>
+                  <w:vAlign w:val="center"/>
+                </w:tcPr>
+                <w:p>
+                  <w:pPr>
+                    <w:spacing w:after="0" w:before="0"/>
+                  </w:pPr>
+                  <w:r>
+                    <w:rPr>
+                      <w:rFonts w:ascii="Arial" w:cs="Arial" w:eastAsia="Arial" w:hAnsi="Arial"/>
+                      <w:b w:val="false"/>
+                      <w:bCs w:val="false"/>
+                      <w:sz w:val="21"/>
+                      <w:szCs w:val="21"/>
+                    </w:rPr>
+                    <w:t xml:space="preserve">Write it</w:t>
+                  </w:r>
+                </w:p>
+              </w:tc>
+              <w:tc>
+                <w:tcPr>
+                  <w:tcW w:type="dxa" w:w="2506"/>
+                  <w:tcBorders>
+                    <w:top w:val="single" w:color="B7C2D1" w:sz="4"/>
+                    <w:left w:val="single" w:color="B7C2D1" w:sz="4"/>
+                    <w:bottom w:val="single" w:color="B7C2D1" w:sz="4"/>
+                    <w:right w:val="single" w:color="B7C2D1" w:sz="4"/>
+                  </w:tcBorders>
+                  <w:shd w:fill="FFFFFF" w:color="auto" w:val="clear"/>
+                  <w:tcMar>
+                    <w:top w:type="dxa" w:w="80"/>
+                    <w:left w:type="dxa" w:w="120"/>
+                    <w:bottom w:type="dxa" w:w="80"/>
+                    <w:right w:type="dxa" w:w="120"/>
+                  </w:tcMar>
+                  <w:vAlign w:val="center"/>
+                </w:tcPr>
+                <w:p>
+                  <w:pPr>
+                    <w:spacing w:after="0" w:before="0"/>
+                  </w:pPr>
+                  <w:r>
+                    <w:rPr>
+                      <w:rFonts w:ascii="Arial" w:cs="Arial" w:eastAsia="Arial" w:hAnsi="Arial"/>
+                      <w:b w:val="false"/>
+                      <w:bCs w:val="false"/>
+                      <w:sz w:val="21"/>
+                      <w:szCs w:val="21"/>
+                    </w:rPr>
+                    <w:t xml:space="preserve">3</w:t>
+                  </w:r>
+                </w:p>
+              </w:tc>
+              <w:tc>
+                <w:tcPr>
+                  <w:tcW w:type="dxa" w:w="2506"/>
+                  <w:tcBorders>
+                    <w:top w:val="single" w:color="B7C2D1" w:sz="4"/>
+                    <w:left w:val="single" w:color="B7C2D1" w:sz="4"/>
+                    <w:bottom w:val="single" w:color="B7C2D1" w:sz="4"/>
+                    <w:right w:val="single" w:color="B7C2D1" w:sz="4"/>
+                  </w:tcBorders>
+                  <w:shd w:fill="FFFFFF" w:color="auto" w:val="clear"/>
+                  <w:tcMar>
+                    <w:top w:type="dxa" w:w="80"/>
+                    <w:left w:type="dxa" w:w="120"/>
+                    <w:bottom w:type="dxa" w:w="80"/>
+                    <w:right w:type="dxa" w:w="120"/>
+                  </w:tcMar>
+                  <w:vAlign w:val="center"/>
+                </w:tcPr>
+                <w:p>
+                  <w:pPr>
+                    <w:spacing w:after="0" w:before="0"/>
+                  </w:pPr>
+                  <w:r>
+                    <w:rPr>
+                      <w:rFonts w:ascii="Arial" w:cs="Arial" w:eastAsia="Arial" w:hAnsi="Arial"/>
+                      <w:b w:val="false"/>
+                      <w:bCs w:val="false"/>
+                      <w:sz w:val="21"/>
+                      <w:szCs w:val="21"/>
+                    </w:rPr>
+                    <w:t xml:space="preserve"/>
+                  </w:r>
+                </w:p>
+              </w:tc>
+            </w:tr>
+            <w:tr>
+              <w:trPr>
+                <w:cantSplit/>
+                <w:trHeight w:val="360" w:hRule="atLeast"/>
+              </w:trPr>
+              <w:tc>
+                <w:tcPr>
+                  <w:tcW w:type="dxa" w:w="2506"/>
+                  <w:tcBorders>
+                    <w:top w:val="single" w:color="B7C2D1" w:sz="4"/>
+                    <w:left w:val="single" w:color="B7C2D1" w:sz="4"/>
+                    <w:bottom w:val="single" w:color="B7C2D1" w:sz="4"/>
+                    <w:right w:val="single" w:color="B7C2D1" w:sz="4"/>
+                  </w:tcBorders>
+                  <w:shd w:fill="FFFFFF" w:color="auto" w:val="clear"/>
+                  <w:tcMar>
+                    <w:top w:type="dxa" w:w="80"/>
+                    <w:left w:type="dxa" w:w="120"/>
+                    <w:bottom w:type="dxa" w:w="80"/>
+                    <w:right w:type="dxa" w:w="120"/>
+                  </w:tcMar>
+                  <w:vAlign w:val="center"/>
+                </w:tcPr>
+                <w:p>
+                  <w:pPr>
+                    <w:spacing w:after="0" w:before="0"/>
+                  </w:pPr>
+                  <w:r>
+                    <w:rPr>
+                      <w:rFonts w:ascii="Arial" w:cs="Arial" w:eastAsia="Arial" w:hAnsi="Arial"/>
+                      <w:sz w:val="21"/>
+                      <w:szCs w:val="21"/>
+                    </w:rPr>
+                    <w:t xml:space="preserve">Ask the user for whole numbers until they type -1, which means stop. Display each number as it is typed, one on each line. Then display the line Highest was [the largest number]. Display none instead when -1 is the very first number typed.</w:t>
+                  </w:r>
+                </w:p>
+              </w:tc>
+              <w:tc>
+                <w:tcPr>
+                  <w:tcW w:type="dxa" w:w="2506"/>
+                  <w:tcBorders>
+                    <w:top w:val="single" w:color="B7C2D1" w:sz="4"/>
+                    <w:left w:val="single" w:color="B7C2D1" w:sz="4"/>
+                    <w:bottom w:val="single" w:color="B7C2D1" w:sz="4"/>
+                    <w:right w:val="single" w:color="B7C2D1" w:sz="4"/>
+                  </w:tcBorders>
+                  <w:shd w:fill="FFFFFF" w:color="auto" w:val="clear"/>
+                  <w:tcMar>
+                    <w:top w:type="dxa" w:w="80"/>
+                    <w:left w:type="dxa" w:w="120"/>
+                    <w:bottom w:type="dxa" w:w="80"/>
+                    <w:right w:type="dxa" w:w="120"/>
+                  </w:tcMar>
+                  <w:vAlign w:val="center"/>
+                </w:tcPr>
+                <w:p>
+                  <w:pPr>
+                    <w:spacing w:after="0" w:before="0"/>
+                  </w:pPr>
+                  <w:r>
+                    <w:rPr>
+                      <w:rFonts w:ascii="Arial" w:cs="Arial" w:eastAsia="Arial" w:hAnsi="Arial"/>
+                      <w:b w:val="false"/>
+                      <w:bCs w:val="false"/>
+                      <w:sz w:val="21"/>
+                      <w:szCs w:val="21"/>
+                    </w:rPr>
+                    <w:t xml:space="preserve">Challenge (optional)</w:t>
+                  </w:r>
+                </w:p>
+              </w:tc>
+              <w:tc>
+                <w:tcPr>
+                  <w:tcW w:type="dxa" w:w="2506"/>
+                  <w:tcBorders>
+                    <w:top w:val="single" w:color="B7C2D1" w:sz="4"/>
+                    <w:left w:val="single" w:color="B7C2D1" w:sz="4"/>
+                    <w:bottom w:val="single" w:color="B7C2D1" w:sz="4"/>
+                    <w:right w:val="single" w:color="B7C2D1" w:sz="4"/>
+                  </w:tcBorders>
+                  <w:shd w:fill="FFFFFF" w:color="auto" w:val="clear"/>
+                  <w:tcMar>
+                    <w:top w:type="dxa" w:w="80"/>
+                    <w:left w:type="dxa" w:w="120"/>
+                    <w:bottom w:type="dxa" w:w="80"/>
+                    <w:right w:type="dxa" w:w="120"/>
+                  </w:tcMar>
+                  <w:vAlign w:val="center"/>
+                </w:tcPr>
+                <w:p>
+                  <w:pPr>
+                    <w:spacing w:after="0" w:before="0"/>
+                  </w:pPr>
+                  <w:r>
+                    <w:rPr>
+                      <w:rFonts w:ascii="Arial" w:cs="Arial" w:eastAsia="Arial" w:hAnsi="Arial"/>
+                      <w:b w:val="false"/>
+                      <w:bCs w:val="false"/>
+                      <w:sz w:val="21"/>
+                      <w:szCs w:val="21"/>
+                    </w:rPr>
+                    <w:t xml:space="preserve">3</w:t>
+                  </w:r>
+                </w:p>
+              </w:tc>
+              <w:tc>
+                <w:tcPr>
+                  <w:tcW w:type="dxa" w:w="2506"/>
                   <w:tcBorders>
                     <w:top w:val="single" w:color="B7C2D1" w:sz="4"/>
                     <w:left w:val="single" w:color="B7C2D1" w:sz="4"/>
@@ -3735,7 +6712,7 @@
                 <w:sz w:val="21"/>
                 <w:szCs w:val="21"/>
               </w:rPr>
-              <w:t xml:space="preserve">Plan the one you found hardest: inputs, what happens to them, what is printed.</w:t>
+              <w:t xml:space="preserve">Plan the one you found hardest: what is typed in, what happens to it, what is displayed.</w:t>
             </w:r>
           </w:p>
           <w:tbl>
@@ -4161,12 +7138,12 @@
                 <w:sz w:val="21"/>
                 <w:szCs w:val="21"/>
               </w:rPr>
-              <w:t xml:space="preserve">Tick each one off as its tests pass in the editor</w:t>
+              <w:t xml:space="preserve">Tick each one off as you finish it in the editor</w:t>
             </w:r>
           </w:p>
           <w:tbl>
             <w:tblPr>
-              <w:tblW w:type="dxa" w:w="10026"/>
+              <w:tblW w:type="dxa" w:w="10024"/>
               <w:tblBorders>
                 <w:top w:val="single" w:color="auto" w:sz="4"/>
                 <w:left w:val="single" w:color="auto" w:sz="4"/>
@@ -4177,9 +7154,10 @@
               </w:tblBorders>
             </w:tblPr>
             <w:tblGrid>
-              <w:gridCol w:w="3342"/>
-              <w:gridCol w:w="3342"/>
-              <w:gridCol w:w="3342"/>
+              <w:gridCol w:w="2506"/>
+              <w:gridCol w:w="2506"/>
+              <w:gridCol w:w="2506"/>
+              <w:gridCol w:w="2506"/>
             </w:tblGrid>
             <w:tr>
               <w:trPr>
@@ -4188,7 +7166,7 @@
               </w:trPr>
               <w:tc>
                 <w:tcPr>
-                  <w:tcW w:type="dxa" w:w="3342"/>
+                  <w:tcW w:type="dxa" w:w="2506"/>
                   <w:tcBorders>
                     <w:top w:val="single" w:color="B7C2D1" w:sz="4"/>
                     <w:left w:val="single" w:color="B7C2D1" w:sz="4"/>
@@ -4216,13 +7194,13 @@
                       <w:sz w:val="20"/>
                       <w:szCs w:val="20"/>
                     </w:rPr>
-                    <w:t xml:space="preserve">Program</w:t>
-                  </w:r>
-                </w:p>
-              </w:tc>
-              <w:tc>
-                <w:tcPr>
-                  <w:tcW w:type="dxa" w:w="3342"/>
+                    <w:t xml:space="preserve">Activity</w:t>
+                  </w:r>
+                </w:p>
+              </w:tc>
+              <w:tc>
+                <w:tcPr>
+                  <w:tcW w:type="dxa" w:w="2506"/>
                   <w:tcBorders>
                     <w:top w:val="single" w:color="B7C2D1" w:sz="4"/>
                     <w:left w:val="single" w:color="B7C2D1" w:sz="4"/>
@@ -4250,13 +7228,47 @@
                       <w:sz w:val="20"/>
                       <w:szCs w:val="20"/>
                     </w:rPr>
+                    <w:t xml:space="preserve">What to do</w:t>
+                  </w:r>
+                </w:p>
+              </w:tc>
+              <w:tc>
+                <w:tcPr>
+                  <w:tcW w:type="dxa" w:w="2506"/>
+                  <w:tcBorders>
+                    <w:top w:val="single" w:color="B7C2D1" w:sz="4"/>
+                    <w:left w:val="single" w:color="B7C2D1" w:sz="4"/>
+                    <w:bottom w:val="single" w:color="B7C2D1" w:sz="4"/>
+                    <w:right w:val="single" w:color="B7C2D1" w:sz="4"/>
+                  </w:tcBorders>
+                  <w:shd w:fill="E6ECF5" w:color="auto" w:val="clear"/>
+                  <w:tcMar>
+                    <w:top w:type="dxa" w:w="80"/>
+                    <w:left w:type="dxa" w:w="120"/>
+                    <w:bottom w:type="dxa" w:w="80"/>
+                    <w:right w:type="dxa" w:w="120"/>
+                  </w:tcMar>
+                  <w:vAlign w:val="center"/>
+                </w:tcPr>
+                <w:p>
+                  <w:pPr>
+                    <w:spacing w:after="0" w:before="0"/>
+                  </w:pPr>
+                  <w:r>
+                    <w:rPr>
+                      <w:rFonts w:ascii="Arial" w:cs="Arial" w:eastAsia="Arial" w:hAnsi="Arial"/>
+                      <w:b/>
+                      <w:bCs/>
+                      <w:sz w:val="20"/>
+                      <w:szCs w:val="20"/>
+                    </w:rPr>
                     <w:t xml:space="preserve">Marks</w:t>
                   </w:r>
                 </w:p>
               </w:tc>
               <w:tc>
                 <w:tcPr>
-                  <w:tcW w:type="dxa" w:w="3342"/>
+                  <w:tcW w:type="dxa" w:w="2506"/>
                   <w:tcBorders>
                     <w:top w:val="single" w:color="B7C2D1" w:sz="4"/>
                     <w:left w:val="single" w:color="B7C2D1" w:sz="4"/>
@@ -4296,73 +7308,107 @@
               </w:trPr>
               <w:tc>
                 <w:tcPr>
-                  <w:tcW w:type="dxa" w:w="3342"/>
-                  <w:tcBorders>
-                    <w:top w:val="single" w:color="B7C2D1" w:sz="4"/>
-                    <w:left w:val="single" w:color="B7C2D1" w:sz="4"/>
-                    <w:bottom w:val="single" w:color="B7C2D1" w:sz="4"/>
-                    <w:right w:val="single" w:color="B7C2D1" w:sz="4"/>
-                  </w:tcBorders>
-                  <w:shd w:fill="FFFFFF" w:color="auto" w:val="clear"/>
-                  <w:tcMar>
-                    <w:top w:type="dxa" w:w="80"/>
-                    <w:left w:type="dxa" w:w="120"/>
-                    <w:bottom w:type="dxa" w:w="80"/>
-                    <w:right w:type="dxa" w:w="120"/>
-                  </w:tcMar>
-                  <w:vAlign w:val="center"/>
-                </w:tcPr>
-                <w:p>
-                  <w:pPr>
-                    <w:spacing w:after="0" w:before="0"/>
-                  </w:pPr>
-                  <w:r>
-                    <w:rPr>
-                      <w:rFonts w:ascii="Arial" w:cs="Arial" w:eastAsia="Arial" w:hAnsi="Arial"/>
-                      <w:sz w:val="21"/>
-                      <w:szCs w:val="21"/>
-                    </w:rPr>
-                    <w:t xml:space="preserve">Ask the user for whole numbers until they type -1. Count how many numbers were typed. Display [the count] and nothing else.</w:t>
-                  </w:r>
-                </w:p>
-              </w:tc>
-              <w:tc>
-                <w:tcPr>
-                  <w:tcW w:type="dxa" w:w="3342"/>
-                  <w:tcBorders>
-                    <w:top w:val="single" w:color="B7C2D1" w:sz="4"/>
-                    <w:left w:val="single" w:color="B7C2D1" w:sz="4"/>
-                    <w:bottom w:val="single" w:color="B7C2D1" w:sz="4"/>
-                    <w:right w:val="single" w:color="B7C2D1" w:sz="4"/>
-                  </w:tcBorders>
-                  <w:shd w:fill="FFFFFF" w:color="auto" w:val="clear"/>
-                  <w:tcMar>
-                    <w:top w:type="dxa" w:w="80"/>
-                    <w:left w:type="dxa" w:w="120"/>
-                    <w:bottom w:type="dxa" w:w="80"/>
-                    <w:right w:type="dxa" w:w="120"/>
-                  </w:tcMar>
-                  <w:vAlign w:val="center"/>
-                </w:tcPr>
-                <w:p>
-                  <w:pPr>
-                    <w:spacing w:after="0" w:before="0"/>
-                  </w:pPr>
-                  <w:r>
-                    <w:rPr>
-                      <w:rFonts w:ascii="Arial" w:cs="Arial" w:eastAsia="Arial" w:hAnsi="Arial"/>
-                      <w:b w:val="false"/>
-                      <w:bCs w:val="false"/>
-                      <w:sz w:val="21"/>
-                      <w:szCs w:val="21"/>
-                    </w:rPr>
-                    <w:t xml:space="preserve">2</w:t>
-                  </w:r>
-                </w:p>
-              </w:tc>
-              <w:tc>
-                <w:tcPr>
-                  <w:tcW w:type="dxa" w:w="3342"/>
+                  <w:tcW w:type="dxa" w:w="2506"/>
+                  <w:tcBorders>
+                    <w:top w:val="single" w:color="B7C2D1" w:sz="4"/>
+                    <w:left w:val="single" w:color="B7C2D1" w:sz="4"/>
+                    <w:bottom w:val="single" w:color="B7C2D1" w:sz="4"/>
+                    <w:right w:val="single" w:color="B7C2D1" w:sz="4"/>
+                  </w:tcBorders>
+                  <w:shd w:fill="FFFFFF" w:color="auto" w:val="clear"/>
+                  <w:tcMar>
+                    <w:top w:type="dxa" w:w="80"/>
+                    <w:left w:type="dxa" w:w="120"/>
+                    <w:bottom w:type="dxa" w:w="80"/>
+                    <w:right w:type="dxa" w:w="120"/>
+                  </w:tcMar>
+                  <w:vAlign w:val="center"/>
+                </w:tcPr>
+                <w:p>
+                  <w:pPr>
+                    <w:spacing w:after="0" w:before="0"/>
+                  </w:pPr>
+                  <w:r>
+                    <w:rPr>
+                      <w:rFonts w:ascii="Arial" w:cs="Arial" w:eastAsia="Arial" w:hAnsi="Arial"/>
+                      <w:sz w:val="21"/>
+                      <w:szCs w:val="21"/>
+                    </w:rPr>
+                    <w:t xml:space="preserve">Press Run. Type red, then blue, then end.</w:t>
+                  </w:r>
+                </w:p>
+              </w:tc>
+              <w:tc>
+                <w:tcPr>
+                  <w:tcW w:type="dxa" w:w="2506"/>
+                  <w:tcBorders>
+                    <w:top w:val="single" w:color="B7C2D1" w:sz="4"/>
+                    <w:left w:val="single" w:color="B7C2D1" w:sz="4"/>
+                    <w:bottom w:val="single" w:color="B7C2D1" w:sz="4"/>
+                    <w:right w:val="single" w:color="B7C2D1" w:sz="4"/>
+                  </w:tcBorders>
+                  <w:shd w:fill="FFFFFF" w:color="auto" w:val="clear"/>
+                  <w:tcMar>
+                    <w:top w:type="dxa" w:w="80"/>
+                    <w:left w:type="dxa" w:w="120"/>
+                    <w:bottom w:type="dxa" w:w="80"/>
+                    <w:right w:type="dxa" w:w="120"/>
+                  </w:tcMar>
+                  <w:vAlign w:val="center"/>
+                </w:tcPr>
+                <w:p>
+                  <w:pPr>
+                    <w:spacing w:after="0" w:before="0"/>
+                  </w:pPr>
+                  <w:r>
+                    <w:rPr>
+                      <w:rFonts w:ascii="Arial" w:cs="Arial" w:eastAsia="Arial" w:hAnsi="Arial"/>
+                      <w:b w:val="false"/>
+                      <w:bCs w:val="false"/>
+                      <w:sz w:val="21"/>
+                      <w:szCs w:val="21"/>
+                    </w:rPr>
+                    <w:t xml:space="preserve">Run it</w:t>
+                  </w:r>
+                </w:p>
+              </w:tc>
+              <w:tc>
+                <w:tcPr>
+                  <w:tcW w:type="dxa" w:w="2506"/>
+                  <w:tcBorders>
+                    <w:top w:val="single" w:color="B7C2D1" w:sz="4"/>
+                    <w:left w:val="single" w:color="B7C2D1" w:sz="4"/>
+                    <w:bottom w:val="single" w:color="B7C2D1" w:sz="4"/>
+                    <w:right w:val="single" w:color="B7C2D1" w:sz="4"/>
+                  </w:tcBorders>
+                  <w:shd w:fill="FFFFFF" w:color="auto" w:val="clear"/>
+                  <w:tcMar>
+                    <w:top w:type="dxa" w:w="80"/>
+                    <w:left w:type="dxa" w:w="120"/>
+                    <w:bottom w:type="dxa" w:w="80"/>
+                    <w:right w:type="dxa" w:w="120"/>
+                  </w:tcMar>
+                  <w:vAlign w:val="center"/>
+                </w:tcPr>
+                <w:p>
+                  <w:pPr>
+                    <w:spacing w:after="0" w:before="0"/>
+                  </w:pPr>
+                  <w:r>
+                    <w:rPr>
+                      <w:rFonts w:ascii="Arial" w:cs="Arial" w:eastAsia="Arial" w:hAnsi="Arial"/>
+                      <w:b w:val="false"/>
+                      <w:bCs w:val="false"/>
+                      <w:sz w:val="21"/>
+                      <w:szCs w:val="21"/>
+                    </w:rPr>
+                    <w:t xml:space="preserve">1</w:t>
+                  </w:r>
+                </w:p>
+              </w:tc>
+              <w:tc>
+                <w:tcPr>
+                  <w:tcW w:type="dxa" w:w="2506"/>
                   <w:tcBorders>
                     <w:top w:val="single" w:color="B7C2D1" w:sz="4"/>
                     <w:left w:val="single" w:color="B7C2D1" w:sz="4"/>
@@ -4402,73 +7448,107 @@
               </w:trPr>
               <w:tc>
                 <w:tcPr>
-                  <w:tcW w:type="dxa" w:w="3342"/>
-                  <w:tcBorders>
-                    <w:top w:val="single" w:color="B7C2D1" w:sz="4"/>
-                    <w:left w:val="single" w:color="B7C2D1" w:sz="4"/>
-                    <w:bottom w:val="single" w:color="B7C2D1" w:sz="4"/>
-                    <w:right w:val="single" w:color="B7C2D1" w:sz="4"/>
-                  </w:tcBorders>
-                  <w:shd w:fill="FFFFFF" w:color="auto" w:val="clear"/>
-                  <w:tcMar>
-                    <w:top w:type="dxa" w:w="80"/>
-                    <w:left w:type="dxa" w:w="120"/>
-                    <w:bottom w:type="dxa" w:w="80"/>
-                    <w:right w:type="dxa" w:w="120"/>
-                  </w:tcMar>
-                  <w:vAlign w:val="center"/>
-                </w:tcPr>
-                <w:p>
-                  <w:pPr>
-                    <w:spacing w:after="0" w:before="0"/>
-                  </w:pPr>
-                  <w:r>
-                    <w:rPr>
-                      <w:rFonts w:ascii="Arial" w:cs="Arial" w:eastAsia="Arial" w:hAnsi="Arial"/>
-                      <w:sz w:val="21"/>
-                      <w:szCs w:val="21"/>
-                    </w:rPr>
-                    <w:t xml:space="preserve">Ask the user for whole numbers until they type -1. Count how many of them are 40 or more. Display [the count] and nothing else.</w:t>
-                  </w:r>
-                </w:p>
-              </w:tc>
-              <w:tc>
-                <w:tcPr>
-                  <w:tcW w:type="dxa" w:w="3342"/>
-                  <w:tcBorders>
-                    <w:top w:val="single" w:color="B7C2D1" w:sz="4"/>
-                    <w:left w:val="single" w:color="B7C2D1" w:sz="4"/>
-                    <w:bottom w:val="single" w:color="B7C2D1" w:sz="4"/>
-                    <w:right w:val="single" w:color="B7C2D1" w:sz="4"/>
-                  </w:tcBorders>
-                  <w:shd w:fill="FFFFFF" w:color="auto" w:val="clear"/>
-                  <w:tcMar>
-                    <w:top w:type="dxa" w:w="80"/>
-                    <w:left w:type="dxa" w:w="120"/>
-                    <w:bottom w:type="dxa" w:w="80"/>
-                    <w:right w:type="dxa" w:w="120"/>
-                  </w:tcMar>
-                  <w:vAlign w:val="center"/>
-                </w:tcPr>
-                <w:p>
-                  <w:pPr>
-                    <w:spacing w:after="0" w:before="0"/>
-                  </w:pPr>
-                  <w:r>
-                    <w:rPr>
-                      <w:rFonts w:ascii="Arial" w:cs="Arial" w:eastAsia="Arial" w:hAnsi="Arial"/>
-                      <w:b w:val="false"/>
-                      <w:bCs w:val="false"/>
-                      <w:sz w:val="21"/>
-                      <w:szCs w:val="21"/>
-                    </w:rPr>
-                    <w:t xml:space="preserve">3</w:t>
-                  </w:r>
-                </w:p>
-              </w:tc>
-              <w:tc>
-                <w:tcPr>
-                  <w:tcW w:type="dxa" w:w="3342"/>
+                  <w:tcW w:type="dxa" w:w="2506"/>
+                  <w:tcBorders>
+                    <w:top w:val="single" w:color="B7C2D1" w:sz="4"/>
+                    <w:left w:val="single" w:color="B7C2D1" w:sz="4"/>
+                    <w:bottom w:val="single" w:color="B7C2D1" w:sz="4"/>
+                    <w:right w:val="single" w:color="B7C2D1" w:sz="4"/>
+                  </w:tcBorders>
+                  <w:shd w:fill="FFFFFF" w:color="auto" w:val="clear"/>
+                  <w:tcMar>
+                    <w:top w:type="dxa" w:w="80"/>
+                    <w:left w:type="dxa" w:w="120"/>
+                    <w:bottom w:type="dxa" w:w="80"/>
+                    <w:right w:type="dxa" w:w="120"/>
+                  </w:tcMar>
+                  <w:vAlign w:val="center"/>
+                </w:tcPr>
+                <w:p>
+                  <w:pPr>
+                    <w:spacing w:after="0" w:before="0"/>
+                  </w:pPr>
+                  <w:r>
+                    <w:rPr>
+                      <w:rFonts w:ascii="Arial" w:cs="Arial" w:eastAsia="Arial" w:hAnsi="Arial"/>
+                      <w:sz w:val="21"/>
+                      <w:szCs w:val="21"/>
+                    </w:rPr>
+                    <w:t xml:space="preserve">What will this program display?</w:t>
+                  </w:r>
+                </w:p>
+              </w:tc>
+              <w:tc>
+                <w:tcPr>
+                  <w:tcW w:type="dxa" w:w="2506"/>
+                  <w:tcBorders>
+                    <w:top w:val="single" w:color="B7C2D1" w:sz="4"/>
+                    <w:left w:val="single" w:color="B7C2D1" w:sz="4"/>
+                    <w:bottom w:val="single" w:color="B7C2D1" w:sz="4"/>
+                    <w:right w:val="single" w:color="B7C2D1" w:sz="4"/>
+                  </w:tcBorders>
+                  <w:shd w:fill="FFFFFF" w:color="auto" w:val="clear"/>
+                  <w:tcMar>
+                    <w:top w:type="dxa" w:w="80"/>
+                    <w:left w:type="dxa" w:w="120"/>
+                    <w:bottom w:type="dxa" w:w="80"/>
+                    <w:right w:type="dxa" w:w="120"/>
+                  </w:tcMar>
+                  <w:vAlign w:val="center"/>
+                </w:tcPr>
+                <w:p>
+                  <w:pPr>
+                    <w:spacing w:after="0" w:before="0"/>
+                  </w:pPr>
+                  <w:r>
+                    <w:rPr>
+                      <w:rFonts w:ascii="Arial" w:cs="Arial" w:eastAsia="Arial" w:hAnsi="Arial"/>
+                      <w:b w:val="false"/>
+                      <w:bCs w:val="false"/>
+                      <w:sz w:val="21"/>
+                      <w:szCs w:val="21"/>
+                    </w:rPr>
+                    <w:t xml:space="preserve">Predict</w:t>
+                  </w:r>
+                </w:p>
+              </w:tc>
+              <w:tc>
+                <w:tcPr>
+                  <w:tcW w:type="dxa" w:w="2506"/>
+                  <w:tcBorders>
+                    <w:top w:val="single" w:color="B7C2D1" w:sz="4"/>
+                    <w:left w:val="single" w:color="B7C2D1" w:sz="4"/>
+                    <w:bottom w:val="single" w:color="B7C2D1" w:sz="4"/>
+                    <w:right w:val="single" w:color="B7C2D1" w:sz="4"/>
+                  </w:tcBorders>
+                  <w:shd w:fill="FFFFFF" w:color="auto" w:val="clear"/>
+                  <w:tcMar>
+                    <w:top w:type="dxa" w:w="80"/>
+                    <w:left w:type="dxa" w:w="120"/>
+                    <w:bottom w:type="dxa" w:w="80"/>
+                    <w:right w:type="dxa" w:w="120"/>
+                  </w:tcMar>
+                  <w:vAlign w:val="center"/>
+                </w:tcPr>
+                <w:p>
+                  <w:pPr>
+                    <w:spacing w:after="0" w:before="0"/>
+                  </w:pPr>
+                  <w:r>
+                    <w:rPr>
+                      <w:rFonts w:ascii="Arial" w:cs="Arial" w:eastAsia="Arial" w:hAnsi="Arial"/>
+                      <w:b w:val="false"/>
+                      <w:bCs w:val="false"/>
+                      <w:sz w:val="21"/>
+                      <w:szCs w:val="21"/>
+                    </w:rPr>
+                    <w:t xml:space="preserve">1</w:t>
+                  </w:r>
+                </w:p>
+              </w:tc>
+              <w:tc>
+                <w:tcPr>
+                  <w:tcW w:type="dxa" w:w="2506"/>
                   <w:tcBorders>
                     <w:top w:val="single" w:color="B7C2D1" w:sz="4"/>
                     <w:left w:val="single" w:color="B7C2D1" w:sz="4"/>
@@ -4508,39 +7588,493 @@
               </w:trPr>
               <w:tc>
                 <w:tcPr>
-                  <w:tcW w:type="dxa" w:w="3342"/>
-                  <w:tcBorders>
-                    <w:top w:val="single" w:color="B7C2D1" w:sz="4"/>
-                    <w:left w:val="single" w:color="B7C2D1" w:sz="4"/>
-                    <w:bottom w:val="single" w:color="B7C2D1" w:sz="4"/>
-                    <w:right w:val="single" w:color="B7C2D1" w:sz="4"/>
-                  </w:tcBorders>
-                  <w:shd w:fill="FFFFFF" w:color="auto" w:val="clear"/>
-                  <w:tcMar>
-                    <w:top w:type="dxa" w:w="80"/>
-                    <w:left w:type="dxa" w:w="120"/>
-                    <w:bottom w:type="dxa" w:w="80"/>
-                    <w:right w:type="dxa" w:w="120"/>
-                  </w:tcMar>
-                  <w:vAlign w:val="center"/>
-                </w:tcPr>
-                <w:p>
-                  <w:pPr>
-                    <w:spacing w:after="0" w:before="0"/>
-                  </w:pPr>
-                  <w:r>
-                    <w:rPr>
-                      <w:rFonts w:ascii="Arial" w:cs="Arial" w:eastAsia="Arial" w:hAnsi="Arial"/>
-                      <w:sz w:val="21"/>
-                      <w:szCs w:val="21"/>
-                    </w:rPr>
-                    <w:t xml:space="preserve">Ask the user for whole numbers until they type -1. Count how many numbers were typed, not counting the -1. Count how many of them are 40 or more. Display [how many were typed]. Then display [how many reach 40] on the next line.</w:t>
-                  </w:r>
-                </w:p>
-              </w:tc>
-              <w:tc>
-                <w:tcPr>
-                  <w:tcW w:type="dxa" w:w="3342"/>
+                  <w:tcW w:type="dxa" w:w="2506"/>
+                  <w:tcBorders>
+                    <w:top w:val="single" w:color="B7C2D1" w:sz="4"/>
+                    <w:left w:val="single" w:color="B7C2D1" w:sz="4"/>
+                    <w:bottom w:val="single" w:color="B7C2D1" w:sz="4"/>
+                    <w:right w:val="single" w:color="B7C2D1" w:sz="4"/>
+                  </w:tcBorders>
+                  <w:shd w:fill="FFFFFF" w:color="auto" w:val="clear"/>
+                  <w:tcMar>
+                    <w:top w:type="dxa" w:w="80"/>
+                    <w:left w:type="dxa" w:w="120"/>
+                    <w:bottom w:type="dxa" w:w="80"/>
+                    <w:right w:type="dxa" w:w="120"/>
+                  </w:tcMar>
+                  <w:vAlign w:val="center"/>
+                </w:tcPr>
+                <w:p>
+                  <w:pPr>
+                    <w:spacing w:after="0" w:before="0"/>
+                  </w:pPr>
+                  <w:r>
+                    <w:rPr>
+                      <w:rFonts w:ascii="Arial" w:cs="Arial" w:eastAsia="Arial" w:hAnsi="Arial"/>
+                      <w:sz w:val="21"/>
+                      <w:szCs w:val="21"/>
+                    </w:rPr>
+                    <w:t xml:space="preserve">Change the program so it displays tick ten times instead of five times.</w:t>
+                  </w:r>
+                </w:p>
+              </w:tc>
+              <w:tc>
+                <w:tcPr>
+                  <w:tcW w:type="dxa" w:w="2506"/>
+                  <w:tcBorders>
+                    <w:top w:val="single" w:color="B7C2D1" w:sz="4"/>
+                    <w:left w:val="single" w:color="B7C2D1" w:sz="4"/>
+                    <w:bottom w:val="single" w:color="B7C2D1" w:sz="4"/>
+                    <w:right w:val="single" w:color="B7C2D1" w:sz="4"/>
+                  </w:tcBorders>
+                  <w:shd w:fill="FFFFFF" w:color="auto" w:val="clear"/>
+                  <w:tcMar>
+                    <w:top w:type="dxa" w:w="80"/>
+                    <w:left w:type="dxa" w:w="120"/>
+                    <w:bottom w:type="dxa" w:w="80"/>
+                    <w:right w:type="dxa" w:w="120"/>
+                  </w:tcMar>
+                  <w:vAlign w:val="center"/>
+                </w:tcPr>
+                <w:p>
+                  <w:pPr>
+                    <w:spacing w:after="0" w:before="0"/>
+                  </w:pPr>
+                  <w:r>
+                    <w:rPr>
+                      <w:rFonts w:ascii="Arial" w:cs="Arial" w:eastAsia="Arial" w:hAnsi="Arial"/>
+                      <w:b w:val="false"/>
+                      <w:bCs w:val="false"/>
+                      <w:sz w:val="21"/>
+                      <w:szCs w:val="21"/>
+                    </w:rPr>
+                    <w:t xml:space="preserve">Change it</w:t>
+                  </w:r>
+                </w:p>
+              </w:tc>
+              <w:tc>
+                <w:tcPr>
+                  <w:tcW w:type="dxa" w:w="2506"/>
+                  <w:tcBorders>
+                    <w:top w:val="single" w:color="B7C2D1" w:sz="4"/>
+                    <w:left w:val="single" w:color="B7C2D1" w:sz="4"/>
+                    <w:bottom w:val="single" w:color="B7C2D1" w:sz="4"/>
+                    <w:right w:val="single" w:color="B7C2D1" w:sz="4"/>
+                  </w:tcBorders>
+                  <w:shd w:fill="FFFFFF" w:color="auto" w:val="clear"/>
+                  <w:tcMar>
+                    <w:top w:type="dxa" w:w="80"/>
+                    <w:left w:type="dxa" w:w="120"/>
+                    <w:bottom w:type="dxa" w:w="80"/>
+                    <w:right w:type="dxa" w:w="120"/>
+                  </w:tcMar>
+                  <w:vAlign w:val="center"/>
+                </w:tcPr>
+                <w:p>
+                  <w:pPr>
+                    <w:spacing w:after="0" w:before="0"/>
+                  </w:pPr>
+                  <w:r>
+                    <w:rPr>
+                      <w:rFonts w:ascii="Arial" w:cs="Arial" w:eastAsia="Arial" w:hAnsi="Arial"/>
+                      <w:b w:val="false"/>
+                      <w:bCs w:val="false"/>
+                      <w:sz w:val="21"/>
+                      <w:szCs w:val="21"/>
+                    </w:rPr>
+                    <w:t xml:space="preserve">1</w:t>
+                  </w:r>
+                </w:p>
+              </w:tc>
+              <w:tc>
+                <w:tcPr>
+                  <w:tcW w:type="dxa" w:w="2506"/>
+                  <w:tcBorders>
+                    <w:top w:val="single" w:color="B7C2D1" w:sz="4"/>
+                    <w:left w:val="single" w:color="B7C2D1" w:sz="4"/>
+                    <w:bottom w:val="single" w:color="B7C2D1" w:sz="4"/>
+                    <w:right w:val="single" w:color="B7C2D1" w:sz="4"/>
+                  </w:tcBorders>
+                  <w:shd w:fill="FFFFFF" w:color="auto" w:val="clear"/>
+                  <w:tcMar>
+                    <w:top w:type="dxa" w:w="80"/>
+                    <w:left w:type="dxa" w:w="120"/>
+                    <w:bottom w:type="dxa" w:w="80"/>
+                    <w:right w:type="dxa" w:w="120"/>
+                  </w:tcMar>
+                  <w:vAlign w:val="center"/>
+                </w:tcPr>
+                <w:p>
+                  <w:pPr>
+                    <w:spacing w:after="0" w:before="0"/>
+                  </w:pPr>
+                  <w:r>
+                    <w:rPr>
+                      <w:rFonts w:ascii="Arial" w:cs="Arial" w:eastAsia="Arial" w:hAnsi="Arial"/>
+                      <w:b w:val="false"/>
+                      <w:bCs w:val="false"/>
+                      <w:sz w:val="21"/>
+                      <w:szCs w:val="21"/>
+                    </w:rPr>
+                    <w:t xml:space="preserve"/>
+                  </w:r>
+                </w:p>
+              </w:tc>
+            </w:tr>
+            <w:tr>
+              <w:trPr>
+                <w:cantSplit/>
+                <w:trHeight w:val="360" w:hRule="atLeast"/>
+              </w:trPr>
+              <w:tc>
+                <w:tcPr>
+                  <w:tcW w:type="dxa" w:w="2506"/>
+                  <w:tcBorders>
+                    <w:top w:val="single" w:color="B7C2D1" w:sz="4"/>
+                    <w:left w:val="single" w:color="B7C2D1" w:sz="4"/>
+                    <w:bottom w:val="single" w:color="B7C2D1" w:sz="4"/>
+                    <w:right w:val="single" w:color="B7C2D1" w:sz="4"/>
+                  </w:tcBorders>
+                  <w:shd w:fill="FFFFFF" w:color="auto" w:val="clear"/>
+                  <w:tcMar>
+                    <w:top w:type="dxa" w:w="80"/>
+                    <w:left w:type="dxa" w:w="120"/>
+                    <w:bottom w:type="dxa" w:w="80"/>
+                    <w:right w:type="dxa" w:w="120"/>
+                  </w:tcMar>
+                  <w:vAlign w:val="center"/>
+                </w:tcPr>
+                <w:p>
+                  <w:pPr>
+                    <w:spacing w:after="0" w:before="0"/>
+                  </w:pPr>
+                  <w:r>
+                    <w:rPr>
+                      <w:rFonts w:ascii="Arial" w:cs="Arial" w:eastAsia="Arial" w:hAnsi="Arial"/>
+                      <w:sz w:val="21"/>
+                      <w:szCs w:val="21"/>
+                    </w:rPr>
+                    <w:t xml:space="preserve">Finish the program so it displays how many words were typed before the word end.</w:t>
+                  </w:r>
+                </w:p>
+              </w:tc>
+              <w:tc>
+                <w:tcPr>
+                  <w:tcW w:type="dxa" w:w="2506"/>
+                  <w:tcBorders>
+                    <w:top w:val="single" w:color="B7C2D1" w:sz="4"/>
+                    <w:left w:val="single" w:color="B7C2D1" w:sz="4"/>
+                    <w:bottom w:val="single" w:color="B7C2D1" w:sz="4"/>
+                    <w:right w:val="single" w:color="B7C2D1" w:sz="4"/>
+                  </w:tcBorders>
+                  <w:shd w:fill="FFFFFF" w:color="auto" w:val="clear"/>
+                  <w:tcMar>
+                    <w:top w:type="dxa" w:w="80"/>
+                    <w:left w:type="dxa" w:w="120"/>
+                    <w:bottom w:type="dxa" w:w="80"/>
+                    <w:right w:type="dxa" w:w="120"/>
+                  </w:tcMar>
+                  <w:vAlign w:val="center"/>
+                </w:tcPr>
+                <w:p>
+                  <w:pPr>
+                    <w:spacing w:after="0" w:before="0"/>
+                  </w:pPr>
+                  <w:r>
+                    <w:rPr>
+                      <w:rFonts w:ascii="Arial" w:cs="Arial" w:eastAsia="Arial" w:hAnsi="Arial"/>
+                      <w:b w:val="false"/>
+                      <w:bCs w:val="false"/>
+                      <w:sz w:val="21"/>
+                      <w:szCs w:val="21"/>
+                    </w:rPr>
+                    <w:t xml:space="preserve">Complete it</w:t>
+                  </w:r>
+                </w:p>
+              </w:tc>
+              <w:tc>
+                <w:tcPr>
+                  <w:tcW w:type="dxa" w:w="2506"/>
+                  <w:tcBorders>
+                    <w:top w:val="single" w:color="B7C2D1" w:sz="4"/>
+                    <w:left w:val="single" w:color="B7C2D1" w:sz="4"/>
+                    <w:bottom w:val="single" w:color="B7C2D1" w:sz="4"/>
+                    <w:right w:val="single" w:color="B7C2D1" w:sz="4"/>
+                  </w:tcBorders>
+                  <w:shd w:fill="FFFFFF" w:color="auto" w:val="clear"/>
+                  <w:tcMar>
+                    <w:top w:type="dxa" w:w="80"/>
+                    <w:left w:type="dxa" w:w="120"/>
+                    <w:bottom w:type="dxa" w:w="80"/>
+                    <w:right w:type="dxa" w:w="120"/>
+                  </w:tcMar>
+                  <w:vAlign w:val="center"/>
+                </w:tcPr>
+                <w:p>
+                  <w:pPr>
+                    <w:spacing w:after="0" w:before="0"/>
+                  </w:pPr>
+                  <w:r>
+                    <w:rPr>
+                      <w:rFonts w:ascii="Arial" w:cs="Arial" w:eastAsia="Arial" w:hAnsi="Arial"/>
+                      <w:b w:val="false"/>
+                      <w:bCs w:val="false"/>
+                      <w:sz w:val="21"/>
+                      <w:szCs w:val="21"/>
+                    </w:rPr>
+                    <w:t xml:space="preserve">2</w:t>
+                  </w:r>
+                </w:p>
+              </w:tc>
+              <w:tc>
+                <w:tcPr>
+                  <w:tcW w:type="dxa" w:w="2506"/>
+                  <w:tcBorders>
+                    <w:top w:val="single" w:color="B7C2D1" w:sz="4"/>
+                    <w:left w:val="single" w:color="B7C2D1" w:sz="4"/>
+                    <w:bottom w:val="single" w:color="B7C2D1" w:sz="4"/>
+                    <w:right w:val="single" w:color="B7C2D1" w:sz="4"/>
+                  </w:tcBorders>
+                  <w:shd w:fill="FFFFFF" w:color="auto" w:val="clear"/>
+                  <w:tcMar>
+                    <w:top w:type="dxa" w:w="80"/>
+                    <w:left w:type="dxa" w:w="120"/>
+                    <w:bottom w:type="dxa" w:w="80"/>
+                    <w:right w:type="dxa" w:w="120"/>
+                  </w:tcMar>
+                  <w:vAlign w:val="center"/>
+                </w:tcPr>
+                <w:p>
+                  <w:pPr>
+                    <w:spacing w:after="0" w:before="0"/>
+                  </w:pPr>
+                  <w:r>
+                    <w:rPr>
+                      <w:rFonts w:ascii="Arial" w:cs="Arial" w:eastAsia="Arial" w:hAnsi="Arial"/>
+                      <w:b w:val="false"/>
+                      <w:bCs w:val="false"/>
+                      <w:sz w:val="21"/>
+                      <w:szCs w:val="21"/>
+                    </w:rPr>
+                    <w:t xml:space="preserve"/>
+                  </w:r>
+                </w:p>
+              </w:tc>
+            </w:tr>
+            <w:tr>
+              <w:trPr>
+                <w:cantSplit/>
+                <w:trHeight w:val="360" w:hRule="atLeast"/>
+              </w:trPr>
+              <w:tc>
+                <w:tcPr>
+                  <w:tcW w:type="dxa" w:w="2506"/>
+                  <w:tcBorders>
+                    <w:top w:val="single" w:color="B7C2D1" w:sz="4"/>
+                    <w:left w:val="single" w:color="B7C2D1" w:sz="4"/>
+                    <w:bottom w:val="single" w:color="B7C2D1" w:sz="4"/>
+                    <w:right w:val="single" w:color="B7C2D1" w:sz="4"/>
+                  </w:tcBorders>
+                  <w:shd w:fill="FFFFFF" w:color="auto" w:val="clear"/>
+                  <w:tcMar>
+                    <w:top w:type="dxa" w:w="80"/>
+                    <w:left w:type="dxa" w:w="120"/>
+                    <w:bottom w:type="dxa" w:w="80"/>
+                    <w:right w:type="dxa" w:w="120"/>
+                  </w:tcMar>
+                  <w:vAlign w:val="center"/>
+                </w:tcPr>
+                <w:p>
+                  <w:pPr>
+                    <w:spacing w:after="0" w:before="0"/>
+                  </w:pPr>
+                  <w:r>
+                    <w:rPr>
+                      <w:rFonts w:ascii="Arial" w:cs="Arial" w:eastAsia="Arial" w:hAnsi="Arial"/>
+                      <w:sz w:val="21"/>
+                      <w:szCs w:val="21"/>
+                    </w:rPr>
+                    <w:t xml:space="preserve">Ask the user for whole numbers until they type -1, which means stop. Count how many numbers were typed. Display the count and nothing else.</w:t>
+                  </w:r>
+                </w:p>
+              </w:tc>
+              <w:tc>
+                <w:tcPr>
+                  <w:tcW w:type="dxa" w:w="2506"/>
+                  <w:tcBorders>
+                    <w:top w:val="single" w:color="B7C2D1" w:sz="4"/>
+                    <w:left w:val="single" w:color="B7C2D1" w:sz="4"/>
+                    <w:bottom w:val="single" w:color="B7C2D1" w:sz="4"/>
+                    <w:right w:val="single" w:color="B7C2D1" w:sz="4"/>
+                  </w:tcBorders>
+                  <w:shd w:fill="FFFFFF" w:color="auto" w:val="clear"/>
+                  <w:tcMar>
+                    <w:top w:type="dxa" w:w="80"/>
+                    <w:left w:type="dxa" w:w="120"/>
+                    <w:bottom w:type="dxa" w:w="80"/>
+                    <w:right w:type="dxa" w:w="120"/>
+                  </w:tcMar>
+                  <w:vAlign w:val="center"/>
+                </w:tcPr>
+                <w:p>
+                  <w:pPr>
+                    <w:spacing w:after="0" w:before="0"/>
+                  </w:pPr>
+                  <w:r>
+                    <w:rPr>
+                      <w:rFonts w:ascii="Arial" w:cs="Arial" w:eastAsia="Arial" w:hAnsi="Arial"/>
+                      <w:b w:val="false"/>
+                      <w:bCs w:val="false"/>
+                      <w:sz w:val="21"/>
+                      <w:szCs w:val="21"/>
+                    </w:rPr>
+                    <w:t xml:space="preserve">Write it</w:t>
+                  </w:r>
+                </w:p>
+              </w:tc>
+              <w:tc>
+                <w:tcPr>
+                  <w:tcW w:type="dxa" w:w="2506"/>
+                  <w:tcBorders>
+                    <w:top w:val="single" w:color="B7C2D1" w:sz="4"/>
+                    <w:left w:val="single" w:color="B7C2D1" w:sz="4"/>
+                    <w:bottom w:val="single" w:color="B7C2D1" w:sz="4"/>
+                    <w:right w:val="single" w:color="B7C2D1" w:sz="4"/>
+                  </w:tcBorders>
+                  <w:shd w:fill="FFFFFF" w:color="auto" w:val="clear"/>
+                  <w:tcMar>
+                    <w:top w:type="dxa" w:w="80"/>
+                    <w:left w:type="dxa" w:w="120"/>
+                    <w:bottom w:type="dxa" w:w="80"/>
+                    <w:right w:type="dxa" w:w="120"/>
+                  </w:tcMar>
+                  <w:vAlign w:val="center"/>
+                </w:tcPr>
+                <w:p>
+                  <w:pPr>
+                    <w:spacing w:after="0" w:before="0"/>
+                  </w:pPr>
+                  <w:r>
+                    <w:rPr>
+                      <w:rFonts w:ascii="Arial" w:cs="Arial" w:eastAsia="Arial" w:hAnsi="Arial"/>
+                      <w:b w:val="false"/>
+                      <w:bCs w:val="false"/>
+                      <w:sz w:val="21"/>
+                      <w:szCs w:val="21"/>
+                    </w:rPr>
+                    <w:t xml:space="preserve">2</w:t>
+                  </w:r>
+                </w:p>
+              </w:tc>
+              <w:tc>
+                <w:tcPr>
+                  <w:tcW w:type="dxa" w:w="2506"/>
+                  <w:tcBorders>
+                    <w:top w:val="single" w:color="B7C2D1" w:sz="4"/>
+                    <w:left w:val="single" w:color="B7C2D1" w:sz="4"/>
+                    <w:bottom w:val="single" w:color="B7C2D1" w:sz="4"/>
+                    <w:right w:val="single" w:color="B7C2D1" w:sz="4"/>
+                  </w:tcBorders>
+                  <w:shd w:fill="FFFFFF" w:color="auto" w:val="clear"/>
+                  <w:tcMar>
+                    <w:top w:type="dxa" w:w="80"/>
+                    <w:left w:type="dxa" w:w="120"/>
+                    <w:bottom w:type="dxa" w:w="80"/>
+                    <w:right w:type="dxa" w:w="120"/>
+                  </w:tcMar>
+                  <w:vAlign w:val="center"/>
+                </w:tcPr>
+                <w:p>
+                  <w:pPr>
+                    <w:spacing w:after="0" w:before="0"/>
+                  </w:pPr>
+                  <w:r>
+                    <w:rPr>
+                      <w:rFonts w:ascii="Arial" w:cs="Arial" w:eastAsia="Arial" w:hAnsi="Arial"/>
+                      <w:b w:val="false"/>
+                      <w:bCs w:val="false"/>
+                      <w:sz w:val="21"/>
+                      <w:szCs w:val="21"/>
+                    </w:rPr>
+                    <w:t xml:space="preserve"/>
+                  </w:r>
+                </w:p>
+              </w:tc>
+            </w:tr>
+            <w:tr>
+              <w:trPr>
+                <w:cantSplit/>
+                <w:trHeight w:val="360" w:hRule="atLeast"/>
+              </w:trPr>
+              <w:tc>
+                <w:tcPr>
+                  <w:tcW w:type="dxa" w:w="2506"/>
+                  <w:tcBorders>
+                    <w:top w:val="single" w:color="B7C2D1" w:sz="4"/>
+                    <w:left w:val="single" w:color="B7C2D1" w:sz="4"/>
+                    <w:bottom w:val="single" w:color="B7C2D1" w:sz="4"/>
+                    <w:right w:val="single" w:color="B7C2D1" w:sz="4"/>
+                  </w:tcBorders>
+                  <w:shd w:fill="FFFFFF" w:color="auto" w:val="clear"/>
+                  <w:tcMar>
+                    <w:top w:type="dxa" w:w="80"/>
+                    <w:left w:type="dxa" w:w="120"/>
+                    <w:bottom w:type="dxa" w:w="80"/>
+                    <w:right w:type="dxa" w:w="120"/>
+                  </w:tcMar>
+                  <w:vAlign w:val="center"/>
+                </w:tcPr>
+                <w:p>
+                  <w:pPr>
+                    <w:spacing w:after="0" w:before="0"/>
+                  </w:pPr>
+                  <w:r>
+                    <w:rPr>
+                      <w:rFonts w:ascii="Arial" w:cs="Arial" w:eastAsia="Arial" w:hAnsi="Arial"/>
+                      <w:sz w:val="21"/>
+                      <w:szCs w:val="21"/>
+                    </w:rPr>
+                    <w:t xml:space="preserve">Ask the user for whole numbers until they type -1, which means stop. Count how many of them are 50 or more. Display the count and nothing else.</w:t>
+                  </w:r>
+                </w:p>
+              </w:tc>
+              <w:tc>
+                <w:tcPr>
+                  <w:tcW w:type="dxa" w:w="2506"/>
+                  <w:tcBorders>
+                    <w:top w:val="single" w:color="B7C2D1" w:sz="4"/>
+                    <w:left w:val="single" w:color="B7C2D1" w:sz="4"/>
+                    <w:bottom w:val="single" w:color="B7C2D1" w:sz="4"/>
+                    <w:right w:val="single" w:color="B7C2D1" w:sz="4"/>
+                  </w:tcBorders>
+                  <w:shd w:fill="FFFFFF" w:color="auto" w:val="clear"/>
+                  <w:tcMar>
+                    <w:top w:type="dxa" w:w="80"/>
+                    <w:left w:type="dxa" w:w="120"/>
+                    <w:bottom w:type="dxa" w:w="80"/>
+                    <w:right w:type="dxa" w:w="120"/>
+                  </w:tcMar>
+                  <w:vAlign w:val="center"/>
+                </w:tcPr>
+                <w:p>
+                  <w:pPr>
+                    <w:spacing w:after="0" w:before="0"/>
+                  </w:pPr>
+                  <w:r>
+                    <w:rPr>
+                      <w:rFonts w:ascii="Arial" w:cs="Arial" w:eastAsia="Arial" w:hAnsi="Arial"/>
+                      <w:b w:val="false"/>
+                      <w:bCs w:val="false"/>
+                      <w:sz w:val="21"/>
+                      <w:szCs w:val="21"/>
+                    </w:rPr>
+                    <w:t xml:space="preserve">Write it</w:t>
+                  </w:r>
+                </w:p>
+              </w:tc>
+              <w:tc>
+                <w:tcPr>
+                  <w:tcW w:type="dxa" w:w="2506"/>
                   <w:tcBorders>
                     <w:top w:val="single" w:color="B7C2D1" w:sz="4"/>
                     <w:left w:val="single" w:color="B7C2D1" w:sz="4"/>
@@ -4574,7 +8108,427 @@
               </w:tc>
               <w:tc>
                 <w:tcPr>
-                  <w:tcW w:type="dxa" w:w="3342"/>
+                  <w:tcW w:type="dxa" w:w="2506"/>
+                  <w:tcBorders>
+                    <w:top w:val="single" w:color="B7C2D1" w:sz="4"/>
+                    <w:left w:val="single" w:color="B7C2D1" w:sz="4"/>
+                    <w:bottom w:val="single" w:color="B7C2D1" w:sz="4"/>
+                    <w:right w:val="single" w:color="B7C2D1" w:sz="4"/>
+                  </w:tcBorders>
+                  <w:shd w:fill="FFFFFF" w:color="auto" w:val="clear"/>
+                  <w:tcMar>
+                    <w:top w:type="dxa" w:w="80"/>
+                    <w:left w:type="dxa" w:w="120"/>
+                    <w:bottom w:type="dxa" w:w="80"/>
+                    <w:right w:type="dxa" w:w="120"/>
+                  </w:tcMar>
+                  <w:vAlign w:val="center"/>
+                </w:tcPr>
+                <w:p>
+                  <w:pPr>
+                    <w:spacing w:after="0" w:before="0"/>
+                  </w:pPr>
+                  <w:r>
+                    <w:rPr>
+                      <w:rFonts w:ascii="Arial" w:cs="Arial" w:eastAsia="Arial" w:hAnsi="Arial"/>
+                      <w:b w:val="false"/>
+                      <w:bCs w:val="false"/>
+                      <w:sz w:val="21"/>
+                      <w:szCs w:val="21"/>
+                    </w:rPr>
+                    <w:t xml:space="preserve"/>
+                  </w:r>
+                </w:p>
+              </w:tc>
+            </w:tr>
+            <w:tr>
+              <w:trPr>
+                <w:cantSplit/>
+                <w:trHeight w:val="360" w:hRule="atLeast"/>
+              </w:trPr>
+              <w:tc>
+                <w:tcPr>
+                  <w:tcW w:type="dxa" w:w="2506"/>
+                  <w:tcBorders>
+                    <w:top w:val="single" w:color="B7C2D1" w:sz="4"/>
+                    <w:left w:val="single" w:color="B7C2D1" w:sz="4"/>
+                    <w:bottom w:val="single" w:color="B7C2D1" w:sz="4"/>
+                    <w:right w:val="single" w:color="B7C2D1" w:sz="4"/>
+                  </w:tcBorders>
+                  <w:shd w:fill="FFFFFF" w:color="auto" w:val="clear"/>
+                  <w:tcMar>
+                    <w:top w:type="dxa" w:w="80"/>
+                    <w:left w:type="dxa" w:w="120"/>
+                    <w:bottom w:type="dxa" w:w="80"/>
+                    <w:right w:type="dxa" w:w="120"/>
+                  </w:tcMar>
+                  <w:vAlign w:val="center"/>
+                </w:tcPr>
+                <w:p>
+                  <w:pPr>
+                    <w:spacing w:after="0" w:before="0"/>
+                  </w:pPr>
+                  <w:r>
+                    <w:rPr>
+                      <w:rFonts w:ascii="Arial" w:cs="Arial" w:eastAsia="Arial" w:hAnsi="Arial"/>
+                      <w:sz w:val="21"/>
+                      <w:szCs w:val="21"/>
+                    </w:rPr>
+                    <w:t xml:space="preserve">This program should display how many numbers were typed before the -1. It always displays 1. Find the mistake and put it right.</w:t>
+                  </w:r>
+                </w:p>
+              </w:tc>
+              <w:tc>
+                <w:tcPr>
+                  <w:tcW w:type="dxa" w:w="2506"/>
+                  <w:tcBorders>
+                    <w:top w:val="single" w:color="B7C2D1" w:sz="4"/>
+                    <w:left w:val="single" w:color="B7C2D1" w:sz="4"/>
+                    <w:bottom w:val="single" w:color="B7C2D1" w:sz="4"/>
+                    <w:right w:val="single" w:color="B7C2D1" w:sz="4"/>
+                  </w:tcBorders>
+                  <w:shd w:fill="FFFFFF" w:color="auto" w:val="clear"/>
+                  <w:tcMar>
+                    <w:top w:type="dxa" w:w="80"/>
+                    <w:left w:type="dxa" w:w="120"/>
+                    <w:bottom w:type="dxa" w:w="80"/>
+                    <w:right w:type="dxa" w:w="120"/>
+                  </w:tcMar>
+                  <w:vAlign w:val="center"/>
+                </w:tcPr>
+                <w:p>
+                  <w:pPr>
+                    <w:spacing w:after="0" w:before="0"/>
+                  </w:pPr>
+                  <w:r>
+                    <w:rPr>
+                      <w:rFonts w:ascii="Arial" w:cs="Arial" w:eastAsia="Arial" w:hAnsi="Arial"/>
+                      <w:b w:val="false"/>
+                      <w:bCs w:val="false"/>
+                      <w:sz w:val="21"/>
+                      <w:szCs w:val="21"/>
+                    </w:rPr>
+                    <w:t xml:space="preserve">Fix it</w:t>
+                  </w:r>
+                </w:p>
+              </w:tc>
+              <w:tc>
+                <w:tcPr>
+                  <w:tcW w:type="dxa" w:w="2506"/>
+                  <w:tcBorders>
+                    <w:top w:val="single" w:color="B7C2D1" w:sz="4"/>
+                    <w:left w:val="single" w:color="B7C2D1" w:sz="4"/>
+                    <w:bottom w:val="single" w:color="B7C2D1" w:sz="4"/>
+                    <w:right w:val="single" w:color="B7C2D1" w:sz="4"/>
+                  </w:tcBorders>
+                  <w:shd w:fill="FFFFFF" w:color="auto" w:val="clear"/>
+                  <w:tcMar>
+                    <w:top w:type="dxa" w:w="80"/>
+                    <w:left w:type="dxa" w:w="120"/>
+                    <w:bottom w:type="dxa" w:w="80"/>
+                    <w:right w:type="dxa" w:w="120"/>
+                  </w:tcMar>
+                  <w:vAlign w:val="center"/>
+                </w:tcPr>
+                <w:p>
+                  <w:pPr>
+                    <w:spacing w:after="0" w:before="0"/>
+                  </w:pPr>
+                  <w:r>
+                    <w:rPr>
+                      <w:rFonts w:ascii="Arial" w:cs="Arial" w:eastAsia="Arial" w:hAnsi="Arial"/>
+                      <w:b w:val="false"/>
+                      <w:bCs w:val="false"/>
+                      <w:sz w:val="21"/>
+                      <w:szCs w:val="21"/>
+                    </w:rPr>
+                    <w:t xml:space="preserve">2</w:t>
+                  </w:r>
+                </w:p>
+              </w:tc>
+              <w:tc>
+                <w:tcPr>
+                  <w:tcW w:type="dxa" w:w="2506"/>
+                  <w:tcBorders>
+                    <w:top w:val="single" w:color="B7C2D1" w:sz="4"/>
+                    <w:left w:val="single" w:color="B7C2D1" w:sz="4"/>
+                    <w:bottom w:val="single" w:color="B7C2D1" w:sz="4"/>
+                    <w:right w:val="single" w:color="B7C2D1" w:sz="4"/>
+                  </w:tcBorders>
+                  <w:shd w:fill="FFFFFF" w:color="auto" w:val="clear"/>
+                  <w:tcMar>
+                    <w:top w:type="dxa" w:w="80"/>
+                    <w:left w:type="dxa" w:w="120"/>
+                    <w:bottom w:type="dxa" w:w="80"/>
+                    <w:right w:type="dxa" w:w="120"/>
+                  </w:tcMar>
+                  <w:vAlign w:val="center"/>
+                </w:tcPr>
+                <w:p>
+                  <w:pPr>
+                    <w:spacing w:after="0" w:before="0"/>
+                  </w:pPr>
+                  <w:r>
+                    <w:rPr>
+                      <w:rFonts w:ascii="Arial" w:cs="Arial" w:eastAsia="Arial" w:hAnsi="Arial"/>
+                      <w:b w:val="false"/>
+                      <w:bCs w:val="false"/>
+                      <w:sz w:val="21"/>
+                      <w:szCs w:val="21"/>
+                    </w:rPr>
+                    <w:t xml:space="preserve"/>
+                  </w:r>
+                </w:p>
+              </w:tc>
+            </w:tr>
+            <w:tr>
+              <w:trPr>
+                <w:cantSplit/>
+                <w:trHeight w:val="360" w:hRule="atLeast"/>
+              </w:trPr>
+              <w:tc>
+                <w:tcPr>
+                  <w:tcW w:type="dxa" w:w="2506"/>
+                  <w:tcBorders>
+                    <w:top w:val="single" w:color="B7C2D1" w:sz="4"/>
+                    <w:left w:val="single" w:color="B7C2D1" w:sz="4"/>
+                    <w:bottom w:val="single" w:color="B7C2D1" w:sz="4"/>
+                    <w:right w:val="single" w:color="B7C2D1" w:sz="4"/>
+                  </w:tcBorders>
+                  <w:shd w:fill="FFFFFF" w:color="auto" w:val="clear"/>
+                  <w:tcMar>
+                    <w:top w:type="dxa" w:w="80"/>
+                    <w:left w:type="dxa" w:w="120"/>
+                    <w:bottom w:type="dxa" w:w="80"/>
+                    <w:right w:type="dxa" w:w="120"/>
+                  </w:tcMar>
+                  <w:vAlign w:val="center"/>
+                </w:tcPr>
+                <w:p>
+                  <w:pPr>
+                    <w:spacing w:after="0" w:before="0"/>
+                  </w:pPr>
+                  <w:r>
+                    <w:rPr>
+                      <w:rFonts w:ascii="Arial" w:cs="Arial" w:eastAsia="Arial" w:hAnsi="Arial"/>
+                      <w:sz w:val="21"/>
+                      <w:szCs w:val="21"/>
+                    </w:rPr>
+                    <w:t xml:space="preserve">Ask the user for whole numbers until they type -1, which means stop. Count how many numbers were typed. Add them up. Display the count. Then display the total on the next line.</w:t>
+                  </w:r>
+                </w:p>
+              </w:tc>
+              <w:tc>
+                <w:tcPr>
+                  <w:tcW w:type="dxa" w:w="2506"/>
+                  <w:tcBorders>
+                    <w:top w:val="single" w:color="B7C2D1" w:sz="4"/>
+                    <w:left w:val="single" w:color="B7C2D1" w:sz="4"/>
+                    <w:bottom w:val="single" w:color="B7C2D1" w:sz="4"/>
+                    <w:right w:val="single" w:color="B7C2D1" w:sz="4"/>
+                  </w:tcBorders>
+                  <w:shd w:fill="FFFFFF" w:color="auto" w:val="clear"/>
+                  <w:tcMar>
+                    <w:top w:type="dxa" w:w="80"/>
+                    <w:left w:type="dxa" w:w="120"/>
+                    <w:bottom w:type="dxa" w:w="80"/>
+                    <w:right w:type="dxa" w:w="120"/>
+                  </w:tcMar>
+                  <w:vAlign w:val="center"/>
+                </w:tcPr>
+                <w:p>
+                  <w:pPr>
+                    <w:spacing w:after="0" w:before="0"/>
+                  </w:pPr>
+                  <w:r>
+                    <w:rPr>
+                      <w:rFonts w:ascii="Arial" w:cs="Arial" w:eastAsia="Arial" w:hAnsi="Arial"/>
+                      <w:b w:val="false"/>
+                      <w:bCs w:val="false"/>
+                      <w:sz w:val="21"/>
+                      <w:szCs w:val="21"/>
+                    </w:rPr>
+                    <w:t xml:space="preserve">Write it</w:t>
+                  </w:r>
+                </w:p>
+              </w:tc>
+              <w:tc>
+                <w:tcPr>
+                  <w:tcW w:type="dxa" w:w="2506"/>
+                  <w:tcBorders>
+                    <w:top w:val="single" w:color="B7C2D1" w:sz="4"/>
+                    <w:left w:val="single" w:color="B7C2D1" w:sz="4"/>
+                    <w:bottom w:val="single" w:color="B7C2D1" w:sz="4"/>
+                    <w:right w:val="single" w:color="B7C2D1" w:sz="4"/>
+                  </w:tcBorders>
+                  <w:shd w:fill="FFFFFF" w:color="auto" w:val="clear"/>
+                  <w:tcMar>
+                    <w:top w:type="dxa" w:w="80"/>
+                    <w:left w:type="dxa" w:w="120"/>
+                    <w:bottom w:type="dxa" w:w="80"/>
+                    <w:right w:type="dxa" w:w="120"/>
+                  </w:tcMar>
+                  <w:vAlign w:val="center"/>
+                </w:tcPr>
+                <w:p>
+                  <w:pPr>
+                    <w:spacing w:after="0" w:before="0"/>
+                  </w:pPr>
+                  <w:r>
+                    <w:rPr>
+                      <w:rFonts w:ascii="Arial" w:cs="Arial" w:eastAsia="Arial" w:hAnsi="Arial"/>
+                      <w:b w:val="false"/>
+                      <w:bCs w:val="false"/>
+                      <w:sz w:val="21"/>
+                      <w:szCs w:val="21"/>
+                    </w:rPr>
+                    <w:t xml:space="preserve">3</w:t>
+                  </w:r>
+                </w:p>
+              </w:tc>
+              <w:tc>
+                <w:tcPr>
+                  <w:tcW w:type="dxa" w:w="2506"/>
+                  <w:tcBorders>
+                    <w:top w:val="single" w:color="B7C2D1" w:sz="4"/>
+                    <w:left w:val="single" w:color="B7C2D1" w:sz="4"/>
+                    <w:bottom w:val="single" w:color="B7C2D1" w:sz="4"/>
+                    <w:right w:val="single" w:color="B7C2D1" w:sz="4"/>
+                  </w:tcBorders>
+                  <w:shd w:fill="FFFFFF" w:color="auto" w:val="clear"/>
+                  <w:tcMar>
+                    <w:top w:type="dxa" w:w="80"/>
+                    <w:left w:type="dxa" w:w="120"/>
+                    <w:bottom w:type="dxa" w:w="80"/>
+                    <w:right w:type="dxa" w:w="120"/>
+                  </w:tcMar>
+                  <w:vAlign w:val="center"/>
+                </w:tcPr>
+                <w:p>
+                  <w:pPr>
+                    <w:spacing w:after="0" w:before="0"/>
+                  </w:pPr>
+                  <w:r>
+                    <w:rPr>
+                      <w:rFonts w:ascii="Arial" w:cs="Arial" w:eastAsia="Arial" w:hAnsi="Arial"/>
+                      <w:b w:val="false"/>
+                      <w:bCs w:val="false"/>
+                      <w:sz w:val="21"/>
+                      <w:szCs w:val="21"/>
+                    </w:rPr>
+                    <w:t xml:space="preserve"/>
+                  </w:r>
+                </w:p>
+              </w:tc>
+            </w:tr>
+            <w:tr>
+              <w:trPr>
+                <w:cantSplit/>
+                <w:trHeight w:val="360" w:hRule="atLeast"/>
+              </w:trPr>
+              <w:tc>
+                <w:tcPr>
+                  <w:tcW w:type="dxa" w:w="2506"/>
+                  <w:tcBorders>
+                    <w:top w:val="single" w:color="B7C2D1" w:sz="4"/>
+                    <w:left w:val="single" w:color="B7C2D1" w:sz="4"/>
+                    <w:bottom w:val="single" w:color="B7C2D1" w:sz="4"/>
+                    <w:right w:val="single" w:color="B7C2D1" w:sz="4"/>
+                  </w:tcBorders>
+                  <w:shd w:fill="FFFFFF" w:color="auto" w:val="clear"/>
+                  <w:tcMar>
+                    <w:top w:type="dxa" w:w="80"/>
+                    <w:left w:type="dxa" w:w="120"/>
+                    <w:bottom w:type="dxa" w:w="80"/>
+                    <w:right w:type="dxa" w:w="120"/>
+                  </w:tcMar>
+                  <w:vAlign w:val="center"/>
+                </w:tcPr>
+                <w:p>
+                  <w:pPr>
+                    <w:spacing w:after="0" w:before="0"/>
+                  </w:pPr>
+                  <w:r>
+                    <w:rPr>
+                      <w:rFonts w:ascii="Arial" w:cs="Arial" w:eastAsia="Arial" w:hAnsi="Arial"/>
+                      <w:sz w:val="21"/>
+                      <w:szCs w:val="21"/>
+                    </w:rPr>
+                    <w:t xml:space="preserve">Ask the user for whole numbers until they type -1, which means stop. Count how many of them are above 0. Count how many are below 0. Display the line [how many] above zero. Then display the line [how many] below zero on the next line.</w:t>
+                  </w:r>
+                </w:p>
+              </w:tc>
+              <w:tc>
+                <w:tcPr>
+                  <w:tcW w:type="dxa" w:w="2506"/>
+                  <w:tcBorders>
+                    <w:top w:val="single" w:color="B7C2D1" w:sz="4"/>
+                    <w:left w:val="single" w:color="B7C2D1" w:sz="4"/>
+                    <w:bottom w:val="single" w:color="B7C2D1" w:sz="4"/>
+                    <w:right w:val="single" w:color="B7C2D1" w:sz="4"/>
+                  </w:tcBorders>
+                  <w:shd w:fill="FFFFFF" w:color="auto" w:val="clear"/>
+                  <w:tcMar>
+                    <w:top w:type="dxa" w:w="80"/>
+                    <w:left w:type="dxa" w:w="120"/>
+                    <w:bottom w:type="dxa" w:w="80"/>
+                    <w:right w:type="dxa" w:w="120"/>
+                  </w:tcMar>
+                  <w:vAlign w:val="center"/>
+                </w:tcPr>
+                <w:p>
+                  <w:pPr>
+                    <w:spacing w:after="0" w:before="0"/>
+                  </w:pPr>
+                  <w:r>
+                    <w:rPr>
+                      <w:rFonts w:ascii="Arial" w:cs="Arial" w:eastAsia="Arial" w:hAnsi="Arial"/>
+                      <w:b w:val="false"/>
+                      <w:bCs w:val="false"/>
+                      <w:sz w:val="21"/>
+                      <w:szCs w:val="21"/>
+                    </w:rPr>
+                    <w:t xml:space="preserve">Challenge (optional)</w:t>
+                  </w:r>
+                </w:p>
+              </w:tc>
+              <w:tc>
+                <w:tcPr>
+                  <w:tcW w:type="dxa" w:w="2506"/>
+                  <w:tcBorders>
+                    <w:top w:val="single" w:color="B7C2D1" w:sz="4"/>
+                    <w:left w:val="single" w:color="B7C2D1" w:sz="4"/>
+                    <w:bottom w:val="single" w:color="B7C2D1" w:sz="4"/>
+                    <w:right w:val="single" w:color="B7C2D1" w:sz="4"/>
+                  </w:tcBorders>
+                  <w:shd w:fill="FFFFFF" w:color="auto" w:val="clear"/>
+                  <w:tcMar>
+                    <w:top w:type="dxa" w:w="80"/>
+                    <w:left w:type="dxa" w:w="120"/>
+                    <w:bottom w:type="dxa" w:w="80"/>
+                    <w:right w:type="dxa" w:w="120"/>
+                  </w:tcMar>
+                  <w:vAlign w:val="center"/>
+                </w:tcPr>
+                <w:p>
+                  <w:pPr>
+                    <w:spacing w:after="0" w:before="0"/>
+                  </w:pPr>
+                  <w:r>
+                    <w:rPr>
+                      <w:rFonts w:ascii="Arial" w:cs="Arial" w:eastAsia="Arial" w:hAnsi="Arial"/>
+                      <w:b w:val="false"/>
+                      <w:bCs w:val="false"/>
+                      <w:sz w:val="21"/>
+                      <w:szCs w:val="21"/>
+                    </w:rPr>
+                    <w:t xml:space="preserve">3</w:t>
+                  </w:r>
+                </w:p>
+              </w:tc>
+              <w:tc>
+                <w:tcPr>
+                  <w:tcW w:type="dxa" w:w="2506"/>
                   <w:tcBorders>
                     <w:top w:val="single" w:color="B7C2D1" w:sz="4"/>
                     <w:left w:val="single" w:color="B7C2D1" w:sz="4"/>
@@ -4621,7 +8575,7 @@
                 <w:sz w:val="21"/>
                 <w:szCs w:val="21"/>
               </w:rPr>
-              <w:t xml:space="preserve">Plan the one you found hardest: inputs, what happens to them, what is printed.</w:t>
+              <w:t xml:space="preserve">Plan the one you found hardest: what is typed in, what happens to it, what is displayed.</w:t>
             </w:r>
           </w:p>
           <w:tbl>
@@ -5047,12 +9001,12 @@
                 <w:sz w:val="21"/>
                 <w:szCs w:val="21"/>
               </w:rPr>
-              <w:t xml:space="preserve">Tick each one off as its tests pass in the editor</w:t>
+              <w:t xml:space="preserve">Tick each one off as you finish it in the editor</w:t>
             </w:r>
           </w:p>
           <w:tbl>
             <w:tblPr>
-              <w:tblW w:type="dxa" w:w="10026"/>
+              <w:tblW w:type="dxa" w:w="10024"/>
               <w:tblBorders>
                 <w:top w:val="single" w:color="auto" w:sz="4"/>
                 <w:left w:val="single" w:color="auto" w:sz="4"/>
@@ -5063,9 +9017,10 @@
               </w:tblBorders>
             </w:tblPr>
             <w:tblGrid>
-              <w:gridCol w:w="3342"/>
-              <w:gridCol w:w="3342"/>
-              <w:gridCol w:w="3342"/>
+              <w:gridCol w:w="2506"/>
+              <w:gridCol w:w="2506"/>
+              <w:gridCol w:w="2506"/>
+              <w:gridCol w:w="2506"/>
             </w:tblGrid>
             <w:tr>
               <w:trPr>
@@ -5074,7 +9029,7 @@
               </w:trPr>
               <w:tc>
                 <w:tcPr>
-                  <w:tcW w:type="dxa" w:w="3342"/>
+                  <w:tcW w:type="dxa" w:w="2506"/>
                   <w:tcBorders>
                     <w:top w:val="single" w:color="B7C2D1" w:sz="4"/>
                     <w:left w:val="single" w:color="B7C2D1" w:sz="4"/>
@@ -5102,13 +9057,13 @@
                       <w:sz w:val="20"/>
                       <w:szCs w:val="20"/>
                     </w:rPr>
-                    <w:t xml:space="preserve">Program</w:t>
-                  </w:r>
-                </w:p>
-              </w:tc>
-              <w:tc>
-                <w:tcPr>
-                  <w:tcW w:type="dxa" w:w="3342"/>
+                    <w:t xml:space="preserve">Activity</w:t>
+                  </w:r>
+                </w:p>
+              </w:tc>
+              <w:tc>
+                <w:tcPr>
+                  <w:tcW w:type="dxa" w:w="2506"/>
                   <w:tcBorders>
                     <w:top w:val="single" w:color="B7C2D1" w:sz="4"/>
                     <w:left w:val="single" w:color="B7C2D1" w:sz="4"/>
@@ -5136,13 +9091,47 @@
                       <w:sz w:val="20"/>
                       <w:szCs w:val="20"/>
                     </w:rPr>
+                    <w:t xml:space="preserve">What to do</w:t>
+                  </w:r>
+                </w:p>
+              </w:tc>
+              <w:tc>
+                <w:tcPr>
+                  <w:tcW w:type="dxa" w:w="2506"/>
+                  <w:tcBorders>
+                    <w:top w:val="single" w:color="B7C2D1" w:sz="4"/>
+                    <w:left w:val="single" w:color="B7C2D1" w:sz="4"/>
+                    <w:bottom w:val="single" w:color="B7C2D1" w:sz="4"/>
+                    <w:right w:val="single" w:color="B7C2D1" w:sz="4"/>
+                  </w:tcBorders>
+                  <w:shd w:fill="E6ECF5" w:color="auto" w:val="clear"/>
+                  <w:tcMar>
+                    <w:top w:type="dxa" w:w="80"/>
+                    <w:left w:type="dxa" w:w="120"/>
+                    <w:bottom w:type="dxa" w:w="80"/>
+                    <w:right w:type="dxa" w:w="120"/>
+                  </w:tcMar>
+                  <w:vAlign w:val="center"/>
+                </w:tcPr>
+                <w:p>
+                  <w:pPr>
+                    <w:spacing w:after="0" w:before="0"/>
+                  </w:pPr>
+                  <w:r>
+                    <w:rPr>
+                      <w:rFonts w:ascii="Arial" w:cs="Arial" w:eastAsia="Arial" w:hAnsi="Arial"/>
+                      <w:b/>
+                      <w:bCs/>
+                      <w:sz w:val="20"/>
+                      <w:szCs w:val="20"/>
+                    </w:rPr>
                     <w:t xml:space="preserve">Marks</w:t>
                   </w:r>
                 </w:p>
               </w:tc>
               <w:tc>
                 <w:tcPr>
-                  <w:tcW w:type="dxa" w:w="3342"/>
+                  <w:tcW w:type="dxa" w:w="2506"/>
                   <w:tcBorders>
                     <w:top w:val="single" w:color="B7C2D1" w:sz="4"/>
                     <w:left w:val="single" w:color="B7C2D1" w:sz="4"/>
@@ -5182,73 +9171,107 @@
               </w:trPr>
               <w:tc>
                 <w:tcPr>
-                  <w:tcW w:type="dxa" w:w="3342"/>
-                  <w:tcBorders>
-                    <w:top w:val="single" w:color="B7C2D1" w:sz="4"/>
-                    <w:left w:val="single" w:color="B7C2D1" w:sz="4"/>
-                    <w:bottom w:val="single" w:color="B7C2D1" w:sz="4"/>
-                    <w:right w:val="single" w:color="B7C2D1" w:sz="4"/>
-                  </w:tcBorders>
-                  <w:shd w:fill="FFFFFF" w:color="auto" w:val="clear"/>
-                  <w:tcMar>
-                    <w:top w:type="dxa" w:w="80"/>
-                    <w:left w:type="dxa" w:w="120"/>
-                    <w:bottom w:type="dxa" w:w="80"/>
-                    <w:right w:type="dxa" w:w="120"/>
-                  </w:tcMar>
-                  <w:vAlign w:val="center"/>
-                </w:tcPr>
-                <w:p>
-                  <w:pPr>
-                    <w:spacing w:after="0" w:before="0"/>
-                  </w:pPr>
-                  <w:r>
-                    <w:rPr>
-                      <w:rFonts w:ascii="Arial" w:cs="Arial" w:eastAsia="Arial" w:hAnsi="Arial"/>
-                      <w:sz w:val="21"/>
-                      <w:szCs w:val="21"/>
-                    </w:rPr>
-                    <w:t xml:space="preserve">Ask the user for a whole number. Start a value at 1 in your program. Keep doubling that value until it is equal to or greater than the number typed in. Count how many doublings that took. Display [how many doublings were needed] and nothing else.</w:t>
-                  </w:r>
-                </w:p>
-              </w:tc>
-              <w:tc>
-                <w:tcPr>
-                  <w:tcW w:type="dxa" w:w="3342"/>
-                  <w:tcBorders>
-                    <w:top w:val="single" w:color="B7C2D1" w:sz="4"/>
-                    <w:left w:val="single" w:color="B7C2D1" w:sz="4"/>
-                    <w:bottom w:val="single" w:color="B7C2D1" w:sz="4"/>
-                    <w:right w:val="single" w:color="B7C2D1" w:sz="4"/>
-                  </w:tcBorders>
-                  <w:shd w:fill="FFFFFF" w:color="auto" w:val="clear"/>
-                  <w:tcMar>
-                    <w:top w:type="dxa" w:w="80"/>
-                    <w:left w:type="dxa" w:w="120"/>
-                    <w:bottom w:type="dxa" w:w="80"/>
-                    <w:right w:type="dxa" w:w="120"/>
-                  </w:tcMar>
-                  <w:vAlign w:val="center"/>
-                </w:tcPr>
-                <w:p>
-                  <w:pPr>
-                    <w:spacing w:after="0" w:before="0"/>
-                  </w:pPr>
-                  <w:r>
-                    <w:rPr>
-                      <w:rFonts w:ascii="Arial" w:cs="Arial" w:eastAsia="Arial" w:hAnsi="Arial"/>
-                      <w:b w:val="false"/>
-                      <w:bCs w:val="false"/>
-                      <w:sz w:val="21"/>
-                      <w:szCs w:val="21"/>
-                    </w:rPr>
-                    <w:t xml:space="preserve">2</w:t>
-                  </w:r>
-                </w:p>
-              </w:tc>
-              <w:tc>
-                <w:tcPr>
-                  <w:tcW w:type="dxa" w:w="3342"/>
+                  <w:tcW w:type="dxa" w:w="2506"/>
+                  <w:tcBorders>
+                    <w:top w:val="single" w:color="B7C2D1" w:sz="4"/>
+                    <w:left w:val="single" w:color="B7C2D1" w:sz="4"/>
+                    <w:bottom w:val="single" w:color="B7C2D1" w:sz="4"/>
+                    <w:right w:val="single" w:color="B7C2D1" w:sz="4"/>
+                  </w:tcBorders>
+                  <w:shd w:fill="FFFFFF" w:color="auto" w:val="clear"/>
+                  <w:tcMar>
+                    <w:top w:type="dxa" w:w="80"/>
+                    <w:left w:type="dxa" w:w="120"/>
+                    <w:bottom w:type="dxa" w:w="80"/>
+                    <w:right w:type="dxa" w:w="120"/>
+                  </w:tcMar>
+                  <w:vAlign w:val="center"/>
+                </w:tcPr>
+                <w:p>
+                  <w:pPr>
+                    <w:spacing w:after="0" w:before="0"/>
+                  </w:pPr>
+                  <w:r>
+                    <w:rPr>
+                      <w:rFonts w:ascii="Arial" w:cs="Arial" w:eastAsia="Arial" w:hAnsi="Arial"/>
+                      <w:sz w:val="21"/>
+                      <w:szCs w:val="21"/>
+                    </w:rPr>
+                    <w:t xml:space="preserve">Press Run. The same job is done twice, once with each kind of loop.</w:t>
+                  </w:r>
+                </w:p>
+              </w:tc>
+              <w:tc>
+                <w:tcPr>
+                  <w:tcW w:type="dxa" w:w="2506"/>
+                  <w:tcBorders>
+                    <w:top w:val="single" w:color="B7C2D1" w:sz="4"/>
+                    <w:left w:val="single" w:color="B7C2D1" w:sz="4"/>
+                    <w:bottom w:val="single" w:color="B7C2D1" w:sz="4"/>
+                    <w:right w:val="single" w:color="B7C2D1" w:sz="4"/>
+                  </w:tcBorders>
+                  <w:shd w:fill="FFFFFF" w:color="auto" w:val="clear"/>
+                  <w:tcMar>
+                    <w:top w:type="dxa" w:w="80"/>
+                    <w:left w:type="dxa" w:w="120"/>
+                    <w:bottom w:type="dxa" w:w="80"/>
+                    <w:right w:type="dxa" w:w="120"/>
+                  </w:tcMar>
+                  <w:vAlign w:val="center"/>
+                </w:tcPr>
+                <w:p>
+                  <w:pPr>
+                    <w:spacing w:after="0" w:before="0"/>
+                  </w:pPr>
+                  <w:r>
+                    <w:rPr>
+                      <w:rFonts w:ascii="Arial" w:cs="Arial" w:eastAsia="Arial" w:hAnsi="Arial"/>
+                      <w:b w:val="false"/>
+                      <w:bCs w:val="false"/>
+                      <w:sz w:val="21"/>
+                      <w:szCs w:val="21"/>
+                    </w:rPr>
+                    <w:t xml:space="preserve">Run it</w:t>
+                  </w:r>
+                </w:p>
+              </w:tc>
+              <w:tc>
+                <w:tcPr>
+                  <w:tcW w:type="dxa" w:w="2506"/>
+                  <w:tcBorders>
+                    <w:top w:val="single" w:color="B7C2D1" w:sz="4"/>
+                    <w:left w:val="single" w:color="B7C2D1" w:sz="4"/>
+                    <w:bottom w:val="single" w:color="B7C2D1" w:sz="4"/>
+                    <w:right w:val="single" w:color="B7C2D1" w:sz="4"/>
+                  </w:tcBorders>
+                  <w:shd w:fill="FFFFFF" w:color="auto" w:val="clear"/>
+                  <w:tcMar>
+                    <w:top w:type="dxa" w:w="80"/>
+                    <w:left w:type="dxa" w:w="120"/>
+                    <w:bottom w:type="dxa" w:w="80"/>
+                    <w:right w:type="dxa" w:w="120"/>
+                  </w:tcMar>
+                  <w:vAlign w:val="center"/>
+                </w:tcPr>
+                <w:p>
+                  <w:pPr>
+                    <w:spacing w:after="0" w:before="0"/>
+                  </w:pPr>
+                  <w:r>
+                    <w:rPr>
+                      <w:rFonts w:ascii="Arial" w:cs="Arial" w:eastAsia="Arial" w:hAnsi="Arial"/>
+                      <w:b w:val="false"/>
+                      <w:bCs w:val="false"/>
+                      <w:sz w:val="21"/>
+                      <w:szCs w:val="21"/>
+                    </w:rPr>
+                    <w:t xml:space="preserve">1</w:t>
+                  </w:r>
+                </w:p>
+              </w:tc>
+              <w:tc>
+                <w:tcPr>
+                  <w:tcW w:type="dxa" w:w="2506"/>
                   <w:tcBorders>
                     <w:top w:val="single" w:color="B7C2D1" w:sz="4"/>
                     <w:left w:val="single" w:color="B7C2D1" w:sz="4"/>
@@ -5288,73 +9311,107 @@
               </w:trPr>
               <w:tc>
                 <w:tcPr>
-                  <w:tcW w:type="dxa" w:w="3342"/>
-                  <w:tcBorders>
-                    <w:top w:val="single" w:color="B7C2D1" w:sz="4"/>
-                    <w:left w:val="single" w:color="B7C2D1" w:sz="4"/>
-                    <w:bottom w:val="single" w:color="B7C2D1" w:sz="4"/>
-                    <w:right w:val="single" w:color="B7C2D1" w:sz="4"/>
-                  </w:tcBorders>
-                  <w:shd w:fill="FFFFFF" w:color="auto" w:val="clear"/>
-                  <w:tcMar>
-                    <w:top w:type="dxa" w:w="80"/>
-                    <w:left w:type="dxa" w:w="120"/>
-                    <w:bottom w:type="dxa" w:w="80"/>
-                    <w:right w:type="dxa" w:w="120"/>
-                  </w:tcMar>
-                  <w:vAlign w:val="center"/>
-                </w:tcPr>
-                <w:p>
-                  <w:pPr>
-                    <w:spacing w:after="0" w:before="0"/>
-                  </w:pPr>
-                  <w:r>
-                    <w:rPr>
-                      <w:rFonts w:ascii="Arial" w:cs="Arial" w:eastAsia="Arial" w:hAnsi="Arial"/>
-                      <w:sz w:val="21"/>
-                      <w:szCs w:val="21"/>
-                    </w:rPr>
-                    <w:t xml:space="preserve">Ask the user for how many numbers there are. Then ask for that many whole numbers, using a for loop. Work out the largest of them. Display [the largest] and nothing else.</w:t>
-                  </w:r>
-                </w:p>
-              </w:tc>
-              <w:tc>
-                <w:tcPr>
-                  <w:tcW w:type="dxa" w:w="3342"/>
-                  <w:tcBorders>
-                    <w:top w:val="single" w:color="B7C2D1" w:sz="4"/>
-                    <w:left w:val="single" w:color="B7C2D1" w:sz="4"/>
-                    <w:bottom w:val="single" w:color="B7C2D1" w:sz="4"/>
-                    <w:right w:val="single" w:color="B7C2D1" w:sz="4"/>
-                  </w:tcBorders>
-                  <w:shd w:fill="FFFFFF" w:color="auto" w:val="clear"/>
-                  <w:tcMar>
-                    <w:top w:type="dxa" w:w="80"/>
-                    <w:left w:type="dxa" w:w="120"/>
-                    <w:bottom w:type="dxa" w:w="80"/>
-                    <w:right w:type="dxa" w:w="120"/>
-                  </w:tcMar>
-                  <w:vAlign w:val="center"/>
-                </w:tcPr>
-                <w:p>
-                  <w:pPr>
-                    <w:spacing w:after="0" w:before="0"/>
-                  </w:pPr>
-                  <w:r>
-                    <w:rPr>
-                      <w:rFonts w:ascii="Arial" w:cs="Arial" w:eastAsia="Arial" w:hAnsi="Arial"/>
-                      <w:b w:val="false"/>
-                      <w:bCs w:val="false"/>
-                      <w:sz w:val="21"/>
-                      <w:szCs w:val="21"/>
-                    </w:rPr>
-                    <w:t xml:space="preserve">3</w:t>
-                  </w:r>
-                </w:p>
-              </w:tc>
-              <w:tc>
-                <w:tcPr>
-                  <w:tcW w:type="dxa" w:w="3342"/>
+                  <w:tcW w:type="dxa" w:w="2506"/>
+                  <w:tcBorders>
+                    <w:top w:val="single" w:color="B7C2D1" w:sz="4"/>
+                    <w:left w:val="single" w:color="B7C2D1" w:sz="4"/>
+                    <w:bottom w:val="single" w:color="B7C2D1" w:sz="4"/>
+                    <w:right w:val="single" w:color="B7C2D1" w:sz="4"/>
+                  </w:tcBorders>
+                  <w:shd w:fill="FFFFFF" w:color="auto" w:val="clear"/>
+                  <w:tcMar>
+                    <w:top w:type="dxa" w:w="80"/>
+                    <w:left w:type="dxa" w:w="120"/>
+                    <w:bottom w:type="dxa" w:w="80"/>
+                    <w:right w:type="dxa" w:w="120"/>
+                  </w:tcMar>
+                  <w:vAlign w:val="center"/>
+                </w:tcPr>
+                <w:p>
+                  <w:pPr>
+                    <w:spacing w:after="0" w:before="0"/>
+                  </w:pPr>
+                  <w:r>
+                    <w:rPr>
+                      <w:rFonts w:ascii="Arial" w:cs="Arial" w:eastAsia="Arial" w:hAnsi="Arial"/>
+                      <w:sz w:val="21"/>
+                      <w:szCs w:val="21"/>
+                    </w:rPr>
+                    <w:t xml:space="preserve">What will this program display?</w:t>
+                  </w:r>
+                </w:p>
+              </w:tc>
+              <w:tc>
+                <w:tcPr>
+                  <w:tcW w:type="dxa" w:w="2506"/>
+                  <w:tcBorders>
+                    <w:top w:val="single" w:color="B7C2D1" w:sz="4"/>
+                    <w:left w:val="single" w:color="B7C2D1" w:sz="4"/>
+                    <w:bottom w:val="single" w:color="B7C2D1" w:sz="4"/>
+                    <w:right w:val="single" w:color="B7C2D1" w:sz="4"/>
+                  </w:tcBorders>
+                  <w:shd w:fill="FFFFFF" w:color="auto" w:val="clear"/>
+                  <w:tcMar>
+                    <w:top w:type="dxa" w:w="80"/>
+                    <w:left w:type="dxa" w:w="120"/>
+                    <w:bottom w:type="dxa" w:w="80"/>
+                    <w:right w:type="dxa" w:w="120"/>
+                  </w:tcMar>
+                  <w:vAlign w:val="center"/>
+                </w:tcPr>
+                <w:p>
+                  <w:pPr>
+                    <w:spacing w:after="0" w:before="0"/>
+                  </w:pPr>
+                  <w:r>
+                    <w:rPr>
+                      <w:rFonts w:ascii="Arial" w:cs="Arial" w:eastAsia="Arial" w:hAnsi="Arial"/>
+                      <w:b w:val="false"/>
+                      <w:bCs w:val="false"/>
+                      <w:sz w:val="21"/>
+                      <w:szCs w:val="21"/>
+                    </w:rPr>
+                    <w:t xml:space="preserve">Predict</w:t>
+                  </w:r>
+                </w:p>
+              </w:tc>
+              <w:tc>
+                <w:tcPr>
+                  <w:tcW w:type="dxa" w:w="2506"/>
+                  <w:tcBorders>
+                    <w:top w:val="single" w:color="B7C2D1" w:sz="4"/>
+                    <w:left w:val="single" w:color="B7C2D1" w:sz="4"/>
+                    <w:bottom w:val="single" w:color="B7C2D1" w:sz="4"/>
+                    <w:right w:val="single" w:color="B7C2D1" w:sz="4"/>
+                  </w:tcBorders>
+                  <w:shd w:fill="FFFFFF" w:color="auto" w:val="clear"/>
+                  <w:tcMar>
+                    <w:top w:type="dxa" w:w="80"/>
+                    <w:left w:type="dxa" w:w="120"/>
+                    <w:bottom w:type="dxa" w:w="80"/>
+                    <w:right w:type="dxa" w:w="120"/>
+                  </w:tcMar>
+                  <w:vAlign w:val="center"/>
+                </w:tcPr>
+                <w:p>
+                  <w:pPr>
+                    <w:spacing w:after="0" w:before="0"/>
+                  </w:pPr>
+                  <w:r>
+                    <w:rPr>
+                      <w:rFonts w:ascii="Arial" w:cs="Arial" w:eastAsia="Arial" w:hAnsi="Arial"/>
+                      <w:b w:val="false"/>
+                      <w:bCs w:val="false"/>
+                      <w:sz w:val="21"/>
+                      <w:szCs w:val="21"/>
+                    </w:rPr>
+                    <w:t xml:space="preserve">1</w:t>
+                  </w:r>
+                </w:p>
+              </w:tc>
+              <w:tc>
+                <w:tcPr>
+                  <w:tcW w:type="dxa" w:w="2506"/>
                   <w:tcBorders>
                     <w:top w:val="single" w:color="B7C2D1" w:sz="4"/>
                     <w:left w:val="single" w:color="B7C2D1" w:sz="4"/>
@@ -5394,73 +9451,947 @@
               </w:trPr>
               <w:tc>
                 <w:tcPr>
-                  <w:tcW w:type="dxa" w:w="3342"/>
-                  <w:tcBorders>
-                    <w:top w:val="single" w:color="B7C2D1" w:sz="4"/>
-                    <w:left w:val="single" w:color="B7C2D1" w:sz="4"/>
-                    <w:bottom w:val="single" w:color="B7C2D1" w:sz="4"/>
-                    <w:right w:val="single" w:color="B7C2D1" w:sz="4"/>
-                  </w:tcBorders>
-                  <w:shd w:fill="FFFFFF" w:color="auto" w:val="clear"/>
-                  <w:tcMar>
-                    <w:top w:type="dxa" w:w="80"/>
-                    <w:left w:type="dxa" w:w="120"/>
-                    <w:bottom w:type="dxa" w:w="80"/>
-                    <w:right w:type="dxa" w:w="120"/>
-                  </w:tcMar>
-                  <w:vAlign w:val="center"/>
-                </w:tcPr>
-                <w:p>
-                  <w:pPr>
-                    <w:spacing w:after="0" w:before="0"/>
-                  </w:pPr>
-                  <w:r>
-                    <w:rPr>
-                      <w:rFonts w:ascii="Arial" w:cs="Arial" w:eastAsia="Arial" w:hAnsi="Arial"/>
-                      <w:sz w:val="21"/>
-                      <w:szCs w:val="21"/>
-                    </w:rPr>
-                    <w:t xml:space="preserve">Ask the user for how many numbers there are. Then ask for that many whole numbers, using a for loop. Work out the largest of them. Then, using a while loop, keep asking for one more number at a time until one of them is equal to or greater than that largest number. Display too small for each number refused. Then display ok on a line of its own.</w:t>
-                  </w:r>
-                </w:p>
-              </w:tc>
-              <w:tc>
-                <w:tcPr>
-                  <w:tcW w:type="dxa" w:w="3342"/>
-                  <w:tcBorders>
-                    <w:top w:val="single" w:color="B7C2D1" w:sz="4"/>
-                    <w:left w:val="single" w:color="B7C2D1" w:sz="4"/>
-                    <w:bottom w:val="single" w:color="B7C2D1" w:sz="4"/>
-                    <w:right w:val="single" w:color="B7C2D1" w:sz="4"/>
-                  </w:tcBorders>
-                  <w:shd w:fill="FFFFFF" w:color="auto" w:val="clear"/>
-                  <w:tcMar>
-                    <w:top w:type="dxa" w:w="80"/>
-                    <w:left w:type="dxa" w:w="120"/>
-                    <w:bottom w:type="dxa" w:w="80"/>
-                    <w:right w:type="dxa" w:w="120"/>
-                  </w:tcMar>
-                  <w:vAlign w:val="center"/>
-                </w:tcPr>
-                <w:p>
-                  <w:pPr>
-                    <w:spacing w:after="0" w:before="0"/>
-                  </w:pPr>
-                  <w:r>
-                    <w:rPr>
-                      <w:rFonts w:ascii="Arial" w:cs="Arial" w:eastAsia="Arial" w:hAnsi="Arial"/>
-                      <w:b w:val="false"/>
-                      <w:bCs w:val="false"/>
-                      <w:sz w:val="21"/>
-                      <w:szCs w:val="21"/>
-                    </w:rPr>
-                    <w:t xml:space="preserve">4</w:t>
-                  </w:r>
-                </w:p>
-              </w:tc>
-              <w:tc>
-                <w:tcPr>
-                  <w:tcW w:type="dxa" w:w="3342"/>
+                  <w:tcW w:type="dxa" w:w="2506"/>
+                  <w:tcBorders>
+                    <w:top w:val="single" w:color="B7C2D1" w:sz="4"/>
+                    <w:left w:val="single" w:color="B7C2D1" w:sz="4"/>
+                    <w:bottom w:val="single" w:color="B7C2D1" w:sz="4"/>
+                    <w:right w:val="single" w:color="B7C2D1" w:sz="4"/>
+                  </w:tcBorders>
+                  <w:shd w:fill="FFFFFF" w:color="auto" w:val="clear"/>
+                  <w:tcMar>
+                    <w:top w:type="dxa" w:w="80"/>
+                    <w:left w:type="dxa" w:w="120"/>
+                    <w:bottom w:type="dxa" w:w="80"/>
+                    <w:right w:type="dxa" w:w="120"/>
+                  </w:tcMar>
+                  <w:vAlign w:val="center"/>
+                </w:tcPr>
+                <w:p>
+                  <w:pPr>
+                    <w:spacing w:after="0" w:before="0"/>
+                  </w:pPr>
+                  <w:r>
+                    <w:rPr>
+                      <w:rFonts w:ascii="Arial" w:cs="Arial" w:eastAsia="Arial" w:hAnsi="Arial"/>
+                      <w:sz w:val="21"/>
+                      <w:szCs w:val="21"/>
+                    </w:rPr>
+                    <w:t xml:space="preserve">What will this program display?</w:t>
+                  </w:r>
+                </w:p>
+              </w:tc>
+              <w:tc>
+                <w:tcPr>
+                  <w:tcW w:type="dxa" w:w="2506"/>
+                  <w:tcBorders>
+                    <w:top w:val="single" w:color="B7C2D1" w:sz="4"/>
+                    <w:left w:val="single" w:color="B7C2D1" w:sz="4"/>
+                    <w:bottom w:val="single" w:color="B7C2D1" w:sz="4"/>
+                    <w:right w:val="single" w:color="B7C2D1" w:sz="4"/>
+                  </w:tcBorders>
+                  <w:shd w:fill="FFFFFF" w:color="auto" w:val="clear"/>
+                  <w:tcMar>
+                    <w:top w:type="dxa" w:w="80"/>
+                    <w:left w:type="dxa" w:w="120"/>
+                    <w:bottom w:type="dxa" w:w="80"/>
+                    <w:right w:type="dxa" w:w="120"/>
+                  </w:tcMar>
+                  <w:vAlign w:val="center"/>
+                </w:tcPr>
+                <w:p>
+                  <w:pPr>
+                    <w:spacing w:after="0" w:before="0"/>
+                  </w:pPr>
+                  <w:r>
+                    <w:rPr>
+                      <w:rFonts w:ascii="Arial" w:cs="Arial" w:eastAsia="Arial" w:hAnsi="Arial"/>
+                      <w:b w:val="false"/>
+                      <w:bCs w:val="false"/>
+                      <w:sz w:val="21"/>
+                      <w:szCs w:val="21"/>
+                    </w:rPr>
+                    <w:t xml:space="preserve">Predict</w:t>
+                  </w:r>
+                </w:p>
+              </w:tc>
+              <w:tc>
+                <w:tcPr>
+                  <w:tcW w:type="dxa" w:w="2506"/>
+                  <w:tcBorders>
+                    <w:top w:val="single" w:color="B7C2D1" w:sz="4"/>
+                    <w:left w:val="single" w:color="B7C2D1" w:sz="4"/>
+                    <w:bottom w:val="single" w:color="B7C2D1" w:sz="4"/>
+                    <w:right w:val="single" w:color="B7C2D1" w:sz="4"/>
+                  </w:tcBorders>
+                  <w:shd w:fill="FFFFFF" w:color="auto" w:val="clear"/>
+                  <w:tcMar>
+                    <w:top w:type="dxa" w:w="80"/>
+                    <w:left w:type="dxa" w:w="120"/>
+                    <w:bottom w:type="dxa" w:w="80"/>
+                    <w:right w:type="dxa" w:w="120"/>
+                  </w:tcMar>
+                  <w:vAlign w:val="center"/>
+                </w:tcPr>
+                <w:p>
+                  <w:pPr>
+                    <w:spacing w:after="0" w:before="0"/>
+                  </w:pPr>
+                  <w:r>
+                    <w:rPr>
+                      <w:rFonts w:ascii="Arial" w:cs="Arial" w:eastAsia="Arial" w:hAnsi="Arial"/>
+                      <w:b w:val="false"/>
+                      <w:bCs w:val="false"/>
+                      <w:sz w:val="21"/>
+                      <w:szCs w:val="21"/>
+                    </w:rPr>
+                    <w:t xml:space="preserve">1</w:t>
+                  </w:r>
+                </w:p>
+              </w:tc>
+              <w:tc>
+                <w:tcPr>
+                  <w:tcW w:type="dxa" w:w="2506"/>
+                  <w:tcBorders>
+                    <w:top w:val="single" w:color="B7C2D1" w:sz="4"/>
+                    <w:left w:val="single" w:color="B7C2D1" w:sz="4"/>
+                    <w:bottom w:val="single" w:color="B7C2D1" w:sz="4"/>
+                    <w:right w:val="single" w:color="B7C2D1" w:sz="4"/>
+                  </w:tcBorders>
+                  <w:shd w:fill="FFFFFF" w:color="auto" w:val="clear"/>
+                  <w:tcMar>
+                    <w:top w:type="dxa" w:w="80"/>
+                    <w:left w:type="dxa" w:w="120"/>
+                    <w:bottom w:type="dxa" w:w="80"/>
+                    <w:right w:type="dxa" w:w="120"/>
+                  </w:tcMar>
+                  <w:vAlign w:val="center"/>
+                </w:tcPr>
+                <w:p>
+                  <w:pPr>
+                    <w:spacing w:after="0" w:before="0"/>
+                  </w:pPr>
+                  <w:r>
+                    <w:rPr>
+                      <w:rFonts w:ascii="Arial" w:cs="Arial" w:eastAsia="Arial" w:hAnsi="Arial"/>
+                      <w:b w:val="false"/>
+                      <w:bCs w:val="false"/>
+                      <w:sz w:val="21"/>
+                      <w:szCs w:val="21"/>
+                    </w:rPr>
+                    <w:t xml:space="preserve"/>
+                  </w:r>
+                </w:p>
+              </w:tc>
+            </w:tr>
+            <w:tr>
+              <w:trPr>
+                <w:cantSplit/>
+                <w:trHeight w:val="360" w:hRule="atLeast"/>
+              </w:trPr>
+              <w:tc>
+                <w:tcPr>
+                  <w:tcW w:type="dxa" w:w="2506"/>
+                  <w:tcBorders>
+                    <w:top w:val="single" w:color="B7C2D1" w:sz="4"/>
+                    <w:left w:val="single" w:color="B7C2D1" w:sz="4"/>
+                    <w:bottom w:val="single" w:color="B7C2D1" w:sz="4"/>
+                    <w:right w:val="single" w:color="B7C2D1" w:sz="4"/>
+                  </w:tcBorders>
+                  <w:shd w:fill="FFFFFF" w:color="auto" w:val="clear"/>
+                  <w:tcMar>
+                    <w:top w:type="dxa" w:w="80"/>
+                    <w:left w:type="dxa" w:w="120"/>
+                    <w:bottom w:type="dxa" w:w="80"/>
+                    <w:right w:type="dxa" w:w="120"/>
+                  </w:tcMar>
+                  <w:vAlign w:val="center"/>
+                </w:tcPr>
+                <w:p>
+                  <w:pPr>
+                    <w:spacing w:after="0" w:before="0"/>
+                  </w:pPr>
+                  <w:r>
+                    <w:rPr>
+                      <w:rFonts w:ascii="Arial" w:cs="Arial" w:eastAsia="Arial" w:hAnsi="Arial"/>
+                      <w:sz w:val="21"/>
+                      <w:szCs w:val="21"/>
+                    </w:rPr>
+                    <w:t xml:space="preserve">Change the program so it uses a for loop instead of a while loop, and displays hello five times.</w:t>
+                  </w:r>
+                </w:p>
+              </w:tc>
+              <w:tc>
+                <w:tcPr>
+                  <w:tcW w:type="dxa" w:w="2506"/>
+                  <w:tcBorders>
+                    <w:top w:val="single" w:color="B7C2D1" w:sz="4"/>
+                    <w:left w:val="single" w:color="B7C2D1" w:sz="4"/>
+                    <w:bottom w:val="single" w:color="B7C2D1" w:sz="4"/>
+                    <w:right w:val="single" w:color="B7C2D1" w:sz="4"/>
+                  </w:tcBorders>
+                  <w:shd w:fill="FFFFFF" w:color="auto" w:val="clear"/>
+                  <w:tcMar>
+                    <w:top w:type="dxa" w:w="80"/>
+                    <w:left w:type="dxa" w:w="120"/>
+                    <w:bottom w:type="dxa" w:w="80"/>
+                    <w:right w:type="dxa" w:w="120"/>
+                  </w:tcMar>
+                  <w:vAlign w:val="center"/>
+                </w:tcPr>
+                <w:p>
+                  <w:pPr>
+                    <w:spacing w:after="0" w:before="0"/>
+                  </w:pPr>
+                  <w:r>
+                    <w:rPr>
+                      <w:rFonts w:ascii="Arial" w:cs="Arial" w:eastAsia="Arial" w:hAnsi="Arial"/>
+                      <w:b w:val="false"/>
+                      <w:bCs w:val="false"/>
+                      <w:sz w:val="21"/>
+                      <w:szCs w:val="21"/>
+                    </w:rPr>
+                    <w:t xml:space="preserve">Change it</w:t>
+                  </w:r>
+                </w:p>
+              </w:tc>
+              <w:tc>
+                <w:tcPr>
+                  <w:tcW w:type="dxa" w:w="2506"/>
+                  <w:tcBorders>
+                    <w:top w:val="single" w:color="B7C2D1" w:sz="4"/>
+                    <w:left w:val="single" w:color="B7C2D1" w:sz="4"/>
+                    <w:bottom w:val="single" w:color="B7C2D1" w:sz="4"/>
+                    <w:right w:val="single" w:color="B7C2D1" w:sz="4"/>
+                  </w:tcBorders>
+                  <w:shd w:fill="FFFFFF" w:color="auto" w:val="clear"/>
+                  <w:tcMar>
+                    <w:top w:type="dxa" w:w="80"/>
+                    <w:left w:type="dxa" w:w="120"/>
+                    <w:bottom w:type="dxa" w:w="80"/>
+                    <w:right w:type="dxa" w:w="120"/>
+                  </w:tcMar>
+                  <w:vAlign w:val="center"/>
+                </w:tcPr>
+                <w:p>
+                  <w:pPr>
+                    <w:spacing w:after="0" w:before="0"/>
+                  </w:pPr>
+                  <w:r>
+                    <w:rPr>
+                      <w:rFonts w:ascii="Arial" w:cs="Arial" w:eastAsia="Arial" w:hAnsi="Arial"/>
+                      <w:b w:val="false"/>
+                      <w:bCs w:val="false"/>
+                      <w:sz w:val="21"/>
+                      <w:szCs w:val="21"/>
+                    </w:rPr>
+                    <w:t xml:space="preserve">1</w:t>
+                  </w:r>
+                </w:p>
+              </w:tc>
+              <w:tc>
+                <w:tcPr>
+                  <w:tcW w:type="dxa" w:w="2506"/>
+                  <w:tcBorders>
+                    <w:top w:val="single" w:color="B7C2D1" w:sz="4"/>
+                    <w:left w:val="single" w:color="B7C2D1" w:sz="4"/>
+                    <w:bottom w:val="single" w:color="B7C2D1" w:sz="4"/>
+                    <w:right w:val="single" w:color="B7C2D1" w:sz="4"/>
+                  </w:tcBorders>
+                  <w:shd w:fill="FFFFFF" w:color="auto" w:val="clear"/>
+                  <w:tcMar>
+                    <w:top w:type="dxa" w:w="80"/>
+                    <w:left w:type="dxa" w:w="120"/>
+                    <w:bottom w:type="dxa" w:w="80"/>
+                    <w:right w:type="dxa" w:w="120"/>
+                  </w:tcMar>
+                  <w:vAlign w:val="center"/>
+                </w:tcPr>
+                <w:p>
+                  <w:pPr>
+                    <w:spacing w:after="0" w:before="0"/>
+                  </w:pPr>
+                  <w:r>
+                    <w:rPr>
+                      <w:rFonts w:ascii="Arial" w:cs="Arial" w:eastAsia="Arial" w:hAnsi="Arial"/>
+                      <w:b w:val="false"/>
+                      <w:bCs w:val="false"/>
+                      <w:sz w:val="21"/>
+                      <w:szCs w:val="21"/>
+                    </w:rPr>
+                    <w:t xml:space="preserve"/>
+                  </w:r>
+                </w:p>
+              </w:tc>
+            </w:tr>
+            <w:tr>
+              <w:trPr>
+                <w:cantSplit/>
+                <w:trHeight w:val="360" w:hRule="atLeast"/>
+              </w:trPr>
+              <w:tc>
+                <w:tcPr>
+                  <w:tcW w:type="dxa" w:w="2506"/>
+                  <w:tcBorders>
+                    <w:top w:val="single" w:color="B7C2D1" w:sz="4"/>
+                    <w:left w:val="single" w:color="B7C2D1" w:sz="4"/>
+                    <w:bottom w:val="single" w:color="B7C2D1" w:sz="4"/>
+                    <w:right w:val="single" w:color="B7C2D1" w:sz="4"/>
+                  </w:tcBorders>
+                  <w:shd w:fill="FFFFFF" w:color="auto" w:val="clear"/>
+                  <w:tcMar>
+                    <w:top w:type="dxa" w:w="80"/>
+                    <w:left w:type="dxa" w:w="120"/>
+                    <w:bottom w:type="dxa" w:w="80"/>
+                    <w:right w:type="dxa" w:w="120"/>
+                  </w:tcMar>
+                  <w:vAlign w:val="center"/>
+                </w:tcPr>
+                <w:p>
+                  <w:pPr>
+                    <w:spacing w:after="0" w:before="0"/>
+                  </w:pPr>
+                  <w:r>
+                    <w:rPr>
+                      <w:rFonts w:ascii="Arial" w:cs="Arial" w:eastAsia="Arial" w:hAnsi="Arial"/>
+                      <w:sz w:val="21"/>
+                      <w:szCs w:val="21"/>
+                    </w:rPr>
+                    <w:t xml:space="preserve">Finish the condition so the program keeps doubling the value until it reaches the number typed in.</w:t>
+                  </w:r>
+                </w:p>
+              </w:tc>
+              <w:tc>
+                <w:tcPr>
+                  <w:tcW w:type="dxa" w:w="2506"/>
+                  <w:tcBorders>
+                    <w:top w:val="single" w:color="B7C2D1" w:sz="4"/>
+                    <w:left w:val="single" w:color="B7C2D1" w:sz="4"/>
+                    <w:bottom w:val="single" w:color="B7C2D1" w:sz="4"/>
+                    <w:right w:val="single" w:color="B7C2D1" w:sz="4"/>
+                  </w:tcBorders>
+                  <w:shd w:fill="FFFFFF" w:color="auto" w:val="clear"/>
+                  <w:tcMar>
+                    <w:top w:type="dxa" w:w="80"/>
+                    <w:left w:type="dxa" w:w="120"/>
+                    <w:bottom w:type="dxa" w:w="80"/>
+                    <w:right w:type="dxa" w:w="120"/>
+                  </w:tcMar>
+                  <w:vAlign w:val="center"/>
+                </w:tcPr>
+                <w:p>
+                  <w:pPr>
+                    <w:spacing w:after="0" w:before="0"/>
+                  </w:pPr>
+                  <w:r>
+                    <w:rPr>
+                      <w:rFonts w:ascii="Arial" w:cs="Arial" w:eastAsia="Arial" w:hAnsi="Arial"/>
+                      <w:b w:val="false"/>
+                      <w:bCs w:val="false"/>
+                      <w:sz w:val="21"/>
+                      <w:szCs w:val="21"/>
+                    </w:rPr>
+                    <w:t xml:space="preserve">Complete it</w:t>
+                  </w:r>
+                </w:p>
+              </w:tc>
+              <w:tc>
+                <w:tcPr>
+                  <w:tcW w:type="dxa" w:w="2506"/>
+                  <w:tcBorders>
+                    <w:top w:val="single" w:color="B7C2D1" w:sz="4"/>
+                    <w:left w:val="single" w:color="B7C2D1" w:sz="4"/>
+                    <w:bottom w:val="single" w:color="B7C2D1" w:sz="4"/>
+                    <w:right w:val="single" w:color="B7C2D1" w:sz="4"/>
+                  </w:tcBorders>
+                  <w:shd w:fill="FFFFFF" w:color="auto" w:val="clear"/>
+                  <w:tcMar>
+                    <w:top w:type="dxa" w:w="80"/>
+                    <w:left w:type="dxa" w:w="120"/>
+                    <w:bottom w:type="dxa" w:w="80"/>
+                    <w:right w:type="dxa" w:w="120"/>
+                  </w:tcMar>
+                  <w:vAlign w:val="center"/>
+                </w:tcPr>
+                <w:p>
+                  <w:pPr>
+                    <w:spacing w:after="0" w:before="0"/>
+                  </w:pPr>
+                  <w:r>
+                    <w:rPr>
+                      <w:rFonts w:ascii="Arial" w:cs="Arial" w:eastAsia="Arial" w:hAnsi="Arial"/>
+                      <w:b w:val="false"/>
+                      <w:bCs w:val="false"/>
+                      <w:sz w:val="21"/>
+                      <w:szCs w:val="21"/>
+                    </w:rPr>
+                    <w:t xml:space="preserve">2</w:t>
+                  </w:r>
+                </w:p>
+              </w:tc>
+              <w:tc>
+                <w:tcPr>
+                  <w:tcW w:type="dxa" w:w="2506"/>
+                  <w:tcBorders>
+                    <w:top w:val="single" w:color="B7C2D1" w:sz="4"/>
+                    <w:left w:val="single" w:color="B7C2D1" w:sz="4"/>
+                    <w:bottom w:val="single" w:color="B7C2D1" w:sz="4"/>
+                    <w:right w:val="single" w:color="B7C2D1" w:sz="4"/>
+                  </w:tcBorders>
+                  <w:shd w:fill="FFFFFF" w:color="auto" w:val="clear"/>
+                  <w:tcMar>
+                    <w:top w:type="dxa" w:w="80"/>
+                    <w:left w:type="dxa" w:w="120"/>
+                    <w:bottom w:type="dxa" w:w="80"/>
+                    <w:right w:type="dxa" w:w="120"/>
+                  </w:tcMar>
+                  <w:vAlign w:val="center"/>
+                </w:tcPr>
+                <w:p>
+                  <w:pPr>
+                    <w:spacing w:after="0" w:before="0"/>
+                  </w:pPr>
+                  <w:r>
+                    <w:rPr>
+                      <w:rFonts w:ascii="Arial" w:cs="Arial" w:eastAsia="Arial" w:hAnsi="Arial"/>
+                      <w:b w:val="false"/>
+                      <w:bCs w:val="false"/>
+                      <w:sz w:val="21"/>
+                      <w:szCs w:val="21"/>
+                    </w:rPr>
+                    <w:t xml:space="preserve"/>
+                  </w:r>
+                </w:p>
+              </w:tc>
+            </w:tr>
+            <w:tr>
+              <w:trPr>
+                <w:cantSplit/>
+                <w:trHeight w:val="360" w:hRule="atLeast"/>
+              </w:trPr>
+              <w:tc>
+                <w:tcPr>
+                  <w:tcW w:type="dxa" w:w="2506"/>
+                  <w:tcBorders>
+                    <w:top w:val="single" w:color="B7C2D1" w:sz="4"/>
+                    <w:left w:val="single" w:color="B7C2D1" w:sz="4"/>
+                    <w:bottom w:val="single" w:color="B7C2D1" w:sz="4"/>
+                    <w:right w:val="single" w:color="B7C2D1" w:sz="4"/>
+                  </w:tcBorders>
+                  <w:shd w:fill="FFFFFF" w:color="auto" w:val="clear"/>
+                  <w:tcMar>
+                    <w:top w:type="dxa" w:w="80"/>
+                    <w:left w:type="dxa" w:w="120"/>
+                    <w:bottom w:type="dxa" w:w="80"/>
+                    <w:right w:type="dxa" w:w="120"/>
+                  </w:tcMar>
+                  <w:vAlign w:val="center"/>
+                </w:tcPr>
+                <w:p>
+                  <w:pPr>
+                    <w:spacing w:after="0" w:before="0"/>
+                  </w:pPr>
+                  <w:r>
+                    <w:rPr>
+                      <w:rFonts w:ascii="Arial" w:cs="Arial" w:eastAsia="Arial" w:hAnsi="Arial"/>
+                      <w:sz w:val="21"/>
+                      <w:szCs w:val="21"/>
+                    </w:rPr>
+                    <w:t xml:space="preserve">Ask the user for how many numbers there are. Then ask for that many whole numbers, using a for loop. Display each number doubled, one on each line.</w:t>
+                  </w:r>
+                </w:p>
+              </w:tc>
+              <w:tc>
+                <w:tcPr>
+                  <w:tcW w:type="dxa" w:w="2506"/>
+                  <w:tcBorders>
+                    <w:top w:val="single" w:color="B7C2D1" w:sz="4"/>
+                    <w:left w:val="single" w:color="B7C2D1" w:sz="4"/>
+                    <w:bottom w:val="single" w:color="B7C2D1" w:sz="4"/>
+                    <w:right w:val="single" w:color="B7C2D1" w:sz="4"/>
+                  </w:tcBorders>
+                  <w:shd w:fill="FFFFFF" w:color="auto" w:val="clear"/>
+                  <w:tcMar>
+                    <w:top w:type="dxa" w:w="80"/>
+                    <w:left w:type="dxa" w:w="120"/>
+                    <w:bottom w:type="dxa" w:w="80"/>
+                    <w:right w:type="dxa" w:w="120"/>
+                  </w:tcMar>
+                  <w:vAlign w:val="center"/>
+                </w:tcPr>
+                <w:p>
+                  <w:pPr>
+                    <w:spacing w:after="0" w:before="0"/>
+                  </w:pPr>
+                  <w:r>
+                    <w:rPr>
+                      <w:rFonts w:ascii="Arial" w:cs="Arial" w:eastAsia="Arial" w:hAnsi="Arial"/>
+                      <w:b w:val="false"/>
+                      <w:bCs w:val="false"/>
+                      <w:sz w:val="21"/>
+                      <w:szCs w:val="21"/>
+                    </w:rPr>
+                    <w:t xml:space="preserve">Write it</w:t>
+                  </w:r>
+                </w:p>
+              </w:tc>
+              <w:tc>
+                <w:tcPr>
+                  <w:tcW w:type="dxa" w:w="2506"/>
+                  <w:tcBorders>
+                    <w:top w:val="single" w:color="B7C2D1" w:sz="4"/>
+                    <w:left w:val="single" w:color="B7C2D1" w:sz="4"/>
+                    <w:bottom w:val="single" w:color="B7C2D1" w:sz="4"/>
+                    <w:right w:val="single" w:color="B7C2D1" w:sz="4"/>
+                  </w:tcBorders>
+                  <w:shd w:fill="FFFFFF" w:color="auto" w:val="clear"/>
+                  <w:tcMar>
+                    <w:top w:type="dxa" w:w="80"/>
+                    <w:left w:type="dxa" w:w="120"/>
+                    <w:bottom w:type="dxa" w:w="80"/>
+                    <w:right w:type="dxa" w:w="120"/>
+                  </w:tcMar>
+                  <w:vAlign w:val="center"/>
+                </w:tcPr>
+                <w:p>
+                  <w:pPr>
+                    <w:spacing w:after="0" w:before="0"/>
+                  </w:pPr>
+                  <w:r>
+                    <w:rPr>
+                      <w:rFonts w:ascii="Arial" w:cs="Arial" w:eastAsia="Arial" w:hAnsi="Arial"/>
+                      <w:b w:val="false"/>
+                      <w:bCs w:val="false"/>
+                      <w:sz w:val="21"/>
+                      <w:szCs w:val="21"/>
+                    </w:rPr>
+                    <w:t xml:space="preserve">2</w:t>
+                  </w:r>
+                </w:p>
+              </w:tc>
+              <w:tc>
+                <w:tcPr>
+                  <w:tcW w:type="dxa" w:w="2506"/>
+                  <w:tcBorders>
+                    <w:top w:val="single" w:color="B7C2D1" w:sz="4"/>
+                    <w:left w:val="single" w:color="B7C2D1" w:sz="4"/>
+                    <w:bottom w:val="single" w:color="B7C2D1" w:sz="4"/>
+                    <w:right w:val="single" w:color="B7C2D1" w:sz="4"/>
+                  </w:tcBorders>
+                  <w:shd w:fill="FFFFFF" w:color="auto" w:val="clear"/>
+                  <w:tcMar>
+                    <w:top w:type="dxa" w:w="80"/>
+                    <w:left w:type="dxa" w:w="120"/>
+                    <w:bottom w:type="dxa" w:w="80"/>
+                    <w:right w:type="dxa" w:w="120"/>
+                  </w:tcMar>
+                  <w:vAlign w:val="center"/>
+                </w:tcPr>
+                <w:p>
+                  <w:pPr>
+                    <w:spacing w:after="0" w:before="0"/>
+                  </w:pPr>
+                  <w:r>
+                    <w:rPr>
+                      <w:rFonts w:ascii="Arial" w:cs="Arial" w:eastAsia="Arial" w:hAnsi="Arial"/>
+                      <w:b w:val="false"/>
+                      <w:bCs w:val="false"/>
+                      <w:sz w:val="21"/>
+                      <w:szCs w:val="21"/>
+                    </w:rPr>
+                    <w:t xml:space="preserve"/>
+                  </w:r>
+                </w:p>
+              </w:tc>
+            </w:tr>
+            <w:tr>
+              <w:trPr>
+                <w:cantSplit/>
+                <w:trHeight w:val="360" w:hRule="atLeast"/>
+              </w:trPr>
+              <w:tc>
+                <w:tcPr>
+                  <w:tcW w:type="dxa" w:w="2506"/>
+                  <w:tcBorders>
+                    <w:top w:val="single" w:color="B7C2D1" w:sz="4"/>
+                    <w:left w:val="single" w:color="B7C2D1" w:sz="4"/>
+                    <w:bottom w:val="single" w:color="B7C2D1" w:sz="4"/>
+                    <w:right w:val="single" w:color="B7C2D1" w:sz="4"/>
+                  </w:tcBorders>
+                  <w:shd w:fill="FFFFFF" w:color="auto" w:val="clear"/>
+                  <w:tcMar>
+                    <w:top w:type="dxa" w:w="80"/>
+                    <w:left w:type="dxa" w:w="120"/>
+                    <w:bottom w:type="dxa" w:w="80"/>
+                    <w:right w:type="dxa" w:w="120"/>
+                  </w:tcMar>
+                  <w:vAlign w:val="center"/>
+                </w:tcPr>
+                <w:p>
+                  <w:pPr>
+                    <w:spacing w:after="0" w:before="0"/>
+                  </w:pPr>
+                  <w:r>
+                    <w:rPr>
+                      <w:rFonts w:ascii="Arial" w:cs="Arial" w:eastAsia="Arial" w:hAnsi="Arial"/>
+                      <w:sz w:val="21"/>
+                      <w:szCs w:val="21"/>
+                    </w:rPr>
+                    <w:t xml:space="preserve">Ask the user for whole numbers until they type the word stop, which means finish. Display each number doubled, one on each line. Use a while loop.</w:t>
+                  </w:r>
+                </w:p>
+              </w:tc>
+              <w:tc>
+                <w:tcPr>
+                  <w:tcW w:type="dxa" w:w="2506"/>
+                  <w:tcBorders>
+                    <w:top w:val="single" w:color="B7C2D1" w:sz="4"/>
+                    <w:left w:val="single" w:color="B7C2D1" w:sz="4"/>
+                    <w:bottom w:val="single" w:color="B7C2D1" w:sz="4"/>
+                    <w:right w:val="single" w:color="B7C2D1" w:sz="4"/>
+                  </w:tcBorders>
+                  <w:shd w:fill="FFFFFF" w:color="auto" w:val="clear"/>
+                  <w:tcMar>
+                    <w:top w:type="dxa" w:w="80"/>
+                    <w:left w:type="dxa" w:w="120"/>
+                    <w:bottom w:type="dxa" w:w="80"/>
+                    <w:right w:type="dxa" w:w="120"/>
+                  </w:tcMar>
+                  <w:vAlign w:val="center"/>
+                </w:tcPr>
+                <w:p>
+                  <w:pPr>
+                    <w:spacing w:after="0" w:before="0"/>
+                  </w:pPr>
+                  <w:r>
+                    <w:rPr>
+                      <w:rFonts w:ascii="Arial" w:cs="Arial" w:eastAsia="Arial" w:hAnsi="Arial"/>
+                      <w:b w:val="false"/>
+                      <w:bCs w:val="false"/>
+                      <w:sz w:val="21"/>
+                      <w:szCs w:val="21"/>
+                    </w:rPr>
+                    <w:t xml:space="preserve">Write it</w:t>
+                  </w:r>
+                </w:p>
+              </w:tc>
+              <w:tc>
+                <w:tcPr>
+                  <w:tcW w:type="dxa" w:w="2506"/>
+                  <w:tcBorders>
+                    <w:top w:val="single" w:color="B7C2D1" w:sz="4"/>
+                    <w:left w:val="single" w:color="B7C2D1" w:sz="4"/>
+                    <w:bottom w:val="single" w:color="B7C2D1" w:sz="4"/>
+                    <w:right w:val="single" w:color="B7C2D1" w:sz="4"/>
+                  </w:tcBorders>
+                  <w:shd w:fill="FFFFFF" w:color="auto" w:val="clear"/>
+                  <w:tcMar>
+                    <w:top w:type="dxa" w:w="80"/>
+                    <w:left w:type="dxa" w:w="120"/>
+                    <w:bottom w:type="dxa" w:w="80"/>
+                    <w:right w:type="dxa" w:w="120"/>
+                  </w:tcMar>
+                  <w:vAlign w:val="center"/>
+                </w:tcPr>
+                <w:p>
+                  <w:pPr>
+                    <w:spacing w:after="0" w:before="0"/>
+                  </w:pPr>
+                  <w:r>
+                    <w:rPr>
+                      <w:rFonts w:ascii="Arial" w:cs="Arial" w:eastAsia="Arial" w:hAnsi="Arial"/>
+                      <w:b w:val="false"/>
+                      <w:bCs w:val="false"/>
+                      <w:sz w:val="21"/>
+                      <w:szCs w:val="21"/>
+                    </w:rPr>
+                    <w:t xml:space="preserve">3</w:t>
+                  </w:r>
+                </w:p>
+              </w:tc>
+              <w:tc>
+                <w:tcPr>
+                  <w:tcW w:type="dxa" w:w="2506"/>
+                  <w:tcBorders>
+                    <w:top w:val="single" w:color="B7C2D1" w:sz="4"/>
+                    <w:left w:val="single" w:color="B7C2D1" w:sz="4"/>
+                    <w:bottom w:val="single" w:color="B7C2D1" w:sz="4"/>
+                    <w:right w:val="single" w:color="B7C2D1" w:sz="4"/>
+                  </w:tcBorders>
+                  <w:shd w:fill="FFFFFF" w:color="auto" w:val="clear"/>
+                  <w:tcMar>
+                    <w:top w:type="dxa" w:w="80"/>
+                    <w:left w:type="dxa" w:w="120"/>
+                    <w:bottom w:type="dxa" w:w="80"/>
+                    <w:right w:type="dxa" w:w="120"/>
+                  </w:tcMar>
+                  <w:vAlign w:val="center"/>
+                </w:tcPr>
+                <w:p>
+                  <w:pPr>
+                    <w:spacing w:after="0" w:before="0"/>
+                  </w:pPr>
+                  <w:r>
+                    <w:rPr>
+                      <w:rFonts w:ascii="Arial" w:cs="Arial" w:eastAsia="Arial" w:hAnsi="Arial"/>
+                      <w:b w:val="false"/>
+                      <w:bCs w:val="false"/>
+                      <w:sz w:val="21"/>
+                      <w:szCs w:val="21"/>
+                    </w:rPr>
+                    <w:t xml:space="preserve"/>
+                  </w:r>
+                </w:p>
+              </w:tc>
+            </w:tr>
+            <w:tr>
+              <w:trPr>
+                <w:cantSplit/>
+                <w:trHeight w:val="360" w:hRule="atLeast"/>
+              </w:trPr>
+              <w:tc>
+                <w:tcPr>
+                  <w:tcW w:type="dxa" w:w="2506"/>
+                  <w:tcBorders>
+                    <w:top w:val="single" w:color="B7C2D1" w:sz="4"/>
+                    <w:left w:val="single" w:color="B7C2D1" w:sz="4"/>
+                    <w:bottom w:val="single" w:color="B7C2D1" w:sz="4"/>
+                    <w:right w:val="single" w:color="B7C2D1" w:sz="4"/>
+                  </w:tcBorders>
+                  <w:shd w:fill="FFFFFF" w:color="auto" w:val="clear"/>
+                  <w:tcMar>
+                    <w:top w:type="dxa" w:w="80"/>
+                    <w:left w:type="dxa" w:w="120"/>
+                    <w:bottom w:type="dxa" w:w="80"/>
+                    <w:right w:type="dxa" w:w="120"/>
+                  </w:tcMar>
+                  <w:vAlign w:val="center"/>
+                </w:tcPr>
+                <w:p>
+                  <w:pPr>
+                    <w:spacing w:after="0" w:before="0"/>
+                  </w:pPr>
+                  <w:r>
+                    <w:rPr>
+                      <w:rFonts w:ascii="Arial" w:cs="Arial" w:eastAsia="Arial" w:hAnsi="Arial"/>
+                      <w:sz w:val="21"/>
+                      <w:szCs w:val="21"/>
+                    </w:rPr>
+                    <w:t xml:space="preserve">This program should keep halving the number typed in until it reaches 1, and display how many halvings that took. It always goes round five times. Find the mistake and put it right.</w:t>
+                  </w:r>
+                </w:p>
+              </w:tc>
+              <w:tc>
+                <w:tcPr>
+                  <w:tcW w:type="dxa" w:w="2506"/>
+                  <w:tcBorders>
+                    <w:top w:val="single" w:color="B7C2D1" w:sz="4"/>
+                    <w:left w:val="single" w:color="B7C2D1" w:sz="4"/>
+                    <w:bottom w:val="single" w:color="B7C2D1" w:sz="4"/>
+                    <w:right w:val="single" w:color="B7C2D1" w:sz="4"/>
+                  </w:tcBorders>
+                  <w:shd w:fill="FFFFFF" w:color="auto" w:val="clear"/>
+                  <w:tcMar>
+                    <w:top w:type="dxa" w:w="80"/>
+                    <w:left w:type="dxa" w:w="120"/>
+                    <w:bottom w:type="dxa" w:w="80"/>
+                    <w:right w:type="dxa" w:w="120"/>
+                  </w:tcMar>
+                  <w:vAlign w:val="center"/>
+                </w:tcPr>
+                <w:p>
+                  <w:pPr>
+                    <w:spacing w:after="0" w:before="0"/>
+                  </w:pPr>
+                  <w:r>
+                    <w:rPr>
+                      <w:rFonts w:ascii="Arial" w:cs="Arial" w:eastAsia="Arial" w:hAnsi="Arial"/>
+                      <w:b w:val="false"/>
+                      <w:bCs w:val="false"/>
+                      <w:sz w:val="21"/>
+                      <w:szCs w:val="21"/>
+                    </w:rPr>
+                    <w:t xml:space="preserve">Fix it</w:t>
+                  </w:r>
+                </w:p>
+              </w:tc>
+              <w:tc>
+                <w:tcPr>
+                  <w:tcW w:type="dxa" w:w="2506"/>
+                  <w:tcBorders>
+                    <w:top w:val="single" w:color="B7C2D1" w:sz="4"/>
+                    <w:left w:val="single" w:color="B7C2D1" w:sz="4"/>
+                    <w:bottom w:val="single" w:color="B7C2D1" w:sz="4"/>
+                    <w:right w:val="single" w:color="B7C2D1" w:sz="4"/>
+                  </w:tcBorders>
+                  <w:shd w:fill="FFFFFF" w:color="auto" w:val="clear"/>
+                  <w:tcMar>
+                    <w:top w:type="dxa" w:w="80"/>
+                    <w:left w:type="dxa" w:w="120"/>
+                    <w:bottom w:type="dxa" w:w="80"/>
+                    <w:right w:type="dxa" w:w="120"/>
+                  </w:tcMar>
+                  <w:vAlign w:val="center"/>
+                </w:tcPr>
+                <w:p>
+                  <w:pPr>
+                    <w:spacing w:after="0" w:before="0"/>
+                  </w:pPr>
+                  <w:r>
+                    <w:rPr>
+                      <w:rFonts w:ascii="Arial" w:cs="Arial" w:eastAsia="Arial" w:hAnsi="Arial"/>
+                      <w:b w:val="false"/>
+                      <w:bCs w:val="false"/>
+                      <w:sz w:val="21"/>
+                      <w:szCs w:val="21"/>
+                    </w:rPr>
+                    <w:t xml:space="preserve">2</w:t>
+                  </w:r>
+                </w:p>
+              </w:tc>
+              <w:tc>
+                <w:tcPr>
+                  <w:tcW w:type="dxa" w:w="2506"/>
+                  <w:tcBorders>
+                    <w:top w:val="single" w:color="B7C2D1" w:sz="4"/>
+                    <w:left w:val="single" w:color="B7C2D1" w:sz="4"/>
+                    <w:bottom w:val="single" w:color="B7C2D1" w:sz="4"/>
+                    <w:right w:val="single" w:color="B7C2D1" w:sz="4"/>
+                  </w:tcBorders>
+                  <w:shd w:fill="FFFFFF" w:color="auto" w:val="clear"/>
+                  <w:tcMar>
+                    <w:top w:type="dxa" w:w="80"/>
+                    <w:left w:type="dxa" w:w="120"/>
+                    <w:bottom w:type="dxa" w:w="80"/>
+                    <w:right w:type="dxa" w:w="120"/>
+                  </w:tcMar>
+                  <w:vAlign w:val="center"/>
+                </w:tcPr>
+                <w:p>
+                  <w:pPr>
+                    <w:spacing w:after="0" w:before="0"/>
+                  </w:pPr>
+                  <w:r>
+                    <w:rPr>
+                      <w:rFonts w:ascii="Arial" w:cs="Arial" w:eastAsia="Arial" w:hAnsi="Arial"/>
+                      <w:b w:val="false"/>
+                      <w:bCs w:val="false"/>
+                      <w:sz w:val="21"/>
+                      <w:szCs w:val="21"/>
+                    </w:rPr>
+                    <w:t xml:space="preserve"/>
+                  </w:r>
+                </w:p>
+              </w:tc>
+            </w:tr>
+            <w:tr>
+              <w:trPr>
+                <w:cantSplit/>
+                <w:trHeight w:val="360" w:hRule="atLeast"/>
+              </w:trPr>
+              <w:tc>
+                <w:tcPr>
+                  <w:tcW w:type="dxa" w:w="2506"/>
+                  <w:tcBorders>
+                    <w:top w:val="single" w:color="B7C2D1" w:sz="4"/>
+                    <w:left w:val="single" w:color="B7C2D1" w:sz="4"/>
+                    <w:bottom w:val="single" w:color="B7C2D1" w:sz="4"/>
+                    <w:right w:val="single" w:color="B7C2D1" w:sz="4"/>
+                  </w:tcBorders>
+                  <w:shd w:fill="FFFFFF" w:color="auto" w:val="clear"/>
+                  <w:tcMar>
+                    <w:top w:type="dxa" w:w="80"/>
+                    <w:left w:type="dxa" w:w="120"/>
+                    <w:bottom w:type="dxa" w:w="80"/>
+                    <w:right w:type="dxa" w:w="120"/>
+                  </w:tcMar>
+                  <w:vAlign w:val="center"/>
+                </w:tcPr>
+                <w:p>
+                  <w:pPr>
+                    <w:spacing w:after="0" w:before="0"/>
+                  </w:pPr>
+                  <w:r>
+                    <w:rPr>
+                      <w:rFonts w:ascii="Arial" w:cs="Arial" w:eastAsia="Arial" w:hAnsi="Arial"/>
+                      <w:sz w:val="21"/>
+                      <w:szCs w:val="21"/>
+                    </w:rPr>
+                    <w:t xml:space="preserve">Ask the user for how many whole numbers there are. Then ask for that many whole numbers, using a for loop. Work out the largest of them. Then, using a while loop, keep asking for one more number until one of them is bigger than that largest number. Display Not bigger for every number refused. Then display the line Beaten by [that number].</w:t>
+                  </w:r>
+                </w:p>
+              </w:tc>
+              <w:tc>
+                <w:tcPr>
+                  <w:tcW w:type="dxa" w:w="2506"/>
+                  <w:tcBorders>
+                    <w:top w:val="single" w:color="B7C2D1" w:sz="4"/>
+                    <w:left w:val="single" w:color="B7C2D1" w:sz="4"/>
+                    <w:bottom w:val="single" w:color="B7C2D1" w:sz="4"/>
+                    <w:right w:val="single" w:color="B7C2D1" w:sz="4"/>
+                  </w:tcBorders>
+                  <w:shd w:fill="FFFFFF" w:color="auto" w:val="clear"/>
+                  <w:tcMar>
+                    <w:top w:type="dxa" w:w="80"/>
+                    <w:left w:type="dxa" w:w="120"/>
+                    <w:bottom w:type="dxa" w:w="80"/>
+                    <w:right w:type="dxa" w:w="120"/>
+                  </w:tcMar>
+                  <w:vAlign w:val="center"/>
+                </w:tcPr>
+                <w:p>
+                  <w:pPr>
+                    <w:spacing w:after="0" w:before="0"/>
+                  </w:pPr>
+                  <w:r>
+                    <w:rPr>
+                      <w:rFonts w:ascii="Arial" w:cs="Arial" w:eastAsia="Arial" w:hAnsi="Arial"/>
+                      <w:b w:val="false"/>
+                      <w:bCs w:val="false"/>
+                      <w:sz w:val="21"/>
+                      <w:szCs w:val="21"/>
+                    </w:rPr>
+                    <w:t xml:space="preserve">Challenge (optional)</w:t>
+                  </w:r>
+                </w:p>
+              </w:tc>
+              <w:tc>
+                <w:tcPr>
+                  <w:tcW w:type="dxa" w:w="2506"/>
+                  <w:tcBorders>
+                    <w:top w:val="single" w:color="B7C2D1" w:sz="4"/>
+                    <w:left w:val="single" w:color="B7C2D1" w:sz="4"/>
+                    <w:bottom w:val="single" w:color="B7C2D1" w:sz="4"/>
+                    <w:right w:val="single" w:color="B7C2D1" w:sz="4"/>
+                  </w:tcBorders>
+                  <w:shd w:fill="FFFFFF" w:color="auto" w:val="clear"/>
+                  <w:tcMar>
+                    <w:top w:type="dxa" w:w="80"/>
+                    <w:left w:type="dxa" w:w="120"/>
+                    <w:bottom w:type="dxa" w:w="80"/>
+                    <w:right w:type="dxa" w:w="120"/>
+                  </w:tcMar>
+                  <w:vAlign w:val="center"/>
+                </w:tcPr>
+                <w:p>
+                  <w:pPr>
+                    <w:spacing w:after="0" w:before="0"/>
+                  </w:pPr>
+                  <w:r>
+                    <w:rPr>
+                      <w:rFonts w:ascii="Arial" w:cs="Arial" w:eastAsia="Arial" w:hAnsi="Arial"/>
+                      <w:b w:val="false"/>
+                      <w:bCs w:val="false"/>
+                      <w:sz w:val="21"/>
+                      <w:szCs w:val="21"/>
+                    </w:rPr>
+                    <w:t xml:space="preserve">3</w:t>
+                  </w:r>
+                </w:p>
+              </w:tc>
+              <w:tc>
+                <w:tcPr>
+                  <w:tcW w:type="dxa" w:w="2506"/>
                   <w:tcBorders>
                     <w:top w:val="single" w:color="B7C2D1" w:sz="4"/>
                     <w:left w:val="single" w:color="B7C2D1" w:sz="4"/>
@@ -5507,7 +10438,7 @@
                 <w:sz w:val="21"/>
                 <w:szCs w:val="21"/>
               </w:rPr>
-              <w:t xml:space="preserve">Plan the one you found hardest: inputs, what happens to them, what is printed.</w:t>
+              <w:t xml:space="preserve">Plan the one you found hardest: what is typed in, what happens to it, what is displayed.</w:t>
             </w:r>
           </w:p>
           <w:tbl>
@@ -5933,12 +10864,12 @@
                 <w:sz w:val="21"/>
                 <w:szCs w:val="21"/>
               </w:rPr>
-              <w:t xml:space="preserve">Tick each one off as its tests pass in the editor</w:t>
+              <w:t xml:space="preserve">Tick each one off as you finish it in the editor</w:t>
             </w:r>
           </w:p>
           <w:tbl>
             <w:tblPr>
-              <w:tblW w:type="dxa" w:w="10026"/>
+              <w:tblW w:type="dxa" w:w="10024"/>
               <w:tblBorders>
                 <w:top w:val="single" w:color="auto" w:sz="4"/>
                 <w:left w:val="single" w:color="auto" w:sz="4"/>
@@ -5949,9 +10880,10 @@
               </w:tblBorders>
             </w:tblPr>
             <w:tblGrid>
-              <w:gridCol w:w="3342"/>
-              <w:gridCol w:w="3342"/>
-              <w:gridCol w:w="3342"/>
+              <w:gridCol w:w="2506"/>
+              <w:gridCol w:w="2506"/>
+              <w:gridCol w:w="2506"/>
+              <w:gridCol w:w="2506"/>
             </w:tblGrid>
             <w:tr>
               <w:trPr>
@@ -5960,7 +10892,7 @@
               </w:trPr>
               <w:tc>
                 <w:tcPr>
-                  <w:tcW w:type="dxa" w:w="3342"/>
+                  <w:tcW w:type="dxa" w:w="2506"/>
                   <w:tcBorders>
                     <w:top w:val="single" w:color="B7C2D1" w:sz="4"/>
                     <w:left w:val="single" w:color="B7C2D1" w:sz="4"/>
@@ -5988,13 +10920,13 @@
                       <w:sz w:val="20"/>
                       <w:szCs w:val="20"/>
                     </w:rPr>
-                    <w:t xml:space="preserve">Program</w:t>
-                  </w:r>
-                </w:p>
-              </w:tc>
-              <w:tc>
-                <w:tcPr>
-                  <w:tcW w:type="dxa" w:w="3342"/>
+                    <w:t xml:space="preserve">Activity</w:t>
+                  </w:r>
+                </w:p>
+              </w:tc>
+              <w:tc>
+                <w:tcPr>
+                  <w:tcW w:type="dxa" w:w="2506"/>
                   <w:tcBorders>
                     <w:top w:val="single" w:color="B7C2D1" w:sz="4"/>
                     <w:left w:val="single" w:color="B7C2D1" w:sz="4"/>
@@ -6022,13 +10954,47 @@
                       <w:sz w:val="20"/>
                       <w:szCs w:val="20"/>
                     </w:rPr>
+                    <w:t xml:space="preserve">What to do</w:t>
+                  </w:r>
+                </w:p>
+              </w:tc>
+              <w:tc>
+                <w:tcPr>
+                  <w:tcW w:type="dxa" w:w="2506"/>
+                  <w:tcBorders>
+                    <w:top w:val="single" w:color="B7C2D1" w:sz="4"/>
+                    <w:left w:val="single" w:color="B7C2D1" w:sz="4"/>
+                    <w:bottom w:val="single" w:color="B7C2D1" w:sz="4"/>
+                    <w:right w:val="single" w:color="B7C2D1" w:sz="4"/>
+                  </w:tcBorders>
+                  <w:shd w:fill="E6ECF5" w:color="auto" w:val="clear"/>
+                  <w:tcMar>
+                    <w:top w:type="dxa" w:w="80"/>
+                    <w:left w:type="dxa" w:w="120"/>
+                    <w:bottom w:type="dxa" w:w="80"/>
+                    <w:right w:type="dxa" w:w="120"/>
+                  </w:tcMar>
+                  <w:vAlign w:val="center"/>
+                </w:tcPr>
+                <w:p>
+                  <w:pPr>
+                    <w:spacing w:after="0" w:before="0"/>
+                  </w:pPr>
+                  <w:r>
+                    <w:rPr>
+                      <w:rFonts w:ascii="Arial" w:cs="Arial" w:eastAsia="Arial" w:hAnsi="Arial"/>
+                      <w:b/>
+                      <w:bCs/>
+                      <w:sz w:val="20"/>
+                      <w:szCs w:val="20"/>
+                    </w:rPr>
                     <w:t xml:space="preserve">Marks</w:t>
                   </w:r>
                 </w:p>
               </w:tc>
               <w:tc>
                 <w:tcPr>
-                  <w:tcW w:type="dxa" w:w="3342"/>
+                  <w:tcW w:type="dxa" w:w="2506"/>
                   <w:tcBorders>
                     <w:top w:val="single" w:color="B7C2D1" w:sz="4"/>
                     <w:left w:val="single" w:color="B7C2D1" w:sz="4"/>
@@ -6068,73 +11034,107 @@
               </w:trPr>
               <w:tc>
                 <w:tcPr>
-                  <w:tcW w:type="dxa" w:w="3342"/>
-                  <w:tcBorders>
-                    <w:top w:val="single" w:color="B7C2D1" w:sz="4"/>
-                    <w:left w:val="single" w:color="B7C2D1" w:sz="4"/>
-                    <w:bottom w:val="single" w:color="B7C2D1" w:sz="4"/>
-                    <w:right w:val="single" w:color="B7C2D1" w:sz="4"/>
-                  </w:tcBorders>
-                  <w:shd w:fill="FFFFFF" w:color="auto" w:val="clear"/>
-                  <w:tcMar>
-                    <w:top w:type="dxa" w:w="80"/>
-                    <w:left w:type="dxa" w:w="120"/>
-                    <w:bottom w:type="dxa" w:w="80"/>
-                    <w:right w:type="dxa" w:w="120"/>
-                  </w:tcMar>
-                  <w:vAlign w:val="center"/>
-                </w:tcPr>
-                <w:p>
-                  <w:pPr>
-                    <w:spacing w:after="0" w:before="0"/>
-                  </w:pPr>
-                  <w:r>
-                    <w:rPr>
-                      <w:rFonts w:ascii="Arial" w:cs="Arial" w:eastAsia="Arial" w:hAnsi="Arial"/>
-                      <w:sz w:val="21"/>
-                      <w:szCs w:val="21"/>
-                    </w:rPr>
-                    <w:t xml:space="preserve">Ask the user for a whole number that is 0 or more. Add up its digits without turning the number into text. Display [the total of the digits] and nothing else.</w:t>
-                  </w:r>
-                </w:p>
-              </w:tc>
-              <w:tc>
-                <w:tcPr>
-                  <w:tcW w:type="dxa" w:w="3342"/>
-                  <w:tcBorders>
-                    <w:top w:val="single" w:color="B7C2D1" w:sz="4"/>
-                    <w:left w:val="single" w:color="B7C2D1" w:sz="4"/>
-                    <w:bottom w:val="single" w:color="B7C2D1" w:sz="4"/>
-                    <w:right w:val="single" w:color="B7C2D1" w:sz="4"/>
-                  </w:tcBorders>
-                  <w:shd w:fill="FFFFFF" w:color="auto" w:val="clear"/>
-                  <w:tcMar>
-                    <w:top w:type="dxa" w:w="80"/>
-                    <w:left w:type="dxa" w:w="120"/>
-                    <w:bottom w:type="dxa" w:w="80"/>
-                    <w:right w:type="dxa" w:w="120"/>
-                  </w:tcMar>
-                  <w:vAlign w:val="center"/>
-                </w:tcPr>
-                <w:p>
-                  <w:pPr>
-                    <w:spacing w:after="0" w:before="0"/>
-                  </w:pPr>
-                  <w:r>
-                    <w:rPr>
-                      <w:rFonts w:ascii="Arial" w:cs="Arial" w:eastAsia="Arial" w:hAnsi="Arial"/>
-                      <w:b w:val="false"/>
-                      <w:bCs w:val="false"/>
-                      <w:sz w:val="21"/>
-                      <w:szCs w:val="21"/>
-                    </w:rPr>
-                    <w:t xml:space="preserve">3</w:t>
-                  </w:r>
-                </w:p>
-              </w:tc>
-              <w:tc>
-                <w:tcPr>
-                  <w:tcW w:type="dxa" w:w="3342"/>
+                  <w:tcW w:type="dxa" w:w="2506"/>
+                  <w:tcBorders>
+                    <w:top w:val="single" w:color="B7C2D1" w:sz="4"/>
+                    <w:left w:val="single" w:color="B7C2D1" w:sz="4"/>
+                    <w:bottom w:val="single" w:color="B7C2D1" w:sz="4"/>
+                    <w:right w:val="single" w:color="B7C2D1" w:sz="4"/>
+                  </w:tcBorders>
+                  <w:shd w:fill="FFFFFF" w:color="auto" w:val="clear"/>
+                  <w:tcMar>
+                    <w:top w:type="dxa" w:w="80"/>
+                    <w:left w:type="dxa" w:w="120"/>
+                    <w:bottom w:type="dxa" w:w="80"/>
+                    <w:right w:type="dxa" w:w="120"/>
+                  </w:tcMar>
+                  <w:vAlign w:val="center"/>
+                </w:tcPr>
+                <w:p>
+                  <w:pPr>
+                    <w:spacing w:after="0" w:before="0"/>
+                  </w:pPr>
+                  <w:r>
+                    <w:rPr>
+                      <w:rFonts w:ascii="Arial" w:cs="Arial" w:eastAsia="Arial" w:hAnsi="Arial"/>
+                      <w:sz w:val="21"/>
+                      <w:szCs w:val="21"/>
+                    </w:rPr>
+                    <w:t xml:space="preserve">Press Run. Type 5, then -2, then 7, then done.</w:t>
+                  </w:r>
+                </w:p>
+              </w:tc>
+              <w:tc>
+                <w:tcPr>
+                  <w:tcW w:type="dxa" w:w="2506"/>
+                  <w:tcBorders>
+                    <w:top w:val="single" w:color="B7C2D1" w:sz="4"/>
+                    <w:left w:val="single" w:color="B7C2D1" w:sz="4"/>
+                    <w:bottom w:val="single" w:color="B7C2D1" w:sz="4"/>
+                    <w:right w:val="single" w:color="B7C2D1" w:sz="4"/>
+                  </w:tcBorders>
+                  <w:shd w:fill="FFFFFF" w:color="auto" w:val="clear"/>
+                  <w:tcMar>
+                    <w:top w:type="dxa" w:w="80"/>
+                    <w:left w:type="dxa" w:w="120"/>
+                    <w:bottom w:type="dxa" w:w="80"/>
+                    <w:right w:type="dxa" w:w="120"/>
+                  </w:tcMar>
+                  <w:vAlign w:val="center"/>
+                </w:tcPr>
+                <w:p>
+                  <w:pPr>
+                    <w:spacing w:after="0" w:before="0"/>
+                  </w:pPr>
+                  <w:r>
+                    <w:rPr>
+                      <w:rFonts w:ascii="Arial" w:cs="Arial" w:eastAsia="Arial" w:hAnsi="Arial"/>
+                      <w:b w:val="false"/>
+                      <w:bCs w:val="false"/>
+                      <w:sz w:val="21"/>
+                      <w:szCs w:val="21"/>
+                    </w:rPr>
+                    <w:t xml:space="preserve">Run it</w:t>
+                  </w:r>
+                </w:p>
+              </w:tc>
+              <w:tc>
+                <w:tcPr>
+                  <w:tcW w:type="dxa" w:w="2506"/>
+                  <w:tcBorders>
+                    <w:top w:val="single" w:color="B7C2D1" w:sz="4"/>
+                    <w:left w:val="single" w:color="B7C2D1" w:sz="4"/>
+                    <w:bottom w:val="single" w:color="B7C2D1" w:sz="4"/>
+                    <w:right w:val="single" w:color="B7C2D1" w:sz="4"/>
+                  </w:tcBorders>
+                  <w:shd w:fill="FFFFFF" w:color="auto" w:val="clear"/>
+                  <w:tcMar>
+                    <w:top w:type="dxa" w:w="80"/>
+                    <w:left w:type="dxa" w:w="120"/>
+                    <w:bottom w:type="dxa" w:w="80"/>
+                    <w:right w:type="dxa" w:w="120"/>
+                  </w:tcMar>
+                  <w:vAlign w:val="center"/>
+                </w:tcPr>
+                <w:p>
+                  <w:pPr>
+                    <w:spacing w:after="0" w:before="0"/>
+                  </w:pPr>
+                  <w:r>
+                    <w:rPr>
+                      <w:rFonts w:ascii="Arial" w:cs="Arial" w:eastAsia="Arial" w:hAnsi="Arial"/>
+                      <w:b w:val="false"/>
+                      <w:bCs w:val="false"/>
+                      <w:sz w:val="21"/>
+                      <w:szCs w:val="21"/>
+                    </w:rPr>
+                    <w:t xml:space="preserve">1</w:t>
+                  </w:r>
+                </w:p>
+              </w:tc>
+              <w:tc>
+                <w:tcPr>
+                  <w:tcW w:type="dxa" w:w="2506"/>
                   <w:tcBorders>
                     <w:top w:val="single" w:color="B7C2D1" w:sz="4"/>
                     <w:left w:val="single" w:color="B7C2D1" w:sz="4"/>
@@ -6174,73 +11174,107 @@
               </w:trPr>
               <w:tc>
                 <w:tcPr>
-                  <w:tcW w:type="dxa" w:w="3342"/>
-                  <w:tcBorders>
-                    <w:top w:val="single" w:color="B7C2D1" w:sz="4"/>
-                    <w:left w:val="single" w:color="B7C2D1" w:sz="4"/>
-                    <w:bottom w:val="single" w:color="B7C2D1" w:sz="4"/>
-                    <w:right w:val="single" w:color="B7C2D1" w:sz="4"/>
-                  </w:tcBorders>
-                  <w:shd w:fill="FFFFFF" w:color="auto" w:val="clear"/>
-                  <w:tcMar>
-                    <w:top w:type="dxa" w:w="80"/>
-                    <w:left w:type="dxa" w:w="120"/>
-                    <w:bottom w:type="dxa" w:w="80"/>
-                    <w:right w:type="dxa" w:w="120"/>
-                  </w:tcMar>
-                  <w:vAlign w:val="center"/>
-                </w:tcPr>
-                <w:p>
-                  <w:pPr>
-                    <w:spacing w:after="0" w:before="0"/>
-                  </w:pPr>
-                  <w:r>
-                    <w:rPr>
-                      <w:rFonts w:ascii="Arial" w:cs="Arial" w:eastAsia="Arial" w:hAnsi="Arial"/>
-                      <w:sz w:val="21"/>
-                      <w:szCs w:val="21"/>
-                    </w:rPr>
-                    <w:t xml:space="preserve">The whole number 37 is fixed in your program. Keep asking the user for a whole number until they type 37. Display higher when the number typed is below 37. Display lower when it is above 37. Display correct when it is 37.</w:t>
-                  </w:r>
-                </w:p>
-              </w:tc>
-              <w:tc>
-                <w:tcPr>
-                  <w:tcW w:type="dxa" w:w="3342"/>
-                  <w:tcBorders>
-                    <w:top w:val="single" w:color="B7C2D1" w:sz="4"/>
-                    <w:left w:val="single" w:color="B7C2D1" w:sz="4"/>
-                    <w:bottom w:val="single" w:color="B7C2D1" w:sz="4"/>
-                    <w:right w:val="single" w:color="B7C2D1" w:sz="4"/>
-                  </w:tcBorders>
-                  <w:shd w:fill="FFFFFF" w:color="auto" w:val="clear"/>
-                  <w:tcMar>
-                    <w:top w:type="dxa" w:w="80"/>
-                    <w:left w:type="dxa" w:w="120"/>
-                    <w:bottom w:type="dxa" w:w="80"/>
-                    <w:right w:type="dxa" w:w="120"/>
-                  </w:tcMar>
-                  <w:vAlign w:val="center"/>
-                </w:tcPr>
-                <w:p>
-                  <w:pPr>
-                    <w:spacing w:after="0" w:before="0"/>
-                  </w:pPr>
-                  <w:r>
-                    <w:rPr>
-                      <w:rFonts w:ascii="Arial" w:cs="Arial" w:eastAsia="Arial" w:hAnsi="Arial"/>
-                      <w:b w:val="false"/>
-                      <w:bCs w:val="false"/>
-                      <w:sz w:val="21"/>
-                      <w:szCs w:val="21"/>
-                    </w:rPr>
-                    <w:t xml:space="preserve">4</w:t>
-                  </w:r>
-                </w:p>
-              </w:tc>
-              <w:tc>
-                <w:tcPr>
-                  <w:tcW w:type="dxa" w:w="3342"/>
+                  <w:tcW w:type="dxa" w:w="2506"/>
+                  <w:tcBorders>
+                    <w:top w:val="single" w:color="B7C2D1" w:sz="4"/>
+                    <w:left w:val="single" w:color="B7C2D1" w:sz="4"/>
+                    <w:bottom w:val="single" w:color="B7C2D1" w:sz="4"/>
+                    <w:right w:val="single" w:color="B7C2D1" w:sz="4"/>
+                  </w:tcBorders>
+                  <w:shd w:fill="FFFFFF" w:color="auto" w:val="clear"/>
+                  <w:tcMar>
+                    <w:top w:type="dxa" w:w="80"/>
+                    <w:left w:type="dxa" w:w="120"/>
+                    <w:bottom w:type="dxa" w:w="80"/>
+                    <w:right w:type="dxa" w:w="120"/>
+                  </w:tcMar>
+                  <w:vAlign w:val="center"/>
+                </w:tcPr>
+                <w:p>
+                  <w:pPr>
+                    <w:spacing w:after="0" w:before="0"/>
+                  </w:pPr>
+                  <w:r>
+                    <w:rPr>
+                      <w:rFonts w:ascii="Arial" w:cs="Arial" w:eastAsia="Arial" w:hAnsi="Arial"/>
+                      <w:sz w:val="21"/>
+                      <w:szCs w:val="21"/>
+                    </w:rPr>
+                    <w:t xml:space="preserve">What will this program display?</w:t>
+                  </w:r>
+                </w:p>
+              </w:tc>
+              <w:tc>
+                <w:tcPr>
+                  <w:tcW w:type="dxa" w:w="2506"/>
+                  <w:tcBorders>
+                    <w:top w:val="single" w:color="B7C2D1" w:sz="4"/>
+                    <w:left w:val="single" w:color="B7C2D1" w:sz="4"/>
+                    <w:bottom w:val="single" w:color="B7C2D1" w:sz="4"/>
+                    <w:right w:val="single" w:color="B7C2D1" w:sz="4"/>
+                  </w:tcBorders>
+                  <w:shd w:fill="FFFFFF" w:color="auto" w:val="clear"/>
+                  <w:tcMar>
+                    <w:top w:type="dxa" w:w="80"/>
+                    <w:left w:type="dxa" w:w="120"/>
+                    <w:bottom w:type="dxa" w:w="80"/>
+                    <w:right w:type="dxa" w:w="120"/>
+                  </w:tcMar>
+                  <w:vAlign w:val="center"/>
+                </w:tcPr>
+                <w:p>
+                  <w:pPr>
+                    <w:spacing w:after="0" w:before="0"/>
+                  </w:pPr>
+                  <w:r>
+                    <w:rPr>
+                      <w:rFonts w:ascii="Arial" w:cs="Arial" w:eastAsia="Arial" w:hAnsi="Arial"/>
+                      <w:b w:val="false"/>
+                      <w:bCs w:val="false"/>
+                      <w:sz w:val="21"/>
+                      <w:szCs w:val="21"/>
+                    </w:rPr>
+                    <w:t xml:space="preserve">Predict</w:t>
+                  </w:r>
+                </w:p>
+              </w:tc>
+              <w:tc>
+                <w:tcPr>
+                  <w:tcW w:type="dxa" w:w="2506"/>
+                  <w:tcBorders>
+                    <w:top w:val="single" w:color="B7C2D1" w:sz="4"/>
+                    <w:left w:val="single" w:color="B7C2D1" w:sz="4"/>
+                    <w:bottom w:val="single" w:color="B7C2D1" w:sz="4"/>
+                    <w:right w:val="single" w:color="B7C2D1" w:sz="4"/>
+                  </w:tcBorders>
+                  <w:shd w:fill="FFFFFF" w:color="auto" w:val="clear"/>
+                  <w:tcMar>
+                    <w:top w:type="dxa" w:w="80"/>
+                    <w:left w:type="dxa" w:w="120"/>
+                    <w:bottom w:type="dxa" w:w="80"/>
+                    <w:right w:type="dxa" w:w="120"/>
+                  </w:tcMar>
+                  <w:vAlign w:val="center"/>
+                </w:tcPr>
+                <w:p>
+                  <w:pPr>
+                    <w:spacing w:after="0" w:before="0"/>
+                  </w:pPr>
+                  <w:r>
+                    <w:rPr>
+                      <w:rFonts w:ascii="Arial" w:cs="Arial" w:eastAsia="Arial" w:hAnsi="Arial"/>
+                      <w:b w:val="false"/>
+                      <w:bCs w:val="false"/>
+                      <w:sz w:val="21"/>
+                      <w:szCs w:val="21"/>
+                    </w:rPr>
+                    <w:t xml:space="preserve">1</w:t>
+                  </w:r>
+                </w:p>
+              </w:tc>
+              <w:tc>
+                <w:tcPr>
+                  <w:tcW w:type="dxa" w:w="2506"/>
                   <w:tcBorders>
                     <w:top w:val="single" w:color="B7C2D1" w:sz="4"/>
                     <w:left w:val="single" w:color="B7C2D1" w:sz="4"/>
@@ -6280,73 +11314,947 @@
               </w:trPr>
               <w:tc>
                 <w:tcPr>
-                  <w:tcW w:type="dxa" w:w="3342"/>
-                  <w:tcBorders>
-                    <w:top w:val="single" w:color="B7C2D1" w:sz="4"/>
-                    <w:left w:val="single" w:color="B7C2D1" w:sz="4"/>
-                    <w:bottom w:val="single" w:color="B7C2D1" w:sz="4"/>
-                    <w:right w:val="single" w:color="B7C2D1" w:sz="4"/>
-                  </w:tcBorders>
-                  <w:shd w:fill="FFFFFF" w:color="auto" w:val="clear"/>
-                  <w:tcMar>
-                    <w:top w:type="dxa" w:w="80"/>
-                    <w:left w:type="dxa" w:w="120"/>
-                    <w:bottom w:type="dxa" w:w="80"/>
-                    <w:right w:type="dxa" w:w="120"/>
-                  </w:tcMar>
-                  <w:vAlign w:val="center"/>
-                </w:tcPr>
-                <w:p>
-                  <w:pPr>
-                    <w:spacing w:after="0" w:before="0"/>
-                  </w:pPr>
-                  <w:r>
-                    <w:rPr>
-                      <w:rFonts w:ascii="Arial" w:cs="Arial" w:eastAsia="Arial" w:hAnsi="Arial"/>
-                      <w:sz w:val="21"/>
-                      <w:szCs w:val="21"/>
-                    </w:rPr>
-                    <w:t xml:space="preserve">Ask the user for whole numbers until they type the word end. Count how many numbers were typed. Add them up. Work out the largest of them. Display [how many were typed]. Then display [the total] on the next line. Then display [the largest] on the next line. Display none on a line of its own instead when end is the very first line.</w:t>
-                  </w:r>
-                </w:p>
-              </w:tc>
-              <w:tc>
-                <w:tcPr>
-                  <w:tcW w:type="dxa" w:w="3342"/>
-                  <w:tcBorders>
-                    <w:top w:val="single" w:color="B7C2D1" w:sz="4"/>
-                    <w:left w:val="single" w:color="B7C2D1" w:sz="4"/>
-                    <w:bottom w:val="single" w:color="B7C2D1" w:sz="4"/>
-                    <w:right w:val="single" w:color="B7C2D1" w:sz="4"/>
-                  </w:tcBorders>
-                  <w:shd w:fill="FFFFFF" w:color="auto" w:val="clear"/>
-                  <w:tcMar>
-                    <w:top w:type="dxa" w:w="80"/>
-                    <w:left w:type="dxa" w:w="120"/>
-                    <w:bottom w:type="dxa" w:w="80"/>
-                    <w:right w:type="dxa" w:w="120"/>
-                  </w:tcMar>
-                  <w:vAlign w:val="center"/>
-                </w:tcPr>
-                <w:p>
-                  <w:pPr>
-                    <w:spacing w:after="0" w:before="0"/>
-                  </w:pPr>
-                  <w:r>
-                    <w:rPr>
-                      <w:rFonts w:ascii="Arial" w:cs="Arial" w:eastAsia="Arial" w:hAnsi="Arial"/>
-                      <w:b w:val="false"/>
-                      <w:bCs w:val="false"/>
-                      <w:sz w:val="21"/>
-                      <w:szCs w:val="21"/>
-                    </w:rPr>
-                    <w:t xml:space="preserve">4</w:t>
-                  </w:r>
-                </w:p>
-              </w:tc>
-              <w:tc>
-                <w:tcPr>
-                  <w:tcW w:type="dxa" w:w="3342"/>
+                  <w:tcW w:type="dxa" w:w="2506"/>
+                  <w:tcBorders>
+                    <w:top w:val="single" w:color="B7C2D1" w:sz="4"/>
+                    <w:left w:val="single" w:color="B7C2D1" w:sz="4"/>
+                    <w:bottom w:val="single" w:color="B7C2D1" w:sz="4"/>
+                    <w:right w:val="single" w:color="B7C2D1" w:sz="4"/>
+                  </w:tcBorders>
+                  <w:shd w:fill="FFFFFF" w:color="auto" w:val="clear"/>
+                  <w:tcMar>
+                    <w:top w:type="dxa" w:w="80"/>
+                    <w:left w:type="dxa" w:w="120"/>
+                    <w:bottom w:type="dxa" w:w="80"/>
+                    <w:right w:type="dxa" w:w="120"/>
+                  </w:tcMar>
+                  <w:vAlign w:val="center"/>
+                </w:tcPr>
+                <w:p>
+                  <w:pPr>
+                    <w:spacing w:after="0" w:before="0"/>
+                  </w:pPr>
+                  <w:r>
+                    <w:rPr>
+                      <w:rFonts w:ascii="Arial" w:cs="Arial" w:eastAsia="Arial" w:hAnsi="Arial"/>
+                      <w:sz w:val="21"/>
+                      <w:szCs w:val="21"/>
+                    </w:rPr>
+                    <w:t xml:space="preserve">Change the program so it displays the line Count is [count] instead of just the number.</w:t>
+                  </w:r>
+                </w:p>
+              </w:tc>
+              <w:tc>
+                <w:tcPr>
+                  <w:tcW w:type="dxa" w:w="2506"/>
+                  <w:tcBorders>
+                    <w:top w:val="single" w:color="B7C2D1" w:sz="4"/>
+                    <w:left w:val="single" w:color="B7C2D1" w:sz="4"/>
+                    <w:bottom w:val="single" w:color="B7C2D1" w:sz="4"/>
+                    <w:right w:val="single" w:color="B7C2D1" w:sz="4"/>
+                  </w:tcBorders>
+                  <w:shd w:fill="FFFFFF" w:color="auto" w:val="clear"/>
+                  <w:tcMar>
+                    <w:top w:type="dxa" w:w="80"/>
+                    <w:left w:type="dxa" w:w="120"/>
+                    <w:bottom w:type="dxa" w:w="80"/>
+                    <w:right w:type="dxa" w:w="120"/>
+                  </w:tcMar>
+                  <w:vAlign w:val="center"/>
+                </w:tcPr>
+                <w:p>
+                  <w:pPr>
+                    <w:spacing w:after="0" w:before="0"/>
+                  </w:pPr>
+                  <w:r>
+                    <w:rPr>
+                      <w:rFonts w:ascii="Arial" w:cs="Arial" w:eastAsia="Arial" w:hAnsi="Arial"/>
+                      <w:b w:val="false"/>
+                      <w:bCs w:val="false"/>
+                      <w:sz w:val="21"/>
+                      <w:szCs w:val="21"/>
+                    </w:rPr>
+                    <w:t xml:space="preserve">Change it</w:t>
+                  </w:r>
+                </w:p>
+              </w:tc>
+              <w:tc>
+                <w:tcPr>
+                  <w:tcW w:type="dxa" w:w="2506"/>
+                  <w:tcBorders>
+                    <w:top w:val="single" w:color="B7C2D1" w:sz="4"/>
+                    <w:left w:val="single" w:color="B7C2D1" w:sz="4"/>
+                    <w:bottom w:val="single" w:color="B7C2D1" w:sz="4"/>
+                    <w:right w:val="single" w:color="B7C2D1" w:sz="4"/>
+                  </w:tcBorders>
+                  <w:shd w:fill="FFFFFF" w:color="auto" w:val="clear"/>
+                  <w:tcMar>
+                    <w:top w:type="dxa" w:w="80"/>
+                    <w:left w:type="dxa" w:w="120"/>
+                    <w:bottom w:type="dxa" w:w="80"/>
+                    <w:right w:type="dxa" w:w="120"/>
+                  </w:tcMar>
+                  <w:vAlign w:val="center"/>
+                </w:tcPr>
+                <w:p>
+                  <w:pPr>
+                    <w:spacing w:after="0" w:before="0"/>
+                  </w:pPr>
+                  <w:r>
+                    <w:rPr>
+                      <w:rFonts w:ascii="Arial" w:cs="Arial" w:eastAsia="Arial" w:hAnsi="Arial"/>
+                      <w:b w:val="false"/>
+                      <w:bCs w:val="false"/>
+                      <w:sz w:val="21"/>
+                      <w:szCs w:val="21"/>
+                    </w:rPr>
+                    <w:t xml:space="preserve">1</w:t>
+                  </w:r>
+                </w:p>
+              </w:tc>
+              <w:tc>
+                <w:tcPr>
+                  <w:tcW w:type="dxa" w:w="2506"/>
+                  <w:tcBorders>
+                    <w:top w:val="single" w:color="B7C2D1" w:sz="4"/>
+                    <w:left w:val="single" w:color="B7C2D1" w:sz="4"/>
+                    <w:bottom w:val="single" w:color="B7C2D1" w:sz="4"/>
+                    <w:right w:val="single" w:color="B7C2D1" w:sz="4"/>
+                  </w:tcBorders>
+                  <w:shd w:fill="FFFFFF" w:color="auto" w:val="clear"/>
+                  <w:tcMar>
+                    <w:top w:type="dxa" w:w="80"/>
+                    <w:left w:type="dxa" w:w="120"/>
+                    <w:bottom w:type="dxa" w:w="80"/>
+                    <w:right w:type="dxa" w:w="120"/>
+                  </w:tcMar>
+                  <w:vAlign w:val="center"/>
+                </w:tcPr>
+                <w:p>
+                  <w:pPr>
+                    <w:spacing w:after="0" w:before="0"/>
+                  </w:pPr>
+                  <w:r>
+                    <w:rPr>
+                      <w:rFonts w:ascii="Arial" w:cs="Arial" w:eastAsia="Arial" w:hAnsi="Arial"/>
+                      <w:b w:val="false"/>
+                      <w:bCs w:val="false"/>
+                      <w:sz w:val="21"/>
+                      <w:szCs w:val="21"/>
+                    </w:rPr>
+                    <w:t xml:space="preserve"/>
+                  </w:r>
+                </w:p>
+              </w:tc>
+            </w:tr>
+            <w:tr>
+              <w:trPr>
+                <w:cantSplit/>
+                <w:trHeight w:val="360" w:hRule="atLeast"/>
+              </w:trPr>
+              <w:tc>
+                <w:tcPr>
+                  <w:tcW w:type="dxa" w:w="2506"/>
+                  <w:tcBorders>
+                    <w:top w:val="single" w:color="B7C2D1" w:sz="4"/>
+                    <w:left w:val="single" w:color="B7C2D1" w:sz="4"/>
+                    <w:bottom w:val="single" w:color="B7C2D1" w:sz="4"/>
+                    <w:right w:val="single" w:color="B7C2D1" w:sz="4"/>
+                  </w:tcBorders>
+                  <w:shd w:fill="FFFFFF" w:color="auto" w:val="clear"/>
+                  <w:tcMar>
+                    <w:top w:type="dxa" w:w="80"/>
+                    <w:left w:type="dxa" w:w="120"/>
+                    <w:bottom w:type="dxa" w:w="80"/>
+                    <w:right w:type="dxa" w:w="120"/>
+                  </w:tcMar>
+                  <w:vAlign w:val="center"/>
+                </w:tcPr>
+                <w:p>
+                  <w:pPr>
+                    <w:spacing w:after="0" w:before="0"/>
+                  </w:pPr>
+                  <w:r>
+                    <w:rPr>
+                      <w:rFonts w:ascii="Arial" w:cs="Arial" w:eastAsia="Arial" w:hAnsi="Arial"/>
+                      <w:sz w:val="21"/>
+                      <w:szCs w:val="21"/>
+                    </w:rPr>
+                    <w:t xml:space="preserve">Finish the program so it displays lower when the number typed in is above 24.</w:t>
+                  </w:r>
+                </w:p>
+              </w:tc>
+              <w:tc>
+                <w:tcPr>
+                  <w:tcW w:type="dxa" w:w="2506"/>
+                  <w:tcBorders>
+                    <w:top w:val="single" w:color="B7C2D1" w:sz="4"/>
+                    <w:left w:val="single" w:color="B7C2D1" w:sz="4"/>
+                    <w:bottom w:val="single" w:color="B7C2D1" w:sz="4"/>
+                    <w:right w:val="single" w:color="B7C2D1" w:sz="4"/>
+                  </w:tcBorders>
+                  <w:shd w:fill="FFFFFF" w:color="auto" w:val="clear"/>
+                  <w:tcMar>
+                    <w:top w:type="dxa" w:w="80"/>
+                    <w:left w:type="dxa" w:w="120"/>
+                    <w:bottom w:type="dxa" w:w="80"/>
+                    <w:right w:type="dxa" w:w="120"/>
+                  </w:tcMar>
+                  <w:vAlign w:val="center"/>
+                </w:tcPr>
+                <w:p>
+                  <w:pPr>
+                    <w:spacing w:after="0" w:before="0"/>
+                  </w:pPr>
+                  <w:r>
+                    <w:rPr>
+                      <w:rFonts w:ascii="Arial" w:cs="Arial" w:eastAsia="Arial" w:hAnsi="Arial"/>
+                      <w:b w:val="false"/>
+                      <w:bCs w:val="false"/>
+                      <w:sz w:val="21"/>
+                      <w:szCs w:val="21"/>
+                    </w:rPr>
+                    <w:t xml:space="preserve">Complete it</w:t>
+                  </w:r>
+                </w:p>
+              </w:tc>
+              <w:tc>
+                <w:tcPr>
+                  <w:tcW w:type="dxa" w:w="2506"/>
+                  <w:tcBorders>
+                    <w:top w:val="single" w:color="B7C2D1" w:sz="4"/>
+                    <w:left w:val="single" w:color="B7C2D1" w:sz="4"/>
+                    <w:bottom w:val="single" w:color="B7C2D1" w:sz="4"/>
+                    <w:right w:val="single" w:color="B7C2D1" w:sz="4"/>
+                  </w:tcBorders>
+                  <w:shd w:fill="FFFFFF" w:color="auto" w:val="clear"/>
+                  <w:tcMar>
+                    <w:top w:type="dxa" w:w="80"/>
+                    <w:left w:type="dxa" w:w="120"/>
+                    <w:bottom w:type="dxa" w:w="80"/>
+                    <w:right w:type="dxa" w:w="120"/>
+                  </w:tcMar>
+                  <w:vAlign w:val="center"/>
+                </w:tcPr>
+                <w:p>
+                  <w:pPr>
+                    <w:spacing w:after="0" w:before="0"/>
+                  </w:pPr>
+                  <w:r>
+                    <w:rPr>
+                      <w:rFonts w:ascii="Arial" w:cs="Arial" w:eastAsia="Arial" w:hAnsi="Arial"/>
+                      <w:b w:val="false"/>
+                      <w:bCs w:val="false"/>
+                      <w:sz w:val="21"/>
+                      <w:szCs w:val="21"/>
+                    </w:rPr>
+                    <w:t xml:space="preserve">2</w:t>
+                  </w:r>
+                </w:p>
+              </w:tc>
+              <w:tc>
+                <w:tcPr>
+                  <w:tcW w:type="dxa" w:w="2506"/>
+                  <w:tcBorders>
+                    <w:top w:val="single" w:color="B7C2D1" w:sz="4"/>
+                    <w:left w:val="single" w:color="B7C2D1" w:sz="4"/>
+                    <w:bottom w:val="single" w:color="B7C2D1" w:sz="4"/>
+                    <w:right w:val="single" w:color="B7C2D1" w:sz="4"/>
+                  </w:tcBorders>
+                  <w:shd w:fill="FFFFFF" w:color="auto" w:val="clear"/>
+                  <w:tcMar>
+                    <w:top w:type="dxa" w:w="80"/>
+                    <w:left w:type="dxa" w:w="120"/>
+                    <w:bottom w:type="dxa" w:w="80"/>
+                    <w:right w:type="dxa" w:w="120"/>
+                  </w:tcMar>
+                  <w:vAlign w:val="center"/>
+                </w:tcPr>
+                <w:p>
+                  <w:pPr>
+                    <w:spacing w:after="0" w:before="0"/>
+                  </w:pPr>
+                  <w:r>
+                    <w:rPr>
+                      <w:rFonts w:ascii="Arial" w:cs="Arial" w:eastAsia="Arial" w:hAnsi="Arial"/>
+                      <w:b w:val="false"/>
+                      <w:bCs w:val="false"/>
+                      <w:sz w:val="21"/>
+                      <w:szCs w:val="21"/>
+                    </w:rPr>
+                    <w:t xml:space="preserve"/>
+                  </w:r>
+                </w:p>
+              </w:tc>
+            </w:tr>
+            <w:tr>
+              <w:trPr>
+                <w:cantSplit/>
+                <w:trHeight w:val="360" w:hRule="atLeast"/>
+              </w:trPr>
+              <w:tc>
+                <w:tcPr>
+                  <w:tcW w:type="dxa" w:w="2506"/>
+                  <w:tcBorders>
+                    <w:top w:val="single" w:color="B7C2D1" w:sz="4"/>
+                    <w:left w:val="single" w:color="B7C2D1" w:sz="4"/>
+                    <w:bottom w:val="single" w:color="B7C2D1" w:sz="4"/>
+                    <w:right w:val="single" w:color="B7C2D1" w:sz="4"/>
+                  </w:tcBorders>
+                  <w:shd w:fill="FFFFFF" w:color="auto" w:val="clear"/>
+                  <w:tcMar>
+                    <w:top w:type="dxa" w:w="80"/>
+                    <w:left w:type="dxa" w:w="120"/>
+                    <w:bottom w:type="dxa" w:w="80"/>
+                    <w:right w:type="dxa" w:w="120"/>
+                  </w:tcMar>
+                  <w:vAlign w:val="center"/>
+                </w:tcPr>
+                <w:p>
+                  <w:pPr>
+                    <w:spacing w:after="0" w:before="0"/>
+                  </w:pPr>
+                  <w:r>
+                    <w:rPr>
+                      <w:rFonts w:ascii="Arial" w:cs="Arial" w:eastAsia="Arial" w:hAnsi="Arial"/>
+                      <w:sz w:val="21"/>
+                      <w:szCs w:val="21"/>
+                    </w:rPr>
+                    <w:t xml:space="preserve">The whole number 37 is written into your program. Keep asking the user for a whole number until they type 37. Display Higher when the number typed is below 37. Display Lower when it is above 37. Then display Correct on a line of its own.</w:t>
+                  </w:r>
+                </w:p>
+              </w:tc>
+              <w:tc>
+                <w:tcPr>
+                  <w:tcW w:type="dxa" w:w="2506"/>
+                  <w:tcBorders>
+                    <w:top w:val="single" w:color="B7C2D1" w:sz="4"/>
+                    <w:left w:val="single" w:color="B7C2D1" w:sz="4"/>
+                    <w:bottom w:val="single" w:color="B7C2D1" w:sz="4"/>
+                    <w:right w:val="single" w:color="B7C2D1" w:sz="4"/>
+                  </w:tcBorders>
+                  <w:shd w:fill="FFFFFF" w:color="auto" w:val="clear"/>
+                  <w:tcMar>
+                    <w:top w:type="dxa" w:w="80"/>
+                    <w:left w:type="dxa" w:w="120"/>
+                    <w:bottom w:type="dxa" w:w="80"/>
+                    <w:right w:type="dxa" w:w="120"/>
+                  </w:tcMar>
+                  <w:vAlign w:val="center"/>
+                </w:tcPr>
+                <w:p>
+                  <w:pPr>
+                    <w:spacing w:after="0" w:before="0"/>
+                  </w:pPr>
+                  <w:r>
+                    <w:rPr>
+                      <w:rFonts w:ascii="Arial" w:cs="Arial" w:eastAsia="Arial" w:hAnsi="Arial"/>
+                      <w:b w:val="false"/>
+                      <w:bCs w:val="false"/>
+                      <w:sz w:val="21"/>
+                      <w:szCs w:val="21"/>
+                    </w:rPr>
+                    <w:t xml:space="preserve">Write it</w:t>
+                  </w:r>
+                </w:p>
+              </w:tc>
+              <w:tc>
+                <w:tcPr>
+                  <w:tcW w:type="dxa" w:w="2506"/>
+                  <w:tcBorders>
+                    <w:top w:val="single" w:color="B7C2D1" w:sz="4"/>
+                    <w:left w:val="single" w:color="B7C2D1" w:sz="4"/>
+                    <w:bottom w:val="single" w:color="B7C2D1" w:sz="4"/>
+                    <w:right w:val="single" w:color="B7C2D1" w:sz="4"/>
+                  </w:tcBorders>
+                  <w:shd w:fill="FFFFFF" w:color="auto" w:val="clear"/>
+                  <w:tcMar>
+                    <w:top w:type="dxa" w:w="80"/>
+                    <w:left w:type="dxa" w:w="120"/>
+                    <w:bottom w:type="dxa" w:w="80"/>
+                    <w:right w:type="dxa" w:w="120"/>
+                  </w:tcMar>
+                  <w:vAlign w:val="center"/>
+                </w:tcPr>
+                <w:p>
+                  <w:pPr>
+                    <w:spacing w:after="0" w:before="0"/>
+                  </w:pPr>
+                  <w:r>
+                    <w:rPr>
+                      <w:rFonts w:ascii="Arial" w:cs="Arial" w:eastAsia="Arial" w:hAnsi="Arial"/>
+                      <w:b w:val="false"/>
+                      <w:bCs w:val="false"/>
+                      <w:sz w:val="21"/>
+                      <w:szCs w:val="21"/>
+                    </w:rPr>
+                    <w:t xml:space="preserve">3</w:t>
+                  </w:r>
+                </w:p>
+              </w:tc>
+              <w:tc>
+                <w:tcPr>
+                  <w:tcW w:type="dxa" w:w="2506"/>
+                  <w:tcBorders>
+                    <w:top w:val="single" w:color="B7C2D1" w:sz="4"/>
+                    <w:left w:val="single" w:color="B7C2D1" w:sz="4"/>
+                    <w:bottom w:val="single" w:color="B7C2D1" w:sz="4"/>
+                    <w:right w:val="single" w:color="B7C2D1" w:sz="4"/>
+                  </w:tcBorders>
+                  <w:shd w:fill="FFFFFF" w:color="auto" w:val="clear"/>
+                  <w:tcMar>
+                    <w:top w:type="dxa" w:w="80"/>
+                    <w:left w:type="dxa" w:w="120"/>
+                    <w:bottom w:type="dxa" w:w="80"/>
+                    <w:right w:type="dxa" w:w="120"/>
+                  </w:tcMar>
+                  <w:vAlign w:val="center"/>
+                </w:tcPr>
+                <w:p>
+                  <w:pPr>
+                    <w:spacing w:after="0" w:before="0"/>
+                  </w:pPr>
+                  <w:r>
+                    <w:rPr>
+                      <w:rFonts w:ascii="Arial" w:cs="Arial" w:eastAsia="Arial" w:hAnsi="Arial"/>
+                      <w:b w:val="false"/>
+                      <w:bCs w:val="false"/>
+                      <w:sz w:val="21"/>
+                      <w:szCs w:val="21"/>
+                    </w:rPr>
+                    <w:t xml:space="preserve"/>
+                  </w:r>
+                </w:p>
+              </w:tc>
+            </w:tr>
+            <w:tr>
+              <w:trPr>
+                <w:cantSplit/>
+                <w:trHeight w:val="360" w:hRule="atLeast"/>
+              </w:trPr>
+              <w:tc>
+                <w:tcPr>
+                  <w:tcW w:type="dxa" w:w="2506"/>
+                  <w:tcBorders>
+                    <w:top w:val="single" w:color="B7C2D1" w:sz="4"/>
+                    <w:left w:val="single" w:color="B7C2D1" w:sz="4"/>
+                    <w:bottom w:val="single" w:color="B7C2D1" w:sz="4"/>
+                    <w:right w:val="single" w:color="B7C2D1" w:sz="4"/>
+                  </w:tcBorders>
+                  <w:shd w:fill="FFFFFF" w:color="auto" w:val="clear"/>
+                  <w:tcMar>
+                    <w:top w:type="dxa" w:w="80"/>
+                    <w:left w:type="dxa" w:w="120"/>
+                    <w:bottom w:type="dxa" w:w="80"/>
+                    <w:right w:type="dxa" w:w="120"/>
+                  </w:tcMar>
+                  <w:vAlign w:val="center"/>
+                </w:tcPr>
+                <w:p>
+                  <w:pPr>
+                    <w:spacing w:after="0" w:before="0"/>
+                  </w:pPr>
+                  <w:r>
+                    <w:rPr>
+                      <w:rFonts w:ascii="Arial" w:cs="Arial" w:eastAsia="Arial" w:hAnsi="Arial"/>
+                      <w:sz w:val="21"/>
+                      <w:szCs w:val="21"/>
+                    </w:rPr>
+                    <w:t xml:space="preserve">Ask the user for whole numbers until they type -1, which means stop. Add up only the numbers that are 10 or more. Count how many were added. Display the total. Then display the count on the next line.</w:t>
+                  </w:r>
+                </w:p>
+              </w:tc>
+              <w:tc>
+                <w:tcPr>
+                  <w:tcW w:type="dxa" w:w="2506"/>
+                  <w:tcBorders>
+                    <w:top w:val="single" w:color="B7C2D1" w:sz="4"/>
+                    <w:left w:val="single" w:color="B7C2D1" w:sz="4"/>
+                    <w:bottom w:val="single" w:color="B7C2D1" w:sz="4"/>
+                    <w:right w:val="single" w:color="B7C2D1" w:sz="4"/>
+                  </w:tcBorders>
+                  <w:shd w:fill="FFFFFF" w:color="auto" w:val="clear"/>
+                  <w:tcMar>
+                    <w:top w:type="dxa" w:w="80"/>
+                    <w:left w:type="dxa" w:w="120"/>
+                    <w:bottom w:type="dxa" w:w="80"/>
+                    <w:right w:type="dxa" w:w="120"/>
+                  </w:tcMar>
+                  <w:vAlign w:val="center"/>
+                </w:tcPr>
+                <w:p>
+                  <w:pPr>
+                    <w:spacing w:after="0" w:before="0"/>
+                  </w:pPr>
+                  <w:r>
+                    <w:rPr>
+                      <w:rFonts w:ascii="Arial" w:cs="Arial" w:eastAsia="Arial" w:hAnsi="Arial"/>
+                      <w:b w:val="false"/>
+                      <w:bCs w:val="false"/>
+                      <w:sz w:val="21"/>
+                      <w:szCs w:val="21"/>
+                    </w:rPr>
+                    <w:t xml:space="preserve">Write it</w:t>
+                  </w:r>
+                </w:p>
+              </w:tc>
+              <w:tc>
+                <w:tcPr>
+                  <w:tcW w:type="dxa" w:w="2506"/>
+                  <w:tcBorders>
+                    <w:top w:val="single" w:color="B7C2D1" w:sz="4"/>
+                    <w:left w:val="single" w:color="B7C2D1" w:sz="4"/>
+                    <w:bottom w:val="single" w:color="B7C2D1" w:sz="4"/>
+                    <w:right w:val="single" w:color="B7C2D1" w:sz="4"/>
+                  </w:tcBorders>
+                  <w:shd w:fill="FFFFFF" w:color="auto" w:val="clear"/>
+                  <w:tcMar>
+                    <w:top w:type="dxa" w:w="80"/>
+                    <w:left w:type="dxa" w:w="120"/>
+                    <w:bottom w:type="dxa" w:w="80"/>
+                    <w:right w:type="dxa" w:w="120"/>
+                  </w:tcMar>
+                  <w:vAlign w:val="center"/>
+                </w:tcPr>
+                <w:p>
+                  <w:pPr>
+                    <w:spacing w:after="0" w:before="0"/>
+                  </w:pPr>
+                  <w:r>
+                    <w:rPr>
+                      <w:rFonts w:ascii="Arial" w:cs="Arial" w:eastAsia="Arial" w:hAnsi="Arial"/>
+                      <w:b w:val="false"/>
+                      <w:bCs w:val="false"/>
+                      <w:sz w:val="21"/>
+                      <w:szCs w:val="21"/>
+                    </w:rPr>
+                    <w:t xml:space="preserve">3</w:t>
+                  </w:r>
+                </w:p>
+              </w:tc>
+              <w:tc>
+                <w:tcPr>
+                  <w:tcW w:type="dxa" w:w="2506"/>
+                  <w:tcBorders>
+                    <w:top w:val="single" w:color="B7C2D1" w:sz="4"/>
+                    <w:left w:val="single" w:color="B7C2D1" w:sz="4"/>
+                    <w:bottom w:val="single" w:color="B7C2D1" w:sz="4"/>
+                    <w:right w:val="single" w:color="B7C2D1" w:sz="4"/>
+                  </w:tcBorders>
+                  <w:shd w:fill="FFFFFF" w:color="auto" w:val="clear"/>
+                  <w:tcMar>
+                    <w:top w:type="dxa" w:w="80"/>
+                    <w:left w:type="dxa" w:w="120"/>
+                    <w:bottom w:type="dxa" w:w="80"/>
+                    <w:right w:type="dxa" w:w="120"/>
+                  </w:tcMar>
+                  <w:vAlign w:val="center"/>
+                </w:tcPr>
+                <w:p>
+                  <w:pPr>
+                    <w:spacing w:after="0" w:before="0"/>
+                  </w:pPr>
+                  <w:r>
+                    <w:rPr>
+                      <w:rFonts w:ascii="Arial" w:cs="Arial" w:eastAsia="Arial" w:hAnsi="Arial"/>
+                      <w:b w:val="false"/>
+                      <w:bCs w:val="false"/>
+                      <w:sz w:val="21"/>
+                      <w:szCs w:val="21"/>
+                    </w:rPr>
+                    <w:t xml:space="preserve"/>
+                  </w:r>
+                </w:p>
+              </w:tc>
+            </w:tr>
+            <w:tr>
+              <w:trPr>
+                <w:cantSplit/>
+                <w:trHeight w:val="360" w:hRule="atLeast"/>
+              </w:trPr>
+              <w:tc>
+                <w:tcPr>
+                  <w:tcW w:type="dxa" w:w="2506"/>
+                  <w:tcBorders>
+                    <w:top w:val="single" w:color="B7C2D1" w:sz="4"/>
+                    <w:left w:val="single" w:color="B7C2D1" w:sz="4"/>
+                    <w:bottom w:val="single" w:color="B7C2D1" w:sz="4"/>
+                    <w:right w:val="single" w:color="B7C2D1" w:sz="4"/>
+                  </w:tcBorders>
+                  <w:shd w:fill="FFFFFF" w:color="auto" w:val="clear"/>
+                  <w:tcMar>
+                    <w:top w:type="dxa" w:w="80"/>
+                    <w:left w:type="dxa" w:w="120"/>
+                    <w:bottom w:type="dxa" w:w="80"/>
+                    <w:right w:type="dxa" w:w="120"/>
+                  </w:tcMar>
+                  <w:vAlign w:val="center"/>
+                </w:tcPr>
+                <w:p>
+                  <w:pPr>
+                    <w:spacing w:after="0" w:before="0"/>
+                  </w:pPr>
+                  <w:r>
+                    <w:rPr>
+                      <w:rFonts w:ascii="Arial" w:cs="Arial" w:eastAsia="Arial" w:hAnsi="Arial"/>
+                      <w:sz w:val="21"/>
+                      <w:szCs w:val="21"/>
+                    </w:rPr>
+                    <w:t xml:space="preserve">This program should display the largest number typed before the -1. It gets it wrong when every number is below 0. Find the mistake and put it right.</w:t>
+                  </w:r>
+                </w:p>
+              </w:tc>
+              <w:tc>
+                <w:tcPr>
+                  <w:tcW w:type="dxa" w:w="2506"/>
+                  <w:tcBorders>
+                    <w:top w:val="single" w:color="B7C2D1" w:sz="4"/>
+                    <w:left w:val="single" w:color="B7C2D1" w:sz="4"/>
+                    <w:bottom w:val="single" w:color="B7C2D1" w:sz="4"/>
+                    <w:right w:val="single" w:color="B7C2D1" w:sz="4"/>
+                  </w:tcBorders>
+                  <w:shd w:fill="FFFFFF" w:color="auto" w:val="clear"/>
+                  <w:tcMar>
+                    <w:top w:type="dxa" w:w="80"/>
+                    <w:left w:type="dxa" w:w="120"/>
+                    <w:bottom w:type="dxa" w:w="80"/>
+                    <w:right w:type="dxa" w:w="120"/>
+                  </w:tcMar>
+                  <w:vAlign w:val="center"/>
+                </w:tcPr>
+                <w:p>
+                  <w:pPr>
+                    <w:spacing w:after="0" w:before="0"/>
+                  </w:pPr>
+                  <w:r>
+                    <w:rPr>
+                      <w:rFonts w:ascii="Arial" w:cs="Arial" w:eastAsia="Arial" w:hAnsi="Arial"/>
+                      <w:b w:val="false"/>
+                      <w:bCs w:val="false"/>
+                      <w:sz w:val="21"/>
+                      <w:szCs w:val="21"/>
+                    </w:rPr>
+                    <w:t xml:space="preserve">Fix it</w:t>
+                  </w:r>
+                </w:p>
+              </w:tc>
+              <w:tc>
+                <w:tcPr>
+                  <w:tcW w:type="dxa" w:w="2506"/>
+                  <w:tcBorders>
+                    <w:top w:val="single" w:color="B7C2D1" w:sz="4"/>
+                    <w:left w:val="single" w:color="B7C2D1" w:sz="4"/>
+                    <w:bottom w:val="single" w:color="B7C2D1" w:sz="4"/>
+                    <w:right w:val="single" w:color="B7C2D1" w:sz="4"/>
+                  </w:tcBorders>
+                  <w:shd w:fill="FFFFFF" w:color="auto" w:val="clear"/>
+                  <w:tcMar>
+                    <w:top w:type="dxa" w:w="80"/>
+                    <w:left w:type="dxa" w:w="120"/>
+                    <w:bottom w:type="dxa" w:w="80"/>
+                    <w:right w:type="dxa" w:w="120"/>
+                  </w:tcMar>
+                  <w:vAlign w:val="center"/>
+                </w:tcPr>
+                <w:p>
+                  <w:pPr>
+                    <w:spacing w:after="0" w:before="0"/>
+                  </w:pPr>
+                  <w:r>
+                    <w:rPr>
+                      <w:rFonts w:ascii="Arial" w:cs="Arial" w:eastAsia="Arial" w:hAnsi="Arial"/>
+                      <w:b w:val="false"/>
+                      <w:bCs w:val="false"/>
+                      <w:sz w:val="21"/>
+                      <w:szCs w:val="21"/>
+                    </w:rPr>
+                    <w:t xml:space="preserve">2</w:t>
+                  </w:r>
+                </w:p>
+              </w:tc>
+              <w:tc>
+                <w:tcPr>
+                  <w:tcW w:type="dxa" w:w="2506"/>
+                  <w:tcBorders>
+                    <w:top w:val="single" w:color="B7C2D1" w:sz="4"/>
+                    <w:left w:val="single" w:color="B7C2D1" w:sz="4"/>
+                    <w:bottom w:val="single" w:color="B7C2D1" w:sz="4"/>
+                    <w:right w:val="single" w:color="B7C2D1" w:sz="4"/>
+                  </w:tcBorders>
+                  <w:shd w:fill="FFFFFF" w:color="auto" w:val="clear"/>
+                  <w:tcMar>
+                    <w:top w:type="dxa" w:w="80"/>
+                    <w:left w:type="dxa" w:w="120"/>
+                    <w:bottom w:type="dxa" w:w="80"/>
+                    <w:right w:type="dxa" w:w="120"/>
+                  </w:tcMar>
+                  <w:vAlign w:val="center"/>
+                </w:tcPr>
+                <w:p>
+                  <w:pPr>
+                    <w:spacing w:after="0" w:before="0"/>
+                  </w:pPr>
+                  <w:r>
+                    <w:rPr>
+                      <w:rFonts w:ascii="Arial" w:cs="Arial" w:eastAsia="Arial" w:hAnsi="Arial"/>
+                      <w:b w:val="false"/>
+                      <w:bCs w:val="false"/>
+                      <w:sz w:val="21"/>
+                      <w:szCs w:val="21"/>
+                    </w:rPr>
+                    <w:t xml:space="preserve"/>
+                  </w:r>
+                </w:p>
+              </w:tc>
+            </w:tr>
+            <w:tr>
+              <w:trPr>
+                <w:cantSplit/>
+                <w:trHeight w:val="360" w:hRule="atLeast"/>
+              </w:trPr>
+              <w:tc>
+                <w:tcPr>
+                  <w:tcW w:type="dxa" w:w="2506"/>
+                  <w:tcBorders>
+                    <w:top w:val="single" w:color="B7C2D1" w:sz="4"/>
+                    <w:left w:val="single" w:color="B7C2D1" w:sz="4"/>
+                    <w:bottom w:val="single" w:color="B7C2D1" w:sz="4"/>
+                    <w:right w:val="single" w:color="B7C2D1" w:sz="4"/>
+                  </w:tcBorders>
+                  <w:shd w:fill="FFFFFF" w:color="auto" w:val="clear"/>
+                  <w:tcMar>
+                    <w:top w:type="dxa" w:w="80"/>
+                    <w:left w:type="dxa" w:w="120"/>
+                    <w:bottom w:type="dxa" w:w="80"/>
+                    <w:right w:type="dxa" w:w="120"/>
+                  </w:tcMar>
+                  <w:vAlign w:val="center"/>
+                </w:tcPr>
+                <w:p>
+                  <w:pPr>
+                    <w:spacing w:after="0" w:before="0"/>
+                  </w:pPr>
+                  <w:r>
+                    <w:rPr>
+                      <w:rFonts w:ascii="Arial" w:cs="Arial" w:eastAsia="Arial" w:hAnsi="Arial"/>
+                      <w:sz w:val="21"/>
+                      <w:szCs w:val="21"/>
+                    </w:rPr>
+                    <w:t xml:space="preserve">Ask the user for whole numbers until they type the word end, which means stop. Count how many numbers were typed. Add them up. Display the line Count [count]. Then display the line Total [total] on the next line. Display the line No numbers instead when end is the very first line typed.</w:t>
+                  </w:r>
+                </w:p>
+              </w:tc>
+              <w:tc>
+                <w:tcPr>
+                  <w:tcW w:type="dxa" w:w="2506"/>
+                  <w:tcBorders>
+                    <w:top w:val="single" w:color="B7C2D1" w:sz="4"/>
+                    <w:left w:val="single" w:color="B7C2D1" w:sz="4"/>
+                    <w:bottom w:val="single" w:color="B7C2D1" w:sz="4"/>
+                    <w:right w:val="single" w:color="B7C2D1" w:sz="4"/>
+                  </w:tcBorders>
+                  <w:shd w:fill="FFFFFF" w:color="auto" w:val="clear"/>
+                  <w:tcMar>
+                    <w:top w:type="dxa" w:w="80"/>
+                    <w:left w:type="dxa" w:w="120"/>
+                    <w:bottom w:type="dxa" w:w="80"/>
+                    <w:right w:type="dxa" w:w="120"/>
+                  </w:tcMar>
+                  <w:vAlign w:val="center"/>
+                </w:tcPr>
+                <w:p>
+                  <w:pPr>
+                    <w:spacing w:after="0" w:before="0"/>
+                  </w:pPr>
+                  <w:r>
+                    <w:rPr>
+                      <w:rFonts w:ascii="Arial" w:cs="Arial" w:eastAsia="Arial" w:hAnsi="Arial"/>
+                      <w:b w:val="false"/>
+                      <w:bCs w:val="false"/>
+                      <w:sz w:val="21"/>
+                      <w:szCs w:val="21"/>
+                    </w:rPr>
+                    <w:t xml:space="preserve">Write it</w:t>
+                  </w:r>
+                </w:p>
+              </w:tc>
+              <w:tc>
+                <w:tcPr>
+                  <w:tcW w:type="dxa" w:w="2506"/>
+                  <w:tcBorders>
+                    <w:top w:val="single" w:color="B7C2D1" w:sz="4"/>
+                    <w:left w:val="single" w:color="B7C2D1" w:sz="4"/>
+                    <w:bottom w:val="single" w:color="B7C2D1" w:sz="4"/>
+                    <w:right w:val="single" w:color="B7C2D1" w:sz="4"/>
+                  </w:tcBorders>
+                  <w:shd w:fill="FFFFFF" w:color="auto" w:val="clear"/>
+                  <w:tcMar>
+                    <w:top w:type="dxa" w:w="80"/>
+                    <w:left w:type="dxa" w:w="120"/>
+                    <w:bottom w:type="dxa" w:w="80"/>
+                    <w:right w:type="dxa" w:w="120"/>
+                  </w:tcMar>
+                  <w:vAlign w:val="center"/>
+                </w:tcPr>
+                <w:p>
+                  <w:pPr>
+                    <w:spacing w:after="0" w:before="0"/>
+                  </w:pPr>
+                  <w:r>
+                    <w:rPr>
+                      <w:rFonts w:ascii="Arial" w:cs="Arial" w:eastAsia="Arial" w:hAnsi="Arial"/>
+                      <w:b w:val="false"/>
+                      <w:bCs w:val="false"/>
+                      <w:sz w:val="21"/>
+                      <w:szCs w:val="21"/>
+                    </w:rPr>
+                    <w:t xml:space="preserve">3</w:t>
+                  </w:r>
+                </w:p>
+              </w:tc>
+              <w:tc>
+                <w:tcPr>
+                  <w:tcW w:type="dxa" w:w="2506"/>
+                  <w:tcBorders>
+                    <w:top w:val="single" w:color="B7C2D1" w:sz="4"/>
+                    <w:left w:val="single" w:color="B7C2D1" w:sz="4"/>
+                    <w:bottom w:val="single" w:color="B7C2D1" w:sz="4"/>
+                    <w:right w:val="single" w:color="B7C2D1" w:sz="4"/>
+                  </w:tcBorders>
+                  <w:shd w:fill="FFFFFF" w:color="auto" w:val="clear"/>
+                  <w:tcMar>
+                    <w:top w:type="dxa" w:w="80"/>
+                    <w:left w:type="dxa" w:w="120"/>
+                    <w:bottom w:type="dxa" w:w="80"/>
+                    <w:right w:type="dxa" w:w="120"/>
+                  </w:tcMar>
+                  <w:vAlign w:val="center"/>
+                </w:tcPr>
+                <w:p>
+                  <w:pPr>
+                    <w:spacing w:after="0" w:before="0"/>
+                  </w:pPr>
+                  <w:r>
+                    <w:rPr>
+                      <w:rFonts w:ascii="Arial" w:cs="Arial" w:eastAsia="Arial" w:hAnsi="Arial"/>
+                      <w:b w:val="false"/>
+                      <w:bCs w:val="false"/>
+                      <w:sz w:val="21"/>
+                      <w:szCs w:val="21"/>
+                    </w:rPr>
+                    <w:t xml:space="preserve"/>
+                  </w:r>
+                </w:p>
+              </w:tc>
+            </w:tr>
+            <w:tr>
+              <w:trPr>
+                <w:cantSplit/>
+                <w:trHeight w:val="360" w:hRule="atLeast"/>
+              </w:trPr>
+              <w:tc>
+                <w:tcPr>
+                  <w:tcW w:type="dxa" w:w="2506"/>
+                  <w:tcBorders>
+                    <w:top w:val="single" w:color="B7C2D1" w:sz="4"/>
+                    <w:left w:val="single" w:color="B7C2D1" w:sz="4"/>
+                    <w:bottom w:val="single" w:color="B7C2D1" w:sz="4"/>
+                    <w:right w:val="single" w:color="B7C2D1" w:sz="4"/>
+                  </w:tcBorders>
+                  <w:shd w:fill="FFFFFF" w:color="auto" w:val="clear"/>
+                  <w:tcMar>
+                    <w:top w:type="dxa" w:w="80"/>
+                    <w:left w:type="dxa" w:w="120"/>
+                    <w:bottom w:type="dxa" w:w="80"/>
+                    <w:right w:type="dxa" w:w="120"/>
+                  </w:tcMar>
+                  <w:vAlign w:val="center"/>
+                </w:tcPr>
+                <w:p>
+                  <w:pPr>
+                    <w:spacing w:after="0" w:before="0"/>
+                  </w:pPr>
+                  <w:r>
+                    <w:rPr>
+                      <w:rFonts w:ascii="Arial" w:cs="Arial" w:eastAsia="Arial" w:hAnsi="Arial"/>
+                      <w:sz w:val="21"/>
+                      <w:szCs w:val="21"/>
+                    </w:rPr>
+                    <w:t xml:space="preserve">Ask the user for a whole number that is 0 or more. Add up its digits without turning the number into text. Display the total and nothing else.</w:t>
+                  </w:r>
+                </w:p>
+              </w:tc>
+              <w:tc>
+                <w:tcPr>
+                  <w:tcW w:type="dxa" w:w="2506"/>
+                  <w:tcBorders>
+                    <w:top w:val="single" w:color="B7C2D1" w:sz="4"/>
+                    <w:left w:val="single" w:color="B7C2D1" w:sz="4"/>
+                    <w:bottom w:val="single" w:color="B7C2D1" w:sz="4"/>
+                    <w:right w:val="single" w:color="B7C2D1" w:sz="4"/>
+                  </w:tcBorders>
+                  <w:shd w:fill="FFFFFF" w:color="auto" w:val="clear"/>
+                  <w:tcMar>
+                    <w:top w:type="dxa" w:w="80"/>
+                    <w:left w:type="dxa" w:w="120"/>
+                    <w:bottom w:type="dxa" w:w="80"/>
+                    <w:right w:type="dxa" w:w="120"/>
+                  </w:tcMar>
+                  <w:vAlign w:val="center"/>
+                </w:tcPr>
+                <w:p>
+                  <w:pPr>
+                    <w:spacing w:after="0" w:before="0"/>
+                  </w:pPr>
+                  <w:r>
+                    <w:rPr>
+                      <w:rFonts w:ascii="Arial" w:cs="Arial" w:eastAsia="Arial" w:hAnsi="Arial"/>
+                      <w:b w:val="false"/>
+                      <w:bCs w:val="false"/>
+                      <w:sz w:val="21"/>
+                      <w:szCs w:val="21"/>
+                    </w:rPr>
+                    <w:t xml:space="preserve">Challenge (optional)</w:t>
+                  </w:r>
+                </w:p>
+              </w:tc>
+              <w:tc>
+                <w:tcPr>
+                  <w:tcW w:type="dxa" w:w="2506"/>
+                  <w:tcBorders>
+                    <w:top w:val="single" w:color="B7C2D1" w:sz="4"/>
+                    <w:left w:val="single" w:color="B7C2D1" w:sz="4"/>
+                    <w:bottom w:val="single" w:color="B7C2D1" w:sz="4"/>
+                    <w:right w:val="single" w:color="B7C2D1" w:sz="4"/>
+                  </w:tcBorders>
+                  <w:shd w:fill="FFFFFF" w:color="auto" w:val="clear"/>
+                  <w:tcMar>
+                    <w:top w:type="dxa" w:w="80"/>
+                    <w:left w:type="dxa" w:w="120"/>
+                    <w:bottom w:type="dxa" w:w="80"/>
+                    <w:right w:type="dxa" w:w="120"/>
+                  </w:tcMar>
+                  <w:vAlign w:val="center"/>
+                </w:tcPr>
+                <w:p>
+                  <w:pPr>
+                    <w:spacing w:after="0" w:before="0"/>
+                  </w:pPr>
+                  <w:r>
+                    <w:rPr>
+                      <w:rFonts w:ascii="Arial" w:cs="Arial" w:eastAsia="Arial" w:hAnsi="Arial"/>
+                      <w:b w:val="false"/>
+                      <w:bCs w:val="false"/>
+                      <w:sz w:val="21"/>
+                      <w:szCs w:val="21"/>
+                    </w:rPr>
+                    <w:t xml:space="preserve">3</w:t>
+                  </w:r>
+                </w:p>
+              </w:tc>
+              <w:tc>
+                <w:tcPr>
+                  <w:tcW w:type="dxa" w:w="2506"/>
                   <w:tcBorders>
                     <w:top w:val="single" w:color="B7C2D1" w:sz="4"/>
                     <w:left w:val="single" w:color="B7C2D1" w:sz="4"/>
@@ -6393,7 +12301,7 @@
                 <w:sz w:val="21"/>
                 <w:szCs w:val="21"/>
               </w:rPr>
-              <w:t xml:space="preserve">Plan the one you found hardest: inputs, what happens to them, what is printed.</w:t>
+              <w:t xml:space="preserve">Plan the one you found hardest: what is typed in, what happens to it, what is displayed.</w:t>
             </w:r>
           </w:p>
           <w:tbl>
@@ -7385,7 +13293,7 @@
                 <w:sz w:val="32"/>
                 <w:szCs w:val="32"/>
               </w:rPr>
-              <w:t xml:space="preserve">______ / 59</w:t>
+              <w:t xml:space="preserve">______ / 114</w:t>
             </w:r>
           </w:p>
         </w:tc>

--- a/worksheets/PR_L05_ConditionControlledLoops_Worksheet.docx
+++ b/worksheets/PR_L05_ConditionControlledLoops_Worksheet.docx
@@ -455,7 +455,30 @@
                 <w:sz w:val="21"/>
                 <w:szCs w:val="21"/>
               </w:rPr>
-              <w:t xml:space="preserve">The activities marked Challenge are optional. Finish the rest of a station first, and come back to them if you have time.</w:t>
+              <w:t xml:space="preserve">Work through the activities in order and complete every one. The next activity opens when the one you are on is finished.</w:t>
+            </w:r>
+          </w:p>
+          <w:p>
+            <w:pPr>
+              <w:spacing w:after="60" w:before="60"/>
+            </w:pPr>
+            <w:r>
+              <w:rPr>
+                <w:rFonts w:ascii="Arial" w:cs="Arial" w:eastAsia="Arial" w:hAnsi="Arial"/>
+                <w:b/>
+                <w:bCs/>
+                <w:sz w:val="21"/>
+                <w:szCs w:val="21"/>
+              </w:rPr>
+              <w:t xml:space="preserve">8.  </w:t>
+            </w:r>
+            <w:r>
+              <w:rPr>
+                <w:rFonts w:ascii="Arial" w:cs="Arial" w:eastAsia="Arial" w:hAnsi="Arial"/>
+                <w:sz w:val="21"/>
+                <w:szCs w:val="21"/>
+              </w:rPr>
+              <w:t xml:space="preserve">If you get stuck, press I need help. Use a hint, or ask your teacher and show them the question and your code. Complete the question before moving on.</w:t>
             </w:r>
           </w:p>
         </w:tc>

--- a/worksheets/PR_L05_ConditionControlledLoops_Worksheet.docx
+++ b/worksheets/PR_L05_ConditionControlledLoops_Worksheet.docx
@@ -2048,7 +2048,43 @@
                       <w:sz w:val="21"/>
                       <w:szCs w:val="21"/>
                     </w:rPr>
-                    <w:t xml:space="preserve">Change the program so it displays the numbers 1 to 6, one on each line.</w:t>
+                    <w:t xml:space="preserve">Change the program so it displays the numbers </w:t>
+                  </w:r>
+                  <w:r>
+                    <w:rPr>
+                      <w:rFonts w:ascii="Consolas" w:cs="Consolas" w:eastAsia="Consolas" w:hAnsi="Consolas"/>
+                      <w:color w:val="9A3412"/>
+                      <w:sz w:val="21"/>
+                      <w:szCs w:val="21"/>
+                      <w:shd w:fill="F4F4F5"/>
+                    </w:rPr>
+                    <w:t xml:space="preserve">1</w:t>
+                  </w:r>
+                  <w:r>
+                    <w:rPr>
+                      <w:rFonts w:ascii="Arial" w:cs="Arial" w:eastAsia="Arial" w:hAnsi="Arial"/>
+                      <w:sz w:val="21"/>
+                      <w:szCs w:val="21"/>
+                    </w:rPr>
+                    <w:t xml:space="preserve"> to </w:t>
+                  </w:r>
+                  <w:r>
+                    <w:rPr>
+                      <w:rFonts w:ascii="Consolas" w:cs="Consolas" w:eastAsia="Consolas" w:hAnsi="Consolas"/>
+                      <w:color w:val="9A3412"/>
+                      <w:sz w:val="21"/>
+                      <w:szCs w:val="21"/>
+                      <w:shd w:fill="F4F4F5"/>
+                    </w:rPr>
+                    <w:t xml:space="preserve">6</w:t>
+                  </w:r>
+                  <w:r>
+                    <w:rPr>
+                      <w:rFonts w:ascii="Arial" w:cs="Arial" w:eastAsia="Arial" w:hAnsi="Arial"/>
+                      <w:sz w:val="21"/>
+                      <w:szCs w:val="21"/>
+                    </w:rPr>
+                    <w:t xml:space="preserve">, one on each line.</w:t>
                   </w:r>
                 </w:p>
               </w:tc>
@@ -2188,7 +2224,25 @@
                       <w:sz w:val="21"/>
                       <w:szCs w:val="21"/>
                     </w:rPr>
-                    <w:t xml:space="preserve">Finish the program so it counts down from the number typed in to 1, one number on each line.</w:t>
+                    <w:t xml:space="preserve">Finish the program so it counts down from the number typed in to </w:t>
+                  </w:r>
+                  <w:r>
+                    <w:rPr>
+                      <w:rFonts w:ascii="Consolas" w:cs="Consolas" w:eastAsia="Consolas" w:hAnsi="Consolas"/>
+                      <w:color w:val="9A3412"/>
+                      <w:sz w:val="21"/>
+                      <w:szCs w:val="21"/>
+                      <w:shd w:fill="F4F4F5"/>
+                    </w:rPr>
+                    <w:t xml:space="preserve">1</w:t>
+                  </w:r>
+                  <w:r>
+                    <w:rPr>
+                      <w:rFonts w:ascii="Arial" w:cs="Arial" w:eastAsia="Arial" w:hAnsi="Arial"/>
+                      <w:sz w:val="21"/>
+                      <w:szCs w:val="21"/>
+                    </w:rPr>
+                    <w:t xml:space="preserve">, one number on each line.</w:t>
                   </w:r>
                 </w:p>
               </w:tc>
@@ -2328,7 +2382,25 @@
                       <w:sz w:val="21"/>
                       <w:szCs w:val="21"/>
                     </w:rPr>
-                    <w:t xml:space="preserve">Ask the user for a whole number. Using a while loop, display every number from 1 up to that number, one on each line.</w:t>
+                    <w:t xml:space="preserve">Ask the user for a whole number. Using a while loop, display every number from </w:t>
+                  </w:r>
+                  <w:r>
+                    <w:rPr>
+                      <w:rFonts w:ascii="Consolas" w:cs="Consolas" w:eastAsia="Consolas" w:hAnsi="Consolas"/>
+                      <w:color w:val="9A3412"/>
+                      <w:sz w:val="21"/>
+                      <w:szCs w:val="21"/>
+                      <w:shd w:fill="F4F4F5"/>
+                    </w:rPr>
+                    <w:t xml:space="preserve">1</w:t>
+                  </w:r>
+                  <w:r>
+                    <w:rPr>
+                      <w:rFonts w:ascii="Arial" w:cs="Arial" w:eastAsia="Arial" w:hAnsi="Arial"/>
+                      <w:sz w:val="21"/>
+                      <w:szCs w:val="21"/>
+                    </w:rPr>
+                    <w:t xml:space="preserve"> up to that number, one on each line.</w:t>
                   </w:r>
                 </w:p>
               </w:tc>
@@ -2468,7 +2540,25 @@
                       <w:sz w:val="21"/>
                       <w:szCs w:val="21"/>
                     </w:rPr>
-                    <w:t xml:space="preserve">Ask the user for a whole number. Using a while loop, display every even number from 2 up to that number, one on each line.</w:t>
+                    <w:t xml:space="preserve">Ask the user for a whole number. Using a while loop, display every even number from </w:t>
+                  </w:r>
+                  <w:r>
+                    <w:rPr>
+                      <w:rFonts w:ascii="Consolas" w:cs="Consolas" w:eastAsia="Consolas" w:hAnsi="Consolas"/>
+                      <w:color w:val="9A3412"/>
+                      <w:sz w:val="21"/>
+                      <w:szCs w:val="21"/>
+                      <w:shd w:fill="F4F4F5"/>
+                    </w:rPr>
+                    <w:t xml:space="preserve">2</w:t>
+                  </w:r>
+                  <w:r>
+                    <w:rPr>
+                      <w:rFonts w:ascii="Arial" w:cs="Arial" w:eastAsia="Arial" w:hAnsi="Arial"/>
+                      <w:sz w:val="21"/>
+                      <w:szCs w:val="21"/>
+                    </w:rPr>
+                    <w:t xml:space="preserve"> up to that number, one on each line.</w:t>
                   </w:r>
                 </w:p>
               </w:tc>
@@ -2748,7 +2838,43 @@
                       <w:sz w:val="21"/>
                       <w:szCs w:val="21"/>
                     </w:rPr>
-                    <w:t xml:space="preserve">Ask the user for a whole number. Using a while loop, display the line Step [number] for every number from 1 up to that number.</w:t>
+                    <w:t xml:space="preserve">Ask the user for a whole number. Using a while loop, display the line </w:t>
+                  </w:r>
+                  <w:r>
+                    <w:rPr>
+                      <w:rFonts w:ascii="Consolas" w:cs="Consolas" w:eastAsia="Consolas" w:hAnsi="Consolas"/>
+                      <w:color w:val="15803D"/>
+                      <w:sz w:val="21"/>
+                      <w:szCs w:val="21"/>
+                      <w:shd w:fill="F4F4F5"/>
+                    </w:rPr>
+                    <w:t xml:space="preserve">"Step "</w:t>
+                  </w:r>
+                  <w:r>
+                    <w:rPr>
+                      <w:rFonts w:ascii="Arial" w:cs="Arial" w:eastAsia="Arial" w:hAnsi="Arial"/>
+                      <w:sz w:val="21"/>
+                      <w:szCs w:val="21"/>
+                    </w:rPr>
+                    <w:t xml:space="preserve">[number] for every number from </w:t>
+                  </w:r>
+                  <w:r>
+                    <w:rPr>
+                      <w:rFonts w:ascii="Consolas" w:cs="Consolas" w:eastAsia="Consolas" w:hAnsi="Consolas"/>
+                      <w:color w:val="9A3412"/>
+                      <w:sz w:val="21"/>
+                      <w:szCs w:val="21"/>
+                      <w:shd w:fill="F4F4F5"/>
+                    </w:rPr>
+                    <w:t xml:space="preserve">1</w:t>
+                  </w:r>
+                  <w:r>
+                    <w:rPr>
+                      <w:rFonts w:ascii="Arial" w:cs="Arial" w:eastAsia="Arial" w:hAnsi="Arial"/>
+                      <w:sz w:val="21"/>
+                      <w:szCs w:val="21"/>
+                    </w:rPr>
+                    <w:t xml:space="preserve"> up to that number.</w:t>
                   </w:r>
                 </w:p>
               </w:tc>
@@ -2888,7 +3014,43 @@
                       <w:sz w:val="21"/>
                       <w:szCs w:val="21"/>
                     </w:rPr>
-                    <w:t xml:space="preserve">Ask the user for a whole number. Using a while loop, display every number from it down to 1, one on each line. Then, using a second while loop, display every number from 1 back up to it, one on each line.</w:t>
+                    <w:t xml:space="preserve">Ask the user for a whole number. Using a while loop, display every number from it down to </w:t>
+                  </w:r>
+                  <w:r>
+                    <w:rPr>
+                      <w:rFonts w:ascii="Consolas" w:cs="Consolas" w:eastAsia="Consolas" w:hAnsi="Consolas"/>
+                      <w:color w:val="9A3412"/>
+                      <w:sz w:val="21"/>
+                      <w:szCs w:val="21"/>
+                      <w:shd w:fill="F4F4F5"/>
+                    </w:rPr>
+                    <w:t xml:space="preserve">1</w:t>
+                  </w:r>
+                  <w:r>
+                    <w:rPr>
+                      <w:rFonts w:ascii="Arial" w:cs="Arial" w:eastAsia="Arial" w:hAnsi="Arial"/>
+                      <w:sz w:val="21"/>
+                      <w:szCs w:val="21"/>
+                    </w:rPr>
+                    <w:t xml:space="preserve">, one on each line. Then, using a second while loop, display every number from </w:t>
+                  </w:r>
+                  <w:r>
+                    <w:rPr>
+                      <w:rFonts w:ascii="Consolas" w:cs="Consolas" w:eastAsia="Consolas" w:hAnsi="Consolas"/>
+                      <w:color w:val="9A3412"/>
+                      <w:sz w:val="21"/>
+                      <w:szCs w:val="21"/>
+                      <w:shd w:fill="F4F4F5"/>
+                    </w:rPr>
+                    <w:t xml:space="preserve">1</w:t>
+                  </w:r>
+                  <w:r>
+                    <w:rPr>
+                      <w:rFonts w:ascii="Arial" w:cs="Arial" w:eastAsia="Arial" w:hAnsi="Arial"/>
+                      <w:sz w:val="21"/>
+                      <w:szCs w:val="21"/>
+                    </w:rPr>
+                    <w:t xml:space="preserve"> back up to it, one on each line.</w:t>
                   </w:r>
                 </w:p>
               </w:tc>
@@ -3911,7 +4073,25 @@
                       <w:sz w:val="21"/>
                       <w:szCs w:val="21"/>
                     </w:rPr>
-                    <w:t xml:space="preserve">Change the program so it keeps asking until the number is 10 or more.</w:t>
+                    <w:t xml:space="preserve">Change the program so it keeps asking until the number is </w:t>
+                  </w:r>
+                  <w:r>
+                    <w:rPr>
+                      <w:rFonts w:ascii="Consolas" w:cs="Consolas" w:eastAsia="Consolas" w:hAnsi="Consolas"/>
+                      <w:color w:val="9A3412"/>
+                      <w:sz w:val="21"/>
+                      <w:szCs w:val="21"/>
+                      <w:shd w:fill="F4F4F5"/>
+                    </w:rPr>
+                    <w:t xml:space="preserve">10</w:t>
+                  </w:r>
+                  <w:r>
+                    <w:rPr>
+                      <w:rFonts w:ascii="Arial" w:cs="Arial" w:eastAsia="Arial" w:hAnsi="Arial"/>
+                      <w:sz w:val="21"/>
+                      <w:szCs w:val="21"/>
+                    </w:rPr>
+                    <w:t xml:space="preserve"> or more.</w:t>
                   </w:r>
                 </w:p>
               </w:tc>
@@ -4051,7 +4231,25 @@
                       <w:sz w:val="21"/>
                       <w:szCs w:val="21"/>
                     </w:rPr>
-                    <w:t xml:space="preserve">Finish the program so it keeps asking until the mark typed in is 100 or less.</w:t>
+                    <w:t xml:space="preserve">Finish the program so it keeps asking until the mark typed in is </w:t>
+                  </w:r>
+                  <w:r>
+                    <w:rPr>
+                      <w:rFonts w:ascii="Consolas" w:cs="Consolas" w:eastAsia="Consolas" w:hAnsi="Consolas"/>
+                      <w:color w:val="9A3412"/>
+                      <w:sz w:val="21"/>
+                      <w:szCs w:val="21"/>
+                      <w:shd w:fill="F4F4F5"/>
+                    </w:rPr>
+                    <w:t xml:space="preserve">100</w:t>
+                  </w:r>
+                  <w:r>
+                    <w:rPr>
+                      <w:rFonts w:ascii="Arial" w:cs="Arial" w:eastAsia="Arial" w:hAnsi="Arial"/>
+                      <w:sz w:val="21"/>
+                      <w:szCs w:val="21"/>
+                    </w:rPr>
+                    <w:t xml:space="preserve"> or less.</w:t>
                   </w:r>
                 </w:p>
               </w:tc>
@@ -4191,7 +4389,43 @@
                       <w:sz w:val="21"/>
                       <w:szCs w:val="21"/>
                     </w:rPr>
-                    <w:t xml:space="preserve">Keep asking the user for a whole number until one of them is 1 or more. Display Too small for every number refused. Then display the accepted number on a line of its own.</w:t>
+                    <w:t xml:space="preserve">Keep asking the user for a whole number until one of them is </w:t>
+                  </w:r>
+                  <w:r>
+                    <w:rPr>
+                      <w:rFonts w:ascii="Consolas" w:cs="Consolas" w:eastAsia="Consolas" w:hAnsi="Consolas"/>
+                      <w:color w:val="9A3412"/>
+                      <w:sz w:val="21"/>
+                      <w:szCs w:val="21"/>
+                      <w:shd w:fill="F4F4F5"/>
+                    </w:rPr>
+                    <w:t xml:space="preserve">1</w:t>
+                  </w:r>
+                  <w:r>
+                    <w:rPr>
+                      <w:rFonts w:ascii="Arial" w:cs="Arial" w:eastAsia="Arial" w:hAnsi="Arial"/>
+                      <w:sz w:val="21"/>
+                      <w:szCs w:val="21"/>
+                    </w:rPr>
+                    <w:t xml:space="preserve"> or more. Display </w:t>
+                  </w:r>
+                  <w:r>
+                    <w:rPr>
+                      <w:rFonts w:ascii="Consolas" w:cs="Consolas" w:eastAsia="Consolas" w:hAnsi="Consolas"/>
+                      <w:color w:val="15803D"/>
+                      <w:sz w:val="21"/>
+                      <w:szCs w:val="21"/>
+                      <w:shd w:fill="F4F4F5"/>
+                    </w:rPr>
+                    <w:t xml:space="preserve">"Too small"</w:t>
+                  </w:r>
+                  <w:r>
+                    <w:rPr>
+                      <w:rFonts w:ascii="Arial" w:cs="Arial" w:eastAsia="Arial" w:hAnsi="Arial"/>
+                      <w:sz w:val="21"/>
+                      <w:szCs w:val="21"/>
+                    </w:rPr>
+                    <w:t xml:space="preserve"> for every number refused. Then display the accepted number on a line of its own.</w:t>
                   </w:r>
                 </w:p>
               </w:tc>
@@ -4331,7 +4565,61 @@
                       <w:sz w:val="21"/>
                       <w:szCs w:val="21"/>
                     </w:rPr>
-                    <w:t xml:space="preserve">Keep asking the user for a whole number until one of them is from 1 to 5. Display Out of range for every number refused. Then display the accepted number on a line of its own.</w:t>
+                    <w:t xml:space="preserve">Keep asking the user for a whole number until one of them is from </w:t>
+                  </w:r>
+                  <w:r>
+                    <w:rPr>
+                      <w:rFonts w:ascii="Consolas" w:cs="Consolas" w:eastAsia="Consolas" w:hAnsi="Consolas"/>
+                      <w:color w:val="9A3412"/>
+                      <w:sz w:val="21"/>
+                      <w:szCs w:val="21"/>
+                      <w:shd w:fill="F4F4F5"/>
+                    </w:rPr>
+                    <w:t xml:space="preserve">1</w:t>
+                  </w:r>
+                  <w:r>
+                    <w:rPr>
+                      <w:rFonts w:ascii="Arial" w:cs="Arial" w:eastAsia="Arial" w:hAnsi="Arial"/>
+                      <w:sz w:val="21"/>
+                      <w:szCs w:val="21"/>
+                    </w:rPr>
+                    <w:t xml:space="preserve"> to </w:t>
+                  </w:r>
+                  <w:r>
+                    <w:rPr>
+                      <w:rFonts w:ascii="Consolas" w:cs="Consolas" w:eastAsia="Consolas" w:hAnsi="Consolas"/>
+                      <w:color w:val="9A3412"/>
+                      <w:sz w:val="21"/>
+                      <w:szCs w:val="21"/>
+                      <w:shd w:fill="F4F4F5"/>
+                    </w:rPr>
+                    <w:t xml:space="preserve">5</w:t>
+                  </w:r>
+                  <w:r>
+                    <w:rPr>
+                      <w:rFonts w:ascii="Arial" w:cs="Arial" w:eastAsia="Arial" w:hAnsi="Arial"/>
+                      <w:sz w:val="21"/>
+                      <w:szCs w:val="21"/>
+                    </w:rPr>
+                    <w:t xml:space="preserve">. Display </w:t>
+                  </w:r>
+                  <w:r>
+                    <w:rPr>
+                      <w:rFonts w:ascii="Consolas" w:cs="Consolas" w:eastAsia="Consolas" w:hAnsi="Consolas"/>
+                      <w:color w:val="15803D"/>
+                      <w:sz w:val="21"/>
+                      <w:szCs w:val="21"/>
+                      <w:shd w:fill="F4F4F5"/>
+                    </w:rPr>
+                    <w:t xml:space="preserve">"Out of range"</w:t>
+                  </w:r>
+                  <w:r>
+                    <w:rPr>
+                      <w:rFonts w:ascii="Arial" w:cs="Arial" w:eastAsia="Arial" w:hAnsi="Arial"/>
+                      <w:sz w:val="21"/>
+                      <w:szCs w:val="21"/>
+                    </w:rPr>
+                    <w:t xml:space="preserve"> for every number refused. Then display the accepted number on a line of its own.</w:t>
                   </w:r>
                 </w:p>
               </w:tc>
@@ -4471,7 +4759,25 @@
                       <w:sz w:val="21"/>
                       <w:szCs w:val="21"/>
                     </w:rPr>
-                    <w:t xml:space="preserve">This program should keep asking until the number is 10 or more. It gives up after one go. Find the mistake and put it right.</w:t>
+                    <w:t xml:space="preserve">This program should keep asking until the number is </w:t>
+                  </w:r>
+                  <w:r>
+                    <w:rPr>
+                      <w:rFonts w:ascii="Consolas" w:cs="Consolas" w:eastAsia="Consolas" w:hAnsi="Consolas"/>
+                      <w:color w:val="9A3412"/>
+                      <w:sz w:val="21"/>
+                      <w:szCs w:val="21"/>
+                      <w:shd w:fill="F4F4F5"/>
+                    </w:rPr>
+                    <w:t xml:space="preserve">10</w:t>
+                  </w:r>
+                  <w:r>
+                    <w:rPr>
+                      <w:rFonts w:ascii="Arial" w:cs="Arial" w:eastAsia="Arial" w:hAnsi="Arial"/>
+                      <w:sz w:val="21"/>
+                      <w:szCs w:val="21"/>
+                    </w:rPr>
+                    <w:t xml:space="preserve"> or more. It gives up after one go. Find the mistake and put it right.</w:t>
                   </w:r>
                 </w:p>
               </w:tc>
@@ -4611,7 +4917,61 @@
                       <w:sz w:val="21"/>
                       <w:szCs w:val="21"/>
                     </w:rPr>
-                    <w:t xml:space="preserve">Keep asking the user for a word until it is yes or no. Display Please type yes or no for every other word. Then display the accepted word on a line of its own.</w:t>
+                    <w:t xml:space="preserve">Keep asking the user for a word until it is </w:t>
+                  </w:r>
+                  <w:r>
+                    <w:rPr>
+                      <w:rFonts w:ascii="Consolas" w:cs="Consolas" w:eastAsia="Consolas" w:hAnsi="Consolas"/>
+                      <w:color w:val="15803D"/>
+                      <w:sz w:val="21"/>
+                      <w:szCs w:val="21"/>
+                      <w:shd w:fill="F4F4F5"/>
+                    </w:rPr>
+                    <w:t xml:space="preserve">"yes"</w:t>
+                  </w:r>
+                  <w:r>
+                    <w:rPr>
+                      <w:rFonts w:ascii="Arial" w:cs="Arial" w:eastAsia="Arial" w:hAnsi="Arial"/>
+                      <w:sz w:val="21"/>
+                      <w:szCs w:val="21"/>
+                    </w:rPr>
+                    <w:t xml:space="preserve"> or </w:t>
+                  </w:r>
+                  <w:r>
+                    <w:rPr>
+                      <w:rFonts w:ascii="Consolas" w:cs="Consolas" w:eastAsia="Consolas" w:hAnsi="Consolas"/>
+                      <w:color w:val="15803D"/>
+                      <w:sz w:val="21"/>
+                      <w:szCs w:val="21"/>
+                      <w:shd w:fill="F4F4F5"/>
+                    </w:rPr>
+                    <w:t xml:space="preserve">"no"</w:t>
+                  </w:r>
+                  <w:r>
+                    <w:rPr>
+                      <w:rFonts w:ascii="Arial" w:cs="Arial" w:eastAsia="Arial" w:hAnsi="Arial"/>
+                      <w:sz w:val="21"/>
+                      <w:szCs w:val="21"/>
+                    </w:rPr>
+                    <w:t xml:space="preserve">. Display </w:t>
+                  </w:r>
+                  <w:r>
+                    <w:rPr>
+                      <w:rFonts w:ascii="Consolas" w:cs="Consolas" w:eastAsia="Consolas" w:hAnsi="Consolas"/>
+                      <w:color w:val="15803D"/>
+                      <w:sz w:val="21"/>
+                      <w:szCs w:val="21"/>
+                      <w:shd w:fill="F4F4F5"/>
+                    </w:rPr>
+                    <w:t xml:space="preserve">"Please type yes or no"</w:t>
+                  </w:r>
+                  <w:r>
+                    <w:rPr>
+                      <w:rFonts w:ascii="Arial" w:cs="Arial" w:eastAsia="Arial" w:hAnsi="Arial"/>
+                      <w:sz w:val="21"/>
+                      <w:szCs w:val="21"/>
+                    </w:rPr>
+                    <w:t xml:space="preserve"> for every other word. Then display the accepted word on a line of its own.</w:t>
                   </w:r>
                 </w:p>
               </w:tc>
@@ -4751,7 +5111,97 @@
                       <w:sz w:val="21"/>
                       <w:szCs w:val="21"/>
                     </w:rPr>
-                    <w:t xml:space="preserve">Keep asking the user for a whole number until one of them is 10 or more. Display Too small for every number refused. Then keep asking for a word until it is yes or no. Display Please type yes or no for every word refused. Then display the accepted number. Then display the accepted word on the next line.</w:t>
+                    <w:t xml:space="preserve">Keep asking the user for a whole number until one of them is </w:t>
+                  </w:r>
+                  <w:r>
+                    <w:rPr>
+                      <w:rFonts w:ascii="Consolas" w:cs="Consolas" w:eastAsia="Consolas" w:hAnsi="Consolas"/>
+                      <w:color w:val="9A3412"/>
+                      <w:sz w:val="21"/>
+                      <w:szCs w:val="21"/>
+                      <w:shd w:fill="F4F4F5"/>
+                    </w:rPr>
+                    <w:t xml:space="preserve">10</w:t>
+                  </w:r>
+                  <w:r>
+                    <w:rPr>
+                      <w:rFonts w:ascii="Arial" w:cs="Arial" w:eastAsia="Arial" w:hAnsi="Arial"/>
+                      <w:sz w:val="21"/>
+                      <w:szCs w:val="21"/>
+                    </w:rPr>
+                    <w:t xml:space="preserve"> or more. Display </w:t>
+                  </w:r>
+                  <w:r>
+                    <w:rPr>
+                      <w:rFonts w:ascii="Consolas" w:cs="Consolas" w:eastAsia="Consolas" w:hAnsi="Consolas"/>
+                      <w:color w:val="15803D"/>
+                      <w:sz w:val="21"/>
+                      <w:szCs w:val="21"/>
+                      <w:shd w:fill="F4F4F5"/>
+                    </w:rPr>
+                    <w:t xml:space="preserve">"Too small"</w:t>
+                  </w:r>
+                  <w:r>
+                    <w:rPr>
+                      <w:rFonts w:ascii="Arial" w:cs="Arial" w:eastAsia="Arial" w:hAnsi="Arial"/>
+                      <w:sz w:val="21"/>
+                      <w:szCs w:val="21"/>
+                    </w:rPr>
+                    <w:t xml:space="preserve"> for every number refused. Then keep asking for a word until it is </w:t>
+                  </w:r>
+                  <w:r>
+                    <w:rPr>
+                      <w:rFonts w:ascii="Consolas" w:cs="Consolas" w:eastAsia="Consolas" w:hAnsi="Consolas"/>
+                      <w:color w:val="15803D"/>
+                      <w:sz w:val="21"/>
+                      <w:szCs w:val="21"/>
+                      <w:shd w:fill="F4F4F5"/>
+                    </w:rPr>
+                    <w:t xml:space="preserve">"yes"</w:t>
+                  </w:r>
+                  <w:r>
+                    <w:rPr>
+                      <w:rFonts w:ascii="Arial" w:cs="Arial" w:eastAsia="Arial" w:hAnsi="Arial"/>
+                      <w:sz w:val="21"/>
+                      <w:szCs w:val="21"/>
+                    </w:rPr>
+                    <w:t xml:space="preserve"> or </w:t>
+                  </w:r>
+                  <w:r>
+                    <w:rPr>
+                      <w:rFonts w:ascii="Consolas" w:cs="Consolas" w:eastAsia="Consolas" w:hAnsi="Consolas"/>
+                      <w:color w:val="15803D"/>
+                      <w:sz w:val="21"/>
+                      <w:szCs w:val="21"/>
+                      <w:shd w:fill="F4F4F5"/>
+                    </w:rPr>
+                    <w:t xml:space="preserve">"no"</w:t>
+                  </w:r>
+                  <w:r>
+                    <w:rPr>
+                      <w:rFonts w:ascii="Arial" w:cs="Arial" w:eastAsia="Arial" w:hAnsi="Arial"/>
+                      <w:sz w:val="21"/>
+                      <w:szCs w:val="21"/>
+                    </w:rPr>
+                    <w:t xml:space="preserve">. Display </w:t>
+                  </w:r>
+                  <w:r>
+                    <w:rPr>
+                      <w:rFonts w:ascii="Consolas" w:cs="Consolas" w:eastAsia="Consolas" w:hAnsi="Consolas"/>
+                      <w:color w:val="15803D"/>
+                      <w:sz w:val="21"/>
+                      <w:szCs w:val="21"/>
+                      <w:shd w:fill="F4F4F5"/>
+                    </w:rPr>
+                    <w:t xml:space="preserve">"Please type yes or no"</w:t>
+                  </w:r>
+                  <w:r>
+                    <w:rPr>
+                      <w:rFonts w:ascii="Arial" w:cs="Arial" w:eastAsia="Arial" w:hAnsi="Arial"/>
+                      <w:sz w:val="21"/>
+                      <w:szCs w:val="21"/>
+                    </w:rPr>
+                    <w:t xml:space="preserve"> for every word refused. Then display the accepted number. Then display the accepted word on the next line.</w:t>
                   </w:r>
                 </w:p>
               </w:tc>
@@ -5494,7 +5944,25 @@
                       <w:sz w:val="21"/>
                       <w:szCs w:val="21"/>
                     </w:rPr>
-                    <w:t xml:space="preserve">Press Run. Type red, then blue, then stop.</w:t>
+                    <w:t xml:space="preserve">Press Run. Type red, then blue, then </w:t>
+                  </w:r>
+                  <w:r>
+                    <w:rPr>
+                      <w:rFonts w:ascii="Consolas" w:cs="Consolas" w:eastAsia="Consolas" w:hAnsi="Consolas"/>
+                      <w:color w:val="15803D"/>
+                      <w:sz w:val="21"/>
+                      <w:szCs w:val="21"/>
+                      <w:shd w:fill="F4F4F5"/>
+                    </w:rPr>
+                    <w:t xml:space="preserve">"stop"</w:t>
+                  </w:r>
+                  <w:r>
+                    <w:rPr>
+                      <w:rFonts w:ascii="Arial" w:cs="Arial" w:eastAsia="Arial" w:hAnsi="Arial"/>
+                      <w:sz w:val="21"/>
+                      <w:szCs w:val="21"/>
+                    </w:rPr>
+                    <w:t xml:space="preserve">.</w:t>
                   </w:r>
                 </w:p>
               </w:tc>
@@ -5774,7 +6242,43 @@
                       <w:sz w:val="21"/>
                       <w:szCs w:val="21"/>
                     </w:rPr>
-                    <w:t xml:space="preserve">Change the program so the word end stops the loop instead of the word stop.</w:t>
+                    <w:t xml:space="preserve">Change the program so the word </w:t>
+                  </w:r>
+                  <w:r>
+                    <w:rPr>
+                      <w:rFonts w:ascii="Consolas" w:cs="Consolas" w:eastAsia="Consolas" w:hAnsi="Consolas"/>
+                      <w:color w:val="15803D"/>
+                      <w:sz w:val="21"/>
+                      <w:szCs w:val="21"/>
+                      <w:shd w:fill="F4F4F5"/>
+                    </w:rPr>
+                    <w:t xml:space="preserve">"end"</w:t>
+                  </w:r>
+                  <w:r>
+                    <w:rPr>
+                      <w:rFonts w:ascii="Arial" w:cs="Arial" w:eastAsia="Arial" w:hAnsi="Arial"/>
+                      <w:sz w:val="21"/>
+                      <w:szCs w:val="21"/>
+                    </w:rPr>
+                    <w:t xml:space="preserve"> stops the loop instead of the word </w:t>
+                  </w:r>
+                  <w:r>
+                    <w:rPr>
+                      <w:rFonts w:ascii="Consolas" w:cs="Consolas" w:eastAsia="Consolas" w:hAnsi="Consolas"/>
+                      <w:color w:val="15803D"/>
+                      <w:sz w:val="21"/>
+                      <w:szCs w:val="21"/>
+                      <w:shd w:fill="F4F4F5"/>
+                    </w:rPr>
+                    <w:t xml:space="preserve">"stop"</w:t>
+                  </w:r>
+                  <w:r>
+                    <w:rPr>
+                      <w:rFonts w:ascii="Arial" w:cs="Arial" w:eastAsia="Arial" w:hAnsi="Arial"/>
+                      <w:sz w:val="21"/>
+                      <w:szCs w:val="21"/>
+                    </w:rPr>
+                    <w:t xml:space="preserve">.</w:t>
                   </w:r>
                 </w:p>
               </w:tc>
@@ -5914,7 +6418,35 @@
                       <w:sz w:val="21"/>
                       <w:szCs w:val="21"/>
                     </w:rPr>
-                    <w:t xml:space="preserve">Finish the program so it displays each number until -1 is typed.</w:t>
+                    <w:t xml:space="preserve">Finish the program so it displays each number until </w:t>
+                  </w:r>
+                  <w:r>
+                    <w:rPr>
+                      <w:rFonts w:ascii="Consolas" w:cs="Consolas" w:eastAsia="Consolas" w:hAnsi="Consolas"/>
+                      <w:color w:val="3F3F46"/>
+                      <w:sz w:val="21"/>
+                      <w:szCs w:val="21"/>
+                      <w:shd w:fill="F4F4F5"/>
+                    </w:rPr>
+                    <w:t xml:space="preserve">-</w:t>
+                  </w:r>
+                  <w:r>
+                    <w:rPr>
+                      <w:rFonts w:ascii="Consolas" w:cs="Consolas" w:eastAsia="Consolas" w:hAnsi="Consolas"/>
+                      <w:color w:val="9A3412"/>
+                      <w:sz w:val="21"/>
+                      <w:szCs w:val="21"/>
+                      <w:shd w:fill="F4F4F5"/>
+                    </w:rPr>
+                    <w:t xml:space="preserve">1</w:t>
+                  </w:r>
+                  <w:r>
+                    <w:rPr>
+                      <w:rFonts w:ascii="Arial" w:cs="Arial" w:eastAsia="Arial" w:hAnsi="Arial"/>
+                      <w:sz w:val="21"/>
+                      <w:szCs w:val="21"/>
+                    </w:rPr>
+                    <w:t xml:space="preserve"> is typed.</w:t>
                   </w:r>
                 </w:p>
               </w:tc>
@@ -6054,7 +6586,43 @@
                       <w:sz w:val="21"/>
                       <w:szCs w:val="21"/>
                     </w:rPr>
-                    <w:t xml:space="preserve">Ask the user for whole numbers until they type 0, which means stop. Display each number doubled, one on each line. Do not display anything for the 0.</w:t>
+                    <w:t xml:space="preserve">Ask the user for whole numbers until they type </w:t>
+                  </w:r>
+                  <w:r>
+                    <w:rPr>
+                      <w:rFonts w:ascii="Consolas" w:cs="Consolas" w:eastAsia="Consolas" w:hAnsi="Consolas"/>
+                      <w:color w:val="9A3412"/>
+                      <w:sz w:val="21"/>
+                      <w:szCs w:val="21"/>
+                      <w:shd w:fill="F4F4F5"/>
+                    </w:rPr>
+                    <w:t xml:space="preserve">0</w:t>
+                  </w:r>
+                  <w:r>
+                    <w:rPr>
+                      <w:rFonts w:ascii="Arial" w:cs="Arial" w:eastAsia="Arial" w:hAnsi="Arial"/>
+                      <w:sz w:val="21"/>
+                      <w:szCs w:val="21"/>
+                    </w:rPr>
+                    <w:t xml:space="preserve">, which means stop. Display each number doubled, one on each line. Do not display anything for the </w:t>
+                  </w:r>
+                  <w:r>
+                    <w:rPr>
+                      <w:rFonts w:ascii="Consolas" w:cs="Consolas" w:eastAsia="Consolas" w:hAnsi="Consolas"/>
+                      <w:color w:val="9A3412"/>
+                      <w:sz w:val="21"/>
+                      <w:szCs w:val="21"/>
+                      <w:shd w:fill="F4F4F5"/>
+                    </w:rPr>
+                    <w:t xml:space="preserve">0</w:t>
+                  </w:r>
+                  <w:r>
+                    <w:rPr>
+                      <w:rFonts w:ascii="Arial" w:cs="Arial" w:eastAsia="Arial" w:hAnsi="Arial"/>
+                      <w:sz w:val="21"/>
+                      <w:szCs w:val="21"/>
+                    </w:rPr>
+                    <w:t xml:space="preserve">.</w:t>
                   </w:r>
                 </w:p>
               </w:tc>
@@ -6194,7 +6762,35 @@
                       <w:sz w:val="21"/>
                       <w:szCs w:val="21"/>
                     </w:rPr>
-                    <w:t xml:space="preserve">Ask the user for whole numbers until they type -1, which means stop. Add the numbers up. Display the total and nothing else.</w:t>
+                    <w:t xml:space="preserve">Ask the user for whole numbers until they type </w:t>
+                  </w:r>
+                  <w:r>
+                    <w:rPr>
+                      <w:rFonts w:ascii="Consolas" w:cs="Consolas" w:eastAsia="Consolas" w:hAnsi="Consolas"/>
+                      <w:color w:val="3F3F46"/>
+                      <w:sz w:val="21"/>
+                      <w:szCs w:val="21"/>
+                      <w:shd w:fill="F4F4F5"/>
+                    </w:rPr>
+                    <w:t xml:space="preserve">-</w:t>
+                  </w:r>
+                  <w:r>
+                    <w:rPr>
+                      <w:rFonts w:ascii="Consolas" w:cs="Consolas" w:eastAsia="Consolas" w:hAnsi="Consolas"/>
+                      <w:color w:val="9A3412"/>
+                      <w:sz w:val="21"/>
+                      <w:szCs w:val="21"/>
+                      <w:shd w:fill="F4F4F5"/>
+                    </w:rPr>
+                    <w:t xml:space="preserve">1</w:t>
+                  </w:r>
+                  <w:r>
+                    <w:rPr>
+                      <w:rFonts w:ascii="Arial" w:cs="Arial" w:eastAsia="Arial" w:hAnsi="Arial"/>
+                      <w:sz w:val="21"/>
+                      <w:szCs w:val="21"/>
+                    </w:rPr>
+                    <w:t xml:space="preserve">, which means stop. Add the numbers up. Display the total and nothing else.</w:t>
                   </w:r>
                 </w:p>
               </w:tc>
@@ -6334,7 +6930,63 @@
                       <w:sz w:val="21"/>
                       <w:szCs w:val="21"/>
                     </w:rPr>
-                    <w:t xml:space="preserve">This program should add up the numbers typed before the -1. It adds the -1 as well. Find the mistake and put it right.</w:t>
+                    <w:t xml:space="preserve">This program should add up the numbers typed before the </w:t>
+                  </w:r>
+                  <w:r>
+                    <w:rPr>
+                      <w:rFonts w:ascii="Consolas" w:cs="Consolas" w:eastAsia="Consolas" w:hAnsi="Consolas"/>
+                      <w:color w:val="3F3F46"/>
+                      <w:sz w:val="21"/>
+                      <w:szCs w:val="21"/>
+                      <w:shd w:fill="F4F4F5"/>
+                    </w:rPr>
+                    <w:t xml:space="preserve">-</w:t>
+                  </w:r>
+                  <w:r>
+                    <w:rPr>
+                      <w:rFonts w:ascii="Consolas" w:cs="Consolas" w:eastAsia="Consolas" w:hAnsi="Consolas"/>
+                      <w:color w:val="9A3412"/>
+                      <w:sz w:val="21"/>
+                      <w:szCs w:val="21"/>
+                      <w:shd w:fill="F4F4F5"/>
+                    </w:rPr>
+                    <w:t xml:space="preserve">1</w:t>
+                  </w:r>
+                  <w:r>
+                    <w:rPr>
+                      <w:rFonts w:ascii="Arial" w:cs="Arial" w:eastAsia="Arial" w:hAnsi="Arial"/>
+                      <w:sz w:val="21"/>
+                      <w:szCs w:val="21"/>
+                    </w:rPr>
+                    <w:t xml:space="preserve">. It adds the </w:t>
+                  </w:r>
+                  <w:r>
+                    <w:rPr>
+                      <w:rFonts w:ascii="Consolas" w:cs="Consolas" w:eastAsia="Consolas" w:hAnsi="Consolas"/>
+                      <w:color w:val="3F3F46"/>
+                      <w:sz w:val="21"/>
+                      <w:szCs w:val="21"/>
+                      <w:shd w:fill="F4F4F5"/>
+                    </w:rPr>
+                    <w:t xml:space="preserve">-</w:t>
+                  </w:r>
+                  <w:r>
+                    <w:rPr>
+                      <w:rFonts w:ascii="Consolas" w:cs="Consolas" w:eastAsia="Consolas" w:hAnsi="Consolas"/>
+                      <w:color w:val="9A3412"/>
+                      <w:sz w:val="21"/>
+                      <w:szCs w:val="21"/>
+                      <w:shd w:fill="F4F4F5"/>
+                    </w:rPr>
+                    <w:t xml:space="preserve">1</w:t>
+                  </w:r>
+                  <w:r>
+                    <w:rPr>
+                      <w:rFonts w:ascii="Arial" w:cs="Arial" w:eastAsia="Arial" w:hAnsi="Arial"/>
+                      <w:sz w:val="21"/>
+                      <w:szCs w:val="21"/>
+                    </w:rPr>
+                    <w:t xml:space="preserve"> as well. Find the mistake and put it right.</w:t>
                   </w:r>
                 </w:p>
               </w:tc>
@@ -6474,7 +7126,43 @@
                       <w:sz w:val="21"/>
                       <w:szCs w:val="21"/>
                     </w:rPr>
-                    <w:t xml:space="preserve">Ask the user for whole numbers until they type the word end, which means stop. Add the numbers up. Display the line Total is [total].</w:t>
+                    <w:t xml:space="preserve">Ask the user for whole numbers until they type the word </w:t>
+                  </w:r>
+                  <w:r>
+                    <w:rPr>
+                      <w:rFonts w:ascii="Consolas" w:cs="Consolas" w:eastAsia="Consolas" w:hAnsi="Consolas"/>
+                      <w:color w:val="15803D"/>
+                      <w:sz w:val="21"/>
+                      <w:szCs w:val="21"/>
+                      <w:shd w:fill="F4F4F5"/>
+                    </w:rPr>
+                    <w:t xml:space="preserve">"end"</w:t>
+                  </w:r>
+                  <w:r>
+                    <w:rPr>
+                      <w:rFonts w:ascii="Arial" w:cs="Arial" w:eastAsia="Arial" w:hAnsi="Arial"/>
+                      <w:sz w:val="21"/>
+                      <w:szCs w:val="21"/>
+                    </w:rPr>
+                    <w:t xml:space="preserve">, which means stop. Add the numbers up. Display the line </w:t>
+                  </w:r>
+                  <w:r>
+                    <w:rPr>
+                      <w:rFonts w:ascii="Consolas" w:cs="Consolas" w:eastAsia="Consolas" w:hAnsi="Consolas"/>
+                      <w:color w:val="15803D"/>
+                      <w:sz w:val="21"/>
+                      <w:szCs w:val="21"/>
+                      <w:shd w:fill="F4F4F5"/>
+                    </w:rPr>
+                    <w:t xml:space="preserve">"Total is "</w:t>
+                  </w:r>
+                  <w:r>
+                    <w:rPr>
+                      <w:rFonts w:ascii="Arial" w:cs="Arial" w:eastAsia="Arial" w:hAnsi="Arial"/>
+                      <w:sz w:val="21"/>
+                      <w:szCs w:val="21"/>
+                    </w:rPr>
+                    <w:t xml:space="preserve">[total].</w:t>
                   </w:r>
                 </w:p>
               </w:tc>
@@ -6614,7 +7302,99 @@
                       <w:sz w:val="21"/>
                       <w:szCs w:val="21"/>
                     </w:rPr>
-                    <w:t xml:space="preserve">Ask the user for whole numbers until they type -1, which means stop. Display each number as it is typed, one on each line. Then display the line Highest was [the largest number]. Display none instead when -1 is the very first number typed.</w:t>
+                    <w:t xml:space="preserve">Ask the user for whole numbers until they type </w:t>
+                  </w:r>
+                  <w:r>
+                    <w:rPr>
+                      <w:rFonts w:ascii="Consolas" w:cs="Consolas" w:eastAsia="Consolas" w:hAnsi="Consolas"/>
+                      <w:color w:val="3F3F46"/>
+                      <w:sz w:val="21"/>
+                      <w:szCs w:val="21"/>
+                      <w:shd w:fill="F4F4F5"/>
+                    </w:rPr>
+                    <w:t xml:space="preserve">-</w:t>
+                  </w:r>
+                  <w:r>
+                    <w:rPr>
+                      <w:rFonts w:ascii="Consolas" w:cs="Consolas" w:eastAsia="Consolas" w:hAnsi="Consolas"/>
+                      <w:color w:val="9A3412"/>
+                      <w:sz w:val="21"/>
+                      <w:szCs w:val="21"/>
+                      <w:shd w:fill="F4F4F5"/>
+                    </w:rPr>
+                    <w:t xml:space="preserve">1</w:t>
+                  </w:r>
+                  <w:r>
+                    <w:rPr>
+                      <w:rFonts w:ascii="Arial" w:cs="Arial" w:eastAsia="Arial" w:hAnsi="Arial"/>
+                      <w:sz w:val="21"/>
+                      <w:szCs w:val="21"/>
+                    </w:rPr>
+                    <w:t xml:space="preserve">, which means stop. Display each number as it is typed, one on each line. Then display the line </w:t>
+                  </w:r>
+                  <w:r>
+                    <w:rPr>
+                      <w:rFonts w:ascii="Consolas" w:cs="Consolas" w:eastAsia="Consolas" w:hAnsi="Consolas"/>
+                      <w:color w:val="15803D"/>
+                      <w:sz w:val="21"/>
+                      <w:szCs w:val="21"/>
+                      <w:shd w:fill="F4F4F5"/>
+                    </w:rPr>
+                    <w:t xml:space="preserve">"Highest was "</w:t>
+                  </w:r>
+                  <w:r>
+                    <w:rPr>
+                      <w:rFonts w:ascii="Arial" w:cs="Arial" w:eastAsia="Arial" w:hAnsi="Arial"/>
+                      <w:sz w:val="21"/>
+                      <w:szCs w:val="21"/>
+                    </w:rPr>
+                    <w:t xml:space="preserve">[the largest number]. Display </w:t>
+                  </w:r>
+                  <w:r>
+                    <w:rPr>
+                      <w:rFonts w:ascii="Consolas" w:cs="Consolas" w:eastAsia="Consolas" w:hAnsi="Consolas"/>
+                      <w:color w:val="15803D"/>
+                      <w:sz w:val="21"/>
+                      <w:szCs w:val="21"/>
+                      <w:shd w:fill="F4F4F5"/>
+                    </w:rPr>
+                    <w:t xml:space="preserve">"none"</w:t>
+                  </w:r>
+                  <w:r>
+                    <w:rPr>
+                      <w:rFonts w:ascii="Arial" w:cs="Arial" w:eastAsia="Arial" w:hAnsi="Arial"/>
+                      <w:sz w:val="21"/>
+                      <w:szCs w:val="21"/>
+                    </w:rPr>
+                    <w:t xml:space="preserve"> instead when </w:t>
+                  </w:r>
+                  <w:r>
+                    <w:rPr>
+                      <w:rFonts w:ascii="Consolas" w:cs="Consolas" w:eastAsia="Consolas" w:hAnsi="Consolas"/>
+                      <w:color w:val="3F3F46"/>
+                      <w:sz w:val="21"/>
+                      <w:szCs w:val="21"/>
+                      <w:shd w:fill="F4F4F5"/>
+                    </w:rPr>
+                    <w:t xml:space="preserve">-</w:t>
+                  </w:r>
+                  <w:r>
+                    <w:rPr>
+                      <w:rFonts w:ascii="Consolas" w:cs="Consolas" w:eastAsia="Consolas" w:hAnsi="Consolas"/>
+                      <w:color w:val="9A3412"/>
+                      <w:sz w:val="21"/>
+                      <w:szCs w:val="21"/>
+                      <w:shd w:fill="F4F4F5"/>
+                    </w:rPr>
+                    <w:t xml:space="preserve">1</w:t>
+                  </w:r>
+                  <w:r>
+                    <w:rPr>
+                      <w:rFonts w:ascii="Arial" w:cs="Arial" w:eastAsia="Arial" w:hAnsi="Arial"/>
+                      <w:sz w:val="21"/>
+                      <w:szCs w:val="21"/>
+                    </w:rPr>
+                    <w:t xml:space="preserve"> is the very first number typed.</w:t>
                   </w:r>
                 </w:p>
               </w:tc>
@@ -7357,7 +8137,25 @@
                       <w:sz w:val="21"/>
                       <w:szCs w:val="21"/>
                     </w:rPr>
-                    <w:t xml:space="preserve">Press Run. Type red, then blue, then end.</w:t>
+                    <w:t xml:space="preserve">Press Run. Type red, then blue, then </w:t>
+                  </w:r>
+                  <w:r>
+                    <w:rPr>
+                      <w:rFonts w:ascii="Consolas" w:cs="Consolas" w:eastAsia="Consolas" w:hAnsi="Consolas"/>
+                      <w:color w:val="15803D"/>
+                      <w:sz w:val="21"/>
+                      <w:szCs w:val="21"/>
+                      <w:shd w:fill="F4F4F5"/>
+                    </w:rPr>
+                    <w:t xml:space="preserve">"end"</w:t>
+                  </w:r>
+                  <w:r>
+                    <w:rPr>
+                      <w:rFonts w:ascii="Arial" w:cs="Arial" w:eastAsia="Arial" w:hAnsi="Arial"/>
+                      <w:sz w:val="21"/>
+                      <w:szCs w:val="21"/>
+                    </w:rPr>
+                    <w:t xml:space="preserve">.</w:t>
                   </w:r>
                 </w:p>
               </w:tc>
@@ -7637,7 +8435,25 @@
                       <w:sz w:val="21"/>
                       <w:szCs w:val="21"/>
                     </w:rPr>
-                    <w:t xml:space="preserve">Change the program so it displays tick ten times instead of five times.</w:t>
+                    <w:t xml:space="preserve">Change the program so it displays </w:t>
+                  </w:r>
+                  <w:r>
+                    <w:rPr>
+                      <w:rFonts w:ascii="Consolas" w:cs="Consolas" w:eastAsia="Consolas" w:hAnsi="Consolas"/>
+                      <w:color w:val="15803D"/>
+                      <w:sz w:val="21"/>
+                      <w:szCs w:val="21"/>
+                      <w:shd w:fill="F4F4F5"/>
+                    </w:rPr>
+                    <w:t xml:space="preserve">"tick"</w:t>
+                  </w:r>
+                  <w:r>
+                    <w:rPr>
+                      <w:rFonts w:ascii="Arial" w:cs="Arial" w:eastAsia="Arial" w:hAnsi="Arial"/>
+                      <w:sz w:val="21"/>
+                      <w:szCs w:val="21"/>
+                    </w:rPr>
+                    <w:t xml:space="preserve"> ten times instead of five times.</w:t>
                   </w:r>
                 </w:p>
               </w:tc>
@@ -7777,7 +8593,25 @@
                       <w:sz w:val="21"/>
                       <w:szCs w:val="21"/>
                     </w:rPr>
-                    <w:t xml:space="preserve">Finish the program so it displays how many words were typed before the word end.</w:t>
+                    <w:t xml:space="preserve">Finish the program so it displays how many words were typed before the word </w:t>
+                  </w:r>
+                  <w:r>
+                    <w:rPr>
+                      <w:rFonts w:ascii="Consolas" w:cs="Consolas" w:eastAsia="Consolas" w:hAnsi="Consolas"/>
+                      <w:color w:val="15803D"/>
+                      <w:sz w:val="21"/>
+                      <w:szCs w:val="21"/>
+                      <w:shd w:fill="F4F4F5"/>
+                    </w:rPr>
+                    <w:t xml:space="preserve">"end"</w:t>
+                  </w:r>
+                  <w:r>
+                    <w:rPr>
+                      <w:rFonts w:ascii="Arial" w:cs="Arial" w:eastAsia="Arial" w:hAnsi="Arial"/>
+                      <w:sz w:val="21"/>
+                      <w:szCs w:val="21"/>
+                    </w:rPr>
+                    <w:t xml:space="preserve">.</w:t>
                   </w:r>
                 </w:p>
               </w:tc>
@@ -7917,7 +8751,35 @@
                       <w:sz w:val="21"/>
                       <w:szCs w:val="21"/>
                     </w:rPr>
-                    <w:t xml:space="preserve">Ask the user for whole numbers until they type -1, which means stop. Count how many numbers were typed. Display the count and nothing else.</w:t>
+                    <w:t xml:space="preserve">Ask the user for whole numbers until they type </w:t>
+                  </w:r>
+                  <w:r>
+                    <w:rPr>
+                      <w:rFonts w:ascii="Consolas" w:cs="Consolas" w:eastAsia="Consolas" w:hAnsi="Consolas"/>
+                      <w:color w:val="3F3F46"/>
+                      <w:sz w:val="21"/>
+                      <w:szCs w:val="21"/>
+                      <w:shd w:fill="F4F4F5"/>
+                    </w:rPr>
+                    <w:t xml:space="preserve">-</w:t>
+                  </w:r>
+                  <w:r>
+                    <w:rPr>
+                      <w:rFonts w:ascii="Consolas" w:cs="Consolas" w:eastAsia="Consolas" w:hAnsi="Consolas"/>
+                      <w:color w:val="9A3412"/>
+                      <w:sz w:val="21"/>
+                      <w:szCs w:val="21"/>
+                      <w:shd w:fill="F4F4F5"/>
+                    </w:rPr>
+                    <w:t xml:space="preserve">1</w:t>
+                  </w:r>
+                  <w:r>
+                    <w:rPr>
+                      <w:rFonts w:ascii="Arial" w:cs="Arial" w:eastAsia="Arial" w:hAnsi="Arial"/>
+                      <w:sz w:val="21"/>
+                      <w:szCs w:val="21"/>
+                    </w:rPr>
+                    <w:t xml:space="preserve">, which means stop. Count how many numbers were typed. Display the count and nothing else.</w:t>
                   </w:r>
                 </w:p>
               </w:tc>
@@ -8057,7 +8919,53 @@
                       <w:sz w:val="21"/>
                       <w:szCs w:val="21"/>
                     </w:rPr>
-                    <w:t xml:space="preserve">Ask the user for whole numbers until they type -1, which means stop. Count how many of them are 50 or more. Display the count and nothing else.</w:t>
+                    <w:t xml:space="preserve">Ask the user for whole numbers until they type </w:t>
+                  </w:r>
+                  <w:r>
+                    <w:rPr>
+                      <w:rFonts w:ascii="Consolas" w:cs="Consolas" w:eastAsia="Consolas" w:hAnsi="Consolas"/>
+                      <w:color w:val="3F3F46"/>
+                      <w:sz w:val="21"/>
+                      <w:szCs w:val="21"/>
+                      <w:shd w:fill="F4F4F5"/>
+                    </w:rPr>
+                    <w:t xml:space="preserve">-</w:t>
+                  </w:r>
+                  <w:r>
+                    <w:rPr>
+                      <w:rFonts w:ascii="Consolas" w:cs="Consolas" w:eastAsia="Consolas" w:hAnsi="Consolas"/>
+                      <w:color w:val="9A3412"/>
+                      <w:sz w:val="21"/>
+                      <w:szCs w:val="21"/>
+                      <w:shd w:fill="F4F4F5"/>
+                    </w:rPr>
+                    <w:t xml:space="preserve">1</w:t>
+                  </w:r>
+                  <w:r>
+                    <w:rPr>
+                      <w:rFonts w:ascii="Arial" w:cs="Arial" w:eastAsia="Arial" w:hAnsi="Arial"/>
+                      <w:sz w:val="21"/>
+                      <w:szCs w:val="21"/>
+                    </w:rPr>
+                    <w:t xml:space="preserve">, which means stop. Count how many of them are </w:t>
+                  </w:r>
+                  <w:r>
+                    <w:rPr>
+                      <w:rFonts w:ascii="Consolas" w:cs="Consolas" w:eastAsia="Consolas" w:hAnsi="Consolas"/>
+                      <w:color w:val="9A3412"/>
+                      <w:sz w:val="21"/>
+                      <w:szCs w:val="21"/>
+                      <w:shd w:fill="F4F4F5"/>
+                    </w:rPr>
+                    <w:t xml:space="preserve">50</w:t>
+                  </w:r>
+                  <w:r>
+                    <w:rPr>
+                      <w:rFonts w:ascii="Arial" w:cs="Arial" w:eastAsia="Arial" w:hAnsi="Arial"/>
+                      <w:sz w:val="21"/>
+                      <w:szCs w:val="21"/>
+                    </w:rPr>
+                    <w:t xml:space="preserve"> or more. Display the count and nothing else.</w:t>
                   </w:r>
                 </w:p>
               </w:tc>
@@ -8197,7 +9105,53 @@
                       <w:sz w:val="21"/>
                       <w:szCs w:val="21"/>
                     </w:rPr>
-                    <w:t xml:space="preserve">This program should display how many numbers were typed before the -1. It always displays 1. Find the mistake and put it right.</w:t>
+                    <w:t xml:space="preserve">This program should display how many numbers were typed before the </w:t>
+                  </w:r>
+                  <w:r>
+                    <w:rPr>
+                      <w:rFonts w:ascii="Consolas" w:cs="Consolas" w:eastAsia="Consolas" w:hAnsi="Consolas"/>
+                      <w:color w:val="3F3F46"/>
+                      <w:sz w:val="21"/>
+                      <w:szCs w:val="21"/>
+                      <w:shd w:fill="F4F4F5"/>
+                    </w:rPr>
+                    <w:t xml:space="preserve">-</w:t>
+                  </w:r>
+                  <w:r>
+                    <w:rPr>
+                      <w:rFonts w:ascii="Consolas" w:cs="Consolas" w:eastAsia="Consolas" w:hAnsi="Consolas"/>
+                      <w:color w:val="9A3412"/>
+                      <w:sz w:val="21"/>
+                      <w:szCs w:val="21"/>
+                      <w:shd w:fill="F4F4F5"/>
+                    </w:rPr>
+                    <w:t xml:space="preserve">1</w:t>
+                  </w:r>
+                  <w:r>
+                    <w:rPr>
+                      <w:rFonts w:ascii="Arial" w:cs="Arial" w:eastAsia="Arial" w:hAnsi="Arial"/>
+                      <w:sz w:val="21"/>
+                      <w:szCs w:val="21"/>
+                    </w:rPr>
+                    <w:t xml:space="preserve">. It always displays </w:t>
+                  </w:r>
+                  <w:r>
+                    <w:rPr>
+                      <w:rFonts w:ascii="Consolas" w:cs="Consolas" w:eastAsia="Consolas" w:hAnsi="Consolas"/>
+                      <w:color w:val="9A3412"/>
+                      <w:sz w:val="21"/>
+                      <w:szCs w:val="21"/>
+                      <w:shd w:fill="F4F4F5"/>
+                    </w:rPr>
+                    <w:t xml:space="preserve">1</w:t>
+                  </w:r>
+                  <w:r>
+                    <w:rPr>
+                      <w:rFonts w:ascii="Arial" w:cs="Arial" w:eastAsia="Arial" w:hAnsi="Arial"/>
+                      <w:sz w:val="21"/>
+                      <w:szCs w:val="21"/>
+                    </w:rPr>
+                    <w:t xml:space="preserve">. Find the mistake and put it right.</w:t>
                   </w:r>
                 </w:p>
               </w:tc>
@@ -8337,7 +9291,35 @@
                       <w:sz w:val="21"/>
                       <w:szCs w:val="21"/>
                     </w:rPr>
-                    <w:t xml:space="preserve">Ask the user for whole numbers until they type -1, which means stop. Count how many numbers were typed. Add them up. Display the count. Then display the total on the next line.</w:t>
+                    <w:t xml:space="preserve">Ask the user for whole numbers until they type </w:t>
+                  </w:r>
+                  <w:r>
+                    <w:rPr>
+                      <w:rFonts w:ascii="Consolas" w:cs="Consolas" w:eastAsia="Consolas" w:hAnsi="Consolas"/>
+                      <w:color w:val="3F3F46"/>
+                      <w:sz w:val="21"/>
+                      <w:szCs w:val="21"/>
+                      <w:shd w:fill="F4F4F5"/>
+                    </w:rPr>
+                    <w:t xml:space="preserve">-</w:t>
+                  </w:r>
+                  <w:r>
+                    <w:rPr>
+                      <w:rFonts w:ascii="Consolas" w:cs="Consolas" w:eastAsia="Consolas" w:hAnsi="Consolas"/>
+                      <w:color w:val="9A3412"/>
+                      <w:sz w:val="21"/>
+                      <w:szCs w:val="21"/>
+                      <w:shd w:fill="F4F4F5"/>
+                    </w:rPr>
+                    <w:t xml:space="preserve">1</w:t>
+                  </w:r>
+                  <w:r>
+                    <w:rPr>
+                      <w:rFonts w:ascii="Arial" w:cs="Arial" w:eastAsia="Arial" w:hAnsi="Arial"/>
+                      <w:sz w:val="21"/>
+                      <w:szCs w:val="21"/>
+                    </w:rPr>
+                    <w:t xml:space="preserve">, which means stop. Count how many numbers were typed. Add them up. Display the count. Then display the total on the next line.</w:t>
                   </w:r>
                 </w:p>
               </w:tc>
@@ -8477,7 +9459,71 @@
                       <w:sz w:val="21"/>
                       <w:szCs w:val="21"/>
                     </w:rPr>
-                    <w:t xml:space="preserve">Ask the user for whole numbers until they type -1, which means stop. Count how many of them are above 0. Count how many are below 0. Display the line [how many] above zero. Then display the line [how many] below zero on the next line.</w:t>
+                    <w:t xml:space="preserve">Ask the user for whole numbers until they type </w:t>
+                  </w:r>
+                  <w:r>
+                    <w:rPr>
+                      <w:rFonts w:ascii="Consolas" w:cs="Consolas" w:eastAsia="Consolas" w:hAnsi="Consolas"/>
+                      <w:color w:val="3F3F46"/>
+                      <w:sz w:val="21"/>
+                      <w:szCs w:val="21"/>
+                      <w:shd w:fill="F4F4F5"/>
+                    </w:rPr>
+                    <w:t xml:space="preserve">-</w:t>
+                  </w:r>
+                  <w:r>
+                    <w:rPr>
+                      <w:rFonts w:ascii="Consolas" w:cs="Consolas" w:eastAsia="Consolas" w:hAnsi="Consolas"/>
+                      <w:color w:val="9A3412"/>
+                      <w:sz w:val="21"/>
+                      <w:szCs w:val="21"/>
+                      <w:shd w:fill="F4F4F5"/>
+                    </w:rPr>
+                    <w:t xml:space="preserve">1</w:t>
+                  </w:r>
+                  <w:r>
+                    <w:rPr>
+                      <w:rFonts w:ascii="Arial" w:cs="Arial" w:eastAsia="Arial" w:hAnsi="Arial"/>
+                      <w:sz w:val="21"/>
+                      <w:szCs w:val="21"/>
+                    </w:rPr>
+                    <w:t xml:space="preserve">, which means stop. Count how many of them are above </w:t>
+                  </w:r>
+                  <w:r>
+                    <w:rPr>
+                      <w:rFonts w:ascii="Consolas" w:cs="Consolas" w:eastAsia="Consolas" w:hAnsi="Consolas"/>
+                      <w:color w:val="9A3412"/>
+                      <w:sz w:val="21"/>
+                      <w:szCs w:val="21"/>
+                      <w:shd w:fill="F4F4F5"/>
+                    </w:rPr>
+                    <w:t xml:space="preserve">0</w:t>
+                  </w:r>
+                  <w:r>
+                    <w:rPr>
+                      <w:rFonts w:ascii="Arial" w:cs="Arial" w:eastAsia="Arial" w:hAnsi="Arial"/>
+                      <w:sz w:val="21"/>
+                      <w:szCs w:val="21"/>
+                    </w:rPr>
+                    <w:t xml:space="preserve">. Count how many are below </w:t>
+                  </w:r>
+                  <w:r>
+                    <w:rPr>
+                      <w:rFonts w:ascii="Consolas" w:cs="Consolas" w:eastAsia="Consolas" w:hAnsi="Consolas"/>
+                      <w:color w:val="9A3412"/>
+                      <w:sz w:val="21"/>
+                      <w:szCs w:val="21"/>
+                      <w:shd w:fill="F4F4F5"/>
+                    </w:rPr>
+                    <w:t xml:space="preserve">0</w:t>
+                  </w:r>
+                  <w:r>
+                    <w:rPr>
+                      <w:rFonts w:ascii="Arial" w:cs="Arial" w:eastAsia="Arial" w:hAnsi="Arial"/>
+                      <w:sz w:val="21"/>
+                      <w:szCs w:val="21"/>
+                    </w:rPr>
+                    <w:t xml:space="preserve">. Display the line [how many] above zero. Then display the line [how many] below zero on the next line.</w:t>
                   </w:r>
                 </w:p>
               </w:tc>
@@ -9640,7 +10686,25 @@
                       <w:sz w:val="21"/>
                       <w:szCs w:val="21"/>
                     </w:rPr>
-                    <w:t xml:space="preserve">Change the program so it uses a for loop instead of a while loop, and displays hello five times.</w:t>
+                    <w:t xml:space="preserve">Change the program so it uses a for loop instead of a while loop, and displays </w:t>
+                  </w:r>
+                  <w:r>
+                    <w:rPr>
+                      <w:rFonts w:ascii="Consolas" w:cs="Consolas" w:eastAsia="Consolas" w:hAnsi="Consolas"/>
+                      <w:color w:val="15803D"/>
+                      <w:sz w:val="21"/>
+                      <w:szCs w:val="21"/>
+                      <w:shd w:fill="F4F4F5"/>
+                    </w:rPr>
+                    <w:t xml:space="preserve">"hello"</w:t>
+                  </w:r>
+                  <w:r>
+                    <w:rPr>
+                      <w:rFonts w:ascii="Arial" w:cs="Arial" w:eastAsia="Arial" w:hAnsi="Arial"/>
+                      <w:sz w:val="21"/>
+                      <w:szCs w:val="21"/>
+                    </w:rPr>
+                    <w:t xml:space="preserve"> five times.</w:t>
                   </w:r>
                 </w:p>
               </w:tc>
@@ -10060,7 +11124,25 @@
                       <w:sz w:val="21"/>
                       <w:szCs w:val="21"/>
                     </w:rPr>
-                    <w:t xml:space="preserve">Ask the user for whole numbers until they type the word stop, which means finish. Display each number doubled, one on each line. Use a while loop.</w:t>
+                    <w:t xml:space="preserve">Ask the user for whole numbers until they type the word </w:t>
+                  </w:r>
+                  <w:r>
+                    <w:rPr>
+                      <w:rFonts w:ascii="Consolas" w:cs="Consolas" w:eastAsia="Consolas" w:hAnsi="Consolas"/>
+                      <w:color w:val="15803D"/>
+                      <w:sz w:val="21"/>
+                      <w:szCs w:val="21"/>
+                      <w:shd w:fill="F4F4F5"/>
+                    </w:rPr>
+                    <w:t xml:space="preserve">"stop"</w:t>
+                  </w:r>
+                  <w:r>
+                    <w:rPr>
+                      <w:rFonts w:ascii="Arial" w:cs="Arial" w:eastAsia="Arial" w:hAnsi="Arial"/>
+                      <w:sz w:val="21"/>
+                      <w:szCs w:val="21"/>
+                    </w:rPr>
+                    <w:t xml:space="preserve">, which means finish. Display each number doubled, one on each line. Use a while loop.</w:t>
                   </w:r>
                 </w:p>
               </w:tc>
@@ -10200,7 +11282,25 @@
                       <w:sz w:val="21"/>
                       <w:szCs w:val="21"/>
                     </w:rPr>
-                    <w:t xml:space="preserve">This program should keep halving the number typed in until it reaches 1, and display how many halvings that took. It always goes round five times. Find the mistake and put it right.</w:t>
+                    <w:t xml:space="preserve">This program should keep halving the number typed in until it reaches </w:t>
+                  </w:r>
+                  <w:r>
+                    <w:rPr>
+                      <w:rFonts w:ascii="Consolas" w:cs="Consolas" w:eastAsia="Consolas" w:hAnsi="Consolas"/>
+                      <w:color w:val="9A3412"/>
+                      <w:sz w:val="21"/>
+                      <w:szCs w:val="21"/>
+                      <w:shd w:fill="F4F4F5"/>
+                    </w:rPr>
+                    <w:t xml:space="preserve">1</w:t>
+                  </w:r>
+                  <w:r>
+                    <w:rPr>
+                      <w:rFonts w:ascii="Arial" w:cs="Arial" w:eastAsia="Arial" w:hAnsi="Arial"/>
+                      <w:sz w:val="21"/>
+                      <w:szCs w:val="21"/>
+                    </w:rPr>
+                    <w:t xml:space="preserve">, and display how many halvings that took. It always goes round five times. Find the mistake and put it right.</w:t>
                   </w:r>
                 </w:p>
               </w:tc>
@@ -10340,7 +11440,43 @@
                       <w:sz w:val="21"/>
                       <w:szCs w:val="21"/>
                     </w:rPr>
-                    <w:t xml:space="preserve">Ask the user for how many whole numbers there are. Then ask for that many whole numbers, using a for loop. Work out the largest of them. Then, using a while loop, keep asking for one more number until one of them is bigger than that largest number. Display Not bigger for every number refused. Then display the line Beaten by [that number].</w:t>
+                    <w:t xml:space="preserve">Ask the user for how many whole numbers there are. Then ask for that many whole numbers, using a for loop. Work out the largest of them. Then, using a while loop, keep asking for one more number until one of them is bigger than that largest number. Display </w:t>
+                  </w:r>
+                  <w:r>
+                    <w:rPr>
+                      <w:rFonts w:ascii="Consolas" w:cs="Consolas" w:eastAsia="Consolas" w:hAnsi="Consolas"/>
+                      <w:color w:val="15803D"/>
+                      <w:sz w:val="21"/>
+                      <w:szCs w:val="21"/>
+                      <w:shd w:fill="F4F4F5"/>
+                    </w:rPr>
+                    <w:t xml:space="preserve">"Not bigger"</w:t>
+                  </w:r>
+                  <w:r>
+                    <w:rPr>
+                      <w:rFonts w:ascii="Arial" w:cs="Arial" w:eastAsia="Arial" w:hAnsi="Arial"/>
+                      <w:sz w:val="21"/>
+                      <w:szCs w:val="21"/>
+                    </w:rPr>
+                    <w:t xml:space="preserve"> for every number refused. Then display the line </w:t>
+                  </w:r>
+                  <w:r>
+                    <w:rPr>
+                      <w:rFonts w:ascii="Consolas" w:cs="Consolas" w:eastAsia="Consolas" w:hAnsi="Consolas"/>
+                      <w:color w:val="15803D"/>
+                      <w:sz w:val="21"/>
+                      <w:szCs w:val="21"/>
+                      <w:shd w:fill="F4F4F5"/>
+                    </w:rPr>
+                    <w:t xml:space="preserve">"Beaten by "</w:t>
+                  </w:r>
+                  <w:r>
+                    <w:rPr>
+                      <w:rFonts w:ascii="Arial" w:cs="Arial" w:eastAsia="Arial" w:hAnsi="Arial"/>
+                      <w:sz w:val="21"/>
+                      <w:szCs w:val="21"/>
+                    </w:rPr>
+                    <w:t xml:space="preserve">[that number].</w:t>
                   </w:r>
                 </w:p>
               </w:tc>
@@ -11083,7 +12219,25 @@
                       <w:sz w:val="21"/>
                       <w:szCs w:val="21"/>
                     </w:rPr>
-                    <w:t xml:space="preserve">Press Run. Type 5, then -2, then 7, then done.</w:t>
+                    <w:t xml:space="preserve">Press Run. Type 5, then -2, then 7, then </w:t>
+                  </w:r>
+                  <w:r>
+                    <w:rPr>
+                      <w:rFonts w:ascii="Consolas" w:cs="Consolas" w:eastAsia="Consolas" w:hAnsi="Consolas"/>
+                      <w:color w:val="15803D"/>
+                      <w:sz w:val="21"/>
+                      <w:szCs w:val="21"/>
+                      <w:shd w:fill="F4F4F5"/>
+                    </w:rPr>
+                    <w:t xml:space="preserve">"done"</w:t>
+                  </w:r>
+                  <w:r>
+                    <w:rPr>
+                      <w:rFonts w:ascii="Arial" w:cs="Arial" w:eastAsia="Arial" w:hAnsi="Arial"/>
+                      <w:sz w:val="21"/>
+                      <w:szCs w:val="21"/>
+                    </w:rPr>
+                    <w:t xml:space="preserve">.</w:t>
                   </w:r>
                 </w:p>
               </w:tc>
@@ -11363,7 +12517,25 @@
                       <w:sz w:val="21"/>
                       <w:szCs w:val="21"/>
                     </w:rPr>
-                    <w:t xml:space="preserve">Change the program so it displays the line Count is [count] instead of just the number.</w:t>
+                    <w:t xml:space="preserve">Change the program so it displays the line </w:t>
+                  </w:r>
+                  <w:r>
+                    <w:rPr>
+                      <w:rFonts w:ascii="Consolas" w:cs="Consolas" w:eastAsia="Consolas" w:hAnsi="Consolas"/>
+                      <w:color w:val="15803D"/>
+                      <w:sz w:val="21"/>
+                      <w:szCs w:val="21"/>
+                      <w:shd w:fill="F4F4F5"/>
+                    </w:rPr>
+                    <w:t xml:space="preserve">"Count is "</w:t>
+                  </w:r>
+                  <w:r>
+                    <w:rPr>
+                      <w:rFonts w:ascii="Arial" w:cs="Arial" w:eastAsia="Arial" w:hAnsi="Arial"/>
+                      <w:sz w:val="21"/>
+                      <w:szCs w:val="21"/>
+                    </w:rPr>
+                    <w:t xml:space="preserve">[count] instead of just the number.</w:t>
                   </w:r>
                 </w:p>
               </w:tc>
@@ -11503,7 +12675,43 @@
                       <w:sz w:val="21"/>
                       <w:szCs w:val="21"/>
                     </w:rPr>
-                    <w:t xml:space="preserve">Finish the program so it displays lower when the number typed in is above 24.</w:t>
+                    <w:t xml:space="preserve">Finish the program so it displays </w:t>
+                  </w:r>
+                  <w:r>
+                    <w:rPr>
+                      <w:rFonts w:ascii="Consolas" w:cs="Consolas" w:eastAsia="Consolas" w:hAnsi="Consolas"/>
+                      <w:color w:val="15803D"/>
+                      <w:sz w:val="21"/>
+                      <w:szCs w:val="21"/>
+                      <w:shd w:fill="F4F4F5"/>
+                    </w:rPr>
+                    <w:t xml:space="preserve">"lower"</w:t>
+                  </w:r>
+                  <w:r>
+                    <w:rPr>
+                      <w:rFonts w:ascii="Arial" w:cs="Arial" w:eastAsia="Arial" w:hAnsi="Arial"/>
+                      <w:sz w:val="21"/>
+                      <w:szCs w:val="21"/>
+                    </w:rPr>
+                    <w:t xml:space="preserve"> when the number typed in is above </w:t>
+                  </w:r>
+                  <w:r>
+                    <w:rPr>
+                      <w:rFonts w:ascii="Consolas" w:cs="Consolas" w:eastAsia="Consolas" w:hAnsi="Consolas"/>
+                      <w:color w:val="9A3412"/>
+                      <w:sz w:val="21"/>
+                      <w:szCs w:val="21"/>
+                      <w:shd w:fill="F4F4F5"/>
+                    </w:rPr>
+                    <w:t xml:space="preserve">24</w:t>
+                  </w:r>
+                  <w:r>
+                    <w:rPr>
+                      <w:rFonts w:ascii="Arial" w:cs="Arial" w:eastAsia="Arial" w:hAnsi="Arial"/>
+                      <w:sz w:val="21"/>
+                      <w:szCs w:val="21"/>
+                    </w:rPr>
+                    <w:t xml:space="preserve">.</w:t>
                   </w:r>
                 </w:p>
               </w:tc>
@@ -11643,7 +12851,133 @@
                       <w:sz w:val="21"/>
                       <w:szCs w:val="21"/>
                     </w:rPr>
-                    <w:t xml:space="preserve">The whole number 37 is written into your program. Keep asking the user for a whole number until they type 37. Display Higher when the number typed is below 37. Display Lower when it is above 37. Then display Correct on a line of its own.</w:t>
+                    <w:t xml:space="preserve">The whole number </w:t>
+                  </w:r>
+                  <w:r>
+                    <w:rPr>
+                      <w:rFonts w:ascii="Consolas" w:cs="Consolas" w:eastAsia="Consolas" w:hAnsi="Consolas"/>
+                      <w:color w:val="9A3412"/>
+                      <w:sz w:val="21"/>
+                      <w:szCs w:val="21"/>
+                      <w:shd w:fill="F4F4F5"/>
+                    </w:rPr>
+                    <w:t xml:space="preserve">37</w:t>
+                  </w:r>
+                  <w:r>
+                    <w:rPr>
+                      <w:rFonts w:ascii="Arial" w:cs="Arial" w:eastAsia="Arial" w:hAnsi="Arial"/>
+                      <w:sz w:val="21"/>
+                      <w:szCs w:val="21"/>
+                    </w:rPr>
+                    <w:t xml:space="preserve"> is written into your program. Keep asking the user for a whole number until they type </w:t>
+                  </w:r>
+                  <w:r>
+                    <w:rPr>
+                      <w:rFonts w:ascii="Consolas" w:cs="Consolas" w:eastAsia="Consolas" w:hAnsi="Consolas"/>
+                      <w:color w:val="9A3412"/>
+                      <w:sz w:val="21"/>
+                      <w:szCs w:val="21"/>
+                      <w:shd w:fill="F4F4F5"/>
+                    </w:rPr>
+                    <w:t xml:space="preserve">37</w:t>
+                  </w:r>
+                  <w:r>
+                    <w:rPr>
+                      <w:rFonts w:ascii="Arial" w:cs="Arial" w:eastAsia="Arial" w:hAnsi="Arial"/>
+                      <w:sz w:val="21"/>
+                      <w:szCs w:val="21"/>
+                    </w:rPr>
+                    <w:t xml:space="preserve">. Display </w:t>
+                  </w:r>
+                  <w:r>
+                    <w:rPr>
+                      <w:rFonts w:ascii="Consolas" w:cs="Consolas" w:eastAsia="Consolas" w:hAnsi="Consolas"/>
+                      <w:color w:val="15803D"/>
+                      <w:sz w:val="21"/>
+                      <w:szCs w:val="21"/>
+                      <w:shd w:fill="F4F4F5"/>
+                    </w:rPr>
+                    <w:t xml:space="preserve">"Higher"</w:t>
+                  </w:r>
+                  <w:r>
+                    <w:rPr>
+                      <w:rFonts w:ascii="Arial" w:cs="Arial" w:eastAsia="Arial" w:hAnsi="Arial"/>
+                      <w:sz w:val="21"/>
+                      <w:szCs w:val="21"/>
+                    </w:rPr>
+                    <w:t xml:space="preserve"> when the number typed is below </w:t>
+                  </w:r>
+                  <w:r>
+                    <w:rPr>
+                      <w:rFonts w:ascii="Consolas" w:cs="Consolas" w:eastAsia="Consolas" w:hAnsi="Consolas"/>
+                      <w:color w:val="9A3412"/>
+                      <w:sz w:val="21"/>
+                      <w:szCs w:val="21"/>
+                      <w:shd w:fill="F4F4F5"/>
+                    </w:rPr>
+                    <w:t xml:space="preserve">37</w:t>
+                  </w:r>
+                  <w:r>
+                    <w:rPr>
+                      <w:rFonts w:ascii="Arial" w:cs="Arial" w:eastAsia="Arial" w:hAnsi="Arial"/>
+                      <w:sz w:val="21"/>
+                      <w:szCs w:val="21"/>
+                    </w:rPr>
+                    <w:t xml:space="preserve">. Display </w:t>
+                  </w:r>
+                  <w:r>
+                    <w:rPr>
+                      <w:rFonts w:ascii="Consolas" w:cs="Consolas" w:eastAsia="Consolas" w:hAnsi="Consolas"/>
+                      <w:color w:val="15803D"/>
+                      <w:sz w:val="21"/>
+                      <w:szCs w:val="21"/>
+                      <w:shd w:fill="F4F4F5"/>
+                    </w:rPr>
+                    <w:t xml:space="preserve">"Lower"</w:t>
+                  </w:r>
+                  <w:r>
+                    <w:rPr>
+                      <w:rFonts w:ascii="Arial" w:cs="Arial" w:eastAsia="Arial" w:hAnsi="Arial"/>
+                      <w:sz w:val="21"/>
+                      <w:szCs w:val="21"/>
+                    </w:rPr>
+                    <w:t xml:space="preserve"> when it is above </w:t>
+                  </w:r>
+                  <w:r>
+                    <w:rPr>
+                      <w:rFonts w:ascii="Consolas" w:cs="Consolas" w:eastAsia="Consolas" w:hAnsi="Consolas"/>
+                      <w:color w:val="9A3412"/>
+                      <w:sz w:val="21"/>
+                      <w:szCs w:val="21"/>
+                      <w:shd w:fill="F4F4F5"/>
+                    </w:rPr>
+                    <w:t xml:space="preserve">37</w:t>
+                  </w:r>
+                  <w:r>
+                    <w:rPr>
+                      <w:rFonts w:ascii="Arial" w:cs="Arial" w:eastAsia="Arial" w:hAnsi="Arial"/>
+                      <w:sz w:val="21"/>
+                      <w:szCs w:val="21"/>
+                    </w:rPr>
+                    <w:t xml:space="preserve">. Then display </w:t>
+                  </w:r>
+                  <w:r>
+                    <w:rPr>
+                      <w:rFonts w:ascii="Consolas" w:cs="Consolas" w:eastAsia="Consolas" w:hAnsi="Consolas"/>
+                      <w:color w:val="15803D"/>
+                      <w:sz w:val="21"/>
+                      <w:szCs w:val="21"/>
+                      <w:shd w:fill="F4F4F5"/>
+                    </w:rPr>
+                    <w:t xml:space="preserve">"Correct"</w:t>
+                  </w:r>
+                  <w:r>
+                    <w:rPr>
+                      <w:rFonts w:ascii="Arial" w:cs="Arial" w:eastAsia="Arial" w:hAnsi="Arial"/>
+                      <w:sz w:val="21"/>
+                      <w:szCs w:val="21"/>
+                    </w:rPr>
+                    <w:t xml:space="preserve"> on a line of its own.</w:t>
                   </w:r>
                 </w:p>
               </w:tc>
@@ -11783,7 +13117,53 @@
                       <w:sz w:val="21"/>
                       <w:szCs w:val="21"/>
                     </w:rPr>
-                    <w:t xml:space="preserve">Ask the user for whole numbers until they type -1, which means stop. Add up only the numbers that are 10 or more. Count how many were added. Display the total. Then display the count on the next line.</w:t>
+                    <w:t xml:space="preserve">Ask the user for whole numbers until they type </w:t>
+                  </w:r>
+                  <w:r>
+                    <w:rPr>
+                      <w:rFonts w:ascii="Consolas" w:cs="Consolas" w:eastAsia="Consolas" w:hAnsi="Consolas"/>
+                      <w:color w:val="3F3F46"/>
+                      <w:sz w:val="21"/>
+                      <w:szCs w:val="21"/>
+                      <w:shd w:fill="F4F4F5"/>
+                    </w:rPr>
+                    <w:t xml:space="preserve">-</w:t>
+                  </w:r>
+                  <w:r>
+                    <w:rPr>
+                      <w:rFonts w:ascii="Consolas" w:cs="Consolas" w:eastAsia="Consolas" w:hAnsi="Consolas"/>
+                      <w:color w:val="9A3412"/>
+                      <w:sz w:val="21"/>
+                      <w:szCs w:val="21"/>
+                      <w:shd w:fill="F4F4F5"/>
+                    </w:rPr>
+                    <w:t xml:space="preserve">1</w:t>
+                  </w:r>
+                  <w:r>
+                    <w:rPr>
+                      <w:rFonts w:ascii="Arial" w:cs="Arial" w:eastAsia="Arial" w:hAnsi="Arial"/>
+                      <w:sz w:val="21"/>
+                      <w:szCs w:val="21"/>
+                    </w:rPr>
+                    <w:t xml:space="preserve">, which means stop. Add up only the numbers that are </w:t>
+                  </w:r>
+                  <w:r>
+                    <w:rPr>
+                      <w:rFonts w:ascii="Consolas" w:cs="Consolas" w:eastAsia="Consolas" w:hAnsi="Consolas"/>
+                      <w:color w:val="9A3412"/>
+                      <w:sz w:val="21"/>
+                      <w:szCs w:val="21"/>
+                      <w:shd w:fill="F4F4F5"/>
+                    </w:rPr>
+                    <w:t xml:space="preserve">10</w:t>
+                  </w:r>
+                  <w:r>
+                    <w:rPr>
+                      <w:rFonts w:ascii="Arial" w:cs="Arial" w:eastAsia="Arial" w:hAnsi="Arial"/>
+                      <w:sz w:val="21"/>
+                      <w:szCs w:val="21"/>
+                    </w:rPr>
+                    <w:t xml:space="preserve"> or more. Count how many were added. Display the total. Then display the count on the next line.</w:t>
                   </w:r>
                 </w:p>
               </w:tc>
@@ -11923,7 +13303,53 @@
                       <w:sz w:val="21"/>
                       <w:szCs w:val="21"/>
                     </w:rPr>
-                    <w:t xml:space="preserve">This program should display the largest number typed before the -1. It gets it wrong when every number is below 0. Find the mistake and put it right.</w:t>
+                    <w:t xml:space="preserve">This program should display the largest number typed before the </w:t>
+                  </w:r>
+                  <w:r>
+                    <w:rPr>
+                      <w:rFonts w:ascii="Consolas" w:cs="Consolas" w:eastAsia="Consolas" w:hAnsi="Consolas"/>
+                      <w:color w:val="3F3F46"/>
+                      <w:sz w:val="21"/>
+                      <w:szCs w:val="21"/>
+                      <w:shd w:fill="F4F4F5"/>
+                    </w:rPr>
+                    <w:t xml:space="preserve">-</w:t>
+                  </w:r>
+                  <w:r>
+                    <w:rPr>
+                      <w:rFonts w:ascii="Consolas" w:cs="Consolas" w:eastAsia="Consolas" w:hAnsi="Consolas"/>
+                      <w:color w:val="9A3412"/>
+                      <w:sz w:val="21"/>
+                      <w:szCs w:val="21"/>
+                      <w:shd w:fill="F4F4F5"/>
+                    </w:rPr>
+                    <w:t xml:space="preserve">1</w:t>
+                  </w:r>
+                  <w:r>
+                    <w:rPr>
+                      <w:rFonts w:ascii="Arial" w:cs="Arial" w:eastAsia="Arial" w:hAnsi="Arial"/>
+                      <w:sz w:val="21"/>
+                      <w:szCs w:val="21"/>
+                    </w:rPr>
+                    <w:t xml:space="preserve">. It gets it wrong when every number is below </w:t>
+                  </w:r>
+                  <w:r>
+                    <w:rPr>
+                      <w:rFonts w:ascii="Consolas" w:cs="Consolas" w:eastAsia="Consolas" w:hAnsi="Consolas"/>
+                      <w:color w:val="9A3412"/>
+                      <w:sz w:val="21"/>
+                      <w:szCs w:val="21"/>
+                      <w:shd w:fill="F4F4F5"/>
+                    </w:rPr>
+                    <w:t xml:space="preserve">0</w:t>
+                  </w:r>
+                  <w:r>
+                    <w:rPr>
+                      <w:rFonts w:ascii="Arial" w:cs="Arial" w:eastAsia="Arial" w:hAnsi="Arial"/>
+                      <w:sz w:val="21"/>
+                      <w:szCs w:val="21"/>
+                    </w:rPr>
+                    <w:t xml:space="preserve">. Find the mistake and put it right.</w:t>
                   </w:r>
                 </w:p>
               </w:tc>
@@ -12063,7 +13489,79 @@
                       <w:sz w:val="21"/>
                       <w:szCs w:val="21"/>
                     </w:rPr>
-                    <w:t xml:space="preserve">Ask the user for whole numbers until they type the word end, which means stop. Count how many numbers were typed. Add them up. Display the line Count [count]. Then display the line Total [total] on the next line. Display the line No numbers instead when end is the very first line typed.</w:t>
+                    <w:t xml:space="preserve">Ask the user for whole numbers until they type the word </w:t>
+                  </w:r>
+                  <w:r>
+                    <w:rPr>
+                      <w:rFonts w:ascii="Consolas" w:cs="Consolas" w:eastAsia="Consolas" w:hAnsi="Consolas"/>
+                      <w:color w:val="15803D"/>
+                      <w:sz w:val="21"/>
+                      <w:szCs w:val="21"/>
+                      <w:shd w:fill="F4F4F5"/>
+                    </w:rPr>
+                    <w:t xml:space="preserve">"end"</w:t>
+                  </w:r>
+                  <w:r>
+                    <w:rPr>
+                      <w:rFonts w:ascii="Arial" w:cs="Arial" w:eastAsia="Arial" w:hAnsi="Arial"/>
+                      <w:sz w:val="21"/>
+                      <w:szCs w:val="21"/>
+                    </w:rPr>
+                    <w:t xml:space="preserve">, which means stop. Count how many numbers were typed. Add them up. Display the line </w:t>
+                  </w:r>
+                  <w:r>
+                    <w:rPr>
+                      <w:rFonts w:ascii="Consolas" w:cs="Consolas" w:eastAsia="Consolas" w:hAnsi="Consolas"/>
+                      <w:color w:val="15803D"/>
+                      <w:sz w:val="21"/>
+                      <w:szCs w:val="21"/>
+                      <w:shd w:fill="F4F4F5"/>
+                    </w:rPr>
+                    <w:t xml:space="preserve">"Count "</w:t>
+                  </w:r>
+                  <w:r>
+                    <w:rPr>
+                      <w:rFonts w:ascii="Arial" w:cs="Arial" w:eastAsia="Arial" w:hAnsi="Arial"/>
+                      <w:sz w:val="21"/>
+                      <w:szCs w:val="21"/>
+                    </w:rPr>
+                    <w:t xml:space="preserve">[count]. Then display the line </w:t>
+                  </w:r>
+                  <w:r>
+                    <w:rPr>
+                      <w:rFonts w:ascii="Consolas" w:cs="Consolas" w:eastAsia="Consolas" w:hAnsi="Consolas"/>
+                      <w:color w:val="15803D"/>
+                      <w:sz w:val="21"/>
+                      <w:szCs w:val="21"/>
+                      <w:shd w:fill="F4F4F5"/>
+                    </w:rPr>
+                    <w:t xml:space="preserve">"Total "</w:t>
+                  </w:r>
+                  <w:r>
+                    <w:rPr>
+                      <w:rFonts w:ascii="Arial" w:cs="Arial" w:eastAsia="Arial" w:hAnsi="Arial"/>
+                      <w:sz w:val="21"/>
+                      <w:szCs w:val="21"/>
+                    </w:rPr>
+                    <w:t xml:space="preserve">[total] on the next line. Display the line </w:t>
+                  </w:r>
+                  <w:r>
+                    <w:rPr>
+                      <w:rFonts w:ascii="Consolas" w:cs="Consolas" w:eastAsia="Consolas" w:hAnsi="Consolas"/>
+                      <w:color w:val="15803D"/>
+                      <w:sz w:val="21"/>
+                      <w:szCs w:val="21"/>
+                      <w:shd w:fill="F4F4F5"/>
+                    </w:rPr>
+                    <w:t xml:space="preserve">"No numbers"</w:t>
+                  </w:r>
+                  <w:r>
+                    <w:rPr>
+                      <w:rFonts w:ascii="Arial" w:cs="Arial" w:eastAsia="Arial" w:hAnsi="Arial"/>
+                      <w:sz w:val="21"/>
+                      <w:szCs w:val="21"/>
+                    </w:rPr>
+                    <w:t xml:space="preserve"> instead when end is the very first line typed.</w:t>
                   </w:r>
                 </w:p>
               </w:tc>
@@ -12203,7 +13701,25 @@
                       <w:sz w:val="21"/>
                       <w:szCs w:val="21"/>
                     </w:rPr>
-                    <w:t xml:space="preserve">Ask the user for a whole number that is 0 or more. Add up its digits without turning the number into text. Display the total and nothing else.</w:t>
+                    <w:t xml:space="preserve">Ask the user for a whole number that is </w:t>
+                  </w:r>
+                  <w:r>
+                    <w:rPr>
+                      <w:rFonts w:ascii="Consolas" w:cs="Consolas" w:eastAsia="Consolas" w:hAnsi="Consolas"/>
+                      <w:color w:val="9A3412"/>
+                      <w:sz w:val="21"/>
+                      <w:szCs w:val="21"/>
+                      <w:shd w:fill="F4F4F5"/>
+                    </w:rPr>
+                    <w:t xml:space="preserve">0</w:t>
+                  </w:r>
+                  <w:r>
+                    <w:rPr>
+                      <w:rFonts w:ascii="Arial" w:cs="Arial" w:eastAsia="Arial" w:hAnsi="Arial"/>
+                      <w:sz w:val="21"/>
+                      <w:szCs w:val="21"/>
+                    </w:rPr>
+                    <w:t xml:space="preserve"> or more. Add up its digits without turning the number into text. Display the total and nothing else.</w:t>
                   </w:r>
                 </w:p>
               </w:tc>

--- a/worksheets/PR_L05_ConditionControlledLoops_Worksheet.docx
+++ b/worksheets/PR_L05_ConditionControlledLoops_Worksheet.docx
@@ -15145,7 +15145,17 @@
                 <w:sz w:val="21"/>
                 <w:szCs w:val="21"/>
               </w:rPr>
-              <w:t xml:space="preserve">a)  A validation loop reads a whole number, then repeats for as long as it is outside 1 to 20. When 99 is typed the program prints out of range over and over. State what has been left out of the loop, and where in the loop it belongs.  </w:t>
+              <w:t xml:space="preserve">a)  </w:t>
+            </w:r>
+            <w:r>
+              <w:rPr>
+                <w:rFonts w:ascii="Arial" w:cs="Arial" w:eastAsia="Arial" w:hAnsi="Arial"/>
+                <w:b/>
+                <w:bCs/>
+                <w:sz w:val="21"/>
+                <w:szCs w:val="21"/>
+              </w:rPr>
+              <w:t xml:space="preserve">A validation loop reads a whole number, then repeats for as long as it is outside 1 to 20. When 99 is typed the program prints out of range over and over. State what has been left out of the loop, and where in the loop it belongs.  </w:t>
             </w:r>
             <w:r>
               <w:rPr>
@@ -15334,7 +15344,17 @@
                 <w:sz w:val="21"/>
                 <w:szCs w:val="21"/>
               </w:rPr>
-              <w:t xml:space="preserve">b)  Write a program that reads whole numbers until -1 is typed, then prints how many numbers were read and their total.  </w:t>
+              <w:t xml:space="preserve">b)  </w:t>
+            </w:r>
+            <w:r>
+              <w:rPr>
+                <w:rFonts w:ascii="Arial" w:cs="Arial" w:eastAsia="Arial" w:hAnsi="Arial"/>
+                <w:b/>
+                <w:bCs/>
+                <w:sz w:val="21"/>
+                <w:szCs w:val="21"/>
+              </w:rPr>
+              <w:t xml:space="preserve">Write a program that reads whole numbers until -1 is typed, then prints how many numbers were read and their total.  </w:t>
             </w:r>
             <w:r>
               <w:rPr>
@@ -15782,7 +15802,17 @@
                 <w:sz w:val="21"/>
                 <w:szCs w:val="21"/>
               </w:rPr>
-              <w:t xml:space="preserve">c)  Write a program that keeps asking for a word until yes or no is typed, printing please answer yes or no for every other word, and then prints the word that was accepted.  </w:t>
+              <w:t xml:space="preserve">c)  </w:t>
+            </w:r>
+            <w:r>
+              <w:rPr>
+                <w:rFonts w:ascii="Arial" w:cs="Arial" w:eastAsia="Arial" w:hAnsi="Arial"/>
+                <w:b/>
+                <w:bCs/>
+                <w:sz w:val="21"/>
+                <w:szCs w:val="21"/>
+              </w:rPr>
+              <w:t xml:space="preserve">Write a program that keeps asking for a word until yes or no is typed, printing please answer yes or no for every other word, and then prints the word that was accepted.  </w:t>
             </w:r>
             <w:r>
               <w:rPr>
